--- a/gambalabs-office-automation/최종보고서_감바랩스_오피스_AI.docx
+++ b/gambalabs-office-automation/최종보고서_감바랩스_오피스_AI.docx
@@ -112,10 +112,10 @@
             </w:tcBorders>
             <w:shd w:fill="EDF1F7" w:val="clear"/>
             <w:tcMar>
-              <w:top w:type="dxa" w:w="70"/>
-              <w:left w:type="dxa" w:w="100"/>
-              <w:bottom w:type="dxa" w:w="70"/>
-              <w:right w:type="dxa" w:w="100"/>
+              <w:top w:type="dxa" w:w="52"/>
+              <w:left w:type="dxa" w:w="92"/>
+              <w:bottom w:type="dxa" w:w="52"/>
+              <w:right w:type="dxa" w:w="92"/>
             </w:tcMar>
           </w:tcPr>
           <w:p>
@@ -146,10 +146,10 @@
             </w:tcBorders>
             <w:shd w:fill="EDF1F7" w:val="clear"/>
             <w:tcMar>
-              <w:top w:type="dxa" w:w="70"/>
-              <w:left w:type="dxa" w:w="100"/>
-              <w:bottom w:type="dxa" w:w="70"/>
-              <w:right w:type="dxa" w:w="100"/>
+              <w:top w:type="dxa" w:w="52"/>
+              <w:left w:type="dxa" w:w="92"/>
+              <w:bottom w:type="dxa" w:w="52"/>
+              <w:right w:type="dxa" w:w="92"/>
             </w:tcMar>
           </w:tcPr>
           <w:p>
@@ -181,10 +181,10 @@
               <w:right w:val="single" w:color="D5DAE2" w:sz="4"/>
             </w:tcBorders>
             <w:tcMar>
-              <w:top w:type="dxa" w:w="70"/>
-              <w:left w:type="dxa" w:w="100"/>
-              <w:bottom w:type="dxa" w:w="70"/>
-              <w:right w:type="dxa" w:w="100"/>
+              <w:top w:type="dxa" w:w="52"/>
+              <w:left w:type="dxa" w:w="92"/>
+              <w:bottom w:type="dxa" w:w="52"/>
+              <w:right w:type="dxa" w:w="92"/>
             </w:tcMar>
           </w:tcPr>
           <w:p>
@@ -211,10 +211,10 @@
               <w:right w:val="single" w:color="D5DAE2" w:sz="4"/>
             </w:tcBorders>
             <w:tcMar>
-              <w:top w:type="dxa" w:w="70"/>
-              <w:left w:type="dxa" w:w="100"/>
-              <w:bottom w:type="dxa" w:w="70"/>
-              <w:right w:type="dxa" w:w="100"/>
+              <w:top w:type="dxa" w:w="52"/>
+              <w:left w:type="dxa" w:w="92"/>
+              <w:bottom w:type="dxa" w:w="52"/>
+              <w:right w:type="dxa" w:w="92"/>
             </w:tcMar>
           </w:tcPr>
           <w:p>
@@ -245,10 +245,10 @@
               <w:right w:val="single" w:color="D5DAE2" w:sz="4"/>
             </w:tcBorders>
             <w:tcMar>
-              <w:top w:type="dxa" w:w="70"/>
-              <w:left w:type="dxa" w:w="100"/>
-              <w:bottom w:type="dxa" w:w="70"/>
-              <w:right w:type="dxa" w:w="100"/>
+              <w:top w:type="dxa" w:w="52"/>
+              <w:left w:type="dxa" w:w="92"/>
+              <w:bottom w:type="dxa" w:w="52"/>
+              <w:right w:type="dxa" w:w="92"/>
             </w:tcMar>
           </w:tcPr>
           <w:p>
@@ -275,10 +275,10 @@
               <w:right w:val="single" w:color="D5DAE2" w:sz="4"/>
             </w:tcBorders>
             <w:tcMar>
-              <w:top w:type="dxa" w:w="70"/>
-              <w:left w:type="dxa" w:w="100"/>
-              <w:bottom w:type="dxa" w:w="70"/>
-              <w:right w:type="dxa" w:w="100"/>
+              <w:top w:type="dxa" w:w="52"/>
+              <w:left w:type="dxa" w:w="92"/>
+              <w:bottom w:type="dxa" w:w="52"/>
+              <w:right w:type="dxa" w:w="92"/>
             </w:tcMar>
           </w:tcPr>
           <w:p>
@@ -309,10 +309,10 @@
               <w:right w:val="single" w:color="D5DAE2" w:sz="4"/>
             </w:tcBorders>
             <w:tcMar>
-              <w:top w:type="dxa" w:w="70"/>
-              <w:left w:type="dxa" w:w="100"/>
-              <w:bottom w:type="dxa" w:w="70"/>
-              <w:right w:type="dxa" w:w="100"/>
+              <w:top w:type="dxa" w:w="52"/>
+              <w:left w:type="dxa" w:w="92"/>
+              <w:bottom w:type="dxa" w:w="52"/>
+              <w:right w:type="dxa" w:w="92"/>
             </w:tcMar>
           </w:tcPr>
           <w:p>
@@ -339,10 +339,10 @@
               <w:right w:val="single" w:color="D5DAE2" w:sz="4"/>
             </w:tcBorders>
             <w:tcMar>
-              <w:top w:type="dxa" w:w="70"/>
-              <w:left w:type="dxa" w:w="100"/>
-              <w:bottom w:type="dxa" w:w="70"/>
-              <w:right w:type="dxa" w:w="100"/>
+              <w:top w:type="dxa" w:w="52"/>
+              <w:left w:type="dxa" w:w="92"/>
+              <w:bottom w:type="dxa" w:w="52"/>
+              <w:right w:type="dxa" w:w="92"/>
             </w:tcMar>
           </w:tcPr>
           <w:p>
@@ -373,10 +373,10 @@
               <w:right w:val="single" w:color="D5DAE2" w:sz="4"/>
             </w:tcBorders>
             <w:tcMar>
-              <w:top w:type="dxa" w:w="70"/>
-              <w:left w:type="dxa" w:w="100"/>
-              <w:bottom w:type="dxa" w:w="70"/>
-              <w:right w:type="dxa" w:w="100"/>
+              <w:top w:type="dxa" w:w="52"/>
+              <w:left w:type="dxa" w:w="92"/>
+              <w:bottom w:type="dxa" w:w="52"/>
+              <w:right w:type="dxa" w:w="92"/>
             </w:tcMar>
           </w:tcPr>
           <w:p>
@@ -403,10 +403,10 @@
               <w:right w:val="single" w:color="D5DAE2" w:sz="4"/>
             </w:tcBorders>
             <w:tcMar>
-              <w:top w:type="dxa" w:w="70"/>
-              <w:left w:type="dxa" w:w="100"/>
-              <w:bottom w:type="dxa" w:w="70"/>
-              <w:right w:type="dxa" w:w="100"/>
+              <w:top w:type="dxa" w:w="52"/>
+              <w:left w:type="dxa" w:w="92"/>
+              <w:bottom w:type="dxa" w:w="52"/>
+              <w:right w:type="dxa" w:w="92"/>
             </w:tcMar>
           </w:tcPr>
           <w:p>
@@ -437,10 +437,10 @@
               <w:right w:val="single" w:color="D5DAE2" w:sz="4"/>
             </w:tcBorders>
             <w:tcMar>
-              <w:top w:type="dxa" w:w="70"/>
-              <w:left w:type="dxa" w:w="100"/>
-              <w:bottom w:type="dxa" w:w="70"/>
-              <w:right w:type="dxa" w:w="100"/>
+              <w:top w:type="dxa" w:w="52"/>
+              <w:left w:type="dxa" w:w="92"/>
+              <w:bottom w:type="dxa" w:w="52"/>
+              <w:right w:type="dxa" w:w="92"/>
             </w:tcMar>
           </w:tcPr>
           <w:p>
@@ -467,10 +467,10 @@
               <w:right w:val="single" w:color="D5DAE2" w:sz="4"/>
             </w:tcBorders>
             <w:tcMar>
-              <w:top w:type="dxa" w:w="70"/>
-              <w:left w:type="dxa" w:w="100"/>
-              <w:bottom w:type="dxa" w:w="70"/>
-              <w:right w:type="dxa" w:w="100"/>
+              <w:top w:type="dxa" w:w="52"/>
+              <w:left w:type="dxa" w:w="92"/>
+              <w:bottom w:type="dxa" w:w="52"/>
+              <w:right w:type="dxa" w:w="92"/>
             </w:tcMar>
           </w:tcPr>
           <w:p>
@@ -501,10 +501,10 @@
               <w:right w:val="single" w:color="D5DAE2" w:sz="4"/>
             </w:tcBorders>
             <w:tcMar>
-              <w:top w:type="dxa" w:w="70"/>
-              <w:left w:type="dxa" w:w="100"/>
-              <w:bottom w:type="dxa" w:w="70"/>
-              <w:right w:type="dxa" w:w="100"/>
+              <w:top w:type="dxa" w:w="52"/>
+              <w:left w:type="dxa" w:w="92"/>
+              <w:bottom w:type="dxa" w:w="52"/>
+              <w:right w:type="dxa" w:w="92"/>
             </w:tcMar>
           </w:tcPr>
           <w:p>
@@ -531,10 +531,10 @@
               <w:right w:val="single" w:color="D5DAE2" w:sz="4"/>
             </w:tcBorders>
             <w:tcMar>
-              <w:top w:type="dxa" w:w="70"/>
-              <w:left w:type="dxa" w:w="100"/>
-              <w:bottom w:type="dxa" w:w="70"/>
-              <w:right w:type="dxa" w:w="100"/>
+              <w:top w:type="dxa" w:w="52"/>
+              <w:left w:type="dxa" w:w="92"/>
+              <w:bottom w:type="dxa" w:w="52"/>
+              <w:right w:type="dxa" w:w="92"/>
             </w:tcMar>
           </w:tcPr>
           <w:p>
@@ -611,7 +611,7 @@
         <w:pBdr>
           <w:bottom w:val="single" w:color="123979" w:sz="12" w:space="6"/>
         </w:pBdr>
-        <w:spacing w:after="200" w:before="400"/>
+        <w:spacing w:after="160" w:before="320"/>
       </w:pPr>
       <w:r>
         <w:rPr>
@@ -627,7 +627,7 @@
     </w:p>
     <w:p>
       <w:pPr>
-        <w:spacing w:after="120" w:before="0" w:line="300"/>
+        <w:spacing w:after="100" w:before="0" w:line="264"/>
       </w:pPr>
       <w:r>
         <w:rPr>
@@ -644,7 +644,7 @@
           <w:left w:val="single" w:color="0038A3" w:sz="18" w:space="8"/>
         </w:pBdr>
         <w:shd w:fill="F4F7FB" w:val="clear"/>
-        <w:spacing w:after="200" w:before="160" w:line="300"/>
+        <w:spacing w:after="170" w:before="140" w:line="264"/>
         <w:ind w:left="200" w:right="200"/>
       </w:pPr>
       <w:r>
@@ -687,7 +687,7 @@
     </w:p>
     <w:p>
       <w:pPr>
-        <w:spacing w:after="120" w:before="0" w:line="300"/>
+        <w:spacing w:after="100" w:before="0" w:line="264"/>
       </w:pPr>
       <w:r>
         <w:rPr>
@@ -718,7 +718,7 @@
     </w:p>
     <w:p>
       <w:pPr>
-        <w:spacing w:after="120" w:before="0" w:line="300"/>
+        <w:spacing w:after="100" w:before="0" w:line="264"/>
       </w:pPr>
       <w:r>
         <w:rPr>
@@ -732,7 +732,7 @@
     <w:p>
       <w:pPr>
         <w:pStyle w:val="Heading2"/>
-        <w:spacing w:after="140" w:before="300"/>
+        <w:spacing w:after="110" w:before="240"/>
       </w:pPr>
       <w:r>
         <w:rPr>
@@ -778,10 +778,10 @@
             </w:tcBorders>
             <w:shd w:fill="EDF1F7" w:val="clear"/>
             <w:tcMar>
-              <w:top w:type="dxa" w:w="70"/>
-              <w:left w:type="dxa" w:w="100"/>
-              <w:bottom w:type="dxa" w:w="70"/>
-              <w:right w:type="dxa" w:w="100"/>
+              <w:top w:type="dxa" w:w="52"/>
+              <w:left w:type="dxa" w:w="92"/>
+              <w:bottom w:type="dxa" w:w="52"/>
+              <w:right w:type="dxa" w:w="92"/>
             </w:tcMar>
           </w:tcPr>
           <w:p>
@@ -812,10 +812,10 @@
             </w:tcBorders>
             <w:shd w:fill="EDF1F7" w:val="clear"/>
             <w:tcMar>
-              <w:top w:type="dxa" w:w="70"/>
-              <w:left w:type="dxa" w:w="100"/>
-              <w:bottom w:type="dxa" w:w="70"/>
-              <w:right w:type="dxa" w:w="100"/>
+              <w:top w:type="dxa" w:w="52"/>
+              <w:left w:type="dxa" w:w="92"/>
+              <w:bottom w:type="dxa" w:w="52"/>
+              <w:right w:type="dxa" w:w="92"/>
             </w:tcMar>
           </w:tcPr>
           <w:p>
@@ -846,10 +846,10 @@
             </w:tcBorders>
             <w:shd w:fill="EDF1F7" w:val="clear"/>
             <w:tcMar>
-              <w:top w:type="dxa" w:w="70"/>
-              <w:left w:type="dxa" w:w="100"/>
-              <w:bottom w:type="dxa" w:w="70"/>
-              <w:right w:type="dxa" w:w="100"/>
+              <w:top w:type="dxa" w:w="52"/>
+              <w:left w:type="dxa" w:w="92"/>
+              <w:bottom w:type="dxa" w:w="52"/>
+              <w:right w:type="dxa" w:w="92"/>
             </w:tcMar>
           </w:tcPr>
           <w:p>
@@ -881,10 +881,10 @@
               <w:right w:val="single" w:color="D5DAE2" w:sz="4"/>
             </w:tcBorders>
             <w:tcMar>
-              <w:top w:type="dxa" w:w="70"/>
-              <w:left w:type="dxa" w:w="100"/>
-              <w:bottom w:type="dxa" w:w="70"/>
-              <w:right w:type="dxa" w:w="100"/>
+              <w:top w:type="dxa" w:w="52"/>
+              <w:left w:type="dxa" w:w="92"/>
+              <w:bottom w:type="dxa" w:w="52"/>
+              <w:right w:type="dxa" w:w="92"/>
             </w:tcMar>
           </w:tcPr>
           <w:p>
@@ -911,10 +911,10 @@
               <w:right w:val="single" w:color="D5DAE2" w:sz="4"/>
             </w:tcBorders>
             <w:tcMar>
-              <w:top w:type="dxa" w:w="70"/>
-              <w:left w:type="dxa" w:w="100"/>
-              <w:bottom w:type="dxa" w:w="70"/>
-              <w:right w:type="dxa" w:w="100"/>
+              <w:top w:type="dxa" w:w="52"/>
+              <w:left w:type="dxa" w:w="92"/>
+              <w:bottom w:type="dxa" w:w="52"/>
+              <w:right w:type="dxa" w:w="92"/>
             </w:tcMar>
           </w:tcPr>
           <w:p>
@@ -958,10 +958,10 @@
               <w:right w:val="single" w:color="D5DAE2" w:sz="4"/>
             </w:tcBorders>
             <w:tcMar>
-              <w:top w:type="dxa" w:w="70"/>
-              <w:left w:type="dxa" w:w="100"/>
-              <w:bottom w:type="dxa" w:w="70"/>
-              <w:right w:type="dxa" w:w="100"/>
+              <w:top w:type="dxa" w:w="52"/>
+              <w:left w:type="dxa" w:w="92"/>
+              <w:bottom w:type="dxa" w:w="52"/>
+              <w:right w:type="dxa" w:w="92"/>
             </w:tcMar>
           </w:tcPr>
           <w:p>
@@ -1007,10 +1007,10 @@
               <w:right w:val="single" w:color="D5DAE2" w:sz="4"/>
             </w:tcBorders>
             <w:tcMar>
-              <w:top w:type="dxa" w:w="70"/>
-              <w:left w:type="dxa" w:w="100"/>
-              <w:bottom w:type="dxa" w:w="70"/>
-              <w:right w:type="dxa" w:w="100"/>
+              <w:top w:type="dxa" w:w="52"/>
+              <w:left w:type="dxa" w:w="92"/>
+              <w:bottom w:type="dxa" w:w="52"/>
+              <w:right w:type="dxa" w:w="92"/>
             </w:tcMar>
           </w:tcPr>
           <w:p>
@@ -1037,10 +1037,10 @@
               <w:right w:val="single" w:color="D5DAE2" w:sz="4"/>
             </w:tcBorders>
             <w:tcMar>
-              <w:top w:type="dxa" w:w="70"/>
-              <w:left w:type="dxa" w:w="100"/>
-              <w:bottom w:type="dxa" w:w="70"/>
-              <w:right w:type="dxa" w:w="100"/>
+              <w:top w:type="dxa" w:w="52"/>
+              <w:left w:type="dxa" w:w="92"/>
+              <w:bottom w:type="dxa" w:w="52"/>
+              <w:right w:type="dxa" w:w="92"/>
             </w:tcMar>
           </w:tcPr>
           <w:p>
@@ -1084,10 +1084,10 @@
               <w:right w:val="single" w:color="D5DAE2" w:sz="4"/>
             </w:tcBorders>
             <w:tcMar>
-              <w:top w:type="dxa" w:w="70"/>
-              <w:left w:type="dxa" w:w="100"/>
-              <w:bottom w:type="dxa" w:w="70"/>
-              <w:right w:type="dxa" w:w="100"/>
+              <w:top w:type="dxa" w:w="52"/>
+              <w:left w:type="dxa" w:w="92"/>
+              <w:bottom w:type="dxa" w:w="52"/>
+              <w:right w:type="dxa" w:w="92"/>
             </w:tcMar>
           </w:tcPr>
           <w:p>
@@ -1133,10 +1133,10 @@
               <w:right w:val="single" w:color="D5DAE2" w:sz="4"/>
             </w:tcBorders>
             <w:tcMar>
-              <w:top w:type="dxa" w:w="70"/>
-              <w:left w:type="dxa" w:w="100"/>
-              <w:bottom w:type="dxa" w:w="70"/>
-              <w:right w:type="dxa" w:w="100"/>
+              <w:top w:type="dxa" w:w="52"/>
+              <w:left w:type="dxa" w:w="92"/>
+              <w:bottom w:type="dxa" w:w="52"/>
+              <w:right w:type="dxa" w:w="92"/>
             </w:tcMar>
           </w:tcPr>
           <w:p>
@@ -1163,10 +1163,10 @@
               <w:right w:val="single" w:color="D5DAE2" w:sz="4"/>
             </w:tcBorders>
             <w:tcMar>
-              <w:top w:type="dxa" w:w="70"/>
-              <w:left w:type="dxa" w:w="100"/>
-              <w:bottom w:type="dxa" w:w="70"/>
-              <w:right w:type="dxa" w:w="100"/>
+              <w:top w:type="dxa" w:w="52"/>
+              <w:left w:type="dxa" w:w="92"/>
+              <w:bottom w:type="dxa" w:w="52"/>
+              <w:right w:type="dxa" w:w="92"/>
             </w:tcMar>
           </w:tcPr>
           <w:p>
@@ -1210,10 +1210,10 @@
               <w:right w:val="single" w:color="D5DAE2" w:sz="4"/>
             </w:tcBorders>
             <w:tcMar>
-              <w:top w:type="dxa" w:w="70"/>
-              <w:left w:type="dxa" w:w="100"/>
-              <w:bottom w:type="dxa" w:w="70"/>
-              <w:right w:type="dxa" w:w="100"/>
+              <w:top w:type="dxa" w:w="52"/>
+              <w:left w:type="dxa" w:w="92"/>
+              <w:bottom w:type="dxa" w:w="52"/>
+              <w:right w:type="dxa" w:w="92"/>
             </w:tcMar>
           </w:tcPr>
           <w:p>
@@ -1260,7 +1260,7 @@
         <w:pBdr>
           <w:bottom w:val="single" w:color="123979" w:sz="12" w:space="6"/>
         </w:pBdr>
-        <w:spacing w:after="200" w:before="400"/>
+        <w:spacing w:after="160" w:before="320"/>
       </w:pPr>
       <w:r>
         <w:rPr>
@@ -1277,7 +1277,7 @@
     <w:p>
       <w:pPr>
         <w:pStyle w:val="Heading2"/>
-        <w:spacing w:after="140" w:before="300"/>
+        <w:spacing w:after="110" w:before="240"/>
       </w:pPr>
       <w:r>
         <w:rPr>
@@ -1293,7 +1293,7 @@
     </w:p>
     <w:p>
       <w:pPr>
-        <w:spacing w:after="120" w:before="0" w:line="300"/>
+        <w:spacing w:after="100" w:before="0" w:line="264"/>
       </w:pPr>
       <w:r>
         <w:rPr>
@@ -1306,7 +1306,7 @@
     </w:p>
     <w:p>
       <w:pPr>
-        <w:spacing w:after="120" w:before="0" w:line="300"/>
+        <w:spacing w:after="100" w:before="0" w:line="264"/>
       </w:pPr>
       <w:r>
         <w:rPr>
@@ -1324,7 +1324,7 @@
           <w:ilvl w:val="0"/>
           <w:numId w:val="2"/>
         </w:numPr>
-        <w:spacing w:after="90" w:line="300"/>
+        <w:spacing w:after="70" w:line="264"/>
       </w:pPr>
       <w:r>
         <w:rPr>
@@ -1342,7 +1342,7 @@
           <w:ilvl w:val="0"/>
           <w:numId w:val="2"/>
         </w:numPr>
-        <w:spacing w:after="90" w:line="300"/>
+        <w:spacing w:after="70" w:line="264"/>
       </w:pPr>
       <w:r>
         <w:rPr>
@@ -1360,7 +1360,7 @@
           <w:ilvl w:val="0"/>
           <w:numId w:val="2"/>
         </w:numPr>
-        <w:spacing w:after="90" w:line="300"/>
+        <w:spacing w:after="70" w:line="264"/>
       </w:pPr>
       <w:r>
         <w:rPr>
@@ -1374,7 +1374,7 @@
     <w:p>
       <w:pPr>
         <w:pStyle w:val="Heading2"/>
-        <w:spacing w:after="140" w:before="300"/>
+        <w:spacing w:after="110" w:before="240"/>
       </w:pPr>
       <w:r>
         <w:rPr>
@@ -1390,7 +1390,7 @@
     </w:p>
     <w:p>
       <w:pPr>
-        <w:spacing w:after="120" w:before="0" w:line="300"/>
+        <w:spacing w:after="100" w:before="0" w:line="264"/>
       </w:pPr>
       <w:r>
         <w:rPr>
@@ -1408,7 +1408,7 @@
           <w:ilvl w:val="0"/>
           <w:numId w:val="3"/>
         </w:numPr>
-        <w:spacing w:after="90" w:line="300"/>
+        <w:spacing w:after="70" w:line="264"/>
       </w:pPr>
       <w:r>
         <w:rPr>
@@ -1436,7 +1436,7 @@
           <w:ilvl w:val="0"/>
           <w:numId w:val="3"/>
         </w:numPr>
-        <w:spacing w:after="90" w:line="300"/>
+        <w:spacing w:after="70" w:line="264"/>
       </w:pPr>
       <w:r>
         <w:rPr>
@@ -1464,7 +1464,7 @@
           <w:ilvl w:val="0"/>
           <w:numId w:val="3"/>
         </w:numPr>
-        <w:spacing w:after="90" w:line="300"/>
+        <w:spacing w:after="70" w:line="264"/>
       </w:pPr>
       <w:r>
         <w:rPr>
@@ -1488,7 +1488,7 @@
     <w:p>
       <w:pPr>
         <w:pStyle w:val="Heading2"/>
-        <w:spacing w:after="140" w:before="300"/>
+        <w:spacing w:after="110" w:before="240"/>
       </w:pPr>
       <w:r>
         <w:rPr>
@@ -1533,10 +1533,10 @@
             </w:tcBorders>
             <w:shd w:fill="EDF1F7" w:val="clear"/>
             <w:tcMar>
-              <w:top w:type="dxa" w:w="70"/>
-              <w:left w:type="dxa" w:w="100"/>
-              <w:bottom w:type="dxa" w:w="70"/>
-              <w:right w:type="dxa" w:w="100"/>
+              <w:top w:type="dxa" w:w="52"/>
+              <w:left w:type="dxa" w:w="92"/>
+              <w:bottom w:type="dxa" w:w="52"/>
+              <w:right w:type="dxa" w:w="92"/>
             </w:tcMar>
           </w:tcPr>
           <w:p>
@@ -1567,10 +1567,10 @@
             </w:tcBorders>
             <w:shd w:fill="EDF1F7" w:val="clear"/>
             <w:tcMar>
-              <w:top w:type="dxa" w:w="70"/>
-              <w:left w:type="dxa" w:w="100"/>
-              <w:bottom w:type="dxa" w:w="70"/>
-              <w:right w:type="dxa" w:w="100"/>
+              <w:top w:type="dxa" w:w="52"/>
+              <w:left w:type="dxa" w:w="92"/>
+              <w:bottom w:type="dxa" w:w="52"/>
+              <w:right w:type="dxa" w:w="92"/>
             </w:tcMar>
           </w:tcPr>
           <w:p>
@@ -1602,10 +1602,10 @@
               <w:right w:val="single" w:color="D5DAE2" w:sz="4"/>
             </w:tcBorders>
             <w:tcMar>
-              <w:top w:type="dxa" w:w="70"/>
-              <w:left w:type="dxa" w:w="100"/>
-              <w:bottom w:type="dxa" w:w="70"/>
-              <w:right w:type="dxa" w:w="100"/>
+              <w:top w:type="dxa" w:w="52"/>
+              <w:left w:type="dxa" w:w="92"/>
+              <w:bottom w:type="dxa" w:w="52"/>
+              <w:right w:type="dxa" w:w="92"/>
             </w:tcMar>
           </w:tcPr>
           <w:p>
@@ -1632,10 +1632,10 @@
               <w:right w:val="single" w:color="D5DAE2" w:sz="4"/>
             </w:tcBorders>
             <w:tcMar>
-              <w:top w:type="dxa" w:w="70"/>
-              <w:left w:type="dxa" w:w="100"/>
-              <w:bottom w:type="dxa" w:w="70"/>
-              <w:right w:type="dxa" w:w="100"/>
+              <w:top w:type="dxa" w:w="52"/>
+              <w:left w:type="dxa" w:w="92"/>
+              <w:bottom w:type="dxa" w:w="52"/>
+              <w:right w:type="dxa" w:w="92"/>
             </w:tcMar>
           </w:tcPr>
           <w:p>
@@ -1666,10 +1666,10 @@
               <w:right w:val="single" w:color="D5DAE2" w:sz="4"/>
             </w:tcBorders>
             <w:tcMar>
-              <w:top w:type="dxa" w:w="70"/>
-              <w:left w:type="dxa" w:w="100"/>
-              <w:bottom w:type="dxa" w:w="70"/>
-              <w:right w:type="dxa" w:w="100"/>
+              <w:top w:type="dxa" w:w="52"/>
+              <w:left w:type="dxa" w:w="92"/>
+              <w:bottom w:type="dxa" w:w="52"/>
+              <w:right w:type="dxa" w:w="92"/>
             </w:tcMar>
           </w:tcPr>
           <w:p>
@@ -1696,10 +1696,10 @@
               <w:right w:val="single" w:color="D5DAE2" w:sz="4"/>
             </w:tcBorders>
             <w:tcMar>
-              <w:top w:type="dxa" w:w="70"/>
-              <w:left w:type="dxa" w:w="100"/>
-              <w:bottom w:type="dxa" w:w="70"/>
-              <w:right w:type="dxa" w:w="100"/>
+              <w:top w:type="dxa" w:w="52"/>
+              <w:left w:type="dxa" w:w="92"/>
+              <w:bottom w:type="dxa" w:w="52"/>
+              <w:right w:type="dxa" w:w="92"/>
             </w:tcMar>
           </w:tcPr>
           <w:p>
@@ -1730,10 +1730,10 @@
               <w:right w:val="single" w:color="D5DAE2" w:sz="4"/>
             </w:tcBorders>
             <w:tcMar>
-              <w:top w:type="dxa" w:w="70"/>
-              <w:left w:type="dxa" w:w="100"/>
-              <w:bottom w:type="dxa" w:w="70"/>
-              <w:right w:type="dxa" w:w="100"/>
+              <w:top w:type="dxa" w:w="52"/>
+              <w:left w:type="dxa" w:w="92"/>
+              <w:bottom w:type="dxa" w:w="52"/>
+              <w:right w:type="dxa" w:w="92"/>
             </w:tcMar>
           </w:tcPr>
           <w:p>
@@ -1760,10 +1760,10 @@
               <w:right w:val="single" w:color="D5DAE2" w:sz="4"/>
             </w:tcBorders>
             <w:tcMar>
-              <w:top w:type="dxa" w:w="70"/>
-              <w:left w:type="dxa" w:w="100"/>
-              <w:bottom w:type="dxa" w:w="70"/>
-              <w:right w:type="dxa" w:w="100"/>
+              <w:top w:type="dxa" w:w="52"/>
+              <w:left w:type="dxa" w:w="92"/>
+              <w:bottom w:type="dxa" w:w="52"/>
+              <w:right w:type="dxa" w:w="92"/>
             </w:tcMar>
           </w:tcPr>
           <w:p>
@@ -1794,10 +1794,10 @@
               <w:right w:val="single" w:color="D5DAE2" w:sz="4"/>
             </w:tcBorders>
             <w:tcMar>
-              <w:top w:type="dxa" w:w="70"/>
-              <w:left w:type="dxa" w:w="100"/>
-              <w:bottom w:type="dxa" w:w="70"/>
-              <w:right w:type="dxa" w:w="100"/>
+              <w:top w:type="dxa" w:w="52"/>
+              <w:left w:type="dxa" w:w="92"/>
+              <w:bottom w:type="dxa" w:w="52"/>
+              <w:right w:type="dxa" w:w="92"/>
             </w:tcMar>
           </w:tcPr>
           <w:p>
@@ -1824,10 +1824,10 @@
               <w:right w:val="single" w:color="D5DAE2" w:sz="4"/>
             </w:tcBorders>
             <w:tcMar>
-              <w:top w:type="dxa" w:w="70"/>
-              <w:left w:type="dxa" w:w="100"/>
-              <w:bottom w:type="dxa" w:w="70"/>
-              <w:right w:type="dxa" w:w="100"/>
+              <w:top w:type="dxa" w:w="52"/>
+              <w:left w:type="dxa" w:w="92"/>
+              <w:bottom w:type="dxa" w:w="52"/>
+              <w:right w:type="dxa" w:w="92"/>
             </w:tcMar>
           </w:tcPr>
           <w:p>
@@ -1859,7 +1859,7 @@
         <w:pBdr>
           <w:bottom w:val="single" w:color="123979" w:sz="12" w:space="6"/>
         </w:pBdr>
-        <w:spacing w:after="200" w:before="400"/>
+        <w:spacing w:after="160" w:before="320"/>
       </w:pPr>
       <w:r>
         <w:rPr>
@@ -1876,7 +1876,7 @@
     <w:p>
       <w:pPr>
         <w:pStyle w:val="Heading2"/>
-        <w:spacing w:after="140" w:before="300"/>
+        <w:spacing w:after="110" w:before="240"/>
       </w:pPr>
       <w:r>
         <w:rPr>
@@ -1892,7 +1892,7 @@
     </w:p>
     <w:p>
       <w:pPr>
-        <w:spacing w:after="120" w:before="0" w:line="300"/>
+        <w:spacing w:after="100" w:before="0" w:line="264"/>
       </w:pPr>
       <w:r>
         <w:rPr>
@@ -1935,10 +1935,10 @@
             </w:tcBorders>
             <w:shd w:fill="EDF1F7" w:val="clear"/>
             <w:tcMar>
-              <w:top w:type="dxa" w:w="70"/>
-              <w:left w:type="dxa" w:w="100"/>
-              <w:bottom w:type="dxa" w:w="70"/>
-              <w:right w:type="dxa" w:w="100"/>
+              <w:top w:type="dxa" w:w="52"/>
+              <w:left w:type="dxa" w:w="92"/>
+              <w:bottom w:type="dxa" w:w="52"/>
+              <w:right w:type="dxa" w:w="92"/>
             </w:tcMar>
           </w:tcPr>
           <w:p>
@@ -1969,10 +1969,10 @@
             </w:tcBorders>
             <w:shd w:fill="EDF1F7" w:val="clear"/>
             <w:tcMar>
-              <w:top w:type="dxa" w:w="70"/>
-              <w:left w:type="dxa" w:w="100"/>
-              <w:bottom w:type="dxa" w:w="70"/>
-              <w:right w:type="dxa" w:w="100"/>
+              <w:top w:type="dxa" w:w="52"/>
+              <w:left w:type="dxa" w:w="92"/>
+              <w:bottom w:type="dxa" w:w="52"/>
+              <w:right w:type="dxa" w:w="92"/>
             </w:tcMar>
           </w:tcPr>
           <w:p>
@@ -2003,10 +2003,10 @@
             </w:tcBorders>
             <w:shd w:fill="EDF1F7" w:val="clear"/>
             <w:tcMar>
-              <w:top w:type="dxa" w:w="70"/>
-              <w:left w:type="dxa" w:w="100"/>
-              <w:bottom w:type="dxa" w:w="70"/>
-              <w:right w:type="dxa" w:w="100"/>
+              <w:top w:type="dxa" w:w="52"/>
+              <w:left w:type="dxa" w:w="92"/>
+              <w:bottom w:type="dxa" w:w="52"/>
+              <w:right w:type="dxa" w:w="92"/>
             </w:tcMar>
           </w:tcPr>
           <w:p>
@@ -2038,10 +2038,10 @@
               <w:right w:val="single" w:color="D5DAE2" w:sz="4"/>
             </w:tcBorders>
             <w:tcMar>
-              <w:top w:type="dxa" w:w="70"/>
-              <w:left w:type="dxa" w:w="100"/>
-              <w:bottom w:type="dxa" w:w="70"/>
-              <w:right w:type="dxa" w:w="100"/>
+              <w:top w:type="dxa" w:w="52"/>
+              <w:left w:type="dxa" w:w="92"/>
+              <w:bottom w:type="dxa" w:w="52"/>
+              <w:right w:type="dxa" w:w="92"/>
             </w:tcMar>
           </w:tcPr>
           <w:p>
@@ -2068,10 +2068,10 @@
               <w:right w:val="single" w:color="D5DAE2" w:sz="4"/>
             </w:tcBorders>
             <w:tcMar>
-              <w:top w:type="dxa" w:w="70"/>
-              <w:left w:type="dxa" w:w="100"/>
-              <w:bottom w:type="dxa" w:w="70"/>
-              <w:right w:type="dxa" w:w="100"/>
+              <w:top w:type="dxa" w:w="52"/>
+              <w:left w:type="dxa" w:w="92"/>
+              <w:bottom w:type="dxa" w:w="52"/>
+              <w:right w:type="dxa" w:w="92"/>
             </w:tcMar>
           </w:tcPr>
           <w:p>
@@ -2100,10 +2100,10 @@
               <w:right w:val="single" w:color="D5DAE2" w:sz="4"/>
             </w:tcBorders>
             <w:tcMar>
-              <w:top w:type="dxa" w:w="70"/>
-              <w:left w:type="dxa" w:w="100"/>
-              <w:bottom w:type="dxa" w:w="70"/>
-              <w:right w:type="dxa" w:w="100"/>
+              <w:top w:type="dxa" w:w="52"/>
+              <w:left w:type="dxa" w:w="92"/>
+              <w:bottom w:type="dxa" w:w="52"/>
+              <w:right w:type="dxa" w:w="92"/>
             </w:tcMar>
           </w:tcPr>
           <w:p>
@@ -2134,10 +2134,10 @@
               <w:right w:val="single" w:color="D5DAE2" w:sz="4"/>
             </w:tcBorders>
             <w:tcMar>
-              <w:top w:type="dxa" w:w="70"/>
-              <w:left w:type="dxa" w:w="100"/>
-              <w:bottom w:type="dxa" w:w="70"/>
-              <w:right w:type="dxa" w:w="100"/>
+              <w:top w:type="dxa" w:w="52"/>
+              <w:left w:type="dxa" w:w="92"/>
+              <w:bottom w:type="dxa" w:w="52"/>
+              <w:right w:type="dxa" w:w="92"/>
             </w:tcMar>
           </w:tcPr>
           <w:p>
@@ -2164,10 +2164,10 @@
               <w:right w:val="single" w:color="D5DAE2" w:sz="4"/>
             </w:tcBorders>
             <w:tcMar>
-              <w:top w:type="dxa" w:w="70"/>
-              <w:left w:type="dxa" w:w="100"/>
-              <w:bottom w:type="dxa" w:w="70"/>
-              <w:right w:type="dxa" w:w="100"/>
+              <w:top w:type="dxa" w:w="52"/>
+              <w:left w:type="dxa" w:w="92"/>
+              <w:bottom w:type="dxa" w:w="52"/>
+              <w:right w:type="dxa" w:w="92"/>
             </w:tcMar>
           </w:tcPr>
           <w:p>
@@ -2196,10 +2196,10 @@
               <w:right w:val="single" w:color="D5DAE2" w:sz="4"/>
             </w:tcBorders>
             <w:tcMar>
-              <w:top w:type="dxa" w:w="70"/>
-              <w:left w:type="dxa" w:w="100"/>
-              <w:bottom w:type="dxa" w:w="70"/>
-              <w:right w:type="dxa" w:w="100"/>
+              <w:top w:type="dxa" w:w="52"/>
+              <w:left w:type="dxa" w:w="92"/>
+              <w:bottom w:type="dxa" w:w="52"/>
+              <w:right w:type="dxa" w:w="92"/>
             </w:tcMar>
           </w:tcPr>
           <w:p>
@@ -2230,10 +2230,10 @@
               <w:right w:val="single" w:color="D5DAE2" w:sz="4"/>
             </w:tcBorders>
             <w:tcMar>
-              <w:top w:type="dxa" w:w="70"/>
-              <w:left w:type="dxa" w:w="100"/>
-              <w:bottom w:type="dxa" w:w="70"/>
-              <w:right w:type="dxa" w:w="100"/>
+              <w:top w:type="dxa" w:w="52"/>
+              <w:left w:type="dxa" w:w="92"/>
+              <w:bottom w:type="dxa" w:w="52"/>
+              <w:right w:type="dxa" w:w="92"/>
             </w:tcMar>
           </w:tcPr>
           <w:p>
@@ -2260,10 +2260,10 @@
               <w:right w:val="single" w:color="D5DAE2" w:sz="4"/>
             </w:tcBorders>
             <w:tcMar>
-              <w:top w:type="dxa" w:w="70"/>
-              <w:left w:type="dxa" w:w="100"/>
-              <w:bottom w:type="dxa" w:w="70"/>
-              <w:right w:type="dxa" w:w="100"/>
+              <w:top w:type="dxa" w:w="52"/>
+              <w:left w:type="dxa" w:w="92"/>
+              <w:bottom w:type="dxa" w:w="52"/>
+              <w:right w:type="dxa" w:w="92"/>
             </w:tcMar>
           </w:tcPr>
           <w:p>
@@ -2292,10 +2292,10 @@
               <w:right w:val="single" w:color="D5DAE2" w:sz="4"/>
             </w:tcBorders>
             <w:tcMar>
-              <w:top w:type="dxa" w:w="70"/>
-              <w:left w:type="dxa" w:w="100"/>
-              <w:bottom w:type="dxa" w:w="70"/>
-              <w:right w:type="dxa" w:w="100"/>
+              <w:top w:type="dxa" w:w="52"/>
+              <w:left w:type="dxa" w:w="92"/>
+              <w:bottom w:type="dxa" w:w="52"/>
+              <w:right w:type="dxa" w:w="92"/>
             </w:tcMar>
           </w:tcPr>
           <w:p>
@@ -2319,7 +2319,7 @@
     <w:p>
       <w:pPr>
         <w:pStyle w:val="Heading2"/>
-        <w:spacing w:after="140" w:before="300"/>
+        <w:spacing w:after="110" w:before="240"/>
       </w:pPr>
       <w:r>
         <w:rPr>
@@ -2335,7 +2335,7 @@
     </w:p>
     <w:p>
       <w:pPr>
-        <w:spacing w:after="120" w:before="0" w:line="300"/>
+        <w:spacing w:after="100" w:before="0" w:line="264"/>
       </w:pPr>
       <w:r>
         <w:rPr>
@@ -2389,7 +2389,7 @@
           <w:ilvl w:val="0"/>
           <w:numId w:val="2"/>
         </w:numPr>
-        <w:spacing w:after="90" w:line="300"/>
+        <w:spacing w:after="70" w:line="264"/>
       </w:pPr>
       <w:r>
         <w:rPr>
@@ -2407,7 +2407,7 @@
           <w:ilvl w:val="0"/>
           <w:numId w:val="2"/>
         </w:numPr>
-        <w:spacing w:after="90" w:line="300"/>
+        <w:spacing w:after="70" w:line="264"/>
       </w:pPr>
       <w:r>
         <w:rPr>
@@ -2421,7 +2421,7 @@
     <w:p>
       <w:pPr>
         <w:pStyle w:val="Heading2"/>
-        <w:spacing w:after="140" w:before="300"/>
+        <w:spacing w:after="110" w:before="240"/>
       </w:pPr>
       <w:r>
         <w:rPr>
@@ -2437,7 +2437,7 @@
     </w:p>
     <w:p>
       <w:pPr>
-        <w:spacing w:after="120" w:before="0" w:line="300"/>
+        <w:spacing w:after="100" w:before="0" w:line="264"/>
       </w:pPr>
       <w:r>
         <w:rPr>
@@ -2451,7 +2451,7 @@
     <w:p>
       <w:pPr>
         <w:pStyle w:val="Heading2"/>
-        <w:spacing w:after="140" w:before="300"/>
+        <w:spacing w:after="110" w:before="240"/>
       </w:pPr>
       <w:r>
         <w:rPr>
@@ -2467,7 +2467,7 @@
     </w:p>
     <w:p>
       <w:pPr>
-        <w:spacing w:after="120" w:before="0" w:line="300"/>
+        <w:spacing w:after="100" w:before="0" w:line="264"/>
       </w:pPr>
       <w:r>
         <w:rPr>
@@ -2510,10 +2510,10 @@
             </w:tcBorders>
             <w:shd w:fill="EDF1F7" w:val="clear"/>
             <w:tcMar>
-              <w:top w:type="dxa" w:w="70"/>
-              <w:left w:type="dxa" w:w="100"/>
-              <w:bottom w:type="dxa" w:w="70"/>
-              <w:right w:type="dxa" w:w="100"/>
+              <w:top w:type="dxa" w:w="52"/>
+              <w:left w:type="dxa" w:w="92"/>
+              <w:bottom w:type="dxa" w:w="52"/>
+              <w:right w:type="dxa" w:w="92"/>
             </w:tcMar>
           </w:tcPr>
           <w:p>
@@ -2544,10 +2544,10 @@
             </w:tcBorders>
             <w:shd w:fill="EDF1F7" w:val="clear"/>
             <w:tcMar>
-              <w:top w:type="dxa" w:w="70"/>
-              <w:left w:type="dxa" w:w="100"/>
-              <w:bottom w:type="dxa" w:w="70"/>
-              <w:right w:type="dxa" w:w="100"/>
+              <w:top w:type="dxa" w:w="52"/>
+              <w:left w:type="dxa" w:w="92"/>
+              <w:bottom w:type="dxa" w:w="52"/>
+              <w:right w:type="dxa" w:w="92"/>
             </w:tcMar>
           </w:tcPr>
           <w:p>
@@ -2578,10 +2578,10 @@
             </w:tcBorders>
             <w:shd w:fill="EDF1F7" w:val="clear"/>
             <w:tcMar>
-              <w:top w:type="dxa" w:w="70"/>
-              <w:left w:type="dxa" w:w="100"/>
-              <w:bottom w:type="dxa" w:w="70"/>
-              <w:right w:type="dxa" w:w="100"/>
+              <w:top w:type="dxa" w:w="52"/>
+              <w:left w:type="dxa" w:w="92"/>
+              <w:bottom w:type="dxa" w:w="52"/>
+              <w:right w:type="dxa" w:w="92"/>
             </w:tcMar>
           </w:tcPr>
           <w:p>
@@ -2613,10 +2613,10 @@
               <w:right w:val="single" w:color="D5DAE2" w:sz="4"/>
             </w:tcBorders>
             <w:tcMar>
-              <w:top w:type="dxa" w:w="70"/>
-              <w:left w:type="dxa" w:w="100"/>
-              <w:bottom w:type="dxa" w:w="70"/>
-              <w:right w:type="dxa" w:w="100"/>
+              <w:top w:type="dxa" w:w="52"/>
+              <w:left w:type="dxa" w:w="92"/>
+              <w:bottom w:type="dxa" w:w="52"/>
+              <w:right w:type="dxa" w:w="92"/>
             </w:tcMar>
           </w:tcPr>
           <w:p>
@@ -2643,10 +2643,10 @@
               <w:right w:val="single" w:color="D5DAE2" w:sz="4"/>
             </w:tcBorders>
             <w:tcMar>
-              <w:top w:type="dxa" w:w="70"/>
-              <w:left w:type="dxa" w:w="100"/>
-              <w:bottom w:type="dxa" w:w="70"/>
-              <w:right w:type="dxa" w:w="100"/>
+              <w:top w:type="dxa" w:w="52"/>
+              <w:left w:type="dxa" w:w="92"/>
+              <w:bottom w:type="dxa" w:w="52"/>
+              <w:right w:type="dxa" w:w="92"/>
             </w:tcMar>
           </w:tcPr>
           <w:p>
@@ -2675,10 +2675,10 @@
               <w:right w:val="single" w:color="D5DAE2" w:sz="4"/>
             </w:tcBorders>
             <w:tcMar>
-              <w:top w:type="dxa" w:w="70"/>
-              <w:left w:type="dxa" w:w="100"/>
-              <w:bottom w:type="dxa" w:w="70"/>
-              <w:right w:type="dxa" w:w="100"/>
+              <w:top w:type="dxa" w:w="52"/>
+              <w:left w:type="dxa" w:w="92"/>
+              <w:bottom w:type="dxa" w:w="52"/>
+              <w:right w:type="dxa" w:w="92"/>
             </w:tcMar>
           </w:tcPr>
           <w:p>
@@ -2709,10 +2709,10 @@
               <w:right w:val="single" w:color="D5DAE2" w:sz="4"/>
             </w:tcBorders>
             <w:tcMar>
-              <w:top w:type="dxa" w:w="70"/>
-              <w:left w:type="dxa" w:w="100"/>
-              <w:bottom w:type="dxa" w:w="70"/>
-              <w:right w:type="dxa" w:w="100"/>
+              <w:top w:type="dxa" w:w="52"/>
+              <w:left w:type="dxa" w:w="92"/>
+              <w:bottom w:type="dxa" w:w="52"/>
+              <w:right w:type="dxa" w:w="92"/>
             </w:tcMar>
           </w:tcPr>
           <w:p>
@@ -2739,10 +2739,10 @@
               <w:right w:val="single" w:color="D5DAE2" w:sz="4"/>
             </w:tcBorders>
             <w:tcMar>
-              <w:top w:type="dxa" w:w="70"/>
-              <w:left w:type="dxa" w:w="100"/>
-              <w:bottom w:type="dxa" w:w="70"/>
-              <w:right w:type="dxa" w:w="100"/>
+              <w:top w:type="dxa" w:w="52"/>
+              <w:left w:type="dxa" w:w="92"/>
+              <w:bottom w:type="dxa" w:w="52"/>
+              <w:right w:type="dxa" w:w="92"/>
             </w:tcMar>
           </w:tcPr>
           <w:p>
@@ -2771,10 +2771,10 @@
               <w:right w:val="single" w:color="D5DAE2" w:sz="4"/>
             </w:tcBorders>
             <w:tcMar>
-              <w:top w:type="dxa" w:w="70"/>
-              <w:left w:type="dxa" w:w="100"/>
-              <w:bottom w:type="dxa" w:w="70"/>
-              <w:right w:type="dxa" w:w="100"/>
+              <w:top w:type="dxa" w:w="52"/>
+              <w:left w:type="dxa" w:w="92"/>
+              <w:bottom w:type="dxa" w:w="52"/>
+              <w:right w:type="dxa" w:w="92"/>
             </w:tcMar>
           </w:tcPr>
           <w:p>
@@ -2805,10 +2805,10 @@
               <w:right w:val="single" w:color="D5DAE2" w:sz="4"/>
             </w:tcBorders>
             <w:tcMar>
-              <w:top w:type="dxa" w:w="70"/>
-              <w:left w:type="dxa" w:w="100"/>
-              <w:bottom w:type="dxa" w:w="70"/>
-              <w:right w:type="dxa" w:w="100"/>
+              <w:top w:type="dxa" w:w="52"/>
+              <w:left w:type="dxa" w:w="92"/>
+              <w:bottom w:type="dxa" w:w="52"/>
+              <w:right w:type="dxa" w:w="92"/>
             </w:tcMar>
           </w:tcPr>
           <w:p>
@@ -2835,10 +2835,10 @@
               <w:right w:val="single" w:color="D5DAE2" w:sz="4"/>
             </w:tcBorders>
             <w:tcMar>
-              <w:top w:type="dxa" w:w="70"/>
-              <w:left w:type="dxa" w:w="100"/>
-              <w:bottom w:type="dxa" w:w="70"/>
-              <w:right w:type="dxa" w:w="100"/>
+              <w:top w:type="dxa" w:w="52"/>
+              <w:left w:type="dxa" w:w="92"/>
+              <w:bottom w:type="dxa" w:w="52"/>
+              <w:right w:type="dxa" w:w="92"/>
             </w:tcMar>
           </w:tcPr>
           <w:p>
@@ -2867,10 +2867,10 @@
               <w:right w:val="single" w:color="D5DAE2" w:sz="4"/>
             </w:tcBorders>
             <w:tcMar>
-              <w:top w:type="dxa" w:w="70"/>
-              <w:left w:type="dxa" w:w="100"/>
-              <w:bottom w:type="dxa" w:w="70"/>
-              <w:right w:type="dxa" w:w="100"/>
+              <w:top w:type="dxa" w:w="52"/>
+              <w:left w:type="dxa" w:w="92"/>
+              <w:bottom w:type="dxa" w:w="52"/>
+              <w:right w:type="dxa" w:w="92"/>
             </w:tcMar>
           </w:tcPr>
           <w:p>
@@ -2901,10 +2901,10 @@
               <w:right w:val="single" w:color="D5DAE2" w:sz="4"/>
             </w:tcBorders>
             <w:tcMar>
-              <w:top w:type="dxa" w:w="70"/>
-              <w:left w:type="dxa" w:w="100"/>
-              <w:bottom w:type="dxa" w:w="70"/>
-              <w:right w:type="dxa" w:w="100"/>
+              <w:top w:type="dxa" w:w="52"/>
+              <w:left w:type="dxa" w:w="92"/>
+              <w:bottom w:type="dxa" w:w="52"/>
+              <w:right w:type="dxa" w:w="92"/>
             </w:tcMar>
           </w:tcPr>
           <w:p>
@@ -2931,10 +2931,10 @@
               <w:right w:val="single" w:color="D5DAE2" w:sz="4"/>
             </w:tcBorders>
             <w:tcMar>
-              <w:top w:type="dxa" w:w="70"/>
-              <w:left w:type="dxa" w:w="100"/>
-              <w:bottom w:type="dxa" w:w="70"/>
-              <w:right w:type="dxa" w:w="100"/>
+              <w:top w:type="dxa" w:w="52"/>
+              <w:left w:type="dxa" w:w="92"/>
+              <w:bottom w:type="dxa" w:w="52"/>
+              <w:right w:type="dxa" w:w="92"/>
             </w:tcMar>
           </w:tcPr>
           <w:p>
@@ -2963,10 +2963,10 @@
               <w:right w:val="single" w:color="D5DAE2" w:sz="4"/>
             </w:tcBorders>
             <w:tcMar>
-              <w:top w:type="dxa" w:w="70"/>
-              <w:left w:type="dxa" w:w="100"/>
-              <w:bottom w:type="dxa" w:w="70"/>
-              <w:right w:type="dxa" w:w="100"/>
+              <w:top w:type="dxa" w:w="52"/>
+              <w:left w:type="dxa" w:w="92"/>
+              <w:bottom w:type="dxa" w:w="52"/>
+              <w:right w:type="dxa" w:w="92"/>
             </w:tcMar>
           </w:tcPr>
           <w:p>
@@ -2997,10 +2997,10 @@
               <w:right w:val="single" w:color="D5DAE2" w:sz="4"/>
             </w:tcBorders>
             <w:tcMar>
-              <w:top w:type="dxa" w:w="70"/>
-              <w:left w:type="dxa" w:w="100"/>
-              <w:bottom w:type="dxa" w:w="70"/>
-              <w:right w:type="dxa" w:w="100"/>
+              <w:top w:type="dxa" w:w="52"/>
+              <w:left w:type="dxa" w:w="92"/>
+              <w:bottom w:type="dxa" w:w="52"/>
+              <w:right w:type="dxa" w:w="92"/>
             </w:tcMar>
           </w:tcPr>
           <w:p>
@@ -3027,10 +3027,10 @@
               <w:right w:val="single" w:color="D5DAE2" w:sz="4"/>
             </w:tcBorders>
             <w:tcMar>
-              <w:top w:type="dxa" w:w="70"/>
-              <w:left w:type="dxa" w:w="100"/>
-              <w:bottom w:type="dxa" w:w="70"/>
-              <w:right w:type="dxa" w:w="100"/>
+              <w:top w:type="dxa" w:w="52"/>
+              <w:left w:type="dxa" w:w="92"/>
+              <w:bottom w:type="dxa" w:w="52"/>
+              <w:right w:type="dxa" w:w="92"/>
             </w:tcMar>
           </w:tcPr>
           <w:p>
@@ -3059,10 +3059,10 @@
               <w:right w:val="single" w:color="D5DAE2" w:sz="4"/>
             </w:tcBorders>
             <w:tcMar>
-              <w:top w:type="dxa" w:w="70"/>
-              <w:left w:type="dxa" w:w="100"/>
-              <w:bottom w:type="dxa" w:w="70"/>
-              <w:right w:type="dxa" w:w="100"/>
+              <w:top w:type="dxa" w:w="52"/>
+              <w:left w:type="dxa" w:w="92"/>
+              <w:bottom w:type="dxa" w:w="52"/>
+              <w:right w:type="dxa" w:w="92"/>
             </w:tcMar>
           </w:tcPr>
           <w:p>
@@ -3094,7 +3094,7 @@
         <w:pBdr>
           <w:bottom w:val="single" w:color="123979" w:sz="12" w:space="6"/>
         </w:pBdr>
-        <w:spacing w:after="200" w:before="400"/>
+        <w:spacing w:after="160" w:before="320"/>
       </w:pPr>
       <w:r>
         <w:rPr>
@@ -3110,7 +3110,7 @@
     </w:p>
     <w:p>
       <w:pPr>
-        <w:spacing w:after="120" w:before="0" w:line="300"/>
+        <w:spacing w:after="100" w:before="0" w:line="264"/>
       </w:pPr>
       <w:r>
         <w:rPr>
@@ -3153,10 +3153,10 @@
             </w:tcBorders>
             <w:shd w:fill="EDF1F7" w:val="clear"/>
             <w:tcMar>
-              <w:top w:type="dxa" w:w="70"/>
-              <w:left w:type="dxa" w:w="100"/>
-              <w:bottom w:type="dxa" w:w="70"/>
-              <w:right w:type="dxa" w:w="100"/>
+              <w:top w:type="dxa" w:w="52"/>
+              <w:left w:type="dxa" w:w="92"/>
+              <w:bottom w:type="dxa" w:w="52"/>
+              <w:right w:type="dxa" w:w="92"/>
             </w:tcMar>
           </w:tcPr>
           <w:p>
@@ -3187,10 +3187,10 @@
             </w:tcBorders>
             <w:shd w:fill="EDF1F7" w:val="clear"/>
             <w:tcMar>
-              <w:top w:type="dxa" w:w="70"/>
-              <w:left w:type="dxa" w:w="100"/>
-              <w:bottom w:type="dxa" w:w="70"/>
-              <w:right w:type="dxa" w:w="100"/>
+              <w:top w:type="dxa" w:w="52"/>
+              <w:left w:type="dxa" w:w="92"/>
+              <w:bottom w:type="dxa" w:w="52"/>
+              <w:right w:type="dxa" w:w="92"/>
             </w:tcMar>
           </w:tcPr>
           <w:p>
@@ -3221,10 +3221,10 @@
             </w:tcBorders>
             <w:shd w:fill="EDF1F7" w:val="clear"/>
             <w:tcMar>
-              <w:top w:type="dxa" w:w="70"/>
-              <w:left w:type="dxa" w:w="100"/>
-              <w:bottom w:type="dxa" w:w="70"/>
-              <w:right w:type="dxa" w:w="100"/>
+              <w:top w:type="dxa" w:w="52"/>
+              <w:left w:type="dxa" w:w="92"/>
+              <w:bottom w:type="dxa" w:w="52"/>
+              <w:right w:type="dxa" w:w="92"/>
             </w:tcMar>
           </w:tcPr>
           <w:p>
@@ -3256,10 +3256,10 @@
               <w:right w:val="single" w:color="D5DAE2" w:sz="4"/>
             </w:tcBorders>
             <w:tcMar>
-              <w:top w:type="dxa" w:w="70"/>
-              <w:left w:type="dxa" w:w="100"/>
-              <w:bottom w:type="dxa" w:w="70"/>
-              <w:right w:type="dxa" w:w="100"/>
+              <w:top w:type="dxa" w:w="52"/>
+              <w:left w:type="dxa" w:w="92"/>
+              <w:bottom w:type="dxa" w:w="52"/>
+              <w:right w:type="dxa" w:w="92"/>
             </w:tcMar>
           </w:tcPr>
           <w:p>
@@ -3286,10 +3286,10 @@
               <w:right w:val="single" w:color="D5DAE2" w:sz="4"/>
             </w:tcBorders>
             <w:tcMar>
-              <w:top w:type="dxa" w:w="70"/>
-              <w:left w:type="dxa" w:w="100"/>
-              <w:bottom w:type="dxa" w:w="70"/>
-              <w:right w:type="dxa" w:w="100"/>
+              <w:top w:type="dxa" w:w="52"/>
+              <w:left w:type="dxa" w:w="92"/>
+              <w:bottom w:type="dxa" w:w="52"/>
+              <w:right w:type="dxa" w:w="92"/>
             </w:tcMar>
           </w:tcPr>
           <w:p>
@@ -3318,10 +3318,10 @@
               <w:right w:val="single" w:color="D5DAE2" w:sz="4"/>
             </w:tcBorders>
             <w:tcMar>
-              <w:top w:type="dxa" w:w="70"/>
-              <w:left w:type="dxa" w:w="100"/>
-              <w:bottom w:type="dxa" w:w="70"/>
-              <w:right w:type="dxa" w:w="100"/>
+              <w:top w:type="dxa" w:w="52"/>
+              <w:left w:type="dxa" w:w="92"/>
+              <w:bottom w:type="dxa" w:w="52"/>
+              <w:right w:type="dxa" w:w="92"/>
             </w:tcMar>
           </w:tcPr>
           <w:p>
@@ -3352,10 +3352,10 @@
               <w:right w:val="single" w:color="D5DAE2" w:sz="4"/>
             </w:tcBorders>
             <w:tcMar>
-              <w:top w:type="dxa" w:w="70"/>
-              <w:left w:type="dxa" w:w="100"/>
-              <w:bottom w:type="dxa" w:w="70"/>
-              <w:right w:type="dxa" w:w="100"/>
+              <w:top w:type="dxa" w:w="52"/>
+              <w:left w:type="dxa" w:w="92"/>
+              <w:bottom w:type="dxa" w:w="52"/>
+              <w:right w:type="dxa" w:w="92"/>
             </w:tcMar>
           </w:tcPr>
           <w:p>
@@ -3382,10 +3382,10 @@
               <w:right w:val="single" w:color="D5DAE2" w:sz="4"/>
             </w:tcBorders>
             <w:tcMar>
-              <w:top w:type="dxa" w:w="70"/>
-              <w:left w:type="dxa" w:w="100"/>
-              <w:bottom w:type="dxa" w:w="70"/>
-              <w:right w:type="dxa" w:w="100"/>
+              <w:top w:type="dxa" w:w="52"/>
+              <w:left w:type="dxa" w:w="92"/>
+              <w:bottom w:type="dxa" w:w="52"/>
+              <w:right w:type="dxa" w:w="92"/>
             </w:tcMar>
           </w:tcPr>
           <w:p>
@@ -3414,10 +3414,10 @@
               <w:right w:val="single" w:color="D5DAE2" w:sz="4"/>
             </w:tcBorders>
             <w:tcMar>
-              <w:top w:type="dxa" w:w="70"/>
-              <w:left w:type="dxa" w:w="100"/>
-              <w:bottom w:type="dxa" w:w="70"/>
-              <w:right w:type="dxa" w:w="100"/>
+              <w:top w:type="dxa" w:w="52"/>
+              <w:left w:type="dxa" w:w="92"/>
+              <w:bottom w:type="dxa" w:w="52"/>
+              <w:right w:type="dxa" w:w="92"/>
             </w:tcMar>
           </w:tcPr>
           <w:p>
@@ -3448,10 +3448,10 @@
               <w:right w:val="single" w:color="D5DAE2" w:sz="4"/>
             </w:tcBorders>
             <w:tcMar>
-              <w:top w:type="dxa" w:w="70"/>
-              <w:left w:type="dxa" w:w="100"/>
-              <w:bottom w:type="dxa" w:w="70"/>
-              <w:right w:type="dxa" w:w="100"/>
+              <w:top w:type="dxa" w:w="52"/>
+              <w:left w:type="dxa" w:w="92"/>
+              <w:bottom w:type="dxa" w:w="52"/>
+              <w:right w:type="dxa" w:w="92"/>
             </w:tcMar>
           </w:tcPr>
           <w:p>
@@ -3478,10 +3478,10 @@
               <w:right w:val="single" w:color="D5DAE2" w:sz="4"/>
             </w:tcBorders>
             <w:tcMar>
-              <w:top w:type="dxa" w:w="70"/>
-              <w:left w:type="dxa" w:w="100"/>
-              <w:bottom w:type="dxa" w:w="70"/>
-              <w:right w:type="dxa" w:w="100"/>
+              <w:top w:type="dxa" w:w="52"/>
+              <w:left w:type="dxa" w:w="92"/>
+              <w:bottom w:type="dxa" w:w="52"/>
+              <w:right w:type="dxa" w:w="92"/>
             </w:tcMar>
           </w:tcPr>
           <w:p>
@@ -3510,10 +3510,10 @@
               <w:right w:val="single" w:color="D5DAE2" w:sz="4"/>
             </w:tcBorders>
             <w:tcMar>
-              <w:top w:type="dxa" w:w="70"/>
-              <w:left w:type="dxa" w:w="100"/>
-              <w:bottom w:type="dxa" w:w="70"/>
-              <w:right w:type="dxa" w:w="100"/>
+              <w:top w:type="dxa" w:w="52"/>
+              <w:left w:type="dxa" w:w="92"/>
+              <w:bottom w:type="dxa" w:w="52"/>
+              <w:right w:type="dxa" w:w="92"/>
             </w:tcMar>
           </w:tcPr>
           <w:p>
@@ -3544,10 +3544,10 @@
               <w:right w:val="single" w:color="D5DAE2" w:sz="4"/>
             </w:tcBorders>
             <w:tcMar>
-              <w:top w:type="dxa" w:w="70"/>
-              <w:left w:type="dxa" w:w="100"/>
-              <w:bottom w:type="dxa" w:w="70"/>
-              <w:right w:type="dxa" w:w="100"/>
+              <w:top w:type="dxa" w:w="52"/>
+              <w:left w:type="dxa" w:w="92"/>
+              <w:bottom w:type="dxa" w:w="52"/>
+              <w:right w:type="dxa" w:w="92"/>
             </w:tcMar>
           </w:tcPr>
           <w:p>
@@ -3574,10 +3574,10 @@
               <w:right w:val="single" w:color="D5DAE2" w:sz="4"/>
             </w:tcBorders>
             <w:tcMar>
-              <w:top w:type="dxa" w:w="70"/>
-              <w:left w:type="dxa" w:w="100"/>
-              <w:bottom w:type="dxa" w:w="70"/>
-              <w:right w:type="dxa" w:w="100"/>
+              <w:top w:type="dxa" w:w="52"/>
+              <w:left w:type="dxa" w:w="92"/>
+              <w:bottom w:type="dxa" w:w="52"/>
+              <w:right w:type="dxa" w:w="92"/>
             </w:tcMar>
           </w:tcPr>
           <w:p>
@@ -3606,10 +3606,10 @@
               <w:right w:val="single" w:color="D5DAE2" w:sz="4"/>
             </w:tcBorders>
             <w:tcMar>
-              <w:top w:type="dxa" w:w="70"/>
-              <w:left w:type="dxa" w:w="100"/>
-              <w:bottom w:type="dxa" w:w="70"/>
-              <w:right w:type="dxa" w:w="100"/>
+              <w:top w:type="dxa" w:w="52"/>
+              <w:left w:type="dxa" w:w="92"/>
+              <w:bottom w:type="dxa" w:w="52"/>
+              <w:right w:type="dxa" w:w="92"/>
             </w:tcMar>
           </w:tcPr>
           <w:p>
@@ -3640,10 +3640,10 @@
               <w:right w:val="single" w:color="D5DAE2" w:sz="4"/>
             </w:tcBorders>
             <w:tcMar>
-              <w:top w:type="dxa" w:w="70"/>
-              <w:left w:type="dxa" w:w="100"/>
-              <w:bottom w:type="dxa" w:w="70"/>
-              <w:right w:type="dxa" w:w="100"/>
+              <w:top w:type="dxa" w:w="52"/>
+              <w:left w:type="dxa" w:w="92"/>
+              <w:bottom w:type="dxa" w:w="52"/>
+              <w:right w:type="dxa" w:w="92"/>
             </w:tcMar>
           </w:tcPr>
           <w:p>
@@ -3670,10 +3670,10 @@
               <w:right w:val="single" w:color="D5DAE2" w:sz="4"/>
             </w:tcBorders>
             <w:tcMar>
-              <w:top w:type="dxa" w:w="70"/>
-              <w:left w:type="dxa" w:w="100"/>
-              <w:bottom w:type="dxa" w:w="70"/>
-              <w:right w:type="dxa" w:w="100"/>
+              <w:top w:type="dxa" w:w="52"/>
+              <w:left w:type="dxa" w:w="92"/>
+              <w:bottom w:type="dxa" w:w="52"/>
+              <w:right w:type="dxa" w:w="92"/>
             </w:tcMar>
           </w:tcPr>
           <w:p>
@@ -3702,10 +3702,10 @@
               <w:right w:val="single" w:color="D5DAE2" w:sz="4"/>
             </w:tcBorders>
             <w:tcMar>
-              <w:top w:type="dxa" w:w="70"/>
-              <w:left w:type="dxa" w:w="100"/>
-              <w:bottom w:type="dxa" w:w="70"/>
-              <w:right w:type="dxa" w:w="100"/>
+              <w:top w:type="dxa" w:w="52"/>
+              <w:left w:type="dxa" w:w="92"/>
+              <w:bottom w:type="dxa" w:w="52"/>
+              <w:right w:type="dxa" w:w="92"/>
             </w:tcMar>
           </w:tcPr>
           <w:p>
@@ -3736,10 +3736,10 @@
               <w:right w:val="single" w:color="D5DAE2" w:sz="4"/>
             </w:tcBorders>
             <w:tcMar>
-              <w:top w:type="dxa" w:w="70"/>
-              <w:left w:type="dxa" w:w="100"/>
-              <w:bottom w:type="dxa" w:w="70"/>
-              <w:right w:type="dxa" w:w="100"/>
+              <w:top w:type="dxa" w:w="52"/>
+              <w:left w:type="dxa" w:w="92"/>
+              <w:bottom w:type="dxa" w:w="52"/>
+              <w:right w:type="dxa" w:w="92"/>
             </w:tcMar>
           </w:tcPr>
           <w:p>
@@ -3766,10 +3766,10 @@
               <w:right w:val="single" w:color="D5DAE2" w:sz="4"/>
             </w:tcBorders>
             <w:tcMar>
-              <w:top w:type="dxa" w:w="70"/>
-              <w:left w:type="dxa" w:w="100"/>
-              <w:bottom w:type="dxa" w:w="70"/>
-              <w:right w:type="dxa" w:w="100"/>
+              <w:top w:type="dxa" w:w="52"/>
+              <w:left w:type="dxa" w:w="92"/>
+              <w:bottom w:type="dxa" w:w="52"/>
+              <w:right w:type="dxa" w:w="92"/>
             </w:tcMar>
           </w:tcPr>
           <w:p>
@@ -3798,10 +3798,10 @@
               <w:right w:val="single" w:color="D5DAE2" w:sz="4"/>
             </w:tcBorders>
             <w:tcMar>
-              <w:top w:type="dxa" w:w="70"/>
-              <w:left w:type="dxa" w:w="100"/>
-              <w:bottom w:type="dxa" w:w="70"/>
-              <w:right w:type="dxa" w:w="100"/>
+              <w:top w:type="dxa" w:w="52"/>
+              <w:left w:type="dxa" w:w="92"/>
+              <w:bottom w:type="dxa" w:w="52"/>
+              <w:right w:type="dxa" w:w="92"/>
             </w:tcMar>
           </w:tcPr>
           <w:p>
@@ -3825,7 +3825,7 @@
     <w:p>
       <w:pPr>
         <w:pStyle w:val="Heading2"/>
-        <w:spacing w:after="140" w:before="300"/>
+        <w:spacing w:after="110" w:before="240"/>
       </w:pPr>
       <w:r>
         <w:rPr>
@@ -3841,7 +3841,7 @@
     </w:p>
     <w:p>
       <w:pPr>
-        <w:spacing w:after="120" w:before="0" w:line="300"/>
+        <w:spacing w:after="100" w:before="0" w:line="264"/>
       </w:pPr>
       <w:r>
         <w:rPr>
@@ -3884,10 +3884,10 @@
             </w:tcBorders>
             <w:shd w:fill="EDF1F7" w:val="clear"/>
             <w:tcMar>
-              <w:top w:type="dxa" w:w="70"/>
-              <w:left w:type="dxa" w:w="100"/>
-              <w:bottom w:type="dxa" w:w="70"/>
-              <w:right w:type="dxa" w:w="100"/>
+              <w:top w:type="dxa" w:w="52"/>
+              <w:left w:type="dxa" w:w="92"/>
+              <w:bottom w:type="dxa" w:w="52"/>
+              <w:right w:type="dxa" w:w="92"/>
             </w:tcMar>
           </w:tcPr>
           <w:p>
@@ -3918,10 +3918,10 @@
             </w:tcBorders>
             <w:shd w:fill="EDF1F7" w:val="clear"/>
             <w:tcMar>
-              <w:top w:type="dxa" w:w="70"/>
-              <w:left w:type="dxa" w:w="100"/>
-              <w:bottom w:type="dxa" w:w="70"/>
-              <w:right w:type="dxa" w:w="100"/>
+              <w:top w:type="dxa" w:w="52"/>
+              <w:left w:type="dxa" w:w="92"/>
+              <w:bottom w:type="dxa" w:w="52"/>
+              <w:right w:type="dxa" w:w="92"/>
             </w:tcMar>
           </w:tcPr>
           <w:p>
@@ -3952,10 +3952,10 @@
             </w:tcBorders>
             <w:shd w:fill="EDF1F7" w:val="clear"/>
             <w:tcMar>
-              <w:top w:type="dxa" w:w="70"/>
-              <w:left w:type="dxa" w:w="100"/>
-              <w:bottom w:type="dxa" w:w="70"/>
-              <w:right w:type="dxa" w:w="100"/>
+              <w:top w:type="dxa" w:w="52"/>
+              <w:left w:type="dxa" w:w="92"/>
+              <w:bottom w:type="dxa" w:w="52"/>
+              <w:right w:type="dxa" w:w="92"/>
             </w:tcMar>
           </w:tcPr>
           <w:p>
@@ -3987,10 +3987,10 @@
               <w:right w:val="single" w:color="D5DAE2" w:sz="4"/>
             </w:tcBorders>
             <w:tcMar>
-              <w:top w:type="dxa" w:w="70"/>
-              <w:left w:type="dxa" w:w="100"/>
-              <w:bottom w:type="dxa" w:w="70"/>
-              <w:right w:type="dxa" w:w="100"/>
+              <w:top w:type="dxa" w:w="52"/>
+              <w:left w:type="dxa" w:w="92"/>
+              <w:bottom w:type="dxa" w:w="52"/>
+              <w:right w:type="dxa" w:w="92"/>
             </w:tcMar>
           </w:tcPr>
           <w:p>
@@ -4017,10 +4017,10 @@
               <w:right w:val="single" w:color="D5DAE2" w:sz="4"/>
             </w:tcBorders>
             <w:tcMar>
-              <w:top w:type="dxa" w:w="70"/>
-              <w:left w:type="dxa" w:w="100"/>
-              <w:bottom w:type="dxa" w:w="70"/>
-              <w:right w:type="dxa" w:w="100"/>
+              <w:top w:type="dxa" w:w="52"/>
+              <w:left w:type="dxa" w:w="92"/>
+              <w:bottom w:type="dxa" w:w="52"/>
+              <w:right w:type="dxa" w:w="92"/>
             </w:tcMar>
           </w:tcPr>
           <w:p>
@@ -4049,10 +4049,10 @@
               <w:right w:val="single" w:color="D5DAE2" w:sz="4"/>
             </w:tcBorders>
             <w:tcMar>
-              <w:top w:type="dxa" w:w="70"/>
-              <w:left w:type="dxa" w:w="100"/>
-              <w:bottom w:type="dxa" w:w="70"/>
-              <w:right w:type="dxa" w:w="100"/>
+              <w:top w:type="dxa" w:w="52"/>
+              <w:left w:type="dxa" w:w="92"/>
+              <w:bottom w:type="dxa" w:w="52"/>
+              <w:right w:type="dxa" w:w="92"/>
             </w:tcMar>
           </w:tcPr>
           <w:p>
@@ -4083,10 +4083,10 @@
               <w:right w:val="single" w:color="D5DAE2" w:sz="4"/>
             </w:tcBorders>
             <w:tcMar>
-              <w:top w:type="dxa" w:w="70"/>
-              <w:left w:type="dxa" w:w="100"/>
-              <w:bottom w:type="dxa" w:w="70"/>
-              <w:right w:type="dxa" w:w="100"/>
+              <w:top w:type="dxa" w:w="52"/>
+              <w:left w:type="dxa" w:w="92"/>
+              <w:bottom w:type="dxa" w:w="52"/>
+              <w:right w:type="dxa" w:w="92"/>
             </w:tcMar>
           </w:tcPr>
           <w:p>
@@ -4113,10 +4113,10 @@
               <w:right w:val="single" w:color="D5DAE2" w:sz="4"/>
             </w:tcBorders>
             <w:tcMar>
-              <w:top w:type="dxa" w:w="70"/>
-              <w:left w:type="dxa" w:w="100"/>
-              <w:bottom w:type="dxa" w:w="70"/>
-              <w:right w:type="dxa" w:w="100"/>
+              <w:top w:type="dxa" w:w="52"/>
+              <w:left w:type="dxa" w:w="92"/>
+              <w:bottom w:type="dxa" w:w="52"/>
+              <w:right w:type="dxa" w:w="92"/>
             </w:tcMar>
           </w:tcPr>
           <w:p>
@@ -4145,10 +4145,10 @@
               <w:right w:val="single" w:color="D5DAE2" w:sz="4"/>
             </w:tcBorders>
             <w:tcMar>
-              <w:top w:type="dxa" w:w="70"/>
-              <w:left w:type="dxa" w:w="100"/>
-              <w:bottom w:type="dxa" w:w="70"/>
-              <w:right w:type="dxa" w:w="100"/>
+              <w:top w:type="dxa" w:w="52"/>
+              <w:left w:type="dxa" w:w="92"/>
+              <w:bottom w:type="dxa" w:w="52"/>
+              <w:right w:type="dxa" w:w="92"/>
             </w:tcMar>
           </w:tcPr>
           <w:p>
@@ -4179,10 +4179,10 @@
               <w:right w:val="single" w:color="D5DAE2" w:sz="4"/>
             </w:tcBorders>
             <w:tcMar>
-              <w:top w:type="dxa" w:w="70"/>
-              <w:left w:type="dxa" w:w="100"/>
-              <w:bottom w:type="dxa" w:w="70"/>
-              <w:right w:type="dxa" w:w="100"/>
+              <w:top w:type="dxa" w:w="52"/>
+              <w:left w:type="dxa" w:w="92"/>
+              <w:bottom w:type="dxa" w:w="52"/>
+              <w:right w:type="dxa" w:w="92"/>
             </w:tcMar>
           </w:tcPr>
           <w:p>
@@ -4209,10 +4209,10 @@
               <w:right w:val="single" w:color="D5DAE2" w:sz="4"/>
             </w:tcBorders>
             <w:tcMar>
-              <w:top w:type="dxa" w:w="70"/>
-              <w:left w:type="dxa" w:w="100"/>
-              <w:bottom w:type="dxa" w:w="70"/>
-              <w:right w:type="dxa" w:w="100"/>
+              <w:top w:type="dxa" w:w="52"/>
+              <w:left w:type="dxa" w:w="92"/>
+              <w:bottom w:type="dxa" w:w="52"/>
+              <w:right w:type="dxa" w:w="92"/>
             </w:tcMar>
           </w:tcPr>
           <w:p>
@@ -4241,10 +4241,10 @@
               <w:right w:val="single" w:color="D5DAE2" w:sz="4"/>
             </w:tcBorders>
             <w:tcMar>
-              <w:top w:type="dxa" w:w="70"/>
-              <w:left w:type="dxa" w:w="100"/>
-              <w:bottom w:type="dxa" w:w="70"/>
-              <w:right w:type="dxa" w:w="100"/>
+              <w:top w:type="dxa" w:w="52"/>
+              <w:left w:type="dxa" w:w="92"/>
+              <w:bottom w:type="dxa" w:w="52"/>
+              <w:right w:type="dxa" w:w="92"/>
             </w:tcMar>
           </w:tcPr>
           <w:p>
@@ -4276,7 +4276,7 @@
         <w:pBdr>
           <w:bottom w:val="single" w:color="123979" w:sz="12" w:space="6"/>
         </w:pBdr>
-        <w:spacing w:after="200" w:before="400"/>
+        <w:spacing w:after="160" w:before="320"/>
       </w:pPr>
       <w:r>
         <w:rPr>
@@ -4292,7 +4292,7 @@
     </w:p>
     <w:p>
       <w:pPr>
-        <w:spacing w:after="120" w:before="0" w:line="300"/>
+        <w:spacing w:after="100" w:before="0" w:line="264"/>
       </w:pPr>
       <w:r>
         <w:rPr>
@@ -4306,7 +4306,7 @@
     <w:p>
       <w:pPr>
         <w:pStyle w:val="Heading2"/>
-        <w:spacing w:after="140" w:before="300"/>
+        <w:spacing w:after="110" w:before="240"/>
       </w:pPr>
       <w:r>
         <w:rPr>
@@ -4351,10 +4351,10 @@
             </w:tcBorders>
             <w:shd w:fill="EDF1F7" w:val="clear"/>
             <w:tcMar>
-              <w:top w:type="dxa" w:w="70"/>
-              <w:left w:type="dxa" w:w="100"/>
-              <w:bottom w:type="dxa" w:w="70"/>
-              <w:right w:type="dxa" w:w="100"/>
+              <w:top w:type="dxa" w:w="52"/>
+              <w:left w:type="dxa" w:w="92"/>
+              <w:bottom w:type="dxa" w:w="52"/>
+              <w:right w:type="dxa" w:w="92"/>
             </w:tcMar>
           </w:tcPr>
           <w:p>
@@ -4385,10 +4385,10 @@
             </w:tcBorders>
             <w:shd w:fill="EDF1F7" w:val="clear"/>
             <w:tcMar>
-              <w:top w:type="dxa" w:w="70"/>
-              <w:left w:type="dxa" w:w="100"/>
-              <w:bottom w:type="dxa" w:w="70"/>
-              <w:right w:type="dxa" w:w="100"/>
+              <w:top w:type="dxa" w:w="52"/>
+              <w:left w:type="dxa" w:w="92"/>
+              <w:bottom w:type="dxa" w:w="52"/>
+              <w:right w:type="dxa" w:w="92"/>
             </w:tcMar>
           </w:tcPr>
           <w:p>
@@ -4420,10 +4420,10 @@
               <w:right w:val="single" w:color="D5DAE2" w:sz="4"/>
             </w:tcBorders>
             <w:tcMar>
-              <w:top w:type="dxa" w:w="70"/>
-              <w:left w:type="dxa" w:w="100"/>
-              <w:bottom w:type="dxa" w:w="70"/>
-              <w:right w:type="dxa" w:w="100"/>
+              <w:top w:type="dxa" w:w="52"/>
+              <w:left w:type="dxa" w:w="92"/>
+              <w:bottom w:type="dxa" w:w="52"/>
+              <w:right w:type="dxa" w:w="92"/>
             </w:tcMar>
           </w:tcPr>
           <w:p>
@@ -4450,10 +4450,10 @@
               <w:right w:val="single" w:color="D5DAE2" w:sz="4"/>
             </w:tcBorders>
             <w:tcMar>
-              <w:top w:type="dxa" w:w="70"/>
-              <w:left w:type="dxa" w:w="100"/>
-              <w:bottom w:type="dxa" w:w="70"/>
-              <w:right w:type="dxa" w:w="100"/>
+              <w:top w:type="dxa" w:w="52"/>
+              <w:left w:type="dxa" w:w="92"/>
+              <w:bottom w:type="dxa" w:w="52"/>
+              <w:right w:type="dxa" w:w="92"/>
             </w:tcMar>
           </w:tcPr>
           <w:p>
@@ -4484,10 +4484,10 @@
               <w:right w:val="single" w:color="D5DAE2" w:sz="4"/>
             </w:tcBorders>
             <w:tcMar>
-              <w:top w:type="dxa" w:w="70"/>
-              <w:left w:type="dxa" w:w="100"/>
-              <w:bottom w:type="dxa" w:w="70"/>
-              <w:right w:type="dxa" w:w="100"/>
+              <w:top w:type="dxa" w:w="52"/>
+              <w:left w:type="dxa" w:w="92"/>
+              <w:bottom w:type="dxa" w:w="52"/>
+              <w:right w:type="dxa" w:w="92"/>
             </w:tcMar>
           </w:tcPr>
           <w:p>
@@ -4514,10 +4514,10 @@
               <w:right w:val="single" w:color="D5DAE2" w:sz="4"/>
             </w:tcBorders>
             <w:tcMar>
-              <w:top w:type="dxa" w:w="70"/>
-              <w:left w:type="dxa" w:w="100"/>
-              <w:bottom w:type="dxa" w:w="70"/>
-              <w:right w:type="dxa" w:w="100"/>
+              <w:top w:type="dxa" w:w="52"/>
+              <w:left w:type="dxa" w:w="92"/>
+              <w:bottom w:type="dxa" w:w="52"/>
+              <w:right w:type="dxa" w:w="92"/>
             </w:tcMar>
           </w:tcPr>
           <w:p>
@@ -4548,10 +4548,10 @@
               <w:right w:val="single" w:color="D5DAE2" w:sz="4"/>
             </w:tcBorders>
             <w:tcMar>
-              <w:top w:type="dxa" w:w="70"/>
-              <w:left w:type="dxa" w:w="100"/>
-              <w:bottom w:type="dxa" w:w="70"/>
-              <w:right w:type="dxa" w:w="100"/>
+              <w:top w:type="dxa" w:w="52"/>
+              <w:left w:type="dxa" w:w="92"/>
+              <w:bottom w:type="dxa" w:w="52"/>
+              <w:right w:type="dxa" w:w="92"/>
             </w:tcMar>
           </w:tcPr>
           <w:p>
@@ -4578,10 +4578,10 @@
               <w:right w:val="single" w:color="D5DAE2" w:sz="4"/>
             </w:tcBorders>
             <w:tcMar>
-              <w:top w:type="dxa" w:w="70"/>
-              <w:left w:type="dxa" w:w="100"/>
-              <w:bottom w:type="dxa" w:w="70"/>
-              <w:right w:type="dxa" w:w="100"/>
+              <w:top w:type="dxa" w:w="52"/>
+              <w:left w:type="dxa" w:w="92"/>
+              <w:bottom w:type="dxa" w:w="52"/>
+              <w:right w:type="dxa" w:w="92"/>
             </w:tcMar>
           </w:tcPr>
           <w:p>
@@ -4612,10 +4612,10 @@
               <w:right w:val="single" w:color="D5DAE2" w:sz="4"/>
             </w:tcBorders>
             <w:tcMar>
-              <w:top w:type="dxa" w:w="70"/>
-              <w:left w:type="dxa" w:w="100"/>
-              <w:bottom w:type="dxa" w:w="70"/>
-              <w:right w:type="dxa" w:w="100"/>
+              <w:top w:type="dxa" w:w="52"/>
+              <w:left w:type="dxa" w:w="92"/>
+              <w:bottom w:type="dxa" w:w="52"/>
+              <w:right w:type="dxa" w:w="92"/>
             </w:tcMar>
           </w:tcPr>
           <w:p>
@@ -4642,10 +4642,10 @@
               <w:right w:val="single" w:color="D5DAE2" w:sz="4"/>
             </w:tcBorders>
             <w:tcMar>
-              <w:top w:type="dxa" w:w="70"/>
-              <w:left w:type="dxa" w:w="100"/>
-              <w:bottom w:type="dxa" w:w="70"/>
-              <w:right w:type="dxa" w:w="100"/>
+              <w:top w:type="dxa" w:w="52"/>
+              <w:left w:type="dxa" w:w="92"/>
+              <w:bottom w:type="dxa" w:w="52"/>
+              <w:right w:type="dxa" w:w="92"/>
             </w:tcMar>
           </w:tcPr>
           <w:p>
@@ -4676,10 +4676,10 @@
               <w:right w:val="single" w:color="D5DAE2" w:sz="4"/>
             </w:tcBorders>
             <w:tcMar>
-              <w:top w:type="dxa" w:w="70"/>
-              <w:left w:type="dxa" w:w="100"/>
-              <w:bottom w:type="dxa" w:w="70"/>
-              <w:right w:type="dxa" w:w="100"/>
+              <w:top w:type="dxa" w:w="52"/>
+              <w:left w:type="dxa" w:w="92"/>
+              <w:bottom w:type="dxa" w:w="52"/>
+              <w:right w:type="dxa" w:w="92"/>
             </w:tcMar>
           </w:tcPr>
           <w:p>
@@ -4706,10 +4706,10 @@
               <w:right w:val="single" w:color="D5DAE2" w:sz="4"/>
             </w:tcBorders>
             <w:tcMar>
-              <w:top w:type="dxa" w:w="70"/>
-              <w:left w:type="dxa" w:w="100"/>
-              <w:bottom w:type="dxa" w:w="70"/>
-              <w:right w:type="dxa" w:w="100"/>
+              <w:top w:type="dxa" w:w="52"/>
+              <w:left w:type="dxa" w:w="92"/>
+              <w:bottom w:type="dxa" w:w="52"/>
+              <w:right w:type="dxa" w:w="92"/>
             </w:tcMar>
           </w:tcPr>
           <w:p>
@@ -4740,10 +4740,10 @@
               <w:right w:val="single" w:color="D5DAE2" w:sz="4"/>
             </w:tcBorders>
             <w:tcMar>
-              <w:top w:type="dxa" w:w="70"/>
-              <w:left w:type="dxa" w:w="100"/>
-              <w:bottom w:type="dxa" w:w="70"/>
-              <w:right w:type="dxa" w:w="100"/>
+              <w:top w:type="dxa" w:w="52"/>
+              <w:left w:type="dxa" w:w="92"/>
+              <w:bottom w:type="dxa" w:w="52"/>
+              <w:right w:type="dxa" w:w="92"/>
             </w:tcMar>
           </w:tcPr>
           <w:p>
@@ -4770,10 +4770,10 @@
               <w:right w:val="single" w:color="D5DAE2" w:sz="4"/>
             </w:tcBorders>
             <w:tcMar>
-              <w:top w:type="dxa" w:w="70"/>
-              <w:left w:type="dxa" w:w="100"/>
-              <w:bottom w:type="dxa" w:w="70"/>
-              <w:right w:type="dxa" w:w="100"/>
+              <w:top w:type="dxa" w:w="52"/>
+              <w:left w:type="dxa" w:w="92"/>
+              <w:bottom w:type="dxa" w:w="52"/>
+              <w:right w:type="dxa" w:w="92"/>
             </w:tcMar>
           </w:tcPr>
           <w:p>
@@ -4797,7 +4797,7 @@
     <w:p>
       <w:pPr>
         <w:pStyle w:val="Heading2"/>
-        <w:spacing w:after="140" w:before="300"/>
+        <w:spacing w:after="110" w:before="240"/>
       </w:pPr>
       <w:r>
         <w:rPr>
@@ -4813,7 +4813,7 @@
     </w:p>
     <w:p>
       <w:pPr>
-        <w:spacing w:after="120" w:before="0" w:line="300"/>
+        <w:spacing w:after="100" w:before="0" w:line="264"/>
       </w:pPr>
       <w:r>
         <w:rPr>
@@ -4856,10 +4856,10 @@
             </w:tcBorders>
             <w:shd w:fill="EDF1F7" w:val="clear"/>
             <w:tcMar>
-              <w:top w:type="dxa" w:w="70"/>
-              <w:left w:type="dxa" w:w="100"/>
-              <w:bottom w:type="dxa" w:w="70"/>
-              <w:right w:type="dxa" w:w="100"/>
+              <w:top w:type="dxa" w:w="52"/>
+              <w:left w:type="dxa" w:w="92"/>
+              <w:bottom w:type="dxa" w:w="52"/>
+              <w:right w:type="dxa" w:w="92"/>
             </w:tcMar>
           </w:tcPr>
           <w:p>
@@ -4890,10 +4890,10 @@
             </w:tcBorders>
             <w:shd w:fill="EDF1F7" w:val="clear"/>
             <w:tcMar>
-              <w:top w:type="dxa" w:w="70"/>
-              <w:left w:type="dxa" w:w="100"/>
-              <w:bottom w:type="dxa" w:w="70"/>
-              <w:right w:type="dxa" w:w="100"/>
+              <w:top w:type="dxa" w:w="52"/>
+              <w:left w:type="dxa" w:w="92"/>
+              <w:bottom w:type="dxa" w:w="52"/>
+              <w:right w:type="dxa" w:w="92"/>
             </w:tcMar>
           </w:tcPr>
           <w:p>
@@ -4924,10 +4924,10 @@
             </w:tcBorders>
             <w:shd w:fill="EDF1F7" w:val="clear"/>
             <w:tcMar>
-              <w:top w:type="dxa" w:w="70"/>
-              <w:left w:type="dxa" w:w="100"/>
-              <w:bottom w:type="dxa" w:w="70"/>
-              <w:right w:type="dxa" w:w="100"/>
+              <w:top w:type="dxa" w:w="52"/>
+              <w:left w:type="dxa" w:w="92"/>
+              <w:bottom w:type="dxa" w:w="52"/>
+              <w:right w:type="dxa" w:w="92"/>
             </w:tcMar>
           </w:tcPr>
           <w:p>
@@ -4959,10 +4959,10 @@
               <w:right w:val="single" w:color="D5DAE2" w:sz="4"/>
             </w:tcBorders>
             <w:tcMar>
-              <w:top w:type="dxa" w:w="70"/>
-              <w:left w:type="dxa" w:w="100"/>
-              <w:bottom w:type="dxa" w:w="70"/>
-              <w:right w:type="dxa" w:w="100"/>
+              <w:top w:type="dxa" w:w="52"/>
+              <w:left w:type="dxa" w:w="92"/>
+              <w:bottom w:type="dxa" w:w="52"/>
+              <w:right w:type="dxa" w:w="92"/>
             </w:tcMar>
           </w:tcPr>
           <w:p>
@@ -4989,10 +4989,10 @@
               <w:right w:val="single" w:color="D5DAE2" w:sz="4"/>
             </w:tcBorders>
             <w:tcMar>
-              <w:top w:type="dxa" w:w="70"/>
-              <w:left w:type="dxa" w:w="100"/>
-              <w:bottom w:type="dxa" w:w="70"/>
-              <w:right w:type="dxa" w:w="100"/>
+              <w:top w:type="dxa" w:w="52"/>
+              <w:left w:type="dxa" w:w="92"/>
+              <w:bottom w:type="dxa" w:w="52"/>
+              <w:right w:type="dxa" w:w="92"/>
             </w:tcMar>
           </w:tcPr>
           <w:p>
@@ -5021,10 +5021,10 @@
               <w:right w:val="single" w:color="D5DAE2" w:sz="4"/>
             </w:tcBorders>
             <w:tcMar>
-              <w:top w:type="dxa" w:w="70"/>
-              <w:left w:type="dxa" w:w="100"/>
-              <w:bottom w:type="dxa" w:w="70"/>
-              <w:right w:type="dxa" w:w="100"/>
+              <w:top w:type="dxa" w:w="52"/>
+              <w:left w:type="dxa" w:w="92"/>
+              <w:bottom w:type="dxa" w:w="52"/>
+              <w:right w:type="dxa" w:w="92"/>
             </w:tcMar>
           </w:tcPr>
           <w:p>
@@ -5055,10 +5055,10 @@
               <w:right w:val="single" w:color="D5DAE2" w:sz="4"/>
             </w:tcBorders>
             <w:tcMar>
-              <w:top w:type="dxa" w:w="70"/>
-              <w:left w:type="dxa" w:w="100"/>
-              <w:bottom w:type="dxa" w:w="70"/>
-              <w:right w:type="dxa" w:w="100"/>
+              <w:top w:type="dxa" w:w="52"/>
+              <w:left w:type="dxa" w:w="92"/>
+              <w:bottom w:type="dxa" w:w="52"/>
+              <w:right w:type="dxa" w:w="92"/>
             </w:tcMar>
           </w:tcPr>
           <w:p>
@@ -5085,10 +5085,10 @@
               <w:right w:val="single" w:color="D5DAE2" w:sz="4"/>
             </w:tcBorders>
             <w:tcMar>
-              <w:top w:type="dxa" w:w="70"/>
-              <w:left w:type="dxa" w:w="100"/>
-              <w:bottom w:type="dxa" w:w="70"/>
-              <w:right w:type="dxa" w:w="100"/>
+              <w:top w:type="dxa" w:w="52"/>
+              <w:left w:type="dxa" w:w="92"/>
+              <w:bottom w:type="dxa" w:w="52"/>
+              <w:right w:type="dxa" w:w="92"/>
             </w:tcMar>
           </w:tcPr>
           <w:p>
@@ -5117,10 +5117,10 @@
               <w:right w:val="single" w:color="D5DAE2" w:sz="4"/>
             </w:tcBorders>
             <w:tcMar>
-              <w:top w:type="dxa" w:w="70"/>
-              <w:left w:type="dxa" w:w="100"/>
-              <w:bottom w:type="dxa" w:w="70"/>
-              <w:right w:type="dxa" w:w="100"/>
+              <w:top w:type="dxa" w:w="52"/>
+              <w:left w:type="dxa" w:w="92"/>
+              <w:bottom w:type="dxa" w:w="52"/>
+              <w:right w:type="dxa" w:w="92"/>
             </w:tcMar>
           </w:tcPr>
           <w:p>
@@ -5151,10 +5151,10 @@
               <w:right w:val="single" w:color="D5DAE2" w:sz="4"/>
             </w:tcBorders>
             <w:tcMar>
-              <w:top w:type="dxa" w:w="70"/>
-              <w:left w:type="dxa" w:w="100"/>
-              <w:bottom w:type="dxa" w:w="70"/>
-              <w:right w:type="dxa" w:w="100"/>
+              <w:top w:type="dxa" w:w="52"/>
+              <w:left w:type="dxa" w:w="92"/>
+              <w:bottom w:type="dxa" w:w="52"/>
+              <w:right w:type="dxa" w:w="92"/>
             </w:tcMar>
           </w:tcPr>
           <w:p>
@@ -5181,10 +5181,10 @@
               <w:right w:val="single" w:color="D5DAE2" w:sz="4"/>
             </w:tcBorders>
             <w:tcMar>
-              <w:top w:type="dxa" w:w="70"/>
-              <w:left w:type="dxa" w:w="100"/>
-              <w:bottom w:type="dxa" w:w="70"/>
-              <w:right w:type="dxa" w:w="100"/>
+              <w:top w:type="dxa" w:w="52"/>
+              <w:left w:type="dxa" w:w="92"/>
+              <w:bottom w:type="dxa" w:w="52"/>
+              <w:right w:type="dxa" w:w="92"/>
             </w:tcMar>
           </w:tcPr>
           <w:p>
@@ -5213,10 +5213,10 @@
               <w:right w:val="single" w:color="D5DAE2" w:sz="4"/>
             </w:tcBorders>
             <w:tcMar>
-              <w:top w:type="dxa" w:w="70"/>
-              <w:left w:type="dxa" w:w="100"/>
-              <w:bottom w:type="dxa" w:w="70"/>
-              <w:right w:type="dxa" w:w="100"/>
+              <w:top w:type="dxa" w:w="52"/>
+              <w:left w:type="dxa" w:w="92"/>
+              <w:bottom w:type="dxa" w:w="52"/>
+              <w:right w:type="dxa" w:w="92"/>
             </w:tcMar>
           </w:tcPr>
           <w:p>
@@ -5247,10 +5247,10 @@
               <w:right w:val="single" w:color="D5DAE2" w:sz="4"/>
             </w:tcBorders>
             <w:tcMar>
-              <w:top w:type="dxa" w:w="70"/>
-              <w:left w:type="dxa" w:w="100"/>
-              <w:bottom w:type="dxa" w:w="70"/>
-              <w:right w:type="dxa" w:w="100"/>
+              <w:top w:type="dxa" w:w="52"/>
+              <w:left w:type="dxa" w:w="92"/>
+              <w:bottom w:type="dxa" w:w="52"/>
+              <w:right w:type="dxa" w:w="92"/>
             </w:tcMar>
           </w:tcPr>
           <w:p>
@@ -5277,10 +5277,10 @@
               <w:right w:val="single" w:color="D5DAE2" w:sz="4"/>
             </w:tcBorders>
             <w:tcMar>
-              <w:top w:type="dxa" w:w="70"/>
-              <w:left w:type="dxa" w:w="100"/>
-              <w:bottom w:type="dxa" w:w="70"/>
-              <w:right w:type="dxa" w:w="100"/>
+              <w:top w:type="dxa" w:w="52"/>
+              <w:left w:type="dxa" w:w="92"/>
+              <w:bottom w:type="dxa" w:w="52"/>
+              <w:right w:type="dxa" w:w="92"/>
             </w:tcMar>
           </w:tcPr>
           <w:p>
@@ -5324,10 +5324,10 @@
               <w:right w:val="single" w:color="D5DAE2" w:sz="4"/>
             </w:tcBorders>
             <w:tcMar>
-              <w:top w:type="dxa" w:w="70"/>
-              <w:left w:type="dxa" w:w="100"/>
-              <w:bottom w:type="dxa" w:w="70"/>
-              <w:right w:type="dxa" w:w="100"/>
+              <w:top w:type="dxa" w:w="52"/>
+              <w:left w:type="dxa" w:w="92"/>
+              <w:bottom w:type="dxa" w:w="52"/>
+              <w:right w:type="dxa" w:w="92"/>
             </w:tcMar>
           </w:tcPr>
           <w:p>
@@ -5351,7 +5351,7 @@
     <w:p>
       <w:pPr>
         <w:pStyle w:val="Heading3"/>
-        <w:spacing w:after="100" w:before="220"/>
+        <w:spacing w:after="80" w:before="180"/>
       </w:pPr>
       <w:r>
         <w:rPr>
@@ -5367,7 +5367,7 @@
     </w:p>
     <w:p>
       <w:pPr>
-        <w:spacing w:after="120" w:before="0" w:line="300"/>
+        <w:spacing w:after="100" w:before="0" w:line="264"/>
       </w:pPr>
       <w:r>
         <w:rPr>
@@ -5385,7 +5385,7 @@
           <w:ilvl w:val="0"/>
           <w:numId w:val="2"/>
         </w:numPr>
-        <w:spacing w:after="90" w:line="300"/>
+        <w:spacing w:after="70" w:line="264"/>
       </w:pPr>
       <w:r>
         <w:rPr>
@@ -5403,7 +5403,7 @@
           <w:ilvl w:val="0"/>
           <w:numId w:val="2"/>
         </w:numPr>
-        <w:spacing w:after="90" w:line="300"/>
+        <w:spacing w:after="70" w:line="264"/>
       </w:pPr>
       <w:r>
         <w:rPr>
@@ -5421,7 +5421,7 @@
           <w:ilvl w:val="0"/>
           <w:numId w:val="2"/>
         </w:numPr>
-        <w:spacing w:after="90" w:line="300"/>
+        <w:spacing w:after="70" w:line="264"/>
       </w:pPr>
       <w:r>
         <w:rPr>
@@ -5435,7 +5435,7 @@
     <w:p>
       <w:pPr>
         <w:pStyle w:val="Heading3"/>
-        <w:spacing w:after="100" w:before="220"/>
+        <w:spacing w:after="80" w:before="180"/>
       </w:pPr>
       <w:r>
         <w:rPr>
@@ -5451,7 +5451,7 @@
     </w:p>
     <w:p>
       <w:pPr>
-        <w:spacing w:after="120" w:before="0" w:line="300"/>
+        <w:spacing w:after="100" w:before="0" w:line="264"/>
       </w:pPr>
       <w:r>
         <w:rPr>
@@ -5465,7 +5465,7 @@
     <w:p>
       <w:pPr>
         <w:pStyle w:val="Heading2"/>
-        <w:spacing w:after="140" w:before="300"/>
+        <w:spacing w:after="110" w:before="240"/>
       </w:pPr>
       <w:r>
         <w:rPr>
@@ -5510,10 +5510,10 @@
             </w:tcBorders>
             <w:shd w:fill="EDF1F7" w:val="clear"/>
             <w:tcMar>
-              <w:top w:type="dxa" w:w="70"/>
-              <w:left w:type="dxa" w:w="100"/>
-              <w:bottom w:type="dxa" w:w="70"/>
-              <w:right w:type="dxa" w:w="100"/>
+              <w:top w:type="dxa" w:w="52"/>
+              <w:left w:type="dxa" w:w="92"/>
+              <w:bottom w:type="dxa" w:w="52"/>
+              <w:right w:type="dxa" w:w="92"/>
             </w:tcMar>
           </w:tcPr>
           <w:p>
@@ -5544,10 +5544,10 @@
             </w:tcBorders>
             <w:shd w:fill="EDF1F7" w:val="clear"/>
             <w:tcMar>
-              <w:top w:type="dxa" w:w="70"/>
-              <w:left w:type="dxa" w:w="100"/>
-              <w:bottom w:type="dxa" w:w="70"/>
-              <w:right w:type="dxa" w:w="100"/>
+              <w:top w:type="dxa" w:w="52"/>
+              <w:left w:type="dxa" w:w="92"/>
+              <w:bottom w:type="dxa" w:w="52"/>
+              <w:right w:type="dxa" w:w="92"/>
             </w:tcMar>
           </w:tcPr>
           <w:p>
@@ -5579,10 +5579,10 @@
               <w:right w:val="single" w:color="D5DAE2" w:sz="4"/>
             </w:tcBorders>
             <w:tcMar>
-              <w:top w:type="dxa" w:w="70"/>
-              <w:left w:type="dxa" w:w="100"/>
-              <w:bottom w:type="dxa" w:w="70"/>
-              <w:right w:type="dxa" w:w="100"/>
+              <w:top w:type="dxa" w:w="52"/>
+              <w:left w:type="dxa" w:w="92"/>
+              <w:bottom w:type="dxa" w:w="52"/>
+              <w:right w:type="dxa" w:w="92"/>
             </w:tcMar>
           </w:tcPr>
           <w:p>
@@ -5609,10 +5609,10 @@
               <w:right w:val="single" w:color="D5DAE2" w:sz="4"/>
             </w:tcBorders>
             <w:tcMar>
-              <w:top w:type="dxa" w:w="70"/>
-              <w:left w:type="dxa" w:w="100"/>
-              <w:bottom w:type="dxa" w:w="70"/>
-              <w:right w:type="dxa" w:w="100"/>
+              <w:top w:type="dxa" w:w="52"/>
+              <w:left w:type="dxa" w:w="92"/>
+              <w:bottom w:type="dxa" w:w="52"/>
+              <w:right w:type="dxa" w:w="92"/>
             </w:tcMar>
           </w:tcPr>
           <w:p>
@@ -5658,10 +5658,10 @@
               <w:right w:val="single" w:color="D5DAE2" w:sz="4"/>
             </w:tcBorders>
             <w:tcMar>
-              <w:top w:type="dxa" w:w="70"/>
-              <w:left w:type="dxa" w:w="100"/>
-              <w:bottom w:type="dxa" w:w="70"/>
-              <w:right w:type="dxa" w:w="100"/>
+              <w:top w:type="dxa" w:w="52"/>
+              <w:left w:type="dxa" w:w="92"/>
+              <w:bottom w:type="dxa" w:w="52"/>
+              <w:right w:type="dxa" w:w="92"/>
             </w:tcMar>
           </w:tcPr>
           <w:p>
@@ -5688,10 +5688,10 @@
               <w:right w:val="single" w:color="D5DAE2" w:sz="4"/>
             </w:tcBorders>
             <w:tcMar>
-              <w:top w:type="dxa" w:w="70"/>
-              <w:left w:type="dxa" w:w="100"/>
-              <w:bottom w:type="dxa" w:w="70"/>
-              <w:right w:type="dxa" w:w="100"/>
+              <w:top w:type="dxa" w:w="52"/>
+              <w:left w:type="dxa" w:w="92"/>
+              <w:bottom w:type="dxa" w:w="52"/>
+              <w:right w:type="dxa" w:w="92"/>
             </w:tcMar>
           </w:tcPr>
           <w:p>
@@ -5737,10 +5737,10 @@
               <w:right w:val="single" w:color="D5DAE2" w:sz="4"/>
             </w:tcBorders>
             <w:tcMar>
-              <w:top w:type="dxa" w:w="70"/>
-              <w:left w:type="dxa" w:w="100"/>
-              <w:bottom w:type="dxa" w:w="70"/>
-              <w:right w:type="dxa" w:w="100"/>
+              <w:top w:type="dxa" w:w="52"/>
+              <w:left w:type="dxa" w:w="92"/>
+              <w:bottom w:type="dxa" w:w="52"/>
+              <w:right w:type="dxa" w:w="92"/>
             </w:tcMar>
           </w:tcPr>
           <w:p>
@@ -5767,10 +5767,10 @@
               <w:right w:val="single" w:color="D5DAE2" w:sz="4"/>
             </w:tcBorders>
             <w:tcMar>
-              <w:top w:type="dxa" w:w="70"/>
-              <w:left w:type="dxa" w:w="100"/>
-              <w:bottom w:type="dxa" w:w="70"/>
-              <w:right w:type="dxa" w:w="100"/>
+              <w:top w:type="dxa" w:w="52"/>
+              <w:left w:type="dxa" w:w="92"/>
+              <w:bottom w:type="dxa" w:w="52"/>
+              <w:right w:type="dxa" w:w="92"/>
             </w:tcMar>
           </w:tcPr>
           <w:p>
@@ -5801,10 +5801,10 @@
               <w:right w:val="single" w:color="D5DAE2" w:sz="4"/>
             </w:tcBorders>
             <w:tcMar>
-              <w:top w:type="dxa" w:w="70"/>
-              <w:left w:type="dxa" w:w="100"/>
-              <w:bottom w:type="dxa" w:w="70"/>
-              <w:right w:type="dxa" w:w="100"/>
+              <w:top w:type="dxa" w:w="52"/>
+              <w:left w:type="dxa" w:w="92"/>
+              <w:bottom w:type="dxa" w:w="52"/>
+              <w:right w:type="dxa" w:w="92"/>
             </w:tcMar>
           </w:tcPr>
           <w:p>
@@ -5831,10 +5831,10 @@
               <w:right w:val="single" w:color="D5DAE2" w:sz="4"/>
             </w:tcBorders>
             <w:tcMar>
-              <w:top w:type="dxa" w:w="70"/>
-              <w:left w:type="dxa" w:w="100"/>
-              <w:bottom w:type="dxa" w:w="70"/>
-              <w:right w:type="dxa" w:w="100"/>
+              <w:top w:type="dxa" w:w="52"/>
+              <w:left w:type="dxa" w:w="92"/>
+              <w:bottom w:type="dxa" w:w="52"/>
+              <w:right w:type="dxa" w:w="92"/>
             </w:tcMar>
           </w:tcPr>
           <w:p>
@@ -5876,7 +5876,7 @@
           <w:left w:val="single" w:color="0038A3" w:sz="18" w:space="8"/>
         </w:pBdr>
         <w:shd w:fill="F4F7FB" w:val="clear"/>
-        <w:spacing w:after="200" w:before="160" w:line="300"/>
+        <w:spacing w:after="170" w:before="140" w:line="264"/>
         <w:ind w:left="200" w:right="200"/>
       </w:pPr>
       <w:r>
@@ -5902,7 +5902,7 @@
     <w:p>
       <w:pPr>
         <w:pStyle w:val="Heading2"/>
-        <w:spacing w:after="140" w:before="300"/>
+        <w:spacing w:after="110" w:before="240"/>
       </w:pPr>
       <w:r>
         <w:rPr>
@@ -5918,7 +5918,7 @@
     </w:p>
     <w:p>
       <w:pPr>
-        <w:spacing w:after="120" w:before="0" w:line="300"/>
+        <w:spacing w:after="100" w:before="0" w:line="264"/>
       </w:pPr>
       <w:r>
         <w:rPr>
@@ -5936,7 +5936,7 @@
           <w:ilvl w:val="0"/>
           <w:numId w:val="2"/>
         </w:numPr>
-        <w:spacing w:after="90" w:line="300"/>
+        <w:spacing w:after="70" w:line="264"/>
       </w:pPr>
       <w:r>
         <w:rPr>
@@ -5964,7 +5964,7 @@
           <w:ilvl w:val="0"/>
           <w:numId w:val="2"/>
         </w:numPr>
-        <w:spacing w:after="90" w:line="300"/>
+        <w:spacing w:after="70" w:line="264"/>
       </w:pPr>
       <w:r>
         <w:rPr>
@@ -5992,7 +5992,7 @@
           <w:ilvl w:val="0"/>
           <w:numId w:val="2"/>
         </w:numPr>
-        <w:spacing w:after="90" w:line="300"/>
+        <w:spacing w:after="70" w:line="264"/>
       </w:pPr>
       <w:r>
         <w:rPr>
@@ -6020,7 +6020,7 @@
           <w:ilvl w:val="0"/>
           <w:numId w:val="2"/>
         </w:numPr>
-        <w:spacing w:after="90" w:line="300"/>
+        <w:spacing w:after="70" w:line="264"/>
       </w:pPr>
       <w:r>
         <w:rPr>
@@ -6043,7 +6043,7 @@
     </w:p>
     <w:p>
       <w:pPr>
-        <w:spacing w:after="120" w:before="0" w:line="300"/>
+        <w:spacing w:after="100" w:before="0" w:line="264"/>
       </w:pPr>
       <w:r>
         <w:rPr>
@@ -6067,7 +6067,7 @@
     <w:p>
       <w:pPr>
         <w:pStyle w:val="Heading2"/>
-        <w:spacing w:after="140" w:before="300"/>
+        <w:spacing w:after="110" w:before="240"/>
       </w:pPr>
       <w:r>
         <w:rPr>
@@ -6088,7 +6088,7 @@
           <w:ilvl w:val="0"/>
           <w:numId w:val="2"/>
         </w:numPr>
-        <w:spacing w:after="90" w:line="300"/>
+        <w:spacing w:after="70" w:line="264"/>
       </w:pPr>
       <w:r>
         <w:rPr>
@@ -6116,7 +6116,7 @@
           <w:ilvl w:val="0"/>
           <w:numId w:val="2"/>
         </w:numPr>
-        <w:spacing w:after="90" w:line="300"/>
+        <w:spacing w:after="70" w:line="264"/>
       </w:pPr>
       <w:r>
         <w:rPr>
@@ -6144,7 +6144,7 @@
           <w:ilvl w:val="0"/>
           <w:numId w:val="2"/>
         </w:numPr>
-        <w:spacing w:after="90" w:line="300"/>
+        <w:spacing w:after="70" w:line="264"/>
       </w:pPr>
       <w:r>
         <w:rPr>
@@ -6176,7 +6176,7 @@
         <w:pBdr>
           <w:bottom w:val="single" w:color="123979" w:sz="12" w:space="6"/>
         </w:pBdr>
-        <w:spacing w:after="200" w:before="400"/>
+        <w:spacing w:after="160" w:before="320"/>
       </w:pPr>
       <w:r>
         <w:rPr>
@@ -6192,7 +6192,7 @@
     </w:p>
     <w:p>
       <w:pPr>
-        <w:spacing w:after="120" w:before="0" w:line="300"/>
+        <w:spacing w:after="100" w:before="0" w:line="264"/>
       </w:pPr>
       <w:r>
         <w:rPr>
@@ -6206,7 +6206,7 @@
     <w:p>
       <w:pPr>
         <w:pStyle w:val="Heading2"/>
-        <w:spacing w:after="140" w:before="300"/>
+        <w:spacing w:after="110" w:before="240"/>
       </w:pPr>
       <w:r>
         <w:rPr>
@@ -6222,7 +6222,7 @@
     </w:p>
     <w:p>
       <w:pPr>
-        <w:spacing w:after="120" w:before="0" w:line="300"/>
+        <w:spacing w:after="100" w:before="0" w:line="264"/>
       </w:pPr>
       <w:r>
         <w:rPr>
@@ -6235,7 +6235,7 @@
     </w:p>
     <w:p>
       <w:pPr>
-        <w:spacing w:after="120" w:before="0" w:line="300"/>
+        <w:spacing w:after="100" w:before="0" w:line="264"/>
       </w:pPr>
       <w:r>
         <w:rPr>
@@ -6278,10 +6278,10 @@
             </w:tcBorders>
             <w:shd w:fill="EDF1F7" w:val="clear"/>
             <w:tcMar>
-              <w:top w:type="dxa" w:w="70"/>
-              <w:left w:type="dxa" w:w="100"/>
-              <w:bottom w:type="dxa" w:w="70"/>
-              <w:right w:type="dxa" w:w="100"/>
+              <w:top w:type="dxa" w:w="52"/>
+              <w:left w:type="dxa" w:w="92"/>
+              <w:bottom w:type="dxa" w:w="52"/>
+              <w:right w:type="dxa" w:w="92"/>
             </w:tcMar>
           </w:tcPr>
           <w:p>
@@ -6312,10 +6312,10 @@
             </w:tcBorders>
             <w:shd w:fill="EDF1F7" w:val="clear"/>
             <w:tcMar>
-              <w:top w:type="dxa" w:w="70"/>
-              <w:left w:type="dxa" w:w="100"/>
-              <w:bottom w:type="dxa" w:w="70"/>
-              <w:right w:type="dxa" w:w="100"/>
+              <w:top w:type="dxa" w:w="52"/>
+              <w:left w:type="dxa" w:w="92"/>
+              <w:bottom w:type="dxa" w:w="52"/>
+              <w:right w:type="dxa" w:w="92"/>
             </w:tcMar>
           </w:tcPr>
           <w:p>
@@ -6346,10 +6346,10 @@
             </w:tcBorders>
             <w:shd w:fill="EDF1F7" w:val="clear"/>
             <w:tcMar>
-              <w:top w:type="dxa" w:w="70"/>
-              <w:left w:type="dxa" w:w="100"/>
-              <w:bottom w:type="dxa" w:w="70"/>
-              <w:right w:type="dxa" w:w="100"/>
+              <w:top w:type="dxa" w:w="52"/>
+              <w:left w:type="dxa" w:w="92"/>
+              <w:bottom w:type="dxa" w:w="52"/>
+              <w:right w:type="dxa" w:w="92"/>
             </w:tcMar>
           </w:tcPr>
           <w:p>
@@ -6381,10 +6381,10 @@
               <w:right w:val="single" w:color="D5DAE2" w:sz="4"/>
             </w:tcBorders>
             <w:tcMar>
-              <w:top w:type="dxa" w:w="70"/>
-              <w:left w:type="dxa" w:w="100"/>
-              <w:bottom w:type="dxa" w:w="70"/>
-              <w:right w:type="dxa" w:w="100"/>
+              <w:top w:type="dxa" w:w="52"/>
+              <w:left w:type="dxa" w:w="92"/>
+              <w:bottom w:type="dxa" w:w="52"/>
+              <w:right w:type="dxa" w:w="92"/>
             </w:tcMar>
           </w:tcPr>
           <w:p>
@@ -6411,10 +6411,10 @@
               <w:right w:val="single" w:color="D5DAE2" w:sz="4"/>
             </w:tcBorders>
             <w:tcMar>
-              <w:top w:type="dxa" w:w="70"/>
-              <w:left w:type="dxa" w:w="100"/>
-              <w:bottom w:type="dxa" w:w="70"/>
-              <w:right w:type="dxa" w:w="100"/>
+              <w:top w:type="dxa" w:w="52"/>
+              <w:left w:type="dxa" w:w="92"/>
+              <w:bottom w:type="dxa" w:w="52"/>
+              <w:right w:type="dxa" w:w="92"/>
             </w:tcMar>
           </w:tcPr>
           <w:p>
@@ -6443,10 +6443,10 @@
               <w:right w:val="single" w:color="D5DAE2" w:sz="4"/>
             </w:tcBorders>
             <w:tcMar>
-              <w:top w:type="dxa" w:w="70"/>
-              <w:left w:type="dxa" w:w="100"/>
-              <w:bottom w:type="dxa" w:w="70"/>
-              <w:right w:type="dxa" w:w="100"/>
+              <w:top w:type="dxa" w:w="52"/>
+              <w:left w:type="dxa" w:w="92"/>
+              <w:bottom w:type="dxa" w:w="52"/>
+              <w:right w:type="dxa" w:w="92"/>
             </w:tcMar>
           </w:tcPr>
           <w:p>
@@ -6477,10 +6477,10 @@
               <w:right w:val="single" w:color="D5DAE2" w:sz="4"/>
             </w:tcBorders>
             <w:tcMar>
-              <w:top w:type="dxa" w:w="70"/>
-              <w:left w:type="dxa" w:w="100"/>
-              <w:bottom w:type="dxa" w:w="70"/>
-              <w:right w:type="dxa" w:w="100"/>
+              <w:top w:type="dxa" w:w="52"/>
+              <w:left w:type="dxa" w:w="92"/>
+              <w:bottom w:type="dxa" w:w="52"/>
+              <w:right w:type="dxa" w:w="92"/>
             </w:tcMar>
           </w:tcPr>
           <w:p>
@@ -6507,10 +6507,10 @@
               <w:right w:val="single" w:color="D5DAE2" w:sz="4"/>
             </w:tcBorders>
             <w:tcMar>
-              <w:top w:type="dxa" w:w="70"/>
-              <w:left w:type="dxa" w:w="100"/>
-              <w:bottom w:type="dxa" w:w="70"/>
-              <w:right w:type="dxa" w:w="100"/>
+              <w:top w:type="dxa" w:w="52"/>
+              <w:left w:type="dxa" w:w="92"/>
+              <w:bottom w:type="dxa" w:w="52"/>
+              <w:right w:type="dxa" w:w="92"/>
             </w:tcMar>
           </w:tcPr>
           <w:p>
@@ -6554,10 +6554,10 @@
               <w:right w:val="single" w:color="D5DAE2" w:sz="4"/>
             </w:tcBorders>
             <w:tcMar>
-              <w:top w:type="dxa" w:w="70"/>
-              <w:left w:type="dxa" w:w="100"/>
-              <w:bottom w:type="dxa" w:w="70"/>
-              <w:right w:type="dxa" w:w="100"/>
+              <w:top w:type="dxa" w:w="52"/>
+              <w:left w:type="dxa" w:w="92"/>
+              <w:bottom w:type="dxa" w:w="52"/>
+              <w:right w:type="dxa" w:w="92"/>
             </w:tcMar>
           </w:tcPr>
           <w:p>
@@ -6580,7 +6580,7 @@
     </w:tbl>
     <w:p>
       <w:pPr>
-        <w:spacing w:after="120" w:before="0" w:line="300"/>
+        <w:spacing w:after="100" w:before="0" w:line="264"/>
       </w:pPr>
       <w:r>
         <w:rPr>
@@ -6612,7 +6612,7 @@
     <w:p>
       <w:pPr>
         <w:pStyle w:val="Heading2"/>
-        <w:spacing w:after="140" w:before="300"/>
+        <w:spacing w:after="110" w:before="240"/>
       </w:pPr>
       <w:r>
         <w:rPr>
@@ -6628,7 +6628,7 @@
     </w:p>
     <w:p>
       <w:pPr>
-        <w:spacing w:after="120" w:before="0" w:line="300"/>
+        <w:spacing w:after="100" w:before="0" w:line="264"/>
       </w:pPr>
       <w:r>
         <w:rPr>
@@ -6642,7 +6642,7 @@
     <w:p>
       <w:pPr>
         <w:pStyle w:val="Heading2"/>
-        <w:spacing w:after="140" w:before="300"/>
+        <w:spacing w:after="110" w:before="240"/>
       </w:pPr>
       <w:r>
         <w:rPr>
@@ -6658,7 +6658,7 @@
     </w:p>
     <w:p>
       <w:pPr>
-        <w:spacing w:after="120" w:before="0" w:line="300"/>
+        <w:spacing w:after="100" w:before="0" w:line="264"/>
       </w:pPr>
       <w:r>
         <w:rPr>
@@ -6680,7 +6680,7 @@
         <w:pBdr>
           <w:bottom w:val="single" w:color="123979" w:sz="12" w:space="6"/>
         </w:pBdr>
-        <w:spacing w:after="200" w:before="400"/>
+        <w:spacing w:after="160" w:before="320"/>
       </w:pPr>
       <w:r>
         <w:rPr>
@@ -6697,7 +6697,7 @@
     <w:p>
       <w:pPr>
         <w:pStyle w:val="Heading2"/>
-        <w:spacing w:after="140" w:before="300"/>
+        <w:spacing w:after="110" w:before="240"/>
       </w:pPr>
       <w:r>
         <w:rPr>
@@ -6713,7 +6713,7 @@
     </w:p>
     <w:p>
       <w:pPr>
-        <w:spacing w:after="120" w:before="0" w:line="300"/>
+        <w:spacing w:after="100" w:before="0" w:line="264"/>
       </w:pPr>
       <w:r>
         <w:rPr>
@@ -6731,7 +6731,7 @@
           <w:ilvl w:val="0"/>
           <w:numId w:val="2"/>
         </w:numPr>
-        <w:spacing w:after="90" w:line="300"/>
+        <w:spacing w:after="70" w:line="264"/>
       </w:pPr>
       <w:r>
         <w:rPr>
@@ -6749,7 +6749,7 @@
           <w:ilvl w:val="0"/>
           <w:numId w:val="2"/>
         </w:numPr>
-        <w:spacing w:after="90" w:line="300"/>
+        <w:spacing w:after="70" w:line="264"/>
       </w:pPr>
       <w:r>
         <w:rPr>
@@ -6767,7 +6767,7 @@
           <w:ilvl w:val="0"/>
           <w:numId w:val="2"/>
         </w:numPr>
-        <w:spacing w:after="90" w:line="300"/>
+        <w:spacing w:after="70" w:line="264"/>
       </w:pPr>
       <w:r>
         <w:rPr>
@@ -6780,7 +6780,7 @@
     </w:p>
     <w:p>
       <w:pPr>
-        <w:spacing w:after="120" w:before="0" w:line="300"/>
+        <w:spacing w:after="100" w:before="0" w:line="264"/>
       </w:pPr>
       <w:r>
         <w:rPr>
@@ -6794,7 +6794,7 @@
     <w:p>
       <w:pPr>
         <w:pStyle w:val="Heading2"/>
-        <w:spacing w:after="140" w:before="300"/>
+        <w:spacing w:after="110" w:before="240"/>
       </w:pPr>
       <w:r>
         <w:rPr>
@@ -6810,7 +6810,7 @@
     </w:p>
     <w:p>
       <w:pPr>
-        <w:spacing w:after="120" w:before="0" w:line="300"/>
+        <w:spacing w:after="100" w:before="0" w:line="264"/>
       </w:pPr>
       <w:r>
         <w:rPr>
@@ -6823,7 +6823,7 @@
     </w:p>
     <w:p>
       <w:pPr>
-        <w:spacing w:after="120" w:before="0" w:line="300"/>
+        <w:spacing w:after="100" w:before="0" w:line="264"/>
       </w:pPr>
       <w:r>
         <w:rPr>
@@ -6837,7 +6837,7 @@
     <w:p>
       <w:pPr>
         <w:pStyle w:val="Heading2"/>
-        <w:spacing w:after="140" w:before="300"/>
+        <w:spacing w:after="110" w:before="240"/>
       </w:pPr>
       <w:r>
         <w:rPr>
@@ -6883,10 +6883,10 @@
             </w:tcBorders>
             <w:shd w:fill="EDF1F7" w:val="clear"/>
             <w:tcMar>
-              <w:top w:type="dxa" w:w="70"/>
-              <w:left w:type="dxa" w:w="100"/>
-              <w:bottom w:type="dxa" w:w="70"/>
-              <w:right w:type="dxa" w:w="100"/>
+              <w:top w:type="dxa" w:w="52"/>
+              <w:left w:type="dxa" w:w="92"/>
+              <w:bottom w:type="dxa" w:w="52"/>
+              <w:right w:type="dxa" w:w="92"/>
             </w:tcMar>
           </w:tcPr>
           <w:p>
@@ -6917,10 +6917,10 @@
             </w:tcBorders>
             <w:shd w:fill="EDF1F7" w:val="clear"/>
             <w:tcMar>
-              <w:top w:type="dxa" w:w="70"/>
-              <w:left w:type="dxa" w:w="100"/>
-              <w:bottom w:type="dxa" w:w="70"/>
-              <w:right w:type="dxa" w:w="100"/>
+              <w:top w:type="dxa" w:w="52"/>
+              <w:left w:type="dxa" w:w="92"/>
+              <w:bottom w:type="dxa" w:w="52"/>
+              <w:right w:type="dxa" w:w="92"/>
             </w:tcMar>
           </w:tcPr>
           <w:p>
@@ -6951,10 +6951,10 @@
             </w:tcBorders>
             <w:shd w:fill="EDF1F7" w:val="clear"/>
             <w:tcMar>
-              <w:top w:type="dxa" w:w="70"/>
-              <w:left w:type="dxa" w:w="100"/>
-              <w:bottom w:type="dxa" w:w="70"/>
-              <w:right w:type="dxa" w:w="100"/>
+              <w:top w:type="dxa" w:w="52"/>
+              <w:left w:type="dxa" w:w="92"/>
+              <w:bottom w:type="dxa" w:w="52"/>
+              <w:right w:type="dxa" w:w="92"/>
             </w:tcMar>
           </w:tcPr>
           <w:p>
@@ -6986,10 +6986,10 @@
               <w:right w:val="single" w:color="D5DAE2" w:sz="4"/>
             </w:tcBorders>
             <w:tcMar>
-              <w:top w:type="dxa" w:w="70"/>
-              <w:left w:type="dxa" w:w="100"/>
-              <w:bottom w:type="dxa" w:w="70"/>
-              <w:right w:type="dxa" w:w="100"/>
+              <w:top w:type="dxa" w:w="52"/>
+              <w:left w:type="dxa" w:w="92"/>
+              <w:bottom w:type="dxa" w:w="52"/>
+              <w:right w:type="dxa" w:w="92"/>
             </w:tcMar>
           </w:tcPr>
           <w:p>
@@ -7016,10 +7016,10 @@
               <w:right w:val="single" w:color="D5DAE2" w:sz="4"/>
             </w:tcBorders>
             <w:tcMar>
-              <w:top w:type="dxa" w:w="70"/>
-              <w:left w:type="dxa" w:w="100"/>
-              <w:bottom w:type="dxa" w:w="70"/>
-              <w:right w:type="dxa" w:w="100"/>
+              <w:top w:type="dxa" w:w="52"/>
+              <w:left w:type="dxa" w:w="92"/>
+              <w:bottom w:type="dxa" w:w="52"/>
+              <w:right w:type="dxa" w:w="92"/>
             </w:tcMar>
           </w:tcPr>
           <w:p>
@@ -7048,10 +7048,10 @@
               <w:right w:val="single" w:color="D5DAE2" w:sz="4"/>
             </w:tcBorders>
             <w:tcMar>
-              <w:top w:type="dxa" w:w="70"/>
-              <w:left w:type="dxa" w:w="100"/>
-              <w:bottom w:type="dxa" w:w="70"/>
-              <w:right w:type="dxa" w:w="100"/>
+              <w:top w:type="dxa" w:w="52"/>
+              <w:left w:type="dxa" w:w="92"/>
+              <w:bottom w:type="dxa" w:w="52"/>
+              <w:right w:type="dxa" w:w="92"/>
             </w:tcMar>
           </w:tcPr>
           <w:p>
@@ -7082,10 +7082,10 @@
               <w:right w:val="single" w:color="D5DAE2" w:sz="4"/>
             </w:tcBorders>
             <w:tcMar>
-              <w:top w:type="dxa" w:w="70"/>
-              <w:left w:type="dxa" w:w="100"/>
-              <w:bottom w:type="dxa" w:w="70"/>
-              <w:right w:type="dxa" w:w="100"/>
+              <w:top w:type="dxa" w:w="52"/>
+              <w:left w:type="dxa" w:w="92"/>
+              <w:bottom w:type="dxa" w:w="52"/>
+              <w:right w:type="dxa" w:w="92"/>
             </w:tcMar>
           </w:tcPr>
           <w:p>
@@ -7112,10 +7112,10 @@
               <w:right w:val="single" w:color="D5DAE2" w:sz="4"/>
             </w:tcBorders>
             <w:tcMar>
-              <w:top w:type="dxa" w:w="70"/>
-              <w:left w:type="dxa" w:w="100"/>
-              <w:bottom w:type="dxa" w:w="70"/>
-              <w:right w:type="dxa" w:w="100"/>
+              <w:top w:type="dxa" w:w="52"/>
+              <w:left w:type="dxa" w:w="92"/>
+              <w:bottom w:type="dxa" w:w="52"/>
+              <w:right w:type="dxa" w:w="92"/>
             </w:tcMar>
           </w:tcPr>
           <w:p>
@@ -7144,10 +7144,10 @@
               <w:right w:val="single" w:color="D5DAE2" w:sz="4"/>
             </w:tcBorders>
             <w:tcMar>
-              <w:top w:type="dxa" w:w="70"/>
-              <w:left w:type="dxa" w:w="100"/>
-              <w:bottom w:type="dxa" w:w="70"/>
-              <w:right w:type="dxa" w:w="100"/>
+              <w:top w:type="dxa" w:w="52"/>
+              <w:left w:type="dxa" w:w="92"/>
+              <w:bottom w:type="dxa" w:w="52"/>
+              <w:right w:type="dxa" w:w="92"/>
             </w:tcMar>
           </w:tcPr>
           <w:p>
@@ -7178,10 +7178,10 @@
               <w:right w:val="single" w:color="D5DAE2" w:sz="4"/>
             </w:tcBorders>
             <w:tcMar>
-              <w:top w:type="dxa" w:w="70"/>
-              <w:left w:type="dxa" w:w="100"/>
-              <w:bottom w:type="dxa" w:w="70"/>
-              <w:right w:type="dxa" w:w="100"/>
+              <w:top w:type="dxa" w:w="52"/>
+              <w:left w:type="dxa" w:w="92"/>
+              <w:bottom w:type="dxa" w:w="52"/>
+              <w:right w:type="dxa" w:w="92"/>
             </w:tcMar>
           </w:tcPr>
           <w:p>
@@ -7208,10 +7208,10 @@
               <w:right w:val="single" w:color="D5DAE2" w:sz="4"/>
             </w:tcBorders>
             <w:tcMar>
-              <w:top w:type="dxa" w:w="70"/>
-              <w:left w:type="dxa" w:w="100"/>
-              <w:bottom w:type="dxa" w:w="70"/>
-              <w:right w:type="dxa" w:w="100"/>
+              <w:top w:type="dxa" w:w="52"/>
+              <w:left w:type="dxa" w:w="92"/>
+              <w:bottom w:type="dxa" w:w="52"/>
+              <w:right w:type="dxa" w:w="92"/>
             </w:tcMar>
           </w:tcPr>
           <w:p>
@@ -7240,10 +7240,10 @@
               <w:right w:val="single" w:color="D5DAE2" w:sz="4"/>
             </w:tcBorders>
             <w:tcMar>
-              <w:top w:type="dxa" w:w="70"/>
-              <w:left w:type="dxa" w:w="100"/>
-              <w:bottom w:type="dxa" w:w="70"/>
-              <w:right w:type="dxa" w:w="100"/>
+              <w:top w:type="dxa" w:w="52"/>
+              <w:left w:type="dxa" w:w="92"/>
+              <w:bottom w:type="dxa" w:w="52"/>
+              <w:right w:type="dxa" w:w="92"/>
             </w:tcMar>
           </w:tcPr>
           <w:p>
@@ -7270,7 +7270,7 @@
           <w:left w:val="single" w:color="0038A3" w:sz="18" w:space="8"/>
         </w:pBdr>
         <w:shd w:fill="F4F7FB" w:val="clear"/>
-        <w:spacing w:after="200" w:before="160" w:line="300"/>
+        <w:spacing w:after="170" w:before="140" w:line="264"/>
         <w:ind w:left="200" w:right="200"/>
       </w:pPr>
       <w:r>
@@ -7314,7 +7314,7 @@
     <w:p>
       <w:pPr>
         <w:pStyle w:val="Heading2"/>
-        <w:spacing w:after="140" w:before="300"/>
+        <w:spacing w:after="110" w:before="240"/>
       </w:pPr>
       <w:r>
         <w:rPr>
@@ -7335,7 +7335,7 @@
           <w:ilvl w:val="0"/>
           <w:numId w:val="2"/>
         </w:numPr>
-        <w:spacing w:after="90" w:line="300"/>
+        <w:spacing w:after="70" w:line="264"/>
       </w:pPr>
       <w:r>
         <w:rPr>
@@ -7353,7 +7353,7 @@
           <w:ilvl w:val="0"/>
           <w:numId w:val="2"/>
         </w:numPr>
-        <w:spacing w:after="90" w:line="300"/>
+        <w:spacing w:after="70" w:line="264"/>
       </w:pPr>
       <w:r>
         <w:rPr>
@@ -7371,7 +7371,7 @@
           <w:ilvl w:val="0"/>
           <w:numId w:val="2"/>
         </w:numPr>
-        <w:spacing w:after="90" w:line="300"/>
+        <w:spacing w:after="70" w:line="264"/>
       </w:pPr>
       <w:r>
         <w:rPr>
@@ -7393,7 +7393,7 @@
         <w:pBdr>
           <w:bottom w:val="single" w:color="123979" w:sz="12" w:space="6"/>
         </w:pBdr>
-        <w:spacing w:after="200" w:before="400"/>
+        <w:spacing w:after="160" w:before="320"/>
       </w:pPr>
       <w:r>
         <w:rPr>
@@ -7409,7 +7409,7 @@
     </w:p>
     <w:p>
       <w:pPr>
-        <w:spacing w:after="120" w:before="0" w:line="300"/>
+        <w:spacing w:after="100" w:before="0" w:line="264"/>
       </w:pPr>
       <w:r>
         <w:rPr>
@@ -7452,10 +7452,10 @@
             </w:tcBorders>
             <w:shd w:fill="EDF1F7" w:val="clear"/>
             <w:tcMar>
-              <w:top w:type="dxa" w:w="70"/>
-              <w:left w:type="dxa" w:w="100"/>
-              <w:bottom w:type="dxa" w:w="70"/>
-              <w:right w:type="dxa" w:w="100"/>
+              <w:top w:type="dxa" w:w="52"/>
+              <w:left w:type="dxa" w:w="92"/>
+              <w:bottom w:type="dxa" w:w="52"/>
+              <w:right w:type="dxa" w:w="92"/>
             </w:tcMar>
           </w:tcPr>
           <w:p>
@@ -7486,10 +7486,10 @@
             </w:tcBorders>
             <w:shd w:fill="EDF1F7" w:val="clear"/>
             <w:tcMar>
-              <w:top w:type="dxa" w:w="70"/>
-              <w:left w:type="dxa" w:w="100"/>
-              <w:bottom w:type="dxa" w:w="70"/>
-              <w:right w:type="dxa" w:w="100"/>
+              <w:top w:type="dxa" w:w="52"/>
+              <w:left w:type="dxa" w:w="92"/>
+              <w:bottom w:type="dxa" w:w="52"/>
+              <w:right w:type="dxa" w:w="92"/>
             </w:tcMar>
           </w:tcPr>
           <w:p>
@@ -7520,10 +7520,10 @@
             </w:tcBorders>
             <w:shd w:fill="EDF1F7" w:val="clear"/>
             <w:tcMar>
-              <w:top w:type="dxa" w:w="70"/>
-              <w:left w:type="dxa" w:w="100"/>
-              <w:bottom w:type="dxa" w:w="70"/>
-              <w:right w:type="dxa" w:w="100"/>
+              <w:top w:type="dxa" w:w="52"/>
+              <w:left w:type="dxa" w:w="92"/>
+              <w:bottom w:type="dxa" w:w="52"/>
+              <w:right w:type="dxa" w:w="92"/>
             </w:tcMar>
           </w:tcPr>
           <w:p>
@@ -7555,10 +7555,10 @@
               <w:right w:val="single" w:color="D5DAE2" w:sz="4"/>
             </w:tcBorders>
             <w:tcMar>
-              <w:top w:type="dxa" w:w="70"/>
-              <w:left w:type="dxa" w:w="100"/>
-              <w:bottom w:type="dxa" w:w="70"/>
-              <w:right w:type="dxa" w:w="100"/>
+              <w:top w:type="dxa" w:w="52"/>
+              <w:left w:type="dxa" w:w="92"/>
+              <w:bottom w:type="dxa" w:w="52"/>
+              <w:right w:type="dxa" w:w="92"/>
             </w:tcMar>
           </w:tcPr>
           <w:p>
@@ -7585,10 +7585,10 @@
               <w:right w:val="single" w:color="D5DAE2" w:sz="4"/>
             </w:tcBorders>
             <w:tcMar>
-              <w:top w:type="dxa" w:w="70"/>
-              <w:left w:type="dxa" w:w="100"/>
-              <w:bottom w:type="dxa" w:w="70"/>
-              <w:right w:type="dxa" w:w="100"/>
+              <w:top w:type="dxa" w:w="52"/>
+              <w:left w:type="dxa" w:w="92"/>
+              <w:bottom w:type="dxa" w:w="52"/>
+              <w:right w:type="dxa" w:w="92"/>
             </w:tcMar>
           </w:tcPr>
           <w:p>
@@ -7617,10 +7617,10 @@
               <w:right w:val="single" w:color="D5DAE2" w:sz="4"/>
             </w:tcBorders>
             <w:tcMar>
-              <w:top w:type="dxa" w:w="70"/>
-              <w:left w:type="dxa" w:w="100"/>
-              <w:bottom w:type="dxa" w:w="70"/>
-              <w:right w:type="dxa" w:w="100"/>
+              <w:top w:type="dxa" w:w="52"/>
+              <w:left w:type="dxa" w:w="92"/>
+              <w:bottom w:type="dxa" w:w="52"/>
+              <w:right w:type="dxa" w:w="92"/>
             </w:tcMar>
           </w:tcPr>
           <w:p>
@@ -7666,10 +7666,10 @@
               <w:right w:val="single" w:color="D5DAE2" w:sz="4"/>
             </w:tcBorders>
             <w:tcMar>
-              <w:top w:type="dxa" w:w="70"/>
-              <w:left w:type="dxa" w:w="100"/>
-              <w:bottom w:type="dxa" w:w="70"/>
-              <w:right w:type="dxa" w:w="100"/>
+              <w:top w:type="dxa" w:w="52"/>
+              <w:left w:type="dxa" w:w="92"/>
+              <w:bottom w:type="dxa" w:w="52"/>
+              <w:right w:type="dxa" w:w="92"/>
             </w:tcMar>
           </w:tcPr>
           <w:p>
@@ -7696,10 +7696,10 @@
               <w:right w:val="single" w:color="D5DAE2" w:sz="4"/>
             </w:tcBorders>
             <w:tcMar>
-              <w:top w:type="dxa" w:w="70"/>
-              <w:left w:type="dxa" w:w="100"/>
-              <w:bottom w:type="dxa" w:w="70"/>
-              <w:right w:type="dxa" w:w="100"/>
+              <w:top w:type="dxa" w:w="52"/>
+              <w:left w:type="dxa" w:w="92"/>
+              <w:bottom w:type="dxa" w:w="52"/>
+              <w:right w:type="dxa" w:w="92"/>
             </w:tcMar>
           </w:tcPr>
           <w:p>
@@ -7728,10 +7728,10 @@
               <w:right w:val="single" w:color="D5DAE2" w:sz="4"/>
             </w:tcBorders>
             <w:tcMar>
-              <w:top w:type="dxa" w:w="70"/>
-              <w:left w:type="dxa" w:w="100"/>
-              <w:bottom w:type="dxa" w:w="70"/>
-              <w:right w:type="dxa" w:w="100"/>
+              <w:top w:type="dxa" w:w="52"/>
+              <w:left w:type="dxa" w:w="92"/>
+              <w:bottom w:type="dxa" w:w="52"/>
+              <w:right w:type="dxa" w:w="92"/>
             </w:tcMar>
           </w:tcPr>
           <w:p>
@@ -7762,10 +7762,10 @@
               <w:right w:val="single" w:color="D5DAE2" w:sz="4"/>
             </w:tcBorders>
             <w:tcMar>
-              <w:top w:type="dxa" w:w="70"/>
-              <w:left w:type="dxa" w:w="100"/>
-              <w:bottom w:type="dxa" w:w="70"/>
-              <w:right w:type="dxa" w:w="100"/>
+              <w:top w:type="dxa" w:w="52"/>
+              <w:left w:type="dxa" w:w="92"/>
+              <w:bottom w:type="dxa" w:w="52"/>
+              <w:right w:type="dxa" w:w="92"/>
             </w:tcMar>
           </w:tcPr>
           <w:p>
@@ -7792,10 +7792,10 @@
               <w:right w:val="single" w:color="D5DAE2" w:sz="4"/>
             </w:tcBorders>
             <w:tcMar>
-              <w:top w:type="dxa" w:w="70"/>
-              <w:left w:type="dxa" w:w="100"/>
-              <w:bottom w:type="dxa" w:w="70"/>
-              <w:right w:type="dxa" w:w="100"/>
+              <w:top w:type="dxa" w:w="52"/>
+              <w:left w:type="dxa" w:w="92"/>
+              <w:bottom w:type="dxa" w:w="52"/>
+              <w:right w:type="dxa" w:w="92"/>
             </w:tcMar>
           </w:tcPr>
           <w:p>
@@ -7824,10 +7824,10 @@
               <w:right w:val="single" w:color="D5DAE2" w:sz="4"/>
             </w:tcBorders>
             <w:tcMar>
-              <w:top w:type="dxa" w:w="70"/>
-              <w:left w:type="dxa" w:w="100"/>
-              <w:bottom w:type="dxa" w:w="70"/>
-              <w:right w:type="dxa" w:w="100"/>
+              <w:top w:type="dxa" w:w="52"/>
+              <w:left w:type="dxa" w:w="92"/>
+              <w:bottom w:type="dxa" w:w="52"/>
+              <w:right w:type="dxa" w:w="92"/>
             </w:tcMar>
           </w:tcPr>
           <w:p>
@@ -7851,7 +7851,7 @@
     <w:p>
       <w:pPr>
         <w:pStyle w:val="Heading2"/>
-        <w:spacing w:after="140" w:before="300"/>
+        <w:spacing w:after="110" w:before="240"/>
       </w:pPr>
       <w:r>
         <w:rPr>
@@ -7872,7 +7872,7 @@
           <w:ilvl w:val="0"/>
           <w:numId w:val="2"/>
         </w:numPr>
-        <w:spacing w:after="90" w:line="300"/>
+        <w:spacing w:after="70" w:line="264"/>
       </w:pPr>
       <w:r>
         <w:rPr>
@@ -7900,7 +7900,7 @@
           <w:ilvl w:val="0"/>
           <w:numId w:val="2"/>
         </w:numPr>
-        <w:spacing w:after="90" w:line="300"/>
+        <w:spacing w:after="70" w:line="264"/>
       </w:pPr>
       <w:r>
         <w:rPr>
@@ -7928,7 +7928,7 @@
           <w:ilvl w:val="0"/>
           <w:numId w:val="2"/>
         </w:numPr>
-        <w:spacing w:after="90" w:line="300"/>
+        <w:spacing w:after="70" w:line="264"/>
       </w:pPr>
       <w:r>
         <w:rPr>
@@ -7956,7 +7956,7 @@
           <w:ilvl w:val="0"/>
           <w:numId w:val="2"/>
         </w:numPr>
-        <w:spacing w:after="90" w:line="300"/>
+        <w:spacing w:after="70" w:line="264"/>
       </w:pPr>
       <w:r>
         <w:rPr>
@@ -7980,7 +7980,7 @@
     <w:p>
       <w:pPr>
         <w:pStyle w:val="Heading2"/>
-        <w:spacing w:after="140" w:before="300"/>
+        <w:spacing w:after="110" w:before="240"/>
       </w:pPr>
       <w:r>
         <w:rPr>
@@ -8026,10 +8026,10 @@
             </w:tcBorders>
             <w:shd w:fill="EDF1F7" w:val="clear"/>
             <w:tcMar>
-              <w:top w:type="dxa" w:w="70"/>
-              <w:left w:type="dxa" w:w="100"/>
-              <w:bottom w:type="dxa" w:w="70"/>
-              <w:right w:type="dxa" w:w="100"/>
+              <w:top w:type="dxa" w:w="52"/>
+              <w:left w:type="dxa" w:w="92"/>
+              <w:bottom w:type="dxa" w:w="52"/>
+              <w:right w:type="dxa" w:w="92"/>
             </w:tcMar>
           </w:tcPr>
           <w:p>
@@ -8060,10 +8060,10 @@
             </w:tcBorders>
             <w:shd w:fill="EDF1F7" w:val="clear"/>
             <w:tcMar>
-              <w:top w:type="dxa" w:w="70"/>
-              <w:left w:type="dxa" w:w="100"/>
-              <w:bottom w:type="dxa" w:w="70"/>
-              <w:right w:type="dxa" w:w="100"/>
+              <w:top w:type="dxa" w:w="52"/>
+              <w:left w:type="dxa" w:w="92"/>
+              <w:bottom w:type="dxa" w:w="52"/>
+              <w:right w:type="dxa" w:w="92"/>
             </w:tcMar>
           </w:tcPr>
           <w:p>
@@ -8094,10 +8094,10 @@
             </w:tcBorders>
             <w:shd w:fill="EDF1F7" w:val="clear"/>
             <w:tcMar>
-              <w:top w:type="dxa" w:w="70"/>
-              <w:left w:type="dxa" w:w="100"/>
-              <w:bottom w:type="dxa" w:w="70"/>
-              <w:right w:type="dxa" w:w="100"/>
+              <w:top w:type="dxa" w:w="52"/>
+              <w:left w:type="dxa" w:w="92"/>
+              <w:bottom w:type="dxa" w:w="52"/>
+              <w:right w:type="dxa" w:w="92"/>
             </w:tcMar>
           </w:tcPr>
           <w:p>
@@ -8129,10 +8129,10 @@
               <w:right w:val="single" w:color="D5DAE2" w:sz="4"/>
             </w:tcBorders>
             <w:tcMar>
-              <w:top w:type="dxa" w:w="70"/>
-              <w:left w:type="dxa" w:w="100"/>
-              <w:bottom w:type="dxa" w:w="70"/>
-              <w:right w:type="dxa" w:w="100"/>
+              <w:top w:type="dxa" w:w="52"/>
+              <w:left w:type="dxa" w:w="92"/>
+              <w:bottom w:type="dxa" w:w="52"/>
+              <w:right w:type="dxa" w:w="92"/>
             </w:tcMar>
           </w:tcPr>
           <w:p>
@@ -8159,10 +8159,10 @@
               <w:right w:val="single" w:color="D5DAE2" w:sz="4"/>
             </w:tcBorders>
             <w:tcMar>
-              <w:top w:type="dxa" w:w="70"/>
-              <w:left w:type="dxa" w:w="100"/>
-              <w:bottom w:type="dxa" w:w="70"/>
-              <w:right w:type="dxa" w:w="100"/>
+              <w:top w:type="dxa" w:w="52"/>
+              <w:left w:type="dxa" w:w="92"/>
+              <w:bottom w:type="dxa" w:w="52"/>
+              <w:right w:type="dxa" w:w="92"/>
             </w:tcMar>
           </w:tcPr>
           <w:p>
@@ -8191,10 +8191,10 @@
               <w:right w:val="single" w:color="D5DAE2" w:sz="4"/>
             </w:tcBorders>
             <w:tcMar>
-              <w:top w:type="dxa" w:w="70"/>
-              <w:left w:type="dxa" w:w="100"/>
-              <w:bottom w:type="dxa" w:w="70"/>
-              <w:right w:type="dxa" w:w="100"/>
+              <w:top w:type="dxa" w:w="52"/>
+              <w:left w:type="dxa" w:w="92"/>
+              <w:bottom w:type="dxa" w:w="52"/>
+              <w:right w:type="dxa" w:w="92"/>
             </w:tcMar>
           </w:tcPr>
           <w:p>
@@ -8225,10 +8225,10 @@
               <w:right w:val="single" w:color="D5DAE2" w:sz="4"/>
             </w:tcBorders>
             <w:tcMar>
-              <w:top w:type="dxa" w:w="70"/>
-              <w:left w:type="dxa" w:w="100"/>
-              <w:bottom w:type="dxa" w:w="70"/>
-              <w:right w:type="dxa" w:w="100"/>
+              <w:top w:type="dxa" w:w="52"/>
+              <w:left w:type="dxa" w:w="92"/>
+              <w:bottom w:type="dxa" w:w="52"/>
+              <w:right w:type="dxa" w:w="92"/>
             </w:tcMar>
           </w:tcPr>
           <w:p>
@@ -8255,10 +8255,10 @@
               <w:right w:val="single" w:color="D5DAE2" w:sz="4"/>
             </w:tcBorders>
             <w:tcMar>
-              <w:top w:type="dxa" w:w="70"/>
-              <w:left w:type="dxa" w:w="100"/>
-              <w:bottom w:type="dxa" w:w="70"/>
-              <w:right w:type="dxa" w:w="100"/>
+              <w:top w:type="dxa" w:w="52"/>
+              <w:left w:type="dxa" w:w="92"/>
+              <w:bottom w:type="dxa" w:w="52"/>
+              <w:right w:type="dxa" w:w="92"/>
             </w:tcMar>
           </w:tcPr>
           <w:p>
@@ -8287,10 +8287,10 @@
               <w:right w:val="single" w:color="D5DAE2" w:sz="4"/>
             </w:tcBorders>
             <w:tcMar>
-              <w:top w:type="dxa" w:w="70"/>
-              <w:left w:type="dxa" w:w="100"/>
-              <w:bottom w:type="dxa" w:w="70"/>
-              <w:right w:type="dxa" w:w="100"/>
+              <w:top w:type="dxa" w:w="52"/>
+              <w:left w:type="dxa" w:w="92"/>
+              <w:bottom w:type="dxa" w:w="52"/>
+              <w:right w:type="dxa" w:w="92"/>
             </w:tcMar>
           </w:tcPr>
           <w:p>
@@ -8321,10 +8321,10 @@
               <w:right w:val="single" w:color="D5DAE2" w:sz="4"/>
             </w:tcBorders>
             <w:tcMar>
-              <w:top w:type="dxa" w:w="70"/>
-              <w:left w:type="dxa" w:w="100"/>
-              <w:bottom w:type="dxa" w:w="70"/>
-              <w:right w:type="dxa" w:w="100"/>
+              <w:top w:type="dxa" w:w="52"/>
+              <w:left w:type="dxa" w:w="92"/>
+              <w:bottom w:type="dxa" w:w="52"/>
+              <w:right w:type="dxa" w:w="92"/>
             </w:tcMar>
           </w:tcPr>
           <w:p>
@@ -8351,10 +8351,10 @@
               <w:right w:val="single" w:color="D5DAE2" w:sz="4"/>
             </w:tcBorders>
             <w:tcMar>
-              <w:top w:type="dxa" w:w="70"/>
-              <w:left w:type="dxa" w:w="100"/>
-              <w:bottom w:type="dxa" w:w="70"/>
-              <w:right w:type="dxa" w:w="100"/>
+              <w:top w:type="dxa" w:w="52"/>
+              <w:left w:type="dxa" w:w="92"/>
+              <w:bottom w:type="dxa" w:w="52"/>
+              <w:right w:type="dxa" w:w="92"/>
             </w:tcMar>
           </w:tcPr>
           <w:p>
@@ -8383,10 +8383,10 @@
               <w:right w:val="single" w:color="D5DAE2" w:sz="4"/>
             </w:tcBorders>
             <w:tcMar>
-              <w:top w:type="dxa" w:w="70"/>
-              <w:left w:type="dxa" w:w="100"/>
-              <w:bottom w:type="dxa" w:w="70"/>
-              <w:right w:type="dxa" w:w="100"/>
+              <w:top w:type="dxa" w:w="52"/>
+              <w:left w:type="dxa" w:w="92"/>
+              <w:bottom w:type="dxa" w:w="52"/>
+              <w:right w:type="dxa" w:w="92"/>
             </w:tcMar>
           </w:tcPr>
           <w:p>
@@ -8417,10 +8417,10 @@
               <w:right w:val="single" w:color="D5DAE2" w:sz="4"/>
             </w:tcBorders>
             <w:tcMar>
-              <w:top w:type="dxa" w:w="70"/>
-              <w:left w:type="dxa" w:w="100"/>
-              <w:bottom w:type="dxa" w:w="70"/>
-              <w:right w:type="dxa" w:w="100"/>
+              <w:top w:type="dxa" w:w="52"/>
+              <w:left w:type="dxa" w:w="92"/>
+              <w:bottom w:type="dxa" w:w="52"/>
+              <w:right w:type="dxa" w:w="92"/>
             </w:tcMar>
           </w:tcPr>
           <w:p>
@@ -8447,10 +8447,10 @@
               <w:right w:val="single" w:color="D5DAE2" w:sz="4"/>
             </w:tcBorders>
             <w:tcMar>
-              <w:top w:type="dxa" w:w="70"/>
-              <w:left w:type="dxa" w:w="100"/>
-              <w:bottom w:type="dxa" w:w="70"/>
-              <w:right w:type="dxa" w:w="100"/>
+              <w:top w:type="dxa" w:w="52"/>
+              <w:left w:type="dxa" w:w="92"/>
+              <w:bottom w:type="dxa" w:w="52"/>
+              <w:right w:type="dxa" w:w="92"/>
             </w:tcMar>
           </w:tcPr>
           <w:p>
@@ -8479,10 +8479,10 @@
               <w:right w:val="single" w:color="D5DAE2" w:sz="4"/>
             </w:tcBorders>
             <w:tcMar>
-              <w:top w:type="dxa" w:w="70"/>
-              <w:left w:type="dxa" w:w="100"/>
-              <w:bottom w:type="dxa" w:w="70"/>
-              <w:right w:type="dxa" w:w="100"/>
+              <w:top w:type="dxa" w:w="52"/>
+              <w:left w:type="dxa" w:w="92"/>
+              <w:bottom w:type="dxa" w:w="52"/>
+              <w:right w:type="dxa" w:w="92"/>
             </w:tcMar>
           </w:tcPr>
           <w:p>
@@ -8513,10 +8513,10 @@
               <w:right w:val="single" w:color="D5DAE2" w:sz="4"/>
             </w:tcBorders>
             <w:tcMar>
-              <w:top w:type="dxa" w:w="70"/>
-              <w:left w:type="dxa" w:w="100"/>
-              <w:bottom w:type="dxa" w:w="70"/>
-              <w:right w:type="dxa" w:w="100"/>
+              <w:top w:type="dxa" w:w="52"/>
+              <w:left w:type="dxa" w:w="92"/>
+              <w:bottom w:type="dxa" w:w="52"/>
+              <w:right w:type="dxa" w:w="92"/>
             </w:tcMar>
           </w:tcPr>
           <w:p>
@@ -8543,10 +8543,10 @@
               <w:right w:val="single" w:color="D5DAE2" w:sz="4"/>
             </w:tcBorders>
             <w:tcMar>
-              <w:top w:type="dxa" w:w="70"/>
-              <w:left w:type="dxa" w:w="100"/>
-              <w:bottom w:type="dxa" w:w="70"/>
-              <w:right w:type="dxa" w:w="100"/>
+              <w:top w:type="dxa" w:w="52"/>
+              <w:left w:type="dxa" w:w="92"/>
+              <w:bottom w:type="dxa" w:w="52"/>
+              <w:right w:type="dxa" w:w="92"/>
             </w:tcMar>
           </w:tcPr>
           <w:p>
@@ -8575,10 +8575,10 @@
               <w:right w:val="single" w:color="D5DAE2" w:sz="4"/>
             </w:tcBorders>
             <w:tcMar>
-              <w:top w:type="dxa" w:w="70"/>
-              <w:left w:type="dxa" w:w="100"/>
-              <w:bottom w:type="dxa" w:w="70"/>
-              <w:right w:type="dxa" w:w="100"/>
+              <w:top w:type="dxa" w:w="52"/>
+              <w:left w:type="dxa" w:w="92"/>
+              <w:bottom w:type="dxa" w:w="52"/>
+              <w:right w:type="dxa" w:w="92"/>
             </w:tcMar>
           </w:tcPr>
           <w:p>
@@ -8601,7 +8601,7 @@
     </w:tbl>
     <w:p>
       <w:pPr>
-        <w:spacing w:after="120" w:before="0" w:line="300"/>
+        <w:spacing w:after="100" w:before="0" w:line="264"/>
       </w:pPr>
       <w:r>
         <w:rPr>
@@ -8623,7 +8623,7 @@
         <w:pBdr>
           <w:bottom w:val="single" w:color="123979" w:sz="12" w:space="6"/>
         </w:pBdr>
-        <w:spacing w:after="200" w:before="400"/>
+        <w:spacing w:after="160" w:before="320"/>
       </w:pPr>
       <w:r>
         <w:rPr>
@@ -8669,10 +8669,10 @@
             </w:tcBorders>
             <w:shd w:fill="EDF1F7" w:val="clear"/>
             <w:tcMar>
-              <w:top w:type="dxa" w:w="70"/>
-              <w:left w:type="dxa" w:w="100"/>
-              <w:bottom w:type="dxa" w:w="70"/>
-              <w:right w:type="dxa" w:w="100"/>
+              <w:top w:type="dxa" w:w="52"/>
+              <w:left w:type="dxa" w:w="92"/>
+              <w:bottom w:type="dxa" w:w="52"/>
+              <w:right w:type="dxa" w:w="92"/>
             </w:tcMar>
           </w:tcPr>
           <w:p>
@@ -8703,10 +8703,10 @@
             </w:tcBorders>
             <w:shd w:fill="EDF1F7" w:val="clear"/>
             <w:tcMar>
-              <w:top w:type="dxa" w:w="70"/>
-              <w:left w:type="dxa" w:w="100"/>
-              <w:bottom w:type="dxa" w:w="70"/>
-              <w:right w:type="dxa" w:w="100"/>
+              <w:top w:type="dxa" w:w="52"/>
+              <w:left w:type="dxa" w:w="92"/>
+              <w:bottom w:type="dxa" w:w="52"/>
+              <w:right w:type="dxa" w:w="92"/>
             </w:tcMar>
           </w:tcPr>
           <w:p>
@@ -8737,10 +8737,10 @@
             </w:tcBorders>
             <w:shd w:fill="EDF1F7" w:val="clear"/>
             <w:tcMar>
-              <w:top w:type="dxa" w:w="70"/>
-              <w:left w:type="dxa" w:w="100"/>
-              <w:bottom w:type="dxa" w:w="70"/>
-              <w:right w:type="dxa" w:w="100"/>
+              <w:top w:type="dxa" w:w="52"/>
+              <w:left w:type="dxa" w:w="92"/>
+              <w:bottom w:type="dxa" w:w="52"/>
+              <w:right w:type="dxa" w:w="92"/>
             </w:tcMar>
           </w:tcPr>
           <w:p>
@@ -8772,10 +8772,10 @@
               <w:right w:val="single" w:color="D5DAE2" w:sz="4"/>
             </w:tcBorders>
             <w:tcMar>
-              <w:top w:type="dxa" w:w="70"/>
-              <w:left w:type="dxa" w:w="100"/>
-              <w:bottom w:type="dxa" w:w="70"/>
-              <w:right w:type="dxa" w:w="100"/>
+              <w:top w:type="dxa" w:w="52"/>
+              <w:left w:type="dxa" w:w="92"/>
+              <w:bottom w:type="dxa" w:w="52"/>
+              <w:right w:type="dxa" w:w="92"/>
             </w:tcMar>
           </w:tcPr>
           <w:p>
@@ -8802,10 +8802,10 @@
               <w:right w:val="single" w:color="D5DAE2" w:sz="4"/>
             </w:tcBorders>
             <w:tcMar>
-              <w:top w:type="dxa" w:w="70"/>
-              <w:left w:type="dxa" w:w="100"/>
-              <w:bottom w:type="dxa" w:w="70"/>
-              <w:right w:type="dxa" w:w="100"/>
+              <w:top w:type="dxa" w:w="52"/>
+              <w:left w:type="dxa" w:w="92"/>
+              <w:bottom w:type="dxa" w:w="52"/>
+              <w:right w:type="dxa" w:w="92"/>
             </w:tcMar>
           </w:tcPr>
           <w:p>
@@ -8834,10 +8834,10 @@
               <w:right w:val="single" w:color="D5DAE2" w:sz="4"/>
             </w:tcBorders>
             <w:tcMar>
-              <w:top w:type="dxa" w:w="70"/>
-              <w:left w:type="dxa" w:w="100"/>
-              <w:bottom w:type="dxa" w:w="70"/>
-              <w:right w:type="dxa" w:w="100"/>
+              <w:top w:type="dxa" w:w="52"/>
+              <w:left w:type="dxa" w:w="92"/>
+              <w:bottom w:type="dxa" w:w="52"/>
+              <w:right w:type="dxa" w:w="92"/>
             </w:tcMar>
           </w:tcPr>
           <w:p>
@@ -8868,10 +8868,10 @@
               <w:right w:val="single" w:color="D5DAE2" w:sz="4"/>
             </w:tcBorders>
             <w:tcMar>
-              <w:top w:type="dxa" w:w="70"/>
-              <w:left w:type="dxa" w:w="100"/>
-              <w:bottom w:type="dxa" w:w="70"/>
-              <w:right w:type="dxa" w:w="100"/>
+              <w:top w:type="dxa" w:w="52"/>
+              <w:left w:type="dxa" w:w="92"/>
+              <w:bottom w:type="dxa" w:w="52"/>
+              <w:right w:type="dxa" w:w="92"/>
             </w:tcMar>
           </w:tcPr>
           <w:p>
@@ -8898,10 +8898,10 @@
               <w:right w:val="single" w:color="D5DAE2" w:sz="4"/>
             </w:tcBorders>
             <w:tcMar>
-              <w:top w:type="dxa" w:w="70"/>
-              <w:left w:type="dxa" w:w="100"/>
-              <w:bottom w:type="dxa" w:w="70"/>
-              <w:right w:type="dxa" w:w="100"/>
+              <w:top w:type="dxa" w:w="52"/>
+              <w:left w:type="dxa" w:w="92"/>
+              <w:bottom w:type="dxa" w:w="52"/>
+              <w:right w:type="dxa" w:w="92"/>
             </w:tcMar>
           </w:tcPr>
           <w:p>
@@ -8930,10 +8930,10 @@
               <w:right w:val="single" w:color="D5DAE2" w:sz="4"/>
             </w:tcBorders>
             <w:tcMar>
-              <w:top w:type="dxa" w:w="70"/>
-              <w:left w:type="dxa" w:w="100"/>
-              <w:bottom w:type="dxa" w:w="70"/>
-              <w:right w:type="dxa" w:w="100"/>
+              <w:top w:type="dxa" w:w="52"/>
+              <w:left w:type="dxa" w:w="92"/>
+              <w:bottom w:type="dxa" w:w="52"/>
+              <w:right w:type="dxa" w:w="92"/>
             </w:tcMar>
           </w:tcPr>
           <w:p>
@@ -8964,10 +8964,10 @@
               <w:right w:val="single" w:color="D5DAE2" w:sz="4"/>
             </w:tcBorders>
             <w:tcMar>
-              <w:top w:type="dxa" w:w="70"/>
-              <w:left w:type="dxa" w:w="100"/>
-              <w:bottom w:type="dxa" w:w="70"/>
-              <w:right w:type="dxa" w:w="100"/>
+              <w:top w:type="dxa" w:w="52"/>
+              <w:left w:type="dxa" w:w="92"/>
+              <w:bottom w:type="dxa" w:w="52"/>
+              <w:right w:type="dxa" w:w="92"/>
             </w:tcMar>
           </w:tcPr>
           <w:p>
@@ -8994,10 +8994,10 @@
               <w:right w:val="single" w:color="D5DAE2" w:sz="4"/>
             </w:tcBorders>
             <w:tcMar>
-              <w:top w:type="dxa" w:w="70"/>
-              <w:left w:type="dxa" w:w="100"/>
-              <w:bottom w:type="dxa" w:w="70"/>
-              <w:right w:type="dxa" w:w="100"/>
+              <w:top w:type="dxa" w:w="52"/>
+              <w:left w:type="dxa" w:w="92"/>
+              <w:bottom w:type="dxa" w:w="52"/>
+              <w:right w:type="dxa" w:w="92"/>
             </w:tcMar>
           </w:tcPr>
           <w:p>
@@ -9026,10 +9026,10 @@
               <w:right w:val="single" w:color="D5DAE2" w:sz="4"/>
             </w:tcBorders>
             <w:tcMar>
-              <w:top w:type="dxa" w:w="70"/>
-              <w:left w:type="dxa" w:w="100"/>
-              <w:bottom w:type="dxa" w:w="70"/>
-              <w:right w:type="dxa" w:w="100"/>
+              <w:top w:type="dxa" w:w="52"/>
+              <w:left w:type="dxa" w:w="92"/>
+              <w:bottom w:type="dxa" w:w="52"/>
+              <w:right w:type="dxa" w:w="92"/>
             </w:tcMar>
           </w:tcPr>
           <w:p>
@@ -9060,10 +9060,10 @@
               <w:right w:val="single" w:color="D5DAE2" w:sz="4"/>
             </w:tcBorders>
             <w:tcMar>
-              <w:top w:type="dxa" w:w="70"/>
-              <w:left w:type="dxa" w:w="100"/>
-              <w:bottom w:type="dxa" w:w="70"/>
-              <w:right w:type="dxa" w:w="100"/>
+              <w:top w:type="dxa" w:w="52"/>
+              <w:left w:type="dxa" w:w="92"/>
+              <w:bottom w:type="dxa" w:w="52"/>
+              <w:right w:type="dxa" w:w="92"/>
             </w:tcMar>
           </w:tcPr>
           <w:p>
@@ -9090,10 +9090,10 @@
               <w:right w:val="single" w:color="D5DAE2" w:sz="4"/>
             </w:tcBorders>
             <w:tcMar>
-              <w:top w:type="dxa" w:w="70"/>
-              <w:left w:type="dxa" w:w="100"/>
-              <w:bottom w:type="dxa" w:w="70"/>
-              <w:right w:type="dxa" w:w="100"/>
+              <w:top w:type="dxa" w:w="52"/>
+              <w:left w:type="dxa" w:w="92"/>
+              <w:bottom w:type="dxa" w:w="52"/>
+              <w:right w:type="dxa" w:w="92"/>
             </w:tcMar>
           </w:tcPr>
           <w:p>
@@ -9122,10 +9122,10 @@
               <w:right w:val="single" w:color="D5DAE2" w:sz="4"/>
             </w:tcBorders>
             <w:tcMar>
-              <w:top w:type="dxa" w:w="70"/>
-              <w:left w:type="dxa" w:w="100"/>
-              <w:bottom w:type="dxa" w:w="70"/>
-              <w:right w:type="dxa" w:w="100"/>
+              <w:top w:type="dxa" w:w="52"/>
+              <w:left w:type="dxa" w:w="92"/>
+              <w:bottom w:type="dxa" w:w="52"/>
+              <w:right w:type="dxa" w:w="92"/>
             </w:tcMar>
           </w:tcPr>
           <w:p>
@@ -9156,10 +9156,10 @@
               <w:right w:val="single" w:color="D5DAE2" w:sz="4"/>
             </w:tcBorders>
             <w:tcMar>
-              <w:top w:type="dxa" w:w="70"/>
-              <w:left w:type="dxa" w:w="100"/>
-              <w:bottom w:type="dxa" w:w="70"/>
-              <w:right w:type="dxa" w:w="100"/>
+              <w:top w:type="dxa" w:w="52"/>
+              <w:left w:type="dxa" w:w="92"/>
+              <w:bottom w:type="dxa" w:w="52"/>
+              <w:right w:type="dxa" w:w="92"/>
             </w:tcMar>
           </w:tcPr>
           <w:p>
@@ -9186,10 +9186,10 @@
               <w:right w:val="single" w:color="D5DAE2" w:sz="4"/>
             </w:tcBorders>
             <w:tcMar>
-              <w:top w:type="dxa" w:w="70"/>
-              <w:left w:type="dxa" w:w="100"/>
-              <w:bottom w:type="dxa" w:w="70"/>
-              <w:right w:type="dxa" w:w="100"/>
+              <w:top w:type="dxa" w:w="52"/>
+              <w:left w:type="dxa" w:w="92"/>
+              <w:bottom w:type="dxa" w:w="52"/>
+              <w:right w:type="dxa" w:w="92"/>
             </w:tcMar>
           </w:tcPr>
           <w:p>
@@ -9218,10 +9218,10 @@
               <w:right w:val="single" w:color="D5DAE2" w:sz="4"/>
             </w:tcBorders>
             <w:tcMar>
-              <w:top w:type="dxa" w:w="70"/>
-              <w:left w:type="dxa" w:w="100"/>
-              <w:bottom w:type="dxa" w:w="70"/>
-              <w:right w:type="dxa" w:w="100"/>
+              <w:top w:type="dxa" w:w="52"/>
+              <w:left w:type="dxa" w:w="92"/>
+              <w:bottom w:type="dxa" w:w="52"/>
+              <w:right w:type="dxa" w:w="92"/>
             </w:tcMar>
           </w:tcPr>
           <w:p>
@@ -9252,10 +9252,10 @@
               <w:right w:val="single" w:color="D5DAE2" w:sz="4"/>
             </w:tcBorders>
             <w:tcMar>
-              <w:top w:type="dxa" w:w="70"/>
-              <w:left w:type="dxa" w:w="100"/>
-              <w:bottom w:type="dxa" w:w="70"/>
-              <w:right w:type="dxa" w:w="100"/>
+              <w:top w:type="dxa" w:w="52"/>
+              <w:left w:type="dxa" w:w="92"/>
+              <w:bottom w:type="dxa" w:w="52"/>
+              <w:right w:type="dxa" w:w="92"/>
             </w:tcMar>
           </w:tcPr>
           <w:p>
@@ -9282,10 +9282,10 @@
               <w:right w:val="single" w:color="D5DAE2" w:sz="4"/>
             </w:tcBorders>
             <w:tcMar>
-              <w:top w:type="dxa" w:w="70"/>
-              <w:left w:type="dxa" w:w="100"/>
-              <w:bottom w:type="dxa" w:w="70"/>
-              <w:right w:type="dxa" w:w="100"/>
+              <w:top w:type="dxa" w:w="52"/>
+              <w:left w:type="dxa" w:w="92"/>
+              <w:bottom w:type="dxa" w:w="52"/>
+              <w:right w:type="dxa" w:w="92"/>
             </w:tcMar>
           </w:tcPr>
           <w:p>
@@ -9314,10 +9314,10 @@
               <w:right w:val="single" w:color="D5DAE2" w:sz="4"/>
             </w:tcBorders>
             <w:tcMar>
-              <w:top w:type="dxa" w:w="70"/>
-              <w:left w:type="dxa" w:w="100"/>
-              <w:bottom w:type="dxa" w:w="70"/>
-              <w:right w:type="dxa" w:w="100"/>
+              <w:top w:type="dxa" w:w="52"/>
+              <w:left w:type="dxa" w:w="92"/>
+              <w:bottom w:type="dxa" w:w="52"/>
+              <w:right w:type="dxa" w:w="92"/>
             </w:tcMar>
           </w:tcPr>
           <w:p>
@@ -9344,7 +9344,7 @@
         <w:pBdr>
           <w:bottom w:val="single" w:color="123979" w:sz="12" w:space="6"/>
         </w:pBdr>
-        <w:spacing w:after="200" w:before="400"/>
+        <w:spacing w:after="160" w:before="320"/>
       </w:pPr>
       <w:r>
         <w:rPr>
@@ -9361,7 +9361,7 @@
     <w:p>
       <w:pPr>
         <w:pStyle w:val="Heading2"/>
-        <w:spacing w:after="140" w:before="300"/>
+        <w:spacing w:after="110" w:before="240"/>
       </w:pPr>
       <w:r>
         <w:rPr>
@@ -9382,7 +9382,7 @@
           <w:ilvl w:val="0"/>
           <w:numId w:val="2"/>
         </w:numPr>
-        <w:spacing w:after="90" w:line="300"/>
+        <w:spacing w:after="70" w:line="264"/>
       </w:pPr>
       <w:r>
         <w:rPr>
@@ -9400,7 +9400,7 @@
           <w:ilvl w:val="0"/>
           <w:numId w:val="2"/>
         </w:numPr>
-        <w:spacing w:after="90" w:line="300"/>
+        <w:spacing w:after="70" w:line="264"/>
       </w:pPr>
       <w:r>
         <w:rPr>
@@ -9418,7 +9418,7 @@
           <w:ilvl w:val="0"/>
           <w:numId w:val="2"/>
         </w:numPr>
-        <w:spacing w:after="90" w:line="300"/>
+        <w:spacing w:after="70" w:line="264"/>
       </w:pPr>
       <w:r>
         <w:rPr>
@@ -9432,7 +9432,7 @@
     <w:p>
       <w:pPr>
         <w:pStyle w:val="Heading2"/>
-        <w:spacing w:after="140" w:before="300"/>
+        <w:spacing w:after="110" w:before="240"/>
       </w:pPr>
       <w:r>
         <w:rPr>
@@ -9453,7 +9453,7 @@
           <w:ilvl w:val="0"/>
           <w:numId w:val="3"/>
         </w:numPr>
-        <w:spacing w:after="90" w:line="300"/>
+        <w:spacing w:after="70" w:line="264"/>
       </w:pPr>
       <w:r>
         <w:rPr>
@@ -9471,7 +9471,7 @@
           <w:ilvl w:val="0"/>
           <w:numId w:val="3"/>
         </w:numPr>
-        <w:spacing w:after="90" w:line="300"/>
+        <w:spacing w:after="70" w:line="264"/>
       </w:pPr>
       <w:r>
         <w:rPr>
@@ -9489,7 +9489,7 @@
           <w:ilvl w:val="0"/>
           <w:numId w:val="3"/>
         </w:numPr>
-        <w:spacing w:after="90" w:line="300"/>
+        <w:spacing w:after="70" w:line="264"/>
       </w:pPr>
       <w:r>
         <w:rPr>
@@ -9507,7 +9507,7 @@
           <w:ilvl w:val="0"/>
           <w:numId w:val="3"/>
         </w:numPr>
-        <w:spacing w:after="90" w:line="300"/>
+        <w:spacing w:after="70" w:line="264"/>
       </w:pPr>
       <w:r>
         <w:rPr>
@@ -9521,7 +9521,7 @@
     <w:p>
       <w:pPr>
         <w:pStyle w:val="Heading2"/>
-        <w:spacing w:after="140" w:before="300"/>
+        <w:spacing w:after="110" w:before="240"/>
       </w:pPr>
       <w:r>
         <w:rPr>
@@ -9537,7 +9537,7 @@
     </w:p>
     <w:p>
       <w:pPr>
-        <w:spacing w:after="120" w:before="0" w:line="300"/>
+        <w:spacing w:after="100" w:before="0" w:line="264"/>
       </w:pPr>
       <w:r>
         <w:rPr>
@@ -9579,10 +9579,10 @@
             </w:tcBorders>
             <w:shd w:fill="EDF1F7" w:val="clear"/>
             <w:tcMar>
-              <w:top w:type="dxa" w:w="70"/>
-              <w:left w:type="dxa" w:w="100"/>
-              <w:bottom w:type="dxa" w:w="70"/>
-              <w:right w:type="dxa" w:w="100"/>
+              <w:top w:type="dxa" w:w="52"/>
+              <w:left w:type="dxa" w:w="92"/>
+              <w:bottom w:type="dxa" w:w="52"/>
+              <w:right w:type="dxa" w:w="92"/>
             </w:tcMar>
           </w:tcPr>
           <w:p>
@@ -9613,10 +9613,10 @@
             </w:tcBorders>
             <w:shd w:fill="EDF1F7" w:val="clear"/>
             <w:tcMar>
-              <w:top w:type="dxa" w:w="70"/>
-              <w:left w:type="dxa" w:w="100"/>
-              <w:bottom w:type="dxa" w:w="70"/>
-              <w:right w:type="dxa" w:w="100"/>
+              <w:top w:type="dxa" w:w="52"/>
+              <w:left w:type="dxa" w:w="92"/>
+              <w:bottom w:type="dxa" w:w="52"/>
+              <w:right w:type="dxa" w:w="92"/>
             </w:tcMar>
           </w:tcPr>
           <w:p>
@@ -9648,10 +9648,10 @@
               <w:right w:val="single" w:color="D5DAE2" w:sz="4"/>
             </w:tcBorders>
             <w:tcMar>
-              <w:top w:type="dxa" w:w="70"/>
-              <w:left w:type="dxa" w:w="100"/>
-              <w:bottom w:type="dxa" w:w="70"/>
-              <w:right w:type="dxa" w:w="100"/>
+              <w:top w:type="dxa" w:w="52"/>
+              <w:left w:type="dxa" w:w="92"/>
+              <w:bottom w:type="dxa" w:w="52"/>
+              <w:right w:type="dxa" w:w="92"/>
             </w:tcMar>
           </w:tcPr>
           <w:p>
@@ -9678,10 +9678,10 @@
               <w:right w:val="single" w:color="D5DAE2" w:sz="4"/>
             </w:tcBorders>
             <w:tcMar>
-              <w:top w:type="dxa" w:w="70"/>
-              <w:left w:type="dxa" w:w="100"/>
-              <w:bottom w:type="dxa" w:w="70"/>
-              <w:right w:type="dxa" w:w="100"/>
+              <w:top w:type="dxa" w:w="52"/>
+              <w:left w:type="dxa" w:w="92"/>
+              <w:bottom w:type="dxa" w:w="52"/>
+              <w:right w:type="dxa" w:w="92"/>
             </w:tcMar>
           </w:tcPr>
           <w:p>
@@ -9727,10 +9727,10 @@
               <w:right w:val="single" w:color="D5DAE2" w:sz="4"/>
             </w:tcBorders>
             <w:tcMar>
-              <w:top w:type="dxa" w:w="70"/>
-              <w:left w:type="dxa" w:w="100"/>
-              <w:bottom w:type="dxa" w:w="70"/>
-              <w:right w:type="dxa" w:w="100"/>
+              <w:top w:type="dxa" w:w="52"/>
+              <w:left w:type="dxa" w:w="92"/>
+              <w:bottom w:type="dxa" w:w="52"/>
+              <w:right w:type="dxa" w:w="92"/>
             </w:tcMar>
           </w:tcPr>
           <w:p>
@@ -9757,10 +9757,10 @@
               <w:right w:val="single" w:color="D5DAE2" w:sz="4"/>
             </w:tcBorders>
             <w:tcMar>
-              <w:top w:type="dxa" w:w="70"/>
-              <w:left w:type="dxa" w:w="100"/>
-              <w:bottom w:type="dxa" w:w="70"/>
-              <w:right w:type="dxa" w:w="100"/>
+              <w:top w:type="dxa" w:w="52"/>
+              <w:left w:type="dxa" w:w="92"/>
+              <w:bottom w:type="dxa" w:w="52"/>
+              <w:right w:type="dxa" w:w="92"/>
             </w:tcMar>
           </w:tcPr>
           <w:p>
@@ -9791,10 +9791,10 @@
               <w:right w:val="single" w:color="D5DAE2" w:sz="4"/>
             </w:tcBorders>
             <w:tcMar>
-              <w:top w:type="dxa" w:w="70"/>
-              <w:left w:type="dxa" w:w="100"/>
-              <w:bottom w:type="dxa" w:w="70"/>
-              <w:right w:type="dxa" w:w="100"/>
+              <w:top w:type="dxa" w:w="52"/>
+              <w:left w:type="dxa" w:w="92"/>
+              <w:bottom w:type="dxa" w:w="52"/>
+              <w:right w:type="dxa" w:w="92"/>
             </w:tcMar>
           </w:tcPr>
           <w:p>
@@ -9821,10 +9821,10 @@
               <w:right w:val="single" w:color="D5DAE2" w:sz="4"/>
             </w:tcBorders>
             <w:tcMar>
-              <w:top w:type="dxa" w:w="70"/>
-              <w:left w:type="dxa" w:w="100"/>
-              <w:bottom w:type="dxa" w:w="70"/>
-              <w:right w:type="dxa" w:w="100"/>
+              <w:top w:type="dxa" w:w="52"/>
+              <w:left w:type="dxa" w:w="92"/>
+              <w:bottom w:type="dxa" w:w="52"/>
+              <w:right w:type="dxa" w:w="92"/>
             </w:tcMar>
           </w:tcPr>
           <w:p>
@@ -9856,7 +9856,7 @@
         <w:pBdr>
           <w:bottom w:val="single" w:color="123979" w:sz="12" w:space="6"/>
         </w:pBdr>
-        <w:spacing w:after="200" w:before="400"/>
+        <w:spacing w:after="160" w:before="320"/>
       </w:pPr>
       <w:r>
         <w:rPr>
@@ -9873,7 +9873,7 @@
     <w:p>
       <w:pPr>
         <w:pStyle w:val="Heading2"/>
-        <w:spacing w:after="140" w:before="300"/>
+        <w:spacing w:after="110" w:before="240"/>
       </w:pPr>
       <w:r>
         <w:rPr>
@@ -9918,10 +9918,10 @@
             </w:tcBorders>
             <w:shd w:fill="EDF1F7" w:val="clear"/>
             <w:tcMar>
-              <w:top w:type="dxa" w:w="70"/>
-              <w:left w:type="dxa" w:w="100"/>
-              <w:bottom w:type="dxa" w:w="70"/>
-              <w:right w:type="dxa" w:w="100"/>
+              <w:top w:type="dxa" w:w="52"/>
+              <w:left w:type="dxa" w:w="92"/>
+              <w:bottom w:type="dxa" w:w="52"/>
+              <w:right w:type="dxa" w:w="92"/>
             </w:tcMar>
           </w:tcPr>
           <w:p>
@@ -9952,10 +9952,10 @@
             </w:tcBorders>
             <w:shd w:fill="EDF1F7" w:val="clear"/>
             <w:tcMar>
-              <w:top w:type="dxa" w:w="70"/>
-              <w:left w:type="dxa" w:w="100"/>
-              <w:bottom w:type="dxa" w:w="70"/>
-              <w:right w:type="dxa" w:w="100"/>
+              <w:top w:type="dxa" w:w="52"/>
+              <w:left w:type="dxa" w:w="92"/>
+              <w:bottom w:type="dxa" w:w="52"/>
+              <w:right w:type="dxa" w:w="92"/>
             </w:tcMar>
           </w:tcPr>
           <w:p>
@@ -9987,10 +9987,10 @@
               <w:right w:val="single" w:color="D5DAE2" w:sz="4"/>
             </w:tcBorders>
             <w:tcMar>
-              <w:top w:type="dxa" w:w="70"/>
-              <w:left w:type="dxa" w:w="100"/>
-              <w:bottom w:type="dxa" w:w="70"/>
-              <w:right w:type="dxa" w:w="100"/>
+              <w:top w:type="dxa" w:w="52"/>
+              <w:left w:type="dxa" w:w="92"/>
+              <w:bottom w:type="dxa" w:w="52"/>
+              <w:right w:type="dxa" w:w="92"/>
             </w:tcMar>
           </w:tcPr>
           <w:p>
@@ -10017,10 +10017,10 @@
               <w:right w:val="single" w:color="D5DAE2" w:sz="4"/>
             </w:tcBorders>
             <w:tcMar>
-              <w:top w:type="dxa" w:w="70"/>
-              <w:left w:type="dxa" w:w="100"/>
-              <w:bottom w:type="dxa" w:w="70"/>
-              <w:right w:type="dxa" w:w="100"/>
+              <w:top w:type="dxa" w:w="52"/>
+              <w:left w:type="dxa" w:w="92"/>
+              <w:bottom w:type="dxa" w:w="52"/>
+              <w:right w:type="dxa" w:w="92"/>
             </w:tcMar>
           </w:tcPr>
           <w:p>
@@ -10051,10 +10051,10 @@
               <w:right w:val="single" w:color="D5DAE2" w:sz="4"/>
             </w:tcBorders>
             <w:tcMar>
-              <w:top w:type="dxa" w:w="70"/>
-              <w:left w:type="dxa" w:w="100"/>
-              <w:bottom w:type="dxa" w:w="70"/>
-              <w:right w:type="dxa" w:w="100"/>
+              <w:top w:type="dxa" w:w="52"/>
+              <w:left w:type="dxa" w:w="92"/>
+              <w:bottom w:type="dxa" w:w="52"/>
+              <w:right w:type="dxa" w:w="92"/>
             </w:tcMar>
           </w:tcPr>
           <w:p>
@@ -10081,10 +10081,10 @@
               <w:right w:val="single" w:color="D5DAE2" w:sz="4"/>
             </w:tcBorders>
             <w:tcMar>
-              <w:top w:type="dxa" w:w="70"/>
-              <w:left w:type="dxa" w:w="100"/>
-              <w:bottom w:type="dxa" w:w="70"/>
-              <w:right w:type="dxa" w:w="100"/>
+              <w:top w:type="dxa" w:w="52"/>
+              <w:left w:type="dxa" w:w="92"/>
+              <w:bottom w:type="dxa" w:w="52"/>
+              <w:right w:type="dxa" w:w="92"/>
             </w:tcMar>
           </w:tcPr>
           <w:p>
@@ -10115,10 +10115,10 @@
               <w:right w:val="single" w:color="D5DAE2" w:sz="4"/>
             </w:tcBorders>
             <w:tcMar>
-              <w:top w:type="dxa" w:w="70"/>
-              <w:left w:type="dxa" w:w="100"/>
-              <w:bottom w:type="dxa" w:w="70"/>
-              <w:right w:type="dxa" w:w="100"/>
+              <w:top w:type="dxa" w:w="52"/>
+              <w:left w:type="dxa" w:w="92"/>
+              <w:bottom w:type="dxa" w:w="52"/>
+              <w:right w:type="dxa" w:w="92"/>
             </w:tcMar>
           </w:tcPr>
           <w:p>
@@ -10145,10 +10145,10 @@
               <w:right w:val="single" w:color="D5DAE2" w:sz="4"/>
             </w:tcBorders>
             <w:tcMar>
-              <w:top w:type="dxa" w:w="70"/>
-              <w:left w:type="dxa" w:w="100"/>
-              <w:bottom w:type="dxa" w:w="70"/>
-              <w:right w:type="dxa" w:w="100"/>
+              <w:top w:type="dxa" w:w="52"/>
+              <w:left w:type="dxa" w:w="92"/>
+              <w:bottom w:type="dxa" w:w="52"/>
+              <w:right w:type="dxa" w:w="92"/>
             </w:tcMar>
           </w:tcPr>
           <w:p>
@@ -10179,10 +10179,10 @@
               <w:right w:val="single" w:color="D5DAE2" w:sz="4"/>
             </w:tcBorders>
             <w:tcMar>
-              <w:top w:type="dxa" w:w="70"/>
-              <w:left w:type="dxa" w:w="100"/>
-              <w:bottom w:type="dxa" w:w="70"/>
-              <w:right w:type="dxa" w:w="100"/>
+              <w:top w:type="dxa" w:w="52"/>
+              <w:left w:type="dxa" w:w="92"/>
+              <w:bottom w:type="dxa" w:w="52"/>
+              <w:right w:type="dxa" w:w="92"/>
             </w:tcMar>
           </w:tcPr>
           <w:p>
@@ -10209,10 +10209,10 @@
               <w:right w:val="single" w:color="D5DAE2" w:sz="4"/>
             </w:tcBorders>
             <w:tcMar>
-              <w:top w:type="dxa" w:w="70"/>
-              <w:left w:type="dxa" w:w="100"/>
-              <w:bottom w:type="dxa" w:w="70"/>
-              <w:right w:type="dxa" w:w="100"/>
+              <w:top w:type="dxa" w:w="52"/>
+              <w:left w:type="dxa" w:w="92"/>
+              <w:bottom w:type="dxa" w:w="52"/>
+              <w:right w:type="dxa" w:w="92"/>
             </w:tcMar>
           </w:tcPr>
           <w:p>
@@ -10236,7 +10236,7 @@
     <w:p>
       <w:pPr>
         <w:pStyle w:val="Heading2"/>
-        <w:spacing w:after="140" w:before="300"/>
+        <w:spacing w:after="110" w:before="240"/>
       </w:pPr>
       <w:r>
         <w:rPr>
@@ -10281,10 +10281,10 @@
             </w:tcBorders>
             <w:shd w:fill="EDF1F7" w:val="clear"/>
             <w:tcMar>
-              <w:top w:type="dxa" w:w="70"/>
-              <w:left w:type="dxa" w:w="100"/>
-              <w:bottom w:type="dxa" w:w="70"/>
-              <w:right w:type="dxa" w:w="100"/>
+              <w:top w:type="dxa" w:w="52"/>
+              <w:left w:type="dxa" w:w="92"/>
+              <w:bottom w:type="dxa" w:w="52"/>
+              <w:right w:type="dxa" w:w="92"/>
             </w:tcMar>
           </w:tcPr>
           <w:p>
@@ -10315,10 +10315,10 @@
             </w:tcBorders>
             <w:shd w:fill="EDF1F7" w:val="clear"/>
             <w:tcMar>
-              <w:top w:type="dxa" w:w="70"/>
-              <w:left w:type="dxa" w:w="100"/>
-              <w:bottom w:type="dxa" w:w="70"/>
-              <w:right w:type="dxa" w:w="100"/>
+              <w:top w:type="dxa" w:w="52"/>
+              <w:left w:type="dxa" w:w="92"/>
+              <w:bottom w:type="dxa" w:w="52"/>
+              <w:right w:type="dxa" w:w="92"/>
             </w:tcMar>
           </w:tcPr>
           <w:p>
@@ -10350,10 +10350,10 @@
               <w:right w:val="single" w:color="D5DAE2" w:sz="4"/>
             </w:tcBorders>
             <w:tcMar>
-              <w:top w:type="dxa" w:w="70"/>
-              <w:left w:type="dxa" w:w="100"/>
-              <w:bottom w:type="dxa" w:w="70"/>
-              <w:right w:type="dxa" w:w="100"/>
+              <w:top w:type="dxa" w:w="52"/>
+              <w:left w:type="dxa" w:w="92"/>
+              <w:bottom w:type="dxa" w:w="52"/>
+              <w:right w:type="dxa" w:w="92"/>
             </w:tcMar>
           </w:tcPr>
           <w:p>
@@ -10380,10 +10380,10 @@
               <w:right w:val="single" w:color="D5DAE2" w:sz="4"/>
             </w:tcBorders>
             <w:tcMar>
-              <w:top w:type="dxa" w:w="70"/>
-              <w:left w:type="dxa" w:w="100"/>
-              <w:bottom w:type="dxa" w:w="70"/>
-              <w:right w:type="dxa" w:w="100"/>
+              <w:top w:type="dxa" w:w="52"/>
+              <w:left w:type="dxa" w:w="92"/>
+              <w:bottom w:type="dxa" w:w="52"/>
+              <w:right w:type="dxa" w:w="92"/>
             </w:tcMar>
           </w:tcPr>
           <w:p>
@@ -10414,10 +10414,10 @@
               <w:right w:val="single" w:color="D5DAE2" w:sz="4"/>
             </w:tcBorders>
             <w:tcMar>
-              <w:top w:type="dxa" w:w="70"/>
-              <w:left w:type="dxa" w:w="100"/>
-              <w:bottom w:type="dxa" w:w="70"/>
-              <w:right w:type="dxa" w:w="100"/>
+              <w:top w:type="dxa" w:w="52"/>
+              <w:left w:type="dxa" w:w="92"/>
+              <w:bottom w:type="dxa" w:w="52"/>
+              <w:right w:type="dxa" w:w="92"/>
             </w:tcMar>
           </w:tcPr>
           <w:p>
@@ -10444,10 +10444,10 @@
               <w:right w:val="single" w:color="D5DAE2" w:sz="4"/>
             </w:tcBorders>
             <w:tcMar>
-              <w:top w:type="dxa" w:w="70"/>
-              <w:left w:type="dxa" w:w="100"/>
-              <w:bottom w:type="dxa" w:w="70"/>
-              <w:right w:type="dxa" w:w="100"/>
+              <w:top w:type="dxa" w:w="52"/>
+              <w:left w:type="dxa" w:w="92"/>
+              <w:bottom w:type="dxa" w:w="52"/>
+              <w:right w:type="dxa" w:w="92"/>
             </w:tcMar>
           </w:tcPr>
           <w:p>
@@ -10478,10 +10478,10 @@
               <w:right w:val="single" w:color="D5DAE2" w:sz="4"/>
             </w:tcBorders>
             <w:tcMar>
-              <w:top w:type="dxa" w:w="70"/>
-              <w:left w:type="dxa" w:w="100"/>
-              <w:bottom w:type="dxa" w:w="70"/>
-              <w:right w:type="dxa" w:w="100"/>
+              <w:top w:type="dxa" w:w="52"/>
+              <w:left w:type="dxa" w:w="92"/>
+              <w:bottom w:type="dxa" w:w="52"/>
+              <w:right w:type="dxa" w:w="92"/>
             </w:tcMar>
           </w:tcPr>
           <w:p>
@@ -10508,10 +10508,10 @@
               <w:right w:val="single" w:color="D5DAE2" w:sz="4"/>
             </w:tcBorders>
             <w:tcMar>
-              <w:top w:type="dxa" w:w="70"/>
-              <w:left w:type="dxa" w:w="100"/>
-              <w:bottom w:type="dxa" w:w="70"/>
-              <w:right w:type="dxa" w:w="100"/>
+              <w:top w:type="dxa" w:w="52"/>
+              <w:left w:type="dxa" w:w="92"/>
+              <w:bottom w:type="dxa" w:w="52"/>
+              <w:right w:type="dxa" w:w="92"/>
             </w:tcMar>
           </w:tcPr>
           <w:p>
@@ -10542,10 +10542,10 @@
               <w:right w:val="single" w:color="D5DAE2" w:sz="4"/>
             </w:tcBorders>
             <w:tcMar>
-              <w:top w:type="dxa" w:w="70"/>
-              <w:left w:type="dxa" w:w="100"/>
-              <w:bottom w:type="dxa" w:w="70"/>
-              <w:right w:type="dxa" w:w="100"/>
+              <w:top w:type="dxa" w:w="52"/>
+              <w:left w:type="dxa" w:w="92"/>
+              <w:bottom w:type="dxa" w:w="52"/>
+              <w:right w:type="dxa" w:w="92"/>
             </w:tcMar>
           </w:tcPr>
           <w:p>
@@ -10572,10 +10572,10 @@
               <w:right w:val="single" w:color="D5DAE2" w:sz="4"/>
             </w:tcBorders>
             <w:tcMar>
-              <w:top w:type="dxa" w:w="70"/>
-              <w:left w:type="dxa" w:w="100"/>
-              <w:bottom w:type="dxa" w:w="70"/>
-              <w:right w:type="dxa" w:w="100"/>
+              <w:top w:type="dxa" w:w="52"/>
+              <w:left w:type="dxa" w:w="92"/>
+              <w:bottom w:type="dxa" w:w="52"/>
+              <w:right w:type="dxa" w:w="92"/>
             </w:tcMar>
           </w:tcPr>
           <w:p>
@@ -10606,10 +10606,10 @@
               <w:right w:val="single" w:color="D5DAE2" w:sz="4"/>
             </w:tcBorders>
             <w:tcMar>
-              <w:top w:type="dxa" w:w="70"/>
-              <w:left w:type="dxa" w:w="100"/>
-              <w:bottom w:type="dxa" w:w="70"/>
-              <w:right w:type="dxa" w:w="100"/>
+              <w:top w:type="dxa" w:w="52"/>
+              <w:left w:type="dxa" w:w="92"/>
+              <w:bottom w:type="dxa" w:w="52"/>
+              <w:right w:type="dxa" w:w="92"/>
             </w:tcMar>
           </w:tcPr>
           <w:p>
@@ -10636,10 +10636,10 @@
               <w:right w:val="single" w:color="D5DAE2" w:sz="4"/>
             </w:tcBorders>
             <w:tcMar>
-              <w:top w:type="dxa" w:w="70"/>
-              <w:left w:type="dxa" w:w="100"/>
-              <w:bottom w:type="dxa" w:w="70"/>
-              <w:right w:type="dxa" w:w="100"/>
+              <w:top w:type="dxa" w:w="52"/>
+              <w:left w:type="dxa" w:w="92"/>
+              <w:bottom w:type="dxa" w:w="52"/>
+              <w:right w:type="dxa" w:w="92"/>
             </w:tcMar>
           </w:tcPr>
           <w:p>
@@ -10670,10 +10670,10 @@
               <w:right w:val="single" w:color="D5DAE2" w:sz="4"/>
             </w:tcBorders>
             <w:tcMar>
-              <w:top w:type="dxa" w:w="70"/>
-              <w:left w:type="dxa" w:w="100"/>
-              <w:bottom w:type="dxa" w:w="70"/>
-              <w:right w:type="dxa" w:w="100"/>
+              <w:top w:type="dxa" w:w="52"/>
+              <w:left w:type="dxa" w:w="92"/>
+              <w:bottom w:type="dxa" w:w="52"/>
+              <w:right w:type="dxa" w:w="92"/>
             </w:tcMar>
           </w:tcPr>
           <w:p>
@@ -10700,10 +10700,10 @@
               <w:right w:val="single" w:color="D5DAE2" w:sz="4"/>
             </w:tcBorders>
             <w:tcMar>
-              <w:top w:type="dxa" w:w="70"/>
-              <w:left w:type="dxa" w:w="100"/>
-              <w:bottom w:type="dxa" w:w="70"/>
-              <w:right w:type="dxa" w:w="100"/>
+              <w:top w:type="dxa" w:w="52"/>
+              <w:left w:type="dxa" w:w="92"/>
+              <w:bottom w:type="dxa" w:w="52"/>
+              <w:right w:type="dxa" w:w="92"/>
             </w:tcMar>
           </w:tcPr>
           <w:p>
@@ -10734,10 +10734,10 @@
               <w:right w:val="single" w:color="D5DAE2" w:sz="4"/>
             </w:tcBorders>
             <w:tcMar>
-              <w:top w:type="dxa" w:w="70"/>
-              <w:left w:type="dxa" w:w="100"/>
-              <w:bottom w:type="dxa" w:w="70"/>
-              <w:right w:type="dxa" w:w="100"/>
+              <w:top w:type="dxa" w:w="52"/>
+              <w:left w:type="dxa" w:w="92"/>
+              <w:bottom w:type="dxa" w:w="52"/>
+              <w:right w:type="dxa" w:w="92"/>
             </w:tcMar>
           </w:tcPr>
           <w:p>
@@ -10764,10 +10764,10 @@
               <w:right w:val="single" w:color="D5DAE2" w:sz="4"/>
             </w:tcBorders>
             <w:tcMar>
-              <w:top w:type="dxa" w:w="70"/>
-              <w:left w:type="dxa" w:w="100"/>
-              <w:bottom w:type="dxa" w:w="70"/>
-              <w:right w:type="dxa" w:w="100"/>
+              <w:top w:type="dxa" w:w="52"/>
+              <w:left w:type="dxa" w:w="92"/>
+              <w:bottom w:type="dxa" w:w="52"/>
+              <w:right w:type="dxa" w:w="92"/>
             </w:tcMar>
           </w:tcPr>
           <w:p>
@@ -10798,10 +10798,10 @@
               <w:right w:val="single" w:color="D5DAE2" w:sz="4"/>
             </w:tcBorders>
             <w:tcMar>
-              <w:top w:type="dxa" w:w="70"/>
-              <w:left w:type="dxa" w:w="100"/>
-              <w:bottom w:type="dxa" w:w="70"/>
-              <w:right w:type="dxa" w:w="100"/>
+              <w:top w:type="dxa" w:w="52"/>
+              <w:left w:type="dxa" w:w="92"/>
+              <w:bottom w:type="dxa" w:w="52"/>
+              <w:right w:type="dxa" w:w="92"/>
             </w:tcMar>
           </w:tcPr>
           <w:p>
@@ -10828,10 +10828,10 @@
               <w:right w:val="single" w:color="D5DAE2" w:sz="4"/>
             </w:tcBorders>
             <w:tcMar>
-              <w:top w:type="dxa" w:w="70"/>
-              <w:left w:type="dxa" w:w="100"/>
-              <w:bottom w:type="dxa" w:w="70"/>
-              <w:right w:type="dxa" w:w="100"/>
+              <w:top w:type="dxa" w:w="52"/>
+              <w:left w:type="dxa" w:w="92"/>
+              <w:bottom w:type="dxa" w:w="52"/>
+              <w:right w:type="dxa" w:w="92"/>
             </w:tcMar>
           </w:tcPr>
           <w:p>
@@ -10862,10 +10862,10 @@
               <w:right w:val="single" w:color="D5DAE2" w:sz="4"/>
             </w:tcBorders>
             <w:tcMar>
-              <w:top w:type="dxa" w:w="70"/>
-              <w:left w:type="dxa" w:w="100"/>
-              <w:bottom w:type="dxa" w:w="70"/>
-              <w:right w:type="dxa" w:w="100"/>
+              <w:top w:type="dxa" w:w="52"/>
+              <w:left w:type="dxa" w:w="92"/>
+              <w:bottom w:type="dxa" w:w="52"/>
+              <w:right w:type="dxa" w:w="92"/>
             </w:tcMar>
           </w:tcPr>
           <w:p>
@@ -10892,10 +10892,10 @@
               <w:right w:val="single" w:color="D5DAE2" w:sz="4"/>
             </w:tcBorders>
             <w:tcMar>
-              <w:top w:type="dxa" w:w="70"/>
-              <w:left w:type="dxa" w:w="100"/>
-              <w:bottom w:type="dxa" w:w="70"/>
-              <w:right w:type="dxa" w:w="100"/>
+              <w:top w:type="dxa" w:w="52"/>
+              <w:left w:type="dxa" w:w="92"/>
+              <w:bottom w:type="dxa" w:w="52"/>
+              <w:right w:type="dxa" w:w="92"/>
             </w:tcMar>
           </w:tcPr>
           <w:p>
@@ -10926,10 +10926,10 @@
               <w:right w:val="single" w:color="D5DAE2" w:sz="4"/>
             </w:tcBorders>
             <w:tcMar>
-              <w:top w:type="dxa" w:w="70"/>
-              <w:left w:type="dxa" w:w="100"/>
-              <w:bottom w:type="dxa" w:w="70"/>
-              <w:right w:type="dxa" w:w="100"/>
+              <w:top w:type="dxa" w:w="52"/>
+              <w:left w:type="dxa" w:w="92"/>
+              <w:bottom w:type="dxa" w:w="52"/>
+              <w:right w:type="dxa" w:w="92"/>
             </w:tcMar>
           </w:tcPr>
           <w:p>
@@ -10956,10 +10956,10 @@
               <w:right w:val="single" w:color="D5DAE2" w:sz="4"/>
             </w:tcBorders>
             <w:tcMar>
-              <w:top w:type="dxa" w:w="70"/>
-              <w:left w:type="dxa" w:w="100"/>
-              <w:bottom w:type="dxa" w:w="70"/>
-              <w:right w:type="dxa" w:w="100"/>
+              <w:top w:type="dxa" w:w="52"/>
+              <w:left w:type="dxa" w:w="92"/>
+              <w:bottom w:type="dxa" w:w="52"/>
+              <w:right w:type="dxa" w:w="92"/>
             </w:tcMar>
           </w:tcPr>
           <w:p>
@@ -10990,10 +10990,10 @@
               <w:right w:val="single" w:color="D5DAE2" w:sz="4"/>
             </w:tcBorders>
             <w:tcMar>
-              <w:top w:type="dxa" w:w="70"/>
-              <w:left w:type="dxa" w:w="100"/>
-              <w:bottom w:type="dxa" w:w="70"/>
-              <w:right w:type="dxa" w:w="100"/>
+              <w:top w:type="dxa" w:w="52"/>
+              <w:left w:type="dxa" w:w="92"/>
+              <w:bottom w:type="dxa" w:w="52"/>
+              <w:right w:type="dxa" w:w="92"/>
             </w:tcMar>
           </w:tcPr>
           <w:p>
@@ -11020,10 +11020,10 @@
               <w:right w:val="single" w:color="D5DAE2" w:sz="4"/>
             </w:tcBorders>
             <w:tcMar>
-              <w:top w:type="dxa" w:w="70"/>
-              <w:left w:type="dxa" w:w="100"/>
-              <w:bottom w:type="dxa" w:w="70"/>
-              <w:right w:type="dxa" w:w="100"/>
+              <w:top w:type="dxa" w:w="52"/>
+              <w:left w:type="dxa" w:w="92"/>
+              <w:bottom w:type="dxa" w:w="52"/>
+              <w:right w:type="dxa" w:w="92"/>
             </w:tcMar>
           </w:tcPr>
           <w:p>
@@ -11047,7 +11047,7 @@
     <w:p>
       <w:pPr>
         <w:pStyle w:val="Heading2"/>
-        <w:spacing w:after="140" w:before="300"/>
+        <w:spacing w:after="110" w:before="240"/>
       </w:pPr>
       <w:r>
         <w:rPr>
@@ -11092,10 +11092,10 @@
             </w:tcBorders>
             <w:shd w:fill="EDF1F7" w:val="clear"/>
             <w:tcMar>
-              <w:top w:type="dxa" w:w="70"/>
-              <w:left w:type="dxa" w:w="100"/>
-              <w:bottom w:type="dxa" w:w="70"/>
-              <w:right w:type="dxa" w:w="100"/>
+              <w:top w:type="dxa" w:w="52"/>
+              <w:left w:type="dxa" w:w="92"/>
+              <w:bottom w:type="dxa" w:w="52"/>
+              <w:right w:type="dxa" w:w="92"/>
             </w:tcMar>
           </w:tcPr>
           <w:p>
@@ -11126,10 +11126,10 @@
             </w:tcBorders>
             <w:shd w:fill="EDF1F7" w:val="clear"/>
             <w:tcMar>
-              <w:top w:type="dxa" w:w="70"/>
-              <w:left w:type="dxa" w:w="100"/>
-              <w:bottom w:type="dxa" w:w="70"/>
-              <w:right w:type="dxa" w:w="100"/>
+              <w:top w:type="dxa" w:w="52"/>
+              <w:left w:type="dxa" w:w="92"/>
+              <w:bottom w:type="dxa" w:w="52"/>
+              <w:right w:type="dxa" w:w="92"/>
             </w:tcMar>
           </w:tcPr>
           <w:p>
@@ -11161,10 +11161,10 @@
               <w:right w:val="single" w:color="D5DAE2" w:sz="4"/>
             </w:tcBorders>
             <w:tcMar>
-              <w:top w:type="dxa" w:w="70"/>
-              <w:left w:type="dxa" w:w="100"/>
-              <w:bottom w:type="dxa" w:w="70"/>
-              <w:right w:type="dxa" w:w="100"/>
+              <w:top w:type="dxa" w:w="52"/>
+              <w:left w:type="dxa" w:w="92"/>
+              <w:bottom w:type="dxa" w:w="52"/>
+              <w:right w:type="dxa" w:w="92"/>
             </w:tcMar>
           </w:tcPr>
           <w:p>
@@ -11191,10 +11191,10 @@
               <w:right w:val="single" w:color="D5DAE2" w:sz="4"/>
             </w:tcBorders>
             <w:tcMar>
-              <w:top w:type="dxa" w:w="70"/>
-              <w:left w:type="dxa" w:w="100"/>
-              <w:bottom w:type="dxa" w:w="70"/>
-              <w:right w:type="dxa" w:w="100"/>
+              <w:top w:type="dxa" w:w="52"/>
+              <w:left w:type="dxa" w:w="92"/>
+              <w:bottom w:type="dxa" w:w="52"/>
+              <w:right w:type="dxa" w:w="92"/>
             </w:tcMar>
           </w:tcPr>
           <w:p>
@@ -11225,10 +11225,10 @@
               <w:right w:val="single" w:color="D5DAE2" w:sz="4"/>
             </w:tcBorders>
             <w:tcMar>
-              <w:top w:type="dxa" w:w="70"/>
-              <w:left w:type="dxa" w:w="100"/>
-              <w:bottom w:type="dxa" w:w="70"/>
-              <w:right w:type="dxa" w:w="100"/>
+              <w:top w:type="dxa" w:w="52"/>
+              <w:left w:type="dxa" w:w="92"/>
+              <w:bottom w:type="dxa" w:w="52"/>
+              <w:right w:type="dxa" w:w="92"/>
             </w:tcMar>
           </w:tcPr>
           <w:p>
@@ -11255,10 +11255,10 @@
               <w:right w:val="single" w:color="D5DAE2" w:sz="4"/>
             </w:tcBorders>
             <w:tcMar>
-              <w:top w:type="dxa" w:w="70"/>
-              <w:left w:type="dxa" w:w="100"/>
-              <w:bottom w:type="dxa" w:w="70"/>
-              <w:right w:type="dxa" w:w="100"/>
+              <w:top w:type="dxa" w:w="52"/>
+              <w:left w:type="dxa" w:w="92"/>
+              <w:bottom w:type="dxa" w:w="52"/>
+              <w:right w:type="dxa" w:w="92"/>
             </w:tcMar>
           </w:tcPr>
           <w:p>
@@ -11289,10 +11289,10 @@
               <w:right w:val="single" w:color="D5DAE2" w:sz="4"/>
             </w:tcBorders>
             <w:tcMar>
-              <w:top w:type="dxa" w:w="70"/>
-              <w:left w:type="dxa" w:w="100"/>
-              <w:bottom w:type="dxa" w:w="70"/>
-              <w:right w:type="dxa" w:w="100"/>
+              <w:top w:type="dxa" w:w="52"/>
+              <w:left w:type="dxa" w:w="92"/>
+              <w:bottom w:type="dxa" w:w="52"/>
+              <w:right w:type="dxa" w:w="92"/>
             </w:tcMar>
           </w:tcPr>
           <w:p>
@@ -11319,10 +11319,10 @@
               <w:right w:val="single" w:color="D5DAE2" w:sz="4"/>
             </w:tcBorders>
             <w:tcMar>
-              <w:top w:type="dxa" w:w="70"/>
-              <w:left w:type="dxa" w:w="100"/>
-              <w:bottom w:type="dxa" w:w="70"/>
-              <w:right w:type="dxa" w:w="100"/>
+              <w:top w:type="dxa" w:w="52"/>
+              <w:left w:type="dxa" w:w="92"/>
+              <w:bottom w:type="dxa" w:w="52"/>
+              <w:right w:type="dxa" w:w="92"/>
             </w:tcMar>
           </w:tcPr>
           <w:p>
@@ -11353,10 +11353,10 @@
               <w:right w:val="single" w:color="D5DAE2" w:sz="4"/>
             </w:tcBorders>
             <w:tcMar>
-              <w:top w:type="dxa" w:w="70"/>
-              <w:left w:type="dxa" w:w="100"/>
-              <w:bottom w:type="dxa" w:w="70"/>
-              <w:right w:type="dxa" w:w="100"/>
+              <w:top w:type="dxa" w:w="52"/>
+              <w:left w:type="dxa" w:w="92"/>
+              <w:bottom w:type="dxa" w:w="52"/>
+              <w:right w:type="dxa" w:w="92"/>
             </w:tcMar>
           </w:tcPr>
           <w:p>
@@ -11383,10 +11383,10 @@
               <w:right w:val="single" w:color="D5DAE2" w:sz="4"/>
             </w:tcBorders>
             <w:tcMar>
-              <w:top w:type="dxa" w:w="70"/>
-              <w:left w:type="dxa" w:w="100"/>
-              <w:bottom w:type="dxa" w:w="70"/>
-              <w:right w:type="dxa" w:w="100"/>
+              <w:top w:type="dxa" w:w="52"/>
+              <w:left w:type="dxa" w:w="92"/>
+              <w:bottom w:type="dxa" w:w="52"/>
+              <w:right w:type="dxa" w:w="92"/>
             </w:tcMar>
           </w:tcPr>
           <w:p>

--- a/gambalabs-office-automation/최종보고서_감바랩스_오피스_AI.docx
+++ b/gambalabs-office-automation/최종보고서_감바랩스_오피스_AI.docx
@@ -727,6 +727,37 @@
           <w:szCs w:val="20"/>
         </w:rPr>
         <w:t xml:space="preserve">결과물은 단일 데스크톱 앱으로 통합되어 있으며, 별도 설치 절차 없이 실행 파일 하나로 구동된다. 엑셀 수식·차트 보존은 자동 테스트로 검증했고, 발표자료 품질은 로컬 소형 모델(3b/7b)과 고성능 모델(70B급)을 비교해 모델 급에 따라 설계 방침을 달리하는 이중 구조로 대응했다.</w:t>
+      </w:r>
+    </w:p>
+    <w:p>
+      <w:pPr>
+        <w:spacing w:after="100" w:before="0" w:line="264"/>
+      </w:pPr>
+      <w:r>
+        <w:rPr>
+          <w:rFonts w:ascii="맑은 고딕" w:cs="맑은 고딕" w:eastAsia="맑은 고딕" w:hAnsi="맑은 고딕"/>
+          <w:sz w:val="20"/>
+          <w:szCs w:val="20"/>
+        </w:rPr>
+        <w:t xml:space="preserve">보고 기간 막바지에는 고성능 모델이 발표자료 코드를 직접 작성하는 </w:t>
+      </w:r>
+      <w:r>
+        <w:rPr>
+          <w:rFonts w:ascii="맑은 고딕" w:cs="맑은 고딕" w:eastAsia="맑은 고딕" w:hAnsi="맑은 고딕"/>
+          <w:b/>
+          <w:bCs/>
+          <w:sz w:val="20"/>
+          <w:szCs w:val="20"/>
+        </w:rPr>
+        <w:t xml:space="preserve">자유 설계 경로</w:t>
+      </w:r>
+      <w:r>
+        <w:rPr>
+          <w:rFonts w:ascii="맑은 고딕" w:cs="맑은 고딕" w:eastAsia="맑은 고딕" w:hAnsi="맑은 고딕"/>
+          <w:sz w:val="20"/>
+          <w:szCs w:val="20"/>
+        </w:rPr>
+        <w:t xml:space="preserve">를 동작 단계까지 완성했다. 모델이 쓴 코드를 실행한 뒤 결함을 코드로 검사해 다시 고쳐 쓰게 하고, 끝내 통과하지 못하면 기존 템플릿 결과를 쓰는 구조다(5.2). 고정 템플릿의 "입력이 달라도 비슷한 덱이 나온다"는 한계를 넘기 위한 것으로, 자유도를 올리면서도 검증되지 않은 결과가 나가지 않도록 했다.</w:t>
       </w:r>
     </w:p>
     <w:p>
@@ -4596,7 +4627,7 @@
                 <w:sz w:val="18"/>
                 <w:szCs w:val="18"/>
               </w:rPr>
-              <w:t xml:space="preserve">app/ppt/ — ppt_engine(문서→덱), pptx_import(러프 PPT→덱), freeform_engine(코드 생성 실행), thememgr(테마), render_deck.js(렌더)</w:t>
+              <w:t xml:space="preserve">app/ppt/ — ppt_engine(문서→덱), pptx_import(러프 PPT→덱), freeform_engine(코드 생성·자가수정), deck_lint(덱 결함 검사), thememgr(테마), render_deck.js(렌더)</w:t>
             </w:r>
           </w:p>
         </w:tc>
@@ -6606,7 +6637,7 @@
           <w:sz w:val="20"/>
           <w:szCs w:val="20"/>
         </w:rPr>
-        <w:t xml:space="preserve">의 PPT_DESIGN_MODE로 수동 지정할 수도 있다. 이 구조 덕분에 향후 회사 GPT가 연결되면 별도 개발 없이 freeform 방침이 자동 적용된다.</w:t>
+        <w:t xml:space="preserve">의 PPT_DESIGN_MODE로 수동 지정할 수도 있다. 이 구조 덕분에 향후 회사 GPT가 연결되면 별도 개발 없이 freeform 방침이 자동 적용된다. freeform 경로의 실제 구현은 5.2에서 다룬다.</w:t>
       </w:r>
     </w:p>
     <w:p>
@@ -6623,7 +6654,7 @@
           <w:sz w:val="24"/>
           <w:szCs w:val="24"/>
         </w:rPr>
-        <w:t xml:space="preserve">5.2 결정적 렌더와 코드 생성 실행의 병행</w:t>
+        <w:t xml:space="preserve">5.2 자유 설계 — 모델이 쓴 코드를 검사해서 고쳐 쓰게 하기</w:t>
       </w:r>
     </w:p>
     <w:p>
@@ -6636,7 +6667,698 @@
           <w:sz w:val="20"/>
           <w:szCs w:val="20"/>
         </w:rPr>
-        <w:t xml:space="preserve">LLM이 생성한 코드를 실행하는 것은 자유도가 높은 대신 실패 위험이 있다. 본 과제는 두 경로를 모두 두되 안전장치를 걸었다. template 방침에서는 렌더러가 고정되어 있어 모델이 만든 코드를 실행하지 않으며, freeform 방침에서만 생성 코드를 실행하고 실패 시 즉시 기존 렌더러로 폴백한다. 어느 경로든 최종 산출물은 사람이 확인한 뒤 사용한다.</w:t>
+        <w:t xml:space="preserve">보고 기간 막바지에 freeform 방침을 실제 동작 단계까지 완성했다. 고정 템플릿(6개 레이아웃 유형)으로는 입력이 달라도 결국 비슷한 덱이 나오는 한계가 있어, 강한 모델에게 pptxgenjs 코드를 직접 쓰게 하고 그 결과를 코드로 검사하는 구조를 만들었다.</w:t>
+      </w:r>
+    </w:p>
+    <w:tbl>
+      <w:tblPr>
+        <w:tblW w:type="dxa" w:w="9360"/>
+        <w:tblBorders>
+          <w:top w:val="single" w:color="auto" w:sz="4"/>
+          <w:left w:val="single" w:color="auto" w:sz="4"/>
+          <w:bottom w:val="single" w:color="auto" w:sz="4"/>
+          <w:right w:val="single" w:color="auto" w:sz="4"/>
+          <w:insideH w:val="single" w:color="auto" w:sz="4"/>
+          <w:insideV w:val="single" w:color="auto" w:sz="4"/>
+        </w:tblBorders>
+      </w:tblPr>
+      <w:tblGrid>
+        <w:gridCol w:w="1500"/>
+        <w:gridCol w:w="2400"/>
+        <w:gridCol w:w="5460"/>
+      </w:tblGrid>
+      <w:tr>
+        <w:trPr>
+          <w:tblHeader/>
+        </w:trPr>
+        <w:tc>
+          <w:tcPr>
+            <w:tcW w:type="dxa" w:w="1500"/>
+            <w:tcBorders>
+              <w:top w:val="single" w:color="D5DAE2" w:sz="4"/>
+              <w:left w:val="single" w:color="D5DAE2" w:sz="4"/>
+              <w:bottom w:val="single" w:color="D5DAE2" w:sz="4"/>
+              <w:right w:val="single" w:color="D5DAE2" w:sz="4"/>
+            </w:tcBorders>
+            <w:shd w:fill="EDF1F7" w:val="clear"/>
+            <w:tcMar>
+              <w:top w:type="dxa" w:w="52"/>
+              <w:left w:type="dxa" w:w="92"/>
+              <w:bottom w:type="dxa" w:w="52"/>
+              <w:right w:type="dxa" w:w="92"/>
+            </w:tcMar>
+          </w:tcPr>
+          <w:p>
+            <w:pPr>
+              <w:spacing w:after="0" w:line="280"/>
+            </w:pPr>
+            <w:r>
+              <w:rPr>
+                <w:rFonts w:ascii="맑은 고딕" w:cs="맑은 고딕" w:eastAsia="맑은 고딕" w:hAnsi="맑은 고딕"/>
+                <w:b/>
+                <w:bCs/>
+                <w:color w:val="123979"/>
+                <w:sz w:val="18"/>
+                <w:szCs w:val="18"/>
+              </w:rPr>
+              <w:t xml:space="preserve">단계</w:t>
+            </w:r>
+          </w:p>
+        </w:tc>
+        <w:tc>
+          <w:tcPr>
+            <w:tcW w:type="dxa" w:w="2400"/>
+            <w:tcBorders>
+              <w:top w:val="single" w:color="D5DAE2" w:sz="4"/>
+              <w:left w:val="single" w:color="D5DAE2" w:sz="4"/>
+              <w:bottom w:val="single" w:color="D5DAE2" w:sz="4"/>
+              <w:right w:val="single" w:color="D5DAE2" w:sz="4"/>
+            </w:tcBorders>
+            <w:shd w:fill="EDF1F7" w:val="clear"/>
+            <w:tcMar>
+              <w:top w:type="dxa" w:w="52"/>
+              <w:left w:type="dxa" w:w="92"/>
+              <w:bottom w:type="dxa" w:w="52"/>
+              <w:right w:type="dxa" w:w="92"/>
+            </w:tcMar>
+          </w:tcPr>
+          <w:p>
+            <w:pPr>
+              <w:spacing w:after="0" w:line="280"/>
+            </w:pPr>
+            <w:r>
+              <w:rPr>
+                <w:rFonts w:ascii="맑은 고딕" w:cs="맑은 고딕" w:eastAsia="맑은 고딕" w:hAnsi="맑은 고딕"/>
+                <w:b/>
+                <w:bCs/>
+                <w:color w:val="123979"/>
+                <w:sz w:val="18"/>
+                <w:szCs w:val="18"/>
+              </w:rPr>
+              <w:t xml:space="preserve">담당</w:t>
+            </w:r>
+          </w:p>
+        </w:tc>
+        <w:tc>
+          <w:tcPr>
+            <w:tcW w:type="dxa" w:w="5460"/>
+            <w:tcBorders>
+              <w:top w:val="single" w:color="D5DAE2" w:sz="4"/>
+              <w:left w:val="single" w:color="D5DAE2" w:sz="4"/>
+              <w:bottom w:val="single" w:color="D5DAE2" w:sz="4"/>
+              <w:right w:val="single" w:color="D5DAE2" w:sz="4"/>
+            </w:tcBorders>
+            <w:shd w:fill="EDF1F7" w:val="clear"/>
+            <w:tcMar>
+              <w:top w:type="dxa" w:w="52"/>
+              <w:left w:type="dxa" w:w="92"/>
+              <w:bottom w:type="dxa" w:w="52"/>
+              <w:right w:type="dxa" w:w="92"/>
+            </w:tcMar>
+          </w:tcPr>
+          <w:p>
+            <w:pPr>
+              <w:spacing w:after="0" w:line="280"/>
+            </w:pPr>
+            <w:r>
+              <w:rPr>
+                <w:rFonts w:ascii="맑은 고딕" w:cs="맑은 고딕" w:eastAsia="맑은 고딕" w:hAnsi="맑은 고딕"/>
+                <w:b/>
+                <w:bCs/>
+                <w:color w:val="123979"/>
+                <w:sz w:val="18"/>
+                <w:szCs w:val="18"/>
+              </w:rPr>
+              <w:t xml:space="preserve">내용</w:t>
+            </w:r>
+          </w:p>
+        </w:tc>
+      </w:tr>
+      <w:tr>
+        <w:tc>
+          <w:tcPr>
+            <w:tcW w:type="dxa" w:w="1500"/>
+            <w:tcBorders>
+              <w:top w:val="single" w:color="D5DAE2" w:sz="4"/>
+              <w:left w:val="single" w:color="D5DAE2" w:sz="4"/>
+              <w:bottom w:val="single" w:color="D5DAE2" w:sz="4"/>
+              <w:right w:val="single" w:color="D5DAE2" w:sz="4"/>
+            </w:tcBorders>
+            <w:tcMar>
+              <w:top w:type="dxa" w:w="52"/>
+              <w:left w:type="dxa" w:w="92"/>
+              <w:bottom w:type="dxa" w:w="52"/>
+              <w:right w:type="dxa" w:w="92"/>
+            </w:tcMar>
+          </w:tcPr>
+          <w:p>
+            <w:pPr>
+              <w:spacing w:after="0" w:line="280"/>
+            </w:pPr>
+            <w:r>
+              <w:rPr>
+                <w:rFonts w:ascii="맑은 고딕" w:cs="맑은 고딕" w:eastAsia="맑은 고딕" w:hAnsi="맑은 고딕"/>
+                <w:sz w:val="18"/>
+                <w:szCs w:val="18"/>
+              </w:rPr>
+              <w:t xml:space="preserve">① 기획</w:t>
+            </w:r>
+          </w:p>
+        </w:tc>
+        <w:tc>
+          <w:tcPr>
+            <w:tcW w:type="dxa" w:w="2400"/>
+            <w:tcBorders>
+              <w:top w:val="single" w:color="D5DAE2" w:sz="4"/>
+              <w:left w:val="single" w:color="D5DAE2" w:sz="4"/>
+              <w:bottom w:val="single" w:color="D5DAE2" w:sz="4"/>
+              <w:right w:val="single" w:color="D5DAE2" w:sz="4"/>
+            </w:tcBorders>
+            <w:tcMar>
+              <w:top w:type="dxa" w:w="52"/>
+              <w:left w:type="dxa" w:w="92"/>
+              <w:bottom w:type="dxa" w:w="52"/>
+              <w:right w:type="dxa" w:w="92"/>
+            </w:tcMar>
+          </w:tcPr>
+          <w:p>
+            <w:pPr>
+              <w:spacing w:after="0" w:line="280"/>
+            </w:pPr>
+            <w:r>
+              <w:rPr>
+                <w:rFonts w:ascii="맑은 고딕" w:cs="맑은 고딕" w:eastAsia="맑은 고딕" w:hAnsi="맑은 고딕"/>
+                <w:b w:val="false"/>
+                <w:bCs w:val="false"/>
+                <w:sz w:val="18"/>
+                <w:szCs w:val="18"/>
+              </w:rPr>
+              <w:t xml:space="preserve">한국어 이해 모델</w:t>
+            </w:r>
+          </w:p>
+        </w:tc>
+        <w:tc>
+          <w:tcPr>
+            <w:tcW w:type="dxa" w:w="5460"/>
+            <w:tcBorders>
+              <w:top w:val="single" w:color="D5DAE2" w:sz="4"/>
+              <w:left w:val="single" w:color="D5DAE2" w:sz="4"/>
+              <w:bottom w:val="single" w:color="D5DAE2" w:sz="4"/>
+              <w:right w:val="single" w:color="D5DAE2" w:sz="4"/>
+            </w:tcBorders>
+            <w:tcMar>
+              <w:top w:type="dxa" w:w="52"/>
+              <w:left w:type="dxa" w:w="92"/>
+              <w:bottom w:type="dxa" w:w="52"/>
+              <w:right w:type="dxa" w:w="92"/>
+            </w:tcMar>
+          </w:tcPr>
+          <w:p>
+            <w:pPr>
+              <w:spacing w:after="0" w:line="280"/>
+            </w:pPr>
+            <w:r>
+              <w:rPr>
+                <w:rFonts w:ascii="맑은 고딕" w:cs="맑은 고딕" w:eastAsia="맑은 고딕" w:hAnsi="맑은 고딕"/>
+                <w:b w:val="false"/>
+                <w:bCs w:val="false"/>
+                <w:sz w:val="18"/>
+                <w:szCs w:val="18"/>
+              </w:rPr>
+              <w:t xml:space="preserve">문서를 읽고 슬라이드 구성·레이아웃·차트 데이터를 JSON 기획안으로 만든다.</w:t>
+            </w:r>
+          </w:p>
+        </w:tc>
+      </w:tr>
+      <w:tr>
+        <w:tc>
+          <w:tcPr>
+            <w:tcW w:type="dxa" w:w="1500"/>
+            <w:tcBorders>
+              <w:top w:val="single" w:color="D5DAE2" w:sz="4"/>
+              <w:left w:val="single" w:color="D5DAE2" w:sz="4"/>
+              <w:bottom w:val="single" w:color="D5DAE2" w:sz="4"/>
+              <w:right w:val="single" w:color="D5DAE2" w:sz="4"/>
+            </w:tcBorders>
+            <w:tcMar>
+              <w:top w:type="dxa" w:w="52"/>
+              <w:left w:type="dxa" w:w="92"/>
+              <w:bottom w:type="dxa" w:w="52"/>
+              <w:right w:type="dxa" w:w="92"/>
+            </w:tcMar>
+          </w:tcPr>
+          <w:p>
+            <w:pPr>
+              <w:spacing w:after="0" w:line="280"/>
+            </w:pPr>
+            <w:r>
+              <w:rPr>
+                <w:rFonts w:ascii="맑은 고딕" w:cs="맑은 고딕" w:eastAsia="맑은 고딕" w:hAnsi="맑은 고딕"/>
+                <w:sz w:val="18"/>
+                <w:szCs w:val="18"/>
+              </w:rPr>
+              <w:t xml:space="preserve">② 코드 생성</w:t>
+            </w:r>
+          </w:p>
+        </w:tc>
+        <w:tc>
+          <w:tcPr>
+            <w:tcW w:type="dxa" w:w="2400"/>
+            <w:tcBorders>
+              <w:top w:val="single" w:color="D5DAE2" w:sz="4"/>
+              <w:left w:val="single" w:color="D5DAE2" w:sz="4"/>
+              <w:bottom w:val="single" w:color="D5DAE2" w:sz="4"/>
+              <w:right w:val="single" w:color="D5DAE2" w:sz="4"/>
+            </w:tcBorders>
+            <w:tcMar>
+              <w:top w:type="dxa" w:w="52"/>
+              <w:left w:type="dxa" w:w="92"/>
+              <w:bottom w:type="dxa" w:w="52"/>
+              <w:right w:type="dxa" w:w="92"/>
+            </w:tcMar>
+          </w:tcPr>
+          <w:p>
+            <w:pPr>
+              <w:spacing w:after="0" w:line="280"/>
+            </w:pPr>
+            <w:r>
+              <w:rPr>
+                <w:rFonts w:ascii="맑은 고딕" w:cs="맑은 고딕" w:eastAsia="맑은 고딕" w:hAnsi="맑은 고딕"/>
+                <w:b w:val="false"/>
+                <w:bCs w:val="false"/>
+                <w:sz w:val="18"/>
+                <w:szCs w:val="18"/>
+              </w:rPr>
+              <w:t xml:space="preserve">코드 특화 모델</w:t>
+            </w:r>
+          </w:p>
+        </w:tc>
+        <w:tc>
+          <w:tcPr>
+            <w:tcW w:type="dxa" w:w="5460"/>
+            <w:tcBorders>
+              <w:top w:val="single" w:color="D5DAE2" w:sz="4"/>
+              <w:left w:val="single" w:color="D5DAE2" w:sz="4"/>
+              <w:bottom w:val="single" w:color="D5DAE2" w:sz="4"/>
+              <w:right w:val="single" w:color="D5DAE2" w:sz="4"/>
+            </w:tcBorders>
+            <w:tcMar>
+              <w:top w:type="dxa" w:w="52"/>
+              <w:left w:type="dxa" w:w="92"/>
+              <w:bottom w:type="dxa" w:w="52"/>
+              <w:right w:type="dxa" w:w="92"/>
+            </w:tcMar>
+          </w:tcPr>
+          <w:p>
+            <w:pPr>
+              <w:spacing w:after="0" w:line="280"/>
+            </w:pPr>
+            <w:r>
+              <w:rPr>
+                <w:rFonts w:ascii="맑은 고딕" w:cs="맑은 고딕" w:eastAsia="맑은 고딕" w:hAnsi="맑은 고딕"/>
+                <w:b w:val="false"/>
+                <w:bCs w:val="false"/>
+                <w:sz w:val="18"/>
+                <w:szCs w:val="18"/>
+              </w:rPr>
+              <w:t xml:space="preserve">기획안을 받아 pptxgenjs 코드를 작성한다. 기획(한국어 이해)과 코드 작성은 요구 능력이 달라 모델을 나눴다.</w:t>
+            </w:r>
+          </w:p>
+        </w:tc>
+      </w:tr>
+      <w:tr>
+        <w:tc>
+          <w:tcPr>
+            <w:tcW w:type="dxa" w:w="1500"/>
+            <w:tcBorders>
+              <w:top w:val="single" w:color="D5DAE2" w:sz="4"/>
+              <w:left w:val="single" w:color="D5DAE2" w:sz="4"/>
+              <w:bottom w:val="single" w:color="D5DAE2" w:sz="4"/>
+              <w:right w:val="single" w:color="D5DAE2" w:sz="4"/>
+            </w:tcBorders>
+            <w:tcMar>
+              <w:top w:type="dxa" w:w="52"/>
+              <w:left w:type="dxa" w:w="92"/>
+              <w:bottom w:type="dxa" w:w="52"/>
+              <w:right w:type="dxa" w:w="92"/>
+            </w:tcMar>
+          </w:tcPr>
+          <w:p>
+            <w:pPr>
+              <w:spacing w:after="0" w:line="280"/>
+            </w:pPr>
+            <w:r>
+              <w:rPr>
+                <w:rFonts w:ascii="맑은 고딕" w:cs="맑은 고딕" w:eastAsia="맑은 고딕" w:hAnsi="맑은 고딕"/>
+                <w:sz w:val="18"/>
+                <w:szCs w:val="18"/>
+              </w:rPr>
+              <w:t xml:space="preserve">③ 실행</w:t>
+            </w:r>
+          </w:p>
+        </w:tc>
+        <w:tc>
+          <w:tcPr>
+            <w:tcW w:type="dxa" w:w="2400"/>
+            <w:tcBorders>
+              <w:top w:val="single" w:color="D5DAE2" w:sz="4"/>
+              <w:left w:val="single" w:color="D5DAE2" w:sz="4"/>
+              <w:bottom w:val="single" w:color="D5DAE2" w:sz="4"/>
+              <w:right w:val="single" w:color="D5DAE2" w:sz="4"/>
+            </w:tcBorders>
+            <w:tcMar>
+              <w:top w:type="dxa" w:w="52"/>
+              <w:left w:type="dxa" w:w="92"/>
+              <w:bottom w:type="dxa" w:w="52"/>
+              <w:right w:type="dxa" w:w="92"/>
+            </w:tcMar>
+          </w:tcPr>
+          <w:p>
+            <w:pPr>
+              <w:spacing w:after="0" w:line="280"/>
+            </w:pPr>
+            <w:r>
+              <w:rPr>
+                <w:rFonts w:ascii="맑은 고딕" w:cs="맑은 고딕" w:eastAsia="맑은 고딕" w:hAnsi="맑은 고딕"/>
+                <w:b w:val="false"/>
+                <w:bCs w:val="false"/>
+                <w:sz w:val="18"/>
+                <w:szCs w:val="18"/>
+              </w:rPr>
+              <w:t xml:space="preserve">node</w:t>
+            </w:r>
+          </w:p>
+        </w:tc>
+        <w:tc>
+          <w:tcPr>
+            <w:tcW w:type="dxa" w:w="5460"/>
+            <w:tcBorders>
+              <w:top w:val="single" w:color="D5DAE2" w:sz="4"/>
+              <w:left w:val="single" w:color="D5DAE2" w:sz="4"/>
+              <w:bottom w:val="single" w:color="D5DAE2" w:sz="4"/>
+              <w:right w:val="single" w:color="D5DAE2" w:sz="4"/>
+            </w:tcBorders>
+            <w:tcMar>
+              <w:top w:type="dxa" w:w="52"/>
+              <w:left w:type="dxa" w:w="92"/>
+              <w:bottom w:type="dxa" w:w="52"/>
+              <w:right w:type="dxa" w:w="92"/>
+            </w:tcMar>
+          </w:tcPr>
+          <w:p>
+            <w:pPr>
+              <w:spacing w:after="0" w:line="280"/>
+            </w:pPr>
+            <w:r>
+              <w:rPr>
+                <w:rFonts w:ascii="맑은 고딕" w:cs="맑은 고딕" w:eastAsia="맑은 고딕" w:hAnsi="맑은 고딕"/>
+                <w:b w:val="false"/>
+                <w:bCs w:val="false"/>
+                <w:sz w:val="18"/>
+                <w:szCs w:val="18"/>
+              </w:rPr>
+              <w:t xml:space="preserve">생성된 코드를 실행해 .pptx를 만든다. 실행 자체가 실패하면 오류 메시지를 그대로 지적으로 넘긴다.</w:t>
+            </w:r>
+          </w:p>
+        </w:tc>
+      </w:tr>
+      <w:tr>
+        <w:tc>
+          <w:tcPr>
+            <w:tcW w:type="dxa" w:w="1500"/>
+            <w:tcBorders>
+              <w:top w:val="single" w:color="D5DAE2" w:sz="4"/>
+              <w:left w:val="single" w:color="D5DAE2" w:sz="4"/>
+              <w:bottom w:val="single" w:color="D5DAE2" w:sz="4"/>
+              <w:right w:val="single" w:color="D5DAE2" w:sz="4"/>
+            </w:tcBorders>
+            <w:tcMar>
+              <w:top w:type="dxa" w:w="52"/>
+              <w:left w:type="dxa" w:w="92"/>
+              <w:bottom w:type="dxa" w:w="52"/>
+              <w:right w:type="dxa" w:w="92"/>
+            </w:tcMar>
+          </w:tcPr>
+          <w:p>
+            <w:pPr>
+              <w:spacing w:after="0" w:line="280"/>
+            </w:pPr>
+            <w:r>
+              <w:rPr>
+                <w:rFonts w:ascii="맑은 고딕" w:cs="맑은 고딕" w:eastAsia="맑은 고딕" w:hAnsi="맑은 고딕"/>
+                <w:sz w:val="18"/>
+                <w:szCs w:val="18"/>
+              </w:rPr>
+              <w:t xml:space="preserve">④ 검사</w:t>
+            </w:r>
+          </w:p>
+        </w:tc>
+        <w:tc>
+          <w:tcPr>
+            <w:tcW w:type="dxa" w:w="2400"/>
+            <w:tcBorders>
+              <w:top w:val="single" w:color="D5DAE2" w:sz="4"/>
+              <w:left w:val="single" w:color="D5DAE2" w:sz="4"/>
+              <w:bottom w:val="single" w:color="D5DAE2" w:sz="4"/>
+              <w:right w:val="single" w:color="D5DAE2" w:sz="4"/>
+            </w:tcBorders>
+            <w:tcMar>
+              <w:top w:type="dxa" w:w="52"/>
+              <w:left w:type="dxa" w:w="92"/>
+              <w:bottom w:type="dxa" w:w="52"/>
+              <w:right w:type="dxa" w:w="92"/>
+            </w:tcMar>
+          </w:tcPr>
+          <w:p>
+            <w:pPr>
+              <w:spacing w:after="0" w:line="280"/>
+            </w:pPr>
+            <w:r>
+              <w:rPr>
+                <w:rFonts w:ascii="맑은 고딕" w:cs="맑은 고딕" w:eastAsia="맑은 고딕" w:hAnsi="맑은 고딕"/>
+                <w:b w:val="false"/>
+                <w:bCs w:val="false"/>
+                <w:sz w:val="18"/>
+                <w:szCs w:val="18"/>
+              </w:rPr>
+              <w:t xml:space="preserve">deck_lint.py</w:t>
+            </w:r>
+          </w:p>
+        </w:tc>
+        <w:tc>
+          <w:tcPr>
+            <w:tcW w:type="dxa" w:w="5460"/>
+            <w:tcBorders>
+              <w:top w:val="single" w:color="D5DAE2" w:sz="4"/>
+              <w:left w:val="single" w:color="D5DAE2" w:sz="4"/>
+              <w:bottom w:val="single" w:color="D5DAE2" w:sz="4"/>
+              <w:right w:val="single" w:color="D5DAE2" w:sz="4"/>
+            </w:tcBorders>
+            <w:tcMar>
+              <w:top w:type="dxa" w:w="52"/>
+              <w:left w:type="dxa" w:w="92"/>
+              <w:bottom w:type="dxa" w:w="52"/>
+              <w:right w:type="dxa" w:w="92"/>
+            </w:tcMar>
+          </w:tcPr>
+          <w:p>
+            <w:pPr>
+              <w:spacing w:after="0" w:line="280"/>
+            </w:pPr>
+            <w:r>
+              <w:rPr>
+                <w:rFonts w:ascii="맑은 고딕" w:cs="맑은 고딕" w:eastAsia="맑은 고딕" w:hAnsi="맑은 고딕"/>
+                <w:b w:val="false"/>
+                <w:bCs w:val="false"/>
+                <w:sz w:val="18"/>
+                <w:szCs w:val="18"/>
+              </w:rPr>
+              <w:t xml:space="preserve">만들어진 덱을 python-pptx로 열어 기하 결함과 기획안 일치 여부를 검사한다.</w:t>
+            </w:r>
+          </w:p>
+        </w:tc>
+      </w:tr>
+      <w:tr>
+        <w:tc>
+          <w:tcPr>
+            <w:tcW w:type="dxa" w:w="1500"/>
+            <w:tcBorders>
+              <w:top w:val="single" w:color="D5DAE2" w:sz="4"/>
+              <w:left w:val="single" w:color="D5DAE2" w:sz="4"/>
+              <w:bottom w:val="single" w:color="D5DAE2" w:sz="4"/>
+              <w:right w:val="single" w:color="D5DAE2" w:sz="4"/>
+            </w:tcBorders>
+            <w:tcMar>
+              <w:top w:type="dxa" w:w="52"/>
+              <w:left w:type="dxa" w:w="92"/>
+              <w:bottom w:type="dxa" w:w="52"/>
+              <w:right w:type="dxa" w:w="92"/>
+            </w:tcMar>
+          </w:tcPr>
+          <w:p>
+            <w:pPr>
+              <w:spacing w:after="0" w:line="280"/>
+            </w:pPr>
+            <w:r>
+              <w:rPr>
+                <w:rFonts w:ascii="맑은 고딕" w:cs="맑은 고딕" w:eastAsia="맑은 고딕" w:hAnsi="맑은 고딕"/>
+                <w:sz w:val="18"/>
+                <w:szCs w:val="18"/>
+              </w:rPr>
+              <w:t xml:space="preserve">⑤ 자가수정</w:t>
+            </w:r>
+          </w:p>
+        </w:tc>
+        <w:tc>
+          <w:tcPr>
+            <w:tcW w:type="dxa" w:w="2400"/>
+            <w:tcBorders>
+              <w:top w:val="single" w:color="D5DAE2" w:sz="4"/>
+              <w:left w:val="single" w:color="D5DAE2" w:sz="4"/>
+              <w:bottom w:val="single" w:color="D5DAE2" w:sz="4"/>
+              <w:right w:val="single" w:color="D5DAE2" w:sz="4"/>
+            </w:tcBorders>
+            <w:tcMar>
+              <w:top w:type="dxa" w:w="52"/>
+              <w:left w:type="dxa" w:w="92"/>
+              <w:bottom w:type="dxa" w:w="52"/>
+              <w:right w:type="dxa" w:w="92"/>
+            </w:tcMar>
+          </w:tcPr>
+          <w:p>
+            <w:pPr>
+              <w:spacing w:after="0" w:line="280"/>
+            </w:pPr>
+            <w:r>
+              <w:rPr>
+                <w:rFonts w:ascii="맑은 고딕" w:cs="맑은 고딕" w:eastAsia="맑은 고딕" w:hAnsi="맑은 고딕"/>
+                <w:b w:val="false"/>
+                <w:bCs w:val="false"/>
+                <w:sz w:val="18"/>
+                <w:szCs w:val="18"/>
+              </w:rPr>
+              <w:t xml:space="preserve">코드 특화 모델</w:t>
+            </w:r>
+          </w:p>
+        </w:tc>
+        <w:tc>
+          <w:tcPr>
+            <w:tcW w:type="dxa" w:w="5460"/>
+            <w:tcBorders>
+              <w:top w:val="single" w:color="D5DAE2" w:sz="4"/>
+              <w:left w:val="single" w:color="D5DAE2" w:sz="4"/>
+              <w:bottom w:val="single" w:color="D5DAE2" w:sz="4"/>
+              <w:right w:val="single" w:color="D5DAE2" w:sz="4"/>
+            </w:tcBorders>
+            <w:tcMar>
+              <w:top w:type="dxa" w:w="52"/>
+              <w:left w:type="dxa" w:w="92"/>
+              <w:bottom w:type="dxa" w:w="52"/>
+              <w:right w:type="dxa" w:w="92"/>
+            </w:tcMar>
+          </w:tcPr>
+          <w:p>
+            <w:pPr>
+              <w:spacing w:after="0" w:line="280"/>
+            </w:pPr>
+            <w:r>
+              <w:rPr>
+                <w:rFonts w:ascii="맑은 고딕" w:cs="맑은 고딕" w:eastAsia="맑은 고딕" w:hAnsi="맑은 고딕"/>
+                <w:b w:val="false"/>
+                <w:bCs w:val="false"/>
+                <w:sz w:val="18"/>
+                <w:szCs w:val="18"/>
+              </w:rPr>
+              <w:t xml:space="preserve">지적 목록을 돌려주고 코드를 다시 쓰게 한다. 최대 3회. 끝까지 결함이 남으면 채택하지 않고 템플릿 경로로 폴백한다.</w:t>
+            </w:r>
+          </w:p>
+        </w:tc>
+      </w:tr>
+    </w:tbl>
+    <w:p>
+      <w:pPr>
+        <w:spacing w:after="100" w:before="0" w:line="264"/>
+      </w:pPr>
+      <w:r>
+        <w:rPr>
+          <w:rFonts w:ascii="맑은 고딕" w:cs="맑은 고딕" w:eastAsia="맑은 고딕" w:hAnsi="맑은 고딕"/>
+          <w:sz w:val="20"/>
+          <w:szCs w:val="20"/>
+        </w:rPr>
+        <w:t xml:space="preserve">검사기(deck_lint.py)가 잡는 항목: </w:t>
+      </w:r>
+      <w:r>
+        <w:rPr>
+          <w:rFonts w:ascii="맑은 고딕" w:cs="맑은 고딕" w:eastAsia="맑은 고딕" w:hAnsi="맑은 고딕"/>
+          <w:b/>
+          <w:bCs/>
+          <w:sz w:val="20"/>
+          <w:szCs w:val="20"/>
+        </w:rPr>
+        <w:t xml:space="preserve">슬라이드 밖으로 나간 요소 · 사진이 카드나 도형에 가려짐 · 본문 요소끼리 심하게 겹침 · 기획안에 있던 차트나 사진이 실제로 없음 · 슬라이드 수 불일치</w:t>
+      </w:r>
+      <w:r>
+        <w:rPr>
+          <w:rFonts w:ascii="맑은 고딕" w:cs="맑은 고딕" w:eastAsia="맑은 고딕" w:hAnsi="맑은 고딕"/>
+          <w:sz w:val="20"/>
+          <w:szCs w:val="20"/>
+        </w:rPr>
+        <w:t xml:space="preserve">.</w:t>
+      </w:r>
+    </w:p>
+    <w:p>
+      <w:pPr>
+        <w:pBdr>
+          <w:left w:val="single" w:color="0038A3" w:sz="18" w:space="8"/>
+        </w:pBdr>
+        <w:shd w:fill="F4F7FB" w:val="clear"/>
+        <w:spacing w:after="170" w:before="140" w:line="264"/>
+        <w:ind w:left="200" w:right="200"/>
+      </w:pPr>
+      <w:r>
+        <w:rPr>
+          <w:rFonts w:ascii="맑은 고딕" w:cs="맑은 고딕" w:eastAsia="맑은 고딕" w:hAnsi="맑은 고딕"/>
+          <w:b/>
+          <w:bCs/>
+          <w:color w:val="123979"/>
+          <w:sz w:val="20"/>
+          <w:szCs w:val="20"/>
+        </w:rPr>
+        <w:t xml:space="preserve">검사에 "기획안 일치"를 넣은 이유: </w:t>
+      </w:r>
+      <w:r>
+        <w:rPr>
+          <w:rFonts w:ascii="맑은 고딕" w:cs="맑은 고딕" w:eastAsia="맑은 고딕" w:hAnsi="맑은 고딕"/>
+          <w:sz w:val="20"/>
+          <w:szCs w:val="20"/>
+        </w:rPr>
+        <w:t xml:space="preserve">기하 검사만 두었더니 모델이 차트를 회색 네모와 숫자 텍스트로 그려 놓고도 검사를 통과했다. 실제로 겪은 일이라, 기획안에 차트가 있던 슬라이드에 진짜 차트 객체가 있는지까지 확인하도록 고쳤다.</w:t>
+      </w:r>
+    </w:p>
+    <w:p>
+      <w:pPr>
+        <w:spacing w:after="100" w:before="0" w:line="264"/>
+      </w:pPr>
+      <w:r>
+        <w:rPr>
+          <w:rFonts w:ascii="맑은 고딕" w:cs="맑은 고딕" w:eastAsia="맑은 고딕" w:hAnsi="맑은 고딕"/>
+          <w:sz w:val="20"/>
+          <w:szCs w:val="20"/>
+        </w:rPr>
+        <w:t xml:space="preserve">구현 과정에서 회차마다 대화를 누적했더니 3회차쯤에서 Groq 무료 티어의 분당 토큰 한도를 넘겨 요청이 거부됐다. 지금은 회차마다 [지시 + 직전 코드 + 지적 사항]만 보내 문맥을 압축한다. 또한 한 키가 한도에 걸리면 다음 키로 자동 전환되도록 API 키를 여러 개 등록할 수 있게 했다.</w:t>
+      </w:r>
+    </w:p>
+    <w:p>
+      <w:pPr>
+        <w:spacing w:after="100" w:before="0" w:line="264"/>
+      </w:pPr>
+      <w:r>
+        <w:rPr>
+          <w:rFonts w:ascii="맑은 고딕" w:cs="맑은 고딕" w:eastAsia="맑은 고딕" w:hAnsi="맑은 고딕"/>
+          <w:sz w:val="20"/>
+          <w:szCs w:val="20"/>
+        </w:rPr>
+        <w:t xml:space="preserve">안전장치는 그대로 유지했다. template 방침에서는 렌더러가 고정되어 있어 모델이 만든 코드를 아예 실행하지 않으며, freeform 방침에서만 생성 코드를 실행한다. 검증되지 않은 자유 설계보다 안정적인 템플릿 결과가 낫다는 판단으로, 3회 안에 결함이 사라지지 않으면 자유 설계 결과를 버린다. 어느 경로든 최종 산출물은 사람이 확인한 뒤 사용한다.</w:t>
       </w:r>
     </w:p>
     <w:p>
@@ -6819,6 +7541,37 @@
           <w:szCs w:val="20"/>
         </w:rPr>
         <w:t xml:space="preserve">PPT는 생성된 .pptx를 python-pptx로 열어 슬라이드 수·텍스트 매핑·테마 컬러 적용을 구조 수준에서 검증하고, 실제 PowerPoint로 열어 육안 확인했다. 반복 확인 과정에서 표지 배경 오류, 사진이 카드에 가려지는 문제, 차트 색상 단색화, 그라데이션 지시 무시 등 레이아웃 결함을 발견해 수정했다.</w:t>
+      </w:r>
+    </w:p>
+    <w:p>
+      <w:pPr>
+        <w:spacing w:after="100" w:before="0" w:line="264"/>
+      </w:pPr>
+      <w:r>
+        <w:rPr>
+          <w:rFonts w:ascii="맑은 고딕" w:cs="맑은 고딕" w:eastAsia="맑은 고딕" w:hAnsi="맑은 고딕"/>
+          <w:sz w:val="20"/>
+          <w:szCs w:val="20"/>
+        </w:rPr>
+        <w:t xml:space="preserve">여기서 반복적으로 발견한 결함 유형을 코드 검사기로 옮긴 것이 </w:t>
+      </w:r>
+      <w:r>
+        <w:rPr>
+          <w:rFonts w:ascii="맑은 고딕" w:cs="맑은 고딕" w:eastAsia="맑은 고딕" w:hAnsi="맑은 고딕"/>
+          <w:b/>
+          <w:bCs/>
+          <w:sz w:val="20"/>
+          <w:szCs w:val="20"/>
+        </w:rPr>
+        <w:t xml:space="preserve">deck_lint.py</w:t>
+      </w:r>
+      <w:r>
+        <w:rPr>
+          <w:rFonts w:ascii="맑은 고딕" w:cs="맑은 고딕" w:eastAsia="맑은 고딕" w:hAnsi="맑은 고딕"/>
+          <w:sz w:val="20"/>
+          <w:szCs w:val="20"/>
+        </w:rPr>
+        <w:t xml:space="preserve">다. 사람이 스크린샷을 확인해 주기 전에 도구가 스스로 걸러내며, 자유 설계 경로에서는 이 검사 결과가 곧 모델에 대한 재수정 지시가 된다(5.2 참조). 보고 시점 기준으로 LibreOffice를 도입해 덱을 이미지로 렌더해 비교하는 것도 가능해졌다.</w:t>
       </w:r>
     </w:p>
     <w:p>
@@ -7343,7 +8096,7 @@
           <w:sz w:val="20"/>
           <w:szCs w:val="20"/>
         </w:rPr>
-        <w:t xml:space="preserve">개발 환경에 LibreOffice가 설치되어 있지 않아 생성된 덱을 자동으로 이미지 렌더해 비교하지 못했다. 구조 검증은 자동화했으나 시각 검증은 사람의 PowerPoint 확인에 의존한다.</w:t>
+        <w:t xml:space="preserve">덱의 시각 검증은 보고 막바지에야 자동화 기반을 갖췄다. 기하 결함은 deck_lint.py가 코드로 잡아내고 LibreOffice로 이미지 렌더 비교도 가능해졌으나, "보기 좋은가"에 대한 최종 판단은 여전히 사람의 확인에 의존한다.</w:t>
       </w:r>
     </w:p>
     <w:p>
@@ -9172,7 +9925,7 @@
                 <w:sz w:val="18"/>
                 <w:szCs w:val="18"/>
               </w:rPr>
-              <w:t xml:space="preserve">시각 QA 자동화 부재</w:t>
+              <w:t xml:space="preserve">자유 설계 성공률</w:t>
             </w:r>
           </w:p>
         </w:tc>
@@ -9204,7 +9957,7 @@
                 <w:sz w:val="18"/>
                 <w:szCs w:val="18"/>
               </w:rPr>
-              <w:t xml:space="preserve">덱 이미지 렌더 비교가 자동화되어 있지 않음</w:t>
+              <w:t xml:space="preserve">모델이 쓴 코드가 3회 안에 검사를 통과하지 못하면 템플릿으로 폴백된다. 폴백 빈도는 아직 통계로 집계하지 않았다.</w:t>
             </w:r>
           </w:p>
         </w:tc>
@@ -9236,7 +9989,7 @@
                 <w:sz w:val="18"/>
                 <w:szCs w:val="18"/>
               </w:rPr>
-              <w:t xml:space="preserve">LibreOffice 설치 후 렌더-비교 파이프라인 추가</w:t>
+              <w:t xml:space="preserve">실사용 로그를 모아 폴백률을 측정하고, 자주 걸리는 결함 유형을 프롬프트에 미리 반영</w:t>
             </w:r>
           </w:p>
         </w:tc>
@@ -9408,7 +10161,7 @@
           <w:sz w:val="20"/>
           <w:szCs w:val="20"/>
         </w:rPr>
-        <w:t xml:space="preserve">PPT: 7b 모델의 설계 실수 추가 완화, 회사 GPT 연동 후 freeform 방침 실검증</w:t>
+        <w:t xml:space="preserve">PPT: 자유 설계 폴백률 측정 및 자주 걸리는 결함 유형의 프롬프트 선반영, 7b 모델의 설계 실수 추가 완화</w:t>
       </w:r>
     </w:p>
     <w:p>
@@ -9426,7 +10179,7 @@
           <w:sz w:val="20"/>
           <w:szCs w:val="20"/>
         </w:rPr>
-        <w:t xml:space="preserve">시각 QA 자동화: LibreOffice 기반 덱 이미지 렌더-비교 파이프라인 구축</w:t>
+        <w:t xml:space="preserve">시각 QA: LibreOffice 렌더-비교를 생성 루프에 편입해 기하 검사와 함께 자동 수행</w:t>
       </w:r>
     </w:p>
     <w:p>
@@ -10654,7 +11407,7 @@
                 <w:sz w:val="18"/>
                 <w:szCs w:val="18"/>
               </w:rPr>
-              <w:t xml:space="preserve">고성능 모델이 생성한 pptxgenjs 코드를 실행해 덱 생성</w:t>
+              <w:t xml:space="preserve">기획 → 코드 생성 → 실행 → 검사 → 자가수정(최대 3회) → 실패 시 템플릿 폴백</w:t>
             </w:r>
           </w:p>
         </w:tc>
@@ -10686,7 +11439,7 @@
                 <w:sz w:val="18"/>
                 <w:szCs w:val="18"/>
               </w:rPr>
-              <w:t xml:space="preserve">app/ppt/*.py</w:t>
+              <w:t xml:space="preserve">app/ppt/deck_lint.py</w:t>
             </w:r>
           </w:p>
         </w:tc>
@@ -10718,7 +11471,7 @@
                 <w:sz w:val="18"/>
                 <w:szCs w:val="18"/>
               </w:rPr>
-              <w:t xml:space="preserve">ppt_engine, pptx_import, thememgr, image_search, gradient, design_policy</w:t>
+              <w:t xml:space="preserve">생성된 덱의 기하 결함·기획안 일치 여부 검사 (자가수정 루프의 판정 근거)</w:t>
             </w:r>
           </w:p>
         </w:tc>
@@ -10750,7 +11503,7 @@
                 <w:sz w:val="18"/>
                 <w:szCs w:val="18"/>
               </w:rPr>
-              <w:t xml:space="preserve">src/excel/</w:t>
+              <w:t xml:space="preserve">app/ppt/freeform_helpers.js</w:t>
             </w:r>
           </w:p>
         </w:tc>
@@ -10782,7 +11535,7 @@
                 <w:sz w:val="18"/>
                 <w:szCs w:val="18"/>
               </w:rPr>
-              <w:t xml:space="preserve">experiment_logger, excel_analysis, receipt_engine, llm_extractor, excel_updater</w:t>
+              <w:t xml:space="preserve">모델이 생성한 코드가 호출하는 렌더 헬퍼(차트·이미지·카드)</w:t>
             </w:r>
           </w:p>
         </w:tc>
@@ -10814,7 +11567,7 @@
                 <w:sz w:val="18"/>
                 <w:szCs w:val="18"/>
               </w:rPr>
-              <w:t xml:space="preserve">src/vector/</w:t>
+              <w:t xml:space="preserve">app/ppt/*.py</w:t>
             </w:r>
           </w:p>
         </w:tc>
@@ -10846,7 +11599,7 @@
                 <w:sz w:val="18"/>
                 <w:szCs w:val="18"/>
               </w:rPr>
-              <w:t xml:space="preserve">vector_autotune, quality, svgmin</w:t>
+              <w:t xml:space="preserve">ppt_engine, pptx_import, thememgr, image_search, gradient, design_policy</w:t>
             </w:r>
           </w:p>
         </w:tc>
@@ -10878,6 +11631,134 @@
                 <w:sz w:val="18"/>
                 <w:szCs w:val="18"/>
               </w:rPr>
+              <w:t xml:space="preserve">src/excel/</w:t>
+            </w:r>
+          </w:p>
+        </w:tc>
+        <w:tc>
+          <w:tcPr>
+            <w:tcW w:type="dxa" w:w="6360"/>
+            <w:tcBorders>
+              <w:top w:val="single" w:color="D5DAE2" w:sz="4"/>
+              <w:left w:val="single" w:color="D5DAE2" w:sz="4"/>
+              <w:bottom w:val="single" w:color="D5DAE2" w:sz="4"/>
+              <w:right w:val="single" w:color="D5DAE2" w:sz="4"/>
+            </w:tcBorders>
+            <w:tcMar>
+              <w:top w:type="dxa" w:w="52"/>
+              <w:left w:type="dxa" w:w="92"/>
+              <w:bottom w:type="dxa" w:w="52"/>
+              <w:right w:type="dxa" w:w="92"/>
+            </w:tcMar>
+          </w:tcPr>
+          <w:p>
+            <w:pPr>
+              <w:spacing w:after="0" w:line="280"/>
+            </w:pPr>
+            <w:r>
+              <w:rPr>
+                <w:rFonts w:ascii="맑은 고딕" w:cs="맑은 고딕" w:eastAsia="맑은 고딕" w:hAnsi="맑은 고딕"/>
+                <w:b w:val="false"/>
+                <w:bCs w:val="false"/>
+                <w:sz w:val="18"/>
+                <w:szCs w:val="18"/>
+              </w:rPr>
+              <w:t xml:space="preserve">experiment_logger, excel_analysis, receipt_engine, llm_extractor, excel_updater</w:t>
+            </w:r>
+          </w:p>
+        </w:tc>
+      </w:tr>
+      <w:tr>
+        <w:tc>
+          <w:tcPr>
+            <w:tcW w:type="dxa" w:w="3000"/>
+            <w:tcBorders>
+              <w:top w:val="single" w:color="D5DAE2" w:sz="4"/>
+              <w:left w:val="single" w:color="D5DAE2" w:sz="4"/>
+              <w:bottom w:val="single" w:color="D5DAE2" w:sz="4"/>
+              <w:right w:val="single" w:color="D5DAE2" w:sz="4"/>
+            </w:tcBorders>
+            <w:tcMar>
+              <w:top w:type="dxa" w:w="52"/>
+              <w:left w:type="dxa" w:w="92"/>
+              <w:bottom w:type="dxa" w:w="52"/>
+              <w:right w:type="dxa" w:w="92"/>
+            </w:tcMar>
+          </w:tcPr>
+          <w:p>
+            <w:pPr>
+              <w:spacing w:after="0" w:line="280"/>
+            </w:pPr>
+            <w:r>
+              <w:rPr>
+                <w:rFonts w:ascii="맑은 고딕" w:cs="맑은 고딕" w:eastAsia="맑은 고딕" w:hAnsi="맑은 고딕"/>
+                <w:sz w:val="18"/>
+                <w:szCs w:val="18"/>
+              </w:rPr>
+              <w:t xml:space="preserve">src/vector/</w:t>
+            </w:r>
+          </w:p>
+        </w:tc>
+        <w:tc>
+          <w:tcPr>
+            <w:tcW w:type="dxa" w:w="6360"/>
+            <w:tcBorders>
+              <w:top w:val="single" w:color="D5DAE2" w:sz="4"/>
+              <w:left w:val="single" w:color="D5DAE2" w:sz="4"/>
+              <w:bottom w:val="single" w:color="D5DAE2" w:sz="4"/>
+              <w:right w:val="single" w:color="D5DAE2" w:sz="4"/>
+            </w:tcBorders>
+            <w:tcMar>
+              <w:top w:type="dxa" w:w="52"/>
+              <w:left w:type="dxa" w:w="92"/>
+              <w:bottom w:type="dxa" w:w="52"/>
+              <w:right w:type="dxa" w:w="92"/>
+            </w:tcMar>
+          </w:tcPr>
+          <w:p>
+            <w:pPr>
+              <w:spacing w:after="0" w:line="280"/>
+            </w:pPr>
+            <w:r>
+              <w:rPr>
+                <w:rFonts w:ascii="맑은 고딕" w:cs="맑은 고딕" w:eastAsia="맑은 고딕" w:hAnsi="맑은 고딕"/>
+                <w:b w:val="false"/>
+                <w:bCs w:val="false"/>
+                <w:sz w:val="18"/>
+                <w:szCs w:val="18"/>
+              </w:rPr>
+              <w:t xml:space="preserve">vector_autotune, quality, svgmin</w:t>
+            </w:r>
+          </w:p>
+        </w:tc>
+      </w:tr>
+      <w:tr>
+        <w:tc>
+          <w:tcPr>
+            <w:tcW w:type="dxa" w:w="3000"/>
+            <w:tcBorders>
+              <w:top w:val="single" w:color="D5DAE2" w:sz="4"/>
+              <w:left w:val="single" w:color="D5DAE2" w:sz="4"/>
+              <w:bottom w:val="single" w:color="D5DAE2" w:sz="4"/>
+              <w:right w:val="single" w:color="D5DAE2" w:sz="4"/>
+            </w:tcBorders>
+            <w:tcMar>
+              <w:top w:type="dxa" w:w="52"/>
+              <w:left w:type="dxa" w:w="92"/>
+              <w:bottom w:type="dxa" w:w="52"/>
+              <w:right w:type="dxa" w:w="92"/>
+            </w:tcMar>
+          </w:tcPr>
+          <w:p>
+            <w:pPr>
+              <w:spacing w:after="0" w:line="280"/>
+            </w:pPr>
+            <w:r>
+              <w:rPr>
+                <w:rFonts w:ascii="맑은 고딕" w:cs="맑은 고딕" w:eastAsia="맑은 고딕" w:hAnsi="맑은 고딕"/>
+                <w:sz w:val="18"/>
+                <w:szCs w:val="18"/>
+              </w:rPr>
               <w:t xml:space="preserve">src/common/llm_client.py</w:t>
             </w:r>
           </w:p>
@@ -10910,7 +11791,7 @@
                 <w:sz w:val="18"/>
                 <w:szCs w:val="18"/>
               </w:rPr>
-              <w:t xml:space="preserve">Groq · Ollama · OpenAI 통합 클라이언트</w:t>
+              <w:t xml:space="preserve">Groq · Ollama · OpenAI 통합 클라이언트 (API 키 다중 등록 · 한도 초과 시 자동 전환)</w:t>
             </w:r>
           </w:p>
         </w:tc>

--- a/gambalabs-office-automation/최종보고서_감바랩스_오피스_AI.docx
+++ b/gambalabs-office-automation/최종보고서_감바랩스_오피스_AI.docx
@@ -1281,11 +1281,6 @@
       </w:tr>
     </w:tbl>
     <w:p>
-      <w:r>
-        <w:br w:type="page"/>
-      </w:r>
-    </w:p>
-    <w:p>
       <w:pPr>
         <w:pStyle w:val="Heading1"/>
         <w:pBdr>
@@ -1879,11 +1874,6 @@
         </w:tc>
       </w:tr>
     </w:tbl>
-    <w:p>
-      <w:r>
-        <w:br w:type="page"/>
-      </w:r>
-    </w:p>
     <w:p>
       <w:pPr>
         <w:pStyle w:val="Heading1"/>
@@ -2506,7 +2496,862 @@
           <w:sz w:val="20"/>
           <w:szCs w:val="20"/>
         </w:rPr>
-        <w:t xml:space="preserve">렌더링 엔진, 엑셀 조작, 벡터 변환은 모두 널리 쓰이는 오픈소스를 채택하고, 본 과제의 기여는 이들을 사내 업무 흐름에 맞게 엮고 품질을 보정하는 계층에 집중했다.</w:t>
+        <w:t xml:space="preserve">렌더링 엔진(pptxgenjs), 엑셀 조작(openpyxl), 벡터 변환(vtracer), 품질 검증(resvg)은 모두 널리 쓰이는 오픈소스를 그대로 채택했다. 본 과제의 기여는 이들을 사내 업무 흐름에 맞게 엮고, 어떤 설정으로 시도하고 무엇을 채택할지 판단하는 계층에 있다.</w:t>
+      </w:r>
+    </w:p>
+    <w:p>
+      <w:pPr>
+        <w:pStyle w:val="Heading2"/>
+        <w:spacing w:after="110" w:before="240"/>
+      </w:pPr>
+      <w:r>
+        <w:rPr>
+          <w:rFonts w:ascii="맑은 고딕" w:cs="맑은 고딕" w:eastAsia="맑은 고딕" w:hAnsi="맑은 고딕"/>
+          <w:b/>
+          <w:bCs/>
+          <w:color w:val="0038A3"/>
+          <w:sz w:val="24"/>
+          <w:szCs w:val="24"/>
+        </w:rPr>
+        <w:t xml:space="preserve">2.5 전체 구조</w:t>
+      </w:r>
+    </w:p>
+    <w:p>
+      <w:pPr>
+        <w:spacing w:after="100" w:before="0" w:line="264"/>
+      </w:pPr>
+      <w:r>
+        <w:rPr>
+          <w:rFonts w:ascii="맑은 고딕" w:cs="맑은 고딕" w:eastAsia="맑은 고딕" w:hAnsi="맑은 고딕"/>
+          <w:sz w:val="20"/>
+          <w:szCs w:val="20"/>
+        </w:rPr>
+        <w:t xml:space="preserve">세 기능은 하나의 데스크톱 앱 안에서 같은 제어 계층과 같은 백엔드를 공유한다. UI는 HTML·CSS·JS로 만들고 Python 엔진과 브리지로 연결했으며, Windows에서는 Edge WebView2로 렌더된다. 실행은 run_app.bat 더블클릭 한 번이다.</w:t>
+      </w:r>
+    </w:p>
+    <w:p>
+      <w:pPr>
+        <w:spacing w:after="60" w:before="180"/>
+        <w:jc w:val="center"/>
+      </w:pPr>
+      <w:r>
+        <w:drawing>
+          <wp:inline distT="0" distB="0" distL="0" distR="0">
+            <wp:extent cx="5943600" cy="3724275"/>
+            <wp:effectExtent t="0" r="0" b="0" l="0"/>
+            <wp:docPr id="1" name="" descr="" title=""/>
+            <wp:cNvGraphicFramePr>
+              <a:graphicFrameLocks xmlns:a="http://schemas.openxmlformats.org/drawingml/2006/main" noChangeAspect="1"/>
+            </wp:cNvGraphicFramePr>
+            <a:graphic xmlns:a="http://schemas.openxmlformats.org/drawingml/2006/main">
+              <a:graphicData uri="http://schemas.openxmlformats.org/drawingml/2006/picture">
+                <pic:pic xmlns:pic="http://schemas.openxmlformats.org/drawingml/2006/picture">
+                  <pic:nvPicPr>
+                    <pic:cNvPr id="0" name="" descr=""/>
+                    <pic:cNvPicPr>
+                      <a:picLocks noChangeAspect="1" noChangeArrowheads="1"/>
+                    </pic:cNvPicPr>
+                  </pic:nvPicPr>
+                  <pic:blipFill>
+                    <a:blip r:embed="rId8" cstate="none"/>
+                    <a:srcRect/>
+                    <a:stretch>
+                      <a:fillRect/>
+                    </a:stretch>
+                  </pic:blipFill>
+                  <pic:spPr bwMode="auto">
+                    <a:xfrm>
+                      <a:off x="0" y="0"/>
+                      <a:ext cx="5943600" cy="3724275"/>
+                    </a:xfrm>
+                    <a:prstGeom prst="rect">
+                      <a:avLst/>
+                    </a:prstGeom>
+                  </pic:spPr>
+                </pic:pic>
+              </a:graphicData>
+            </a:graphic>
+          </wp:inline>
+        </w:drawing>
+      </w:r>
+    </w:p>
+    <w:p>
+      <w:pPr>
+        <w:spacing w:after="220"/>
+        <w:jc w:val="center"/>
+      </w:pPr>
+      <w:r>
+        <w:rPr>
+          <w:rFonts w:ascii="맑은 고딕" w:cs="맑은 고딕" w:eastAsia="맑은 고딕" w:hAnsi="맑은 고딕"/>
+          <w:color w:val="5A6472"/>
+          <w:sz w:val="17"/>
+          <w:szCs w:val="17"/>
+        </w:rPr>
+        <w:t xml:space="preserve">그림 1. 감바랩스 오피스 AI 전체 구조</w:t>
+      </w:r>
+    </w:p>
+    <w:p>
+      <w:pPr>
+        <w:pStyle w:val="Heading1"/>
+        <w:pBdr>
+          <w:bottom w:val="single" w:color="123979" w:sz="12" w:space="6"/>
+        </w:pBdr>
+        <w:spacing w:after="160" w:before="320"/>
+      </w:pPr>
+      <w:r>
+        <w:rPr>
+          <w:rFonts w:ascii="맑은 고딕" w:cs="맑은 고딕" w:eastAsia="맑은 고딕" w:hAnsi="맑은 고딕"/>
+          <w:b/>
+          <w:bCs/>
+          <w:color w:val="123979"/>
+          <w:sz w:val="30"/>
+          <w:szCs w:val="30"/>
+        </w:rPr>
+        <w:t xml:space="preserve">3. 수행 경과</w:t>
+      </w:r>
+    </w:p>
+    <w:p>
+      <w:pPr>
+        <w:spacing w:after="100" w:before="0" w:line="264"/>
+      </w:pPr>
+      <w:r>
+        <w:rPr>
+          <w:rFonts w:ascii="맑은 고딕" w:cs="맑은 고딕" w:eastAsia="맑은 고딕" w:hAnsi="맑은 고딕"/>
+          <w:sz w:val="20"/>
+          <w:szCs w:val="20"/>
+        </w:rPr>
+        <w:t xml:space="preserve">기획 → 1차 구현(CLI) → 데스크톱 앱화 → 실사용 기반 개선 순으로 진행했다. 주요 마일스톤은 다음과 같다.</w:t>
+      </w:r>
+    </w:p>
+    <w:tbl>
+      <w:tblPr>
+        <w:tblW w:type="dxa" w:w="9360"/>
+        <w:tblBorders>
+          <w:top w:val="single" w:color="auto" w:sz="4"/>
+          <w:left w:val="single" w:color="auto" w:sz="4"/>
+          <w:bottom w:val="single" w:color="auto" w:sz="4"/>
+          <w:right w:val="single" w:color="auto" w:sz="4"/>
+          <w:insideH w:val="single" w:color="auto" w:sz="4"/>
+          <w:insideV w:val="single" w:color="auto" w:sz="4"/>
+        </w:tblBorders>
+      </w:tblPr>
+      <w:tblGrid>
+        <w:gridCol w:w="1500"/>
+        <w:gridCol w:w="3000"/>
+        <w:gridCol w:w="4860"/>
+      </w:tblGrid>
+      <w:tr>
+        <w:trPr>
+          <w:tblHeader/>
+        </w:trPr>
+        <w:tc>
+          <w:tcPr>
+            <w:tcW w:type="dxa" w:w="1500"/>
+            <w:tcBorders>
+              <w:top w:val="single" w:color="D5DAE2" w:sz="4"/>
+              <w:left w:val="single" w:color="D5DAE2" w:sz="4"/>
+              <w:bottom w:val="single" w:color="D5DAE2" w:sz="4"/>
+              <w:right w:val="single" w:color="D5DAE2" w:sz="4"/>
+            </w:tcBorders>
+            <w:shd w:fill="EDF1F7" w:val="clear"/>
+            <w:tcMar>
+              <w:top w:type="dxa" w:w="52"/>
+              <w:left w:type="dxa" w:w="92"/>
+              <w:bottom w:type="dxa" w:w="52"/>
+              <w:right w:type="dxa" w:w="92"/>
+            </w:tcMar>
+          </w:tcPr>
+          <w:p>
+            <w:pPr>
+              <w:spacing w:after="0" w:line="280"/>
+            </w:pPr>
+            <w:r>
+              <w:rPr>
+                <w:rFonts w:ascii="맑은 고딕" w:cs="맑은 고딕" w:eastAsia="맑은 고딕" w:hAnsi="맑은 고딕"/>
+                <w:b/>
+                <w:bCs/>
+                <w:color w:val="123979"/>
+                <w:sz w:val="18"/>
+                <w:szCs w:val="18"/>
+              </w:rPr>
+              <w:t xml:space="preserve">시기</w:t>
+            </w:r>
+          </w:p>
+        </w:tc>
+        <w:tc>
+          <w:tcPr>
+            <w:tcW w:type="dxa" w:w="3000"/>
+            <w:tcBorders>
+              <w:top w:val="single" w:color="D5DAE2" w:sz="4"/>
+              <w:left w:val="single" w:color="D5DAE2" w:sz="4"/>
+              <w:bottom w:val="single" w:color="D5DAE2" w:sz="4"/>
+              <w:right w:val="single" w:color="D5DAE2" w:sz="4"/>
+            </w:tcBorders>
+            <w:shd w:fill="EDF1F7" w:val="clear"/>
+            <w:tcMar>
+              <w:top w:type="dxa" w:w="52"/>
+              <w:left w:type="dxa" w:w="92"/>
+              <w:bottom w:type="dxa" w:w="52"/>
+              <w:right w:type="dxa" w:w="92"/>
+            </w:tcMar>
+          </w:tcPr>
+          <w:p>
+            <w:pPr>
+              <w:spacing w:after="0" w:line="280"/>
+            </w:pPr>
+            <w:r>
+              <w:rPr>
+                <w:rFonts w:ascii="맑은 고딕" w:cs="맑은 고딕" w:eastAsia="맑은 고딕" w:hAnsi="맑은 고딕"/>
+                <w:b/>
+                <w:bCs/>
+                <w:color w:val="123979"/>
+                <w:sz w:val="18"/>
+                <w:szCs w:val="18"/>
+              </w:rPr>
+              <w:t xml:space="preserve">단계</w:t>
+            </w:r>
+          </w:p>
+        </w:tc>
+        <w:tc>
+          <w:tcPr>
+            <w:tcW w:type="dxa" w:w="4860"/>
+            <w:tcBorders>
+              <w:top w:val="single" w:color="D5DAE2" w:sz="4"/>
+              <w:left w:val="single" w:color="D5DAE2" w:sz="4"/>
+              <w:bottom w:val="single" w:color="D5DAE2" w:sz="4"/>
+              <w:right w:val="single" w:color="D5DAE2" w:sz="4"/>
+            </w:tcBorders>
+            <w:shd w:fill="EDF1F7" w:val="clear"/>
+            <w:tcMar>
+              <w:top w:type="dxa" w:w="52"/>
+              <w:left w:type="dxa" w:w="92"/>
+              <w:bottom w:type="dxa" w:w="52"/>
+              <w:right w:type="dxa" w:w="92"/>
+            </w:tcMar>
+          </w:tcPr>
+          <w:p>
+            <w:pPr>
+              <w:spacing w:after="0" w:line="280"/>
+            </w:pPr>
+            <w:r>
+              <w:rPr>
+                <w:rFonts w:ascii="맑은 고딕" w:cs="맑은 고딕" w:eastAsia="맑은 고딕" w:hAnsi="맑은 고딕"/>
+                <w:b/>
+                <w:bCs/>
+                <w:color w:val="123979"/>
+                <w:sz w:val="18"/>
+                <w:szCs w:val="18"/>
+              </w:rPr>
+              <w:t xml:space="preserve">주요 내용</w:t>
+            </w:r>
+          </w:p>
+        </w:tc>
+      </w:tr>
+      <w:tr>
+        <w:tc>
+          <w:tcPr>
+            <w:tcW w:type="dxa" w:w="1500"/>
+            <w:tcBorders>
+              <w:top w:val="single" w:color="D5DAE2" w:sz="4"/>
+              <w:left w:val="single" w:color="D5DAE2" w:sz="4"/>
+              <w:bottom w:val="single" w:color="D5DAE2" w:sz="4"/>
+              <w:right w:val="single" w:color="D5DAE2" w:sz="4"/>
+            </w:tcBorders>
+            <w:tcMar>
+              <w:top w:type="dxa" w:w="52"/>
+              <w:left w:type="dxa" w:w="92"/>
+              <w:bottom w:type="dxa" w:w="52"/>
+              <w:right w:type="dxa" w:w="92"/>
+            </w:tcMar>
+          </w:tcPr>
+          <w:p>
+            <w:pPr>
+              <w:spacing w:after="0" w:line="280"/>
+            </w:pPr>
+            <w:r>
+              <w:rPr>
+                <w:rFonts w:ascii="맑은 고딕" w:cs="맑은 고딕" w:eastAsia="맑은 고딕" w:hAnsi="맑은 고딕"/>
+                <w:sz w:val="18"/>
+                <w:szCs w:val="18"/>
+              </w:rPr>
+              <w:t xml:space="preserve">07-29 ~ 07-30</w:t>
+            </w:r>
+          </w:p>
+        </w:tc>
+        <w:tc>
+          <w:tcPr>
+            <w:tcW w:type="dxa" w:w="3000"/>
+            <w:tcBorders>
+              <w:top w:val="single" w:color="D5DAE2" w:sz="4"/>
+              <w:left w:val="single" w:color="D5DAE2" w:sz="4"/>
+              <w:bottom w:val="single" w:color="D5DAE2" w:sz="4"/>
+              <w:right w:val="single" w:color="D5DAE2" w:sz="4"/>
+            </w:tcBorders>
+            <w:tcMar>
+              <w:top w:type="dxa" w:w="52"/>
+              <w:left w:type="dxa" w:w="92"/>
+              <w:bottom w:type="dxa" w:w="52"/>
+              <w:right w:type="dxa" w:w="92"/>
+            </w:tcMar>
+          </w:tcPr>
+          <w:p>
+            <w:pPr>
+              <w:spacing w:after="0" w:line="280"/>
+            </w:pPr>
+            <w:r>
+              <w:rPr>
+                <w:rFonts w:ascii="맑은 고딕" w:cs="맑은 고딕" w:eastAsia="맑은 고딕" w:hAnsi="맑은 고딕"/>
+                <w:b w:val="false"/>
+                <w:bCs w:val="false"/>
+                <w:sz w:val="18"/>
+                <w:szCs w:val="18"/>
+              </w:rPr>
+              <w:t xml:space="preserve">기획 · 설계</w:t>
+            </w:r>
+          </w:p>
+        </w:tc>
+        <w:tc>
+          <w:tcPr>
+            <w:tcW w:type="dxa" w:w="4860"/>
+            <w:tcBorders>
+              <w:top w:val="single" w:color="D5DAE2" w:sz="4"/>
+              <w:left w:val="single" w:color="D5DAE2" w:sz="4"/>
+              <w:bottom w:val="single" w:color="D5DAE2" w:sz="4"/>
+              <w:right w:val="single" w:color="D5DAE2" w:sz="4"/>
+            </w:tcBorders>
+            <w:tcMar>
+              <w:top w:type="dxa" w:w="52"/>
+              <w:left w:type="dxa" w:w="92"/>
+              <w:bottom w:type="dxa" w:w="52"/>
+              <w:right w:type="dxa" w:w="92"/>
+            </w:tcMar>
+          </w:tcPr>
+          <w:p>
+            <w:pPr>
+              <w:spacing w:after="0" w:line="280"/>
+            </w:pPr>
+            <w:r>
+              <w:rPr>
+                <w:rFonts w:ascii="맑은 고딕" w:cs="맑은 고딕" w:eastAsia="맑은 고딕" w:hAnsi="맑은 고딕"/>
+                <w:b w:val="false"/>
+                <w:bCs w:val="false"/>
+                <w:sz w:val="18"/>
+                <w:szCs w:val="18"/>
+              </w:rPr>
+              <w:t xml:space="preserve">사내 업무 조사 후 시나리오 2건 정의, 감바랩스 브랜드 테마 규격 문서화(딥네이비 #123979 / 브랜드네이비 #0038A3), 구현 계획서 작성 및 승인</w:t>
+            </w:r>
+          </w:p>
+        </w:tc>
+      </w:tr>
+      <w:tr>
+        <w:tc>
+          <w:tcPr>
+            <w:tcW w:type="dxa" w:w="1500"/>
+            <w:tcBorders>
+              <w:top w:val="single" w:color="D5DAE2" w:sz="4"/>
+              <w:left w:val="single" w:color="D5DAE2" w:sz="4"/>
+              <w:bottom w:val="single" w:color="D5DAE2" w:sz="4"/>
+              <w:right w:val="single" w:color="D5DAE2" w:sz="4"/>
+            </w:tcBorders>
+            <w:tcMar>
+              <w:top w:type="dxa" w:w="52"/>
+              <w:left w:type="dxa" w:w="92"/>
+              <w:bottom w:type="dxa" w:w="52"/>
+              <w:right w:type="dxa" w:w="92"/>
+            </w:tcMar>
+          </w:tcPr>
+          <w:p>
+            <w:pPr>
+              <w:spacing w:after="0" w:line="280"/>
+            </w:pPr>
+            <w:r>
+              <w:rPr>
+                <w:rFonts w:ascii="맑은 고딕" w:cs="맑은 고딕" w:eastAsia="맑은 고딕" w:hAnsi="맑은 고딕"/>
+                <w:sz w:val="18"/>
+                <w:szCs w:val="18"/>
+              </w:rPr>
+              <w:t xml:space="preserve">07-30 ~ 07-31</w:t>
+            </w:r>
+          </w:p>
+        </w:tc>
+        <w:tc>
+          <w:tcPr>
+            <w:tcW w:type="dxa" w:w="3000"/>
+            <w:tcBorders>
+              <w:top w:val="single" w:color="D5DAE2" w:sz="4"/>
+              <w:left w:val="single" w:color="D5DAE2" w:sz="4"/>
+              <w:bottom w:val="single" w:color="D5DAE2" w:sz="4"/>
+              <w:right w:val="single" w:color="D5DAE2" w:sz="4"/>
+            </w:tcBorders>
+            <w:tcMar>
+              <w:top w:type="dxa" w:w="52"/>
+              <w:left w:type="dxa" w:w="92"/>
+              <w:bottom w:type="dxa" w:w="52"/>
+              <w:right w:type="dxa" w:w="92"/>
+            </w:tcMar>
+          </w:tcPr>
+          <w:p>
+            <w:pPr>
+              <w:spacing w:after="0" w:line="280"/>
+            </w:pPr>
+            <w:r>
+              <w:rPr>
+                <w:rFonts w:ascii="맑은 고딕" w:cs="맑은 고딕" w:eastAsia="맑은 고딕" w:hAnsi="맑은 고딕"/>
+                <w:b w:val="false"/>
+                <w:bCs w:val="false"/>
+                <w:sz w:val="18"/>
+                <w:szCs w:val="18"/>
+              </w:rPr>
+              <w:t xml:space="preserve">1차 구현</w:t>
+            </w:r>
+          </w:p>
+        </w:tc>
+        <w:tc>
+          <w:tcPr>
+            <w:tcW w:type="dxa" w:w="4860"/>
+            <w:tcBorders>
+              <w:top w:val="single" w:color="D5DAE2" w:sz="4"/>
+              <w:left w:val="single" w:color="D5DAE2" w:sz="4"/>
+              <w:bottom w:val="single" w:color="D5DAE2" w:sz="4"/>
+              <w:right w:val="single" w:color="D5DAE2" w:sz="4"/>
+            </w:tcBorders>
+            <w:tcMar>
+              <w:top w:type="dxa" w:w="52"/>
+              <w:left w:type="dxa" w:w="92"/>
+              <w:bottom w:type="dxa" w:w="52"/>
+              <w:right w:type="dxa" w:w="92"/>
+            </w:tcMar>
+          </w:tcPr>
+          <w:p>
+            <w:pPr>
+              <w:spacing w:after="0" w:line="280"/>
+            </w:pPr>
+            <w:r>
+              <w:rPr>
+                <w:rFonts w:ascii="맑은 고딕" w:cs="맑은 고딕" w:eastAsia="맑은 고딕" w:hAnsi="맑은 고딕"/>
+                <w:b w:val="false"/>
+                <w:bCs w:val="false"/>
+                <w:sz w:val="18"/>
+                <w:szCs w:val="18"/>
+              </w:rPr>
+              <w:t xml:space="preserve">PPT 생성 엔진 · Excel 수식 보존 업데이터 · CLI 통합 엔트리포인트 구현. 시나리오 2 자동 테스트 통과. 이어서 pywebview 데스크톱 앱으로 통합(3탭 구조) — 초기 커밋</w:t>
+            </w:r>
+          </w:p>
+        </w:tc>
+      </w:tr>
+      <w:tr>
+        <w:tc>
+          <w:tcPr>
+            <w:tcW w:type="dxa" w:w="1500"/>
+            <w:tcBorders>
+              <w:top w:val="single" w:color="D5DAE2" w:sz="4"/>
+              <w:left w:val="single" w:color="D5DAE2" w:sz="4"/>
+              <w:bottom w:val="single" w:color="D5DAE2" w:sz="4"/>
+              <w:right w:val="single" w:color="D5DAE2" w:sz="4"/>
+            </w:tcBorders>
+            <w:tcMar>
+              <w:top w:type="dxa" w:w="52"/>
+              <w:left w:type="dxa" w:w="92"/>
+              <w:bottom w:type="dxa" w:w="52"/>
+              <w:right w:type="dxa" w:w="92"/>
+            </w:tcMar>
+          </w:tcPr>
+          <w:p>
+            <w:pPr>
+              <w:spacing w:after="0" w:line="280"/>
+            </w:pPr>
+            <w:r>
+              <w:rPr>
+                <w:rFonts w:ascii="맑은 고딕" w:cs="맑은 고딕" w:eastAsia="맑은 고딕" w:hAnsi="맑은 고딕"/>
+                <w:sz w:val="18"/>
+                <w:szCs w:val="18"/>
+              </w:rPr>
+              <w:t xml:space="preserve">08-03</w:t>
+            </w:r>
+          </w:p>
+        </w:tc>
+        <w:tc>
+          <w:tcPr>
+            <w:tcW w:type="dxa" w:w="3000"/>
+            <w:tcBorders>
+              <w:top w:val="single" w:color="D5DAE2" w:sz="4"/>
+              <w:left w:val="single" w:color="D5DAE2" w:sz="4"/>
+              <w:bottom w:val="single" w:color="D5DAE2" w:sz="4"/>
+              <w:right w:val="single" w:color="D5DAE2" w:sz="4"/>
+            </w:tcBorders>
+            <w:tcMar>
+              <w:top w:type="dxa" w:w="52"/>
+              <w:left w:type="dxa" w:w="92"/>
+              <w:bottom w:type="dxa" w:w="52"/>
+              <w:right w:type="dxa" w:w="92"/>
+            </w:tcMar>
+          </w:tcPr>
+          <w:p>
+            <w:pPr>
+              <w:spacing w:after="0" w:line="280"/>
+            </w:pPr>
+            <w:r>
+              <w:rPr>
+                <w:rFonts w:ascii="맑은 고딕" w:cs="맑은 고딕" w:eastAsia="맑은 고딕" w:hAnsi="맑은 고딕"/>
+                <w:b w:val="false"/>
+                <w:bCs w:val="false"/>
+                <w:sz w:val="18"/>
+                <w:szCs w:val="18"/>
+              </w:rPr>
+              <w:t xml:space="preserve">UX 1차</w:t>
+            </w:r>
+          </w:p>
+        </w:tc>
+        <w:tc>
+          <w:tcPr>
+            <w:tcW w:type="dxa" w:w="4860"/>
+            <w:tcBorders>
+              <w:top w:val="single" w:color="D5DAE2" w:sz="4"/>
+              <w:left w:val="single" w:color="D5DAE2" w:sz="4"/>
+              <w:bottom w:val="single" w:color="D5DAE2" w:sz="4"/>
+              <w:right w:val="single" w:color="D5DAE2" w:sz="4"/>
+            </w:tcBorders>
+            <w:tcMar>
+              <w:top w:type="dxa" w:w="52"/>
+              <w:left w:type="dxa" w:w="92"/>
+              <w:bottom w:type="dxa" w:w="52"/>
+              <w:right w:type="dxa" w:w="92"/>
+            </w:tcMar>
+          </w:tcPr>
+          <w:p>
+            <w:pPr>
+              <w:spacing w:after="0" w:line="280"/>
+            </w:pPr>
+            <w:r>
+              <w:rPr>
+                <w:rFonts w:ascii="맑은 고딕" w:cs="맑은 고딕" w:eastAsia="맑은 고딕" w:hAnsi="맑은 고딕"/>
+                <w:b w:val="false"/>
+                <w:bCs w:val="false"/>
+                <w:sz w:val="18"/>
+                <w:szCs w:val="18"/>
+              </w:rPr>
+              <w:t xml:space="preserve">첫 사용자 온보딩 가이드, 디자인 설정 입력 폼 도입. 인수인계 문서(Word) 작성. 벡터 변환 옵션 정비(해상도·색 단순화·중지 버튼)</w:t>
+            </w:r>
+          </w:p>
+        </w:tc>
+      </w:tr>
+      <w:tr>
+        <w:tc>
+          <w:tcPr>
+            <w:tcW w:type="dxa" w:w="1500"/>
+            <w:tcBorders>
+              <w:top w:val="single" w:color="D5DAE2" w:sz="4"/>
+              <w:left w:val="single" w:color="D5DAE2" w:sz="4"/>
+              <w:bottom w:val="single" w:color="D5DAE2" w:sz="4"/>
+              <w:right w:val="single" w:color="D5DAE2" w:sz="4"/>
+            </w:tcBorders>
+            <w:tcMar>
+              <w:top w:type="dxa" w:w="52"/>
+              <w:left w:type="dxa" w:w="92"/>
+              <w:bottom w:type="dxa" w:w="52"/>
+              <w:right w:type="dxa" w:w="92"/>
+            </w:tcMar>
+          </w:tcPr>
+          <w:p>
+            <w:pPr>
+              <w:spacing w:after="0" w:line="280"/>
+            </w:pPr>
+            <w:r>
+              <w:rPr>
+                <w:rFonts w:ascii="맑은 고딕" w:cs="맑은 고딕" w:eastAsia="맑은 고딕" w:hAnsi="맑은 고딕"/>
+                <w:sz w:val="18"/>
+                <w:szCs w:val="18"/>
+              </w:rPr>
+              <w:t xml:space="preserve">08-04</w:t>
+            </w:r>
+          </w:p>
+        </w:tc>
+        <w:tc>
+          <w:tcPr>
+            <w:tcW w:type="dxa" w:w="3000"/>
+            <w:tcBorders>
+              <w:top w:val="single" w:color="D5DAE2" w:sz="4"/>
+              <w:left w:val="single" w:color="D5DAE2" w:sz="4"/>
+              <w:bottom w:val="single" w:color="D5DAE2" w:sz="4"/>
+              <w:right w:val="single" w:color="D5DAE2" w:sz="4"/>
+            </w:tcBorders>
+            <w:tcMar>
+              <w:top w:type="dxa" w:w="52"/>
+              <w:left w:type="dxa" w:w="92"/>
+              <w:bottom w:type="dxa" w:w="52"/>
+              <w:right w:type="dxa" w:w="92"/>
+            </w:tcMar>
+          </w:tcPr>
+          <w:p>
+            <w:pPr>
+              <w:spacing w:after="0" w:line="280"/>
+            </w:pPr>
+            <w:r>
+              <w:rPr>
+                <w:rFonts w:ascii="맑은 고딕" w:cs="맑은 고딕" w:eastAsia="맑은 고딕" w:hAnsi="맑은 고딕"/>
+                <w:b w:val="false"/>
+                <w:bCs w:val="false"/>
+                <w:sz w:val="18"/>
+                <w:szCs w:val="18"/>
+              </w:rPr>
+              <w:t xml:space="preserve">실사용 개선</w:t>
+            </w:r>
+          </w:p>
+        </w:tc>
+        <w:tc>
+          <w:tcPr>
+            <w:tcW w:type="dxa" w:w="4860"/>
+            <w:tcBorders>
+              <w:top w:val="single" w:color="D5DAE2" w:sz="4"/>
+              <w:left w:val="single" w:color="D5DAE2" w:sz="4"/>
+              <w:bottom w:val="single" w:color="D5DAE2" w:sz="4"/>
+              <w:right w:val="single" w:color="D5DAE2" w:sz="4"/>
+            </w:tcBorders>
+            <w:tcMar>
+              <w:top w:type="dxa" w:w="52"/>
+              <w:left w:type="dxa" w:w="92"/>
+              <w:bottom w:type="dxa" w:w="52"/>
+              <w:right w:type="dxa" w:w="92"/>
+            </w:tcMar>
+          </w:tcPr>
+          <w:p>
+            <w:pPr>
+              <w:spacing w:after="0" w:line="280"/>
+            </w:pPr>
+            <w:r>
+              <w:rPr>
+                <w:rFonts w:ascii="맑은 고딕" w:cs="맑은 고딕" w:eastAsia="맑은 고딕" w:hAnsi="맑은 고딕"/>
+                <w:b w:val="false"/>
+                <w:bCs w:val="false"/>
+                <w:sz w:val="18"/>
+                <w:szCs w:val="18"/>
+              </w:rPr>
+              <w:t xml:space="preserve">탭 명칭 정리(PPT · Excel · SVG 변환), 디자인 폼 → 생성 프롬프트 실주입, Excel 트래커 누적 저장 및 표 구조 자동 인식, 범용 LLM용 "프롬프트 생성" 모드 추가</w:t>
+            </w:r>
+          </w:p>
+        </w:tc>
+      </w:tr>
+      <w:tr>
+        <w:tc>
+          <w:tcPr>
+            <w:tcW w:type="dxa" w:w="1500"/>
+            <w:tcBorders>
+              <w:top w:val="single" w:color="D5DAE2" w:sz="4"/>
+              <w:left w:val="single" w:color="D5DAE2" w:sz="4"/>
+              <w:bottom w:val="single" w:color="D5DAE2" w:sz="4"/>
+              <w:right w:val="single" w:color="D5DAE2" w:sz="4"/>
+            </w:tcBorders>
+            <w:tcMar>
+              <w:top w:type="dxa" w:w="52"/>
+              <w:left w:type="dxa" w:w="92"/>
+              <w:bottom w:type="dxa" w:w="52"/>
+              <w:right w:type="dxa" w:w="92"/>
+            </w:tcMar>
+          </w:tcPr>
+          <w:p>
+            <w:pPr>
+              <w:spacing w:after="0" w:line="280"/>
+            </w:pPr>
+            <w:r>
+              <w:rPr>
+                <w:rFonts w:ascii="맑은 고딕" w:cs="맑은 고딕" w:eastAsia="맑은 고딕" w:hAnsi="맑은 고딕"/>
+                <w:sz w:val="18"/>
+                <w:szCs w:val="18"/>
+              </w:rPr>
+              <w:t xml:space="preserve">08-05 ~ 08-06</w:t>
+            </w:r>
+          </w:p>
+        </w:tc>
+        <w:tc>
+          <w:tcPr>
+            <w:tcW w:type="dxa" w:w="3000"/>
+            <w:tcBorders>
+              <w:top w:val="single" w:color="D5DAE2" w:sz="4"/>
+              <w:left w:val="single" w:color="D5DAE2" w:sz="4"/>
+              <w:bottom w:val="single" w:color="D5DAE2" w:sz="4"/>
+              <w:right w:val="single" w:color="D5DAE2" w:sz="4"/>
+            </w:tcBorders>
+            <w:tcMar>
+              <w:top w:type="dxa" w:w="52"/>
+              <w:left w:type="dxa" w:w="92"/>
+              <w:bottom w:type="dxa" w:w="52"/>
+              <w:right w:type="dxa" w:w="92"/>
+            </w:tcMar>
+          </w:tcPr>
+          <w:p>
+            <w:pPr>
+              <w:spacing w:after="0" w:line="280"/>
+            </w:pPr>
+            <w:r>
+              <w:rPr>
+                <w:rFonts w:ascii="맑은 고딕" w:cs="맑은 고딕" w:eastAsia="맑은 고딕" w:hAnsi="맑은 고딕"/>
+                <w:b w:val="false"/>
+                <w:bCs w:val="false"/>
+                <w:sz w:val="18"/>
+                <w:szCs w:val="18"/>
+              </w:rPr>
+              <w:t xml:space="preserve">품질 재작업</w:t>
+            </w:r>
+          </w:p>
+        </w:tc>
+        <w:tc>
+          <w:tcPr>
+            <w:tcW w:type="dxa" w:w="4860"/>
+            <w:tcBorders>
+              <w:top w:val="single" w:color="D5DAE2" w:sz="4"/>
+              <w:left w:val="single" w:color="D5DAE2" w:sz="4"/>
+              <w:bottom w:val="single" w:color="D5DAE2" w:sz="4"/>
+              <w:right w:val="single" w:color="D5DAE2" w:sz="4"/>
+            </w:tcBorders>
+            <w:tcMar>
+              <w:top w:type="dxa" w:w="52"/>
+              <w:left w:type="dxa" w:w="92"/>
+              <w:bottom w:type="dxa" w:w="52"/>
+              <w:right w:type="dxa" w:w="92"/>
+            </w:tcMar>
+          </w:tcPr>
+          <w:p>
+            <w:pPr>
+              <w:spacing w:after="0" w:line="280"/>
+            </w:pPr>
+            <w:r>
+              <w:rPr>
+                <w:rFonts w:ascii="맑은 고딕" w:cs="맑은 고딕" w:eastAsia="맑은 고딕" w:hAnsi="맑은 고딕"/>
+                <w:b w:val="false"/>
+                <w:bCs w:val="false"/>
+                <w:sz w:val="18"/>
+                <w:szCs w:val="18"/>
+              </w:rPr>
+              <w:t xml:space="preserve">벡터 변환 전면 재작업(글자·도식 깨짐 원인 3건 규명 및 해결, 실제 후보 비교 기반 자동 튜닝 구현). Excel 영수증 엔진 및 C/C++·아두이노용 단일 헤더 로거 추가</w:t>
+            </w:r>
+          </w:p>
+        </w:tc>
+      </w:tr>
+      <w:tr>
+        <w:tc>
+          <w:tcPr>
+            <w:tcW w:type="dxa" w:w="1500"/>
+            <w:tcBorders>
+              <w:top w:val="single" w:color="D5DAE2" w:sz="4"/>
+              <w:left w:val="single" w:color="D5DAE2" w:sz="4"/>
+              <w:bottom w:val="single" w:color="D5DAE2" w:sz="4"/>
+              <w:right w:val="single" w:color="D5DAE2" w:sz="4"/>
+            </w:tcBorders>
+            <w:tcMar>
+              <w:top w:type="dxa" w:w="52"/>
+              <w:left w:type="dxa" w:w="92"/>
+              <w:bottom w:type="dxa" w:w="52"/>
+              <w:right w:type="dxa" w:w="92"/>
+            </w:tcMar>
+          </w:tcPr>
+          <w:p>
+            <w:pPr>
+              <w:spacing w:after="0" w:line="280"/>
+            </w:pPr>
+            <w:r>
+              <w:rPr>
+                <w:rFonts w:ascii="맑은 고딕" w:cs="맑은 고딕" w:eastAsia="맑은 고딕" w:hAnsi="맑은 고딕"/>
+                <w:sz w:val="18"/>
+                <w:szCs w:val="18"/>
+              </w:rPr>
+              <w:t xml:space="preserve">08-07</w:t>
+            </w:r>
+          </w:p>
+        </w:tc>
+        <w:tc>
+          <w:tcPr>
+            <w:tcW w:type="dxa" w:w="3000"/>
+            <w:tcBorders>
+              <w:top w:val="single" w:color="D5DAE2" w:sz="4"/>
+              <w:left w:val="single" w:color="D5DAE2" w:sz="4"/>
+              <w:bottom w:val="single" w:color="D5DAE2" w:sz="4"/>
+              <w:right w:val="single" w:color="D5DAE2" w:sz="4"/>
+            </w:tcBorders>
+            <w:tcMar>
+              <w:top w:type="dxa" w:w="52"/>
+              <w:left w:type="dxa" w:w="92"/>
+              <w:bottom w:type="dxa" w:w="52"/>
+              <w:right w:type="dxa" w:w="92"/>
+            </w:tcMar>
+          </w:tcPr>
+          <w:p>
+            <w:pPr>
+              <w:spacing w:after="0" w:line="280"/>
+            </w:pPr>
+            <w:r>
+              <w:rPr>
+                <w:rFonts w:ascii="맑은 고딕" w:cs="맑은 고딕" w:eastAsia="맑은 고딕" w:hAnsi="맑은 고딕"/>
+                <w:b w:val="false"/>
+                <w:bCs w:val="false"/>
+                <w:sz w:val="18"/>
+                <w:szCs w:val="18"/>
+              </w:rPr>
+              <w:t xml:space="preserve">마무리</w:t>
+            </w:r>
+          </w:p>
+        </w:tc>
+        <w:tc>
+          <w:tcPr>
+            <w:tcW w:type="dxa" w:w="4860"/>
+            <w:tcBorders>
+              <w:top w:val="single" w:color="D5DAE2" w:sz="4"/>
+              <w:left w:val="single" w:color="D5DAE2" w:sz="4"/>
+              <w:bottom w:val="single" w:color="D5DAE2" w:sz="4"/>
+              <w:right w:val="single" w:color="D5DAE2" w:sz="4"/>
+            </w:tcBorders>
+            <w:tcMar>
+              <w:top w:type="dxa" w:w="52"/>
+              <w:left w:type="dxa" w:w="92"/>
+              <w:bottom w:type="dxa" w:w="52"/>
+              <w:right w:type="dxa" w:w="92"/>
+            </w:tcMar>
+          </w:tcPr>
+          <w:p>
+            <w:pPr>
+              <w:spacing w:after="0" w:line="280"/>
+            </w:pPr>
+            <w:r>
+              <w:rPr>
+                <w:rFonts w:ascii="맑은 고딕" w:cs="맑은 고딕" w:eastAsia="맑은 고딕" w:hAnsi="맑은 고딕"/>
+                <w:b w:val="false"/>
+                <w:bCs w:val="false"/>
+                <w:sz w:val="18"/>
+                <w:szCs w:val="18"/>
+              </w:rPr>
+              <w:t xml:space="preserve">Groq 모델 목록 실시간 조회로 모델 폐기 오류 해결, PPT 레이아웃 결함 수정(표지·사진 유실·그라데이션·차트), 인수인계 문서 갱신</w:t>
+            </w:r>
+          </w:p>
+        </w:tc>
+      </w:tr>
+    </w:tbl>
+    <w:p>
+      <w:pPr>
+        <w:pStyle w:val="Heading2"/>
+        <w:spacing w:after="110" w:before="240"/>
+      </w:pPr>
+      <w:r>
+        <w:rPr>
+          <w:rFonts w:ascii="맑은 고딕" w:cs="맑은 고딕" w:eastAsia="맑은 고딕" w:hAnsi="맑은 고딕"/>
+          <w:b/>
+          <w:bCs/>
+          <w:color w:val="0038A3"/>
+          <w:sz w:val="24"/>
+          <w:szCs w:val="24"/>
+        </w:rPr>
+        <w:t xml:space="preserve">3.1 수행 중 방향 전환</w:t>
+      </w:r>
+    </w:p>
+    <w:p>
+      <w:pPr>
+        <w:spacing w:after="100" w:before="0" w:line="264"/>
+      </w:pPr>
+      <w:r>
+        <w:rPr>
+          <w:rFonts w:ascii="맑은 고딕" w:cs="맑은 고딕" w:eastAsia="맑은 고딕" w:hAnsi="맑은 고딕"/>
+          <w:sz w:val="20"/>
+          <w:szCs w:val="20"/>
+        </w:rPr>
+        <w:t xml:space="preserve">초기 계획 대비 다음 세 가지를 조정했다. 모두 실제 사용해 본 결과에 근거한 판단이다.</w:t>
       </w:r>
     </w:p>
     <w:tbl>
@@ -2560,7 +3405,7 @@
                 <w:sz w:val="18"/>
                 <w:szCs w:val="18"/>
               </w:rPr>
-              <w:t xml:space="preserve">영역</w:t>
+              <w:t xml:space="preserve">항목</w:t>
             </w:r>
           </w:p>
         </w:tc>
@@ -2594,7 +3439,7 @@
                 <w:sz w:val="18"/>
                 <w:szCs w:val="18"/>
               </w:rPr>
-              <w:t xml:space="preserve">채택 기술</w:t>
+              <w:t xml:space="preserve">초기 계획</w:t>
             </w:r>
           </w:p>
         </w:tc>
@@ -2628,7 +3473,7 @@
                 <w:sz w:val="18"/>
                 <w:szCs w:val="18"/>
               </w:rPr>
-              <w:t xml:space="preserve">선정 이유</w:t>
+              <w:t xml:space="preserve">변경 및 사유</w:t>
             </w:r>
           </w:p>
         </w:tc>
@@ -2660,7 +3505,7 @@
                 <w:sz w:val="18"/>
                 <w:szCs w:val="18"/>
               </w:rPr>
-              <w:t xml:space="preserve">PPT 렌더</w:t>
+              <w:t xml:space="preserve">PPT 렌더 엔진</w:t>
             </w:r>
           </w:p>
         </w:tc>
@@ -2692,7 +3537,7 @@
                 <w:sz w:val="18"/>
                 <w:szCs w:val="18"/>
               </w:rPr>
-              <w:t xml:space="preserve">pptxgenjs (Node)</w:t>
+              <w:t xml:space="preserve">python-pptx</w:t>
             </w:r>
           </w:p>
         </w:tc>
@@ -2724,7 +3569,7 @@
                 <w:sz w:val="18"/>
                 <w:szCs w:val="18"/>
               </w:rPr>
-              <w:t xml:space="preserve">python-pptx 대비 레이아웃 자유도와 그래픽 표현력이 높음</w:t>
+              <w:t xml:space="preserve">pptxgenjs로 교체 — 목표 품질(레이아웃 자유도, 카드·차트·그라데이션) 구현에 python-pptx는 표현력이 부족</w:t>
             </w:r>
           </w:p>
         </w:tc>
@@ -2756,7 +3601,7 @@
                 <w:sz w:val="18"/>
                 <w:szCs w:val="18"/>
               </w:rPr>
-              <w:t xml:space="preserve">Excel 조작</w:t>
+              <w:t xml:space="preserve">문서 파서</w:t>
             </w:r>
           </w:p>
         </w:tc>
@@ -2788,7 +3633,7 @@
                 <w:sz w:val="18"/>
                 <w:szCs w:val="18"/>
               </w:rPr>
-              <w:t xml:space="preserve">openpyxl</w:t>
+              <w:t xml:space="preserve">Polaris AI DataInsight</w:t>
             </w:r>
           </w:p>
         </w:tc>
@@ -2820,7 +3665,7 @@
                 <w:sz w:val="18"/>
                 <w:szCs w:val="18"/>
               </w:rPr>
-              <w:t xml:space="preserve">data_only=False 로드로 수식·차트 객체를 손실 없이 재저장</w:t>
+              <w:t xml:space="preserve">자체 파싱으로 대체 — 외부 API 의존 없이 md/txt/docx/pptx 입력을 처리 가능해 도입 비용과 데이터 전송을 모두 줄임</w:t>
             </w:r>
           </w:p>
         </w:tc>
@@ -2852,7 +3697,7 @@
                 <w:sz w:val="18"/>
                 <w:szCs w:val="18"/>
               </w:rPr>
-              <w:t xml:space="preserve">벡터 변환</w:t>
+              <w:t xml:space="preserve">전달 경로</w:t>
             </w:r>
           </w:p>
         </w:tc>
@@ -2884,7 +3729,7 @@
                 <w:sz w:val="18"/>
                 <w:szCs w:val="18"/>
               </w:rPr>
-              <w:t xml:space="preserve">visioncortex vtracer</w:t>
+              <w:t xml:space="preserve">Teams / Outlook 자동 전달</w:t>
             </w:r>
           </w:p>
         </w:tc>
@@ -2916,209 +3761,12 @@
                 <w:sz w:val="18"/>
                 <w:szCs w:val="18"/>
               </w:rPr>
-              <w:t xml:space="preserve">상용 수준 품질의 오픈소스 래스터→벡터 트레이서</w:t>
-            </w:r>
-          </w:p>
-        </w:tc>
-      </w:tr>
-      <w:tr>
-        <w:tc>
-          <w:tcPr>
-            <w:tcW w:type="dxa" w:w="2600"/>
-            <w:tcBorders>
-              <w:top w:val="single" w:color="D5DAE2" w:sz="4"/>
-              <w:left w:val="single" w:color="D5DAE2" w:sz="4"/>
-              <w:bottom w:val="single" w:color="D5DAE2" w:sz="4"/>
-              <w:right w:val="single" w:color="D5DAE2" w:sz="4"/>
-            </w:tcBorders>
-            <w:tcMar>
-              <w:top w:type="dxa" w:w="52"/>
-              <w:left w:type="dxa" w:w="92"/>
-              <w:bottom w:type="dxa" w:w="52"/>
-              <w:right w:type="dxa" w:w="92"/>
-            </w:tcMar>
-          </w:tcPr>
-          <w:p>
-            <w:pPr>
-              <w:spacing w:after="0" w:line="280"/>
-            </w:pPr>
-            <w:r>
-              <w:rPr>
-                <w:rFonts w:ascii="맑은 고딕" w:cs="맑은 고딕" w:eastAsia="맑은 고딕" w:hAnsi="맑은 고딕"/>
-                <w:sz w:val="18"/>
-                <w:szCs w:val="18"/>
-              </w:rPr>
-              <w:t xml:space="preserve">품질 검증</w:t>
-            </w:r>
-          </w:p>
-        </w:tc>
-        <w:tc>
-          <w:tcPr>
-            <w:tcW w:type="dxa" w:w="3200"/>
-            <w:tcBorders>
-              <w:top w:val="single" w:color="D5DAE2" w:sz="4"/>
-              <w:left w:val="single" w:color="D5DAE2" w:sz="4"/>
-              <w:bottom w:val="single" w:color="D5DAE2" w:sz="4"/>
-              <w:right w:val="single" w:color="D5DAE2" w:sz="4"/>
-            </w:tcBorders>
-            <w:tcMar>
-              <w:top w:type="dxa" w:w="52"/>
-              <w:left w:type="dxa" w:w="92"/>
-              <w:bottom w:type="dxa" w:w="52"/>
-              <w:right w:type="dxa" w:w="92"/>
-            </w:tcMar>
-          </w:tcPr>
-          <w:p>
-            <w:pPr>
-              <w:spacing w:after="0" w:line="280"/>
-            </w:pPr>
-            <w:r>
-              <w:rPr>
-                <w:rFonts w:ascii="맑은 고딕" w:cs="맑은 고딕" w:eastAsia="맑은 고딕" w:hAnsi="맑은 고딕"/>
-                <w:b w:val="false"/>
-                <w:bCs w:val="false"/>
-                <w:sz w:val="18"/>
-                <w:szCs w:val="18"/>
-              </w:rPr>
-              <w:t xml:space="preserve">resvg + SSIM</w:t>
-            </w:r>
-          </w:p>
-        </w:tc>
-        <w:tc>
-          <w:tcPr>
-            <w:tcW w:type="dxa" w:w="3560"/>
-            <w:tcBorders>
-              <w:top w:val="single" w:color="D5DAE2" w:sz="4"/>
-              <w:left w:val="single" w:color="D5DAE2" w:sz="4"/>
-              <w:bottom w:val="single" w:color="D5DAE2" w:sz="4"/>
-              <w:right w:val="single" w:color="D5DAE2" w:sz="4"/>
-            </w:tcBorders>
-            <w:tcMar>
-              <w:top w:type="dxa" w:w="52"/>
-              <w:left w:type="dxa" w:w="92"/>
-              <w:bottom w:type="dxa" w:w="52"/>
-              <w:right w:type="dxa" w:w="92"/>
-            </w:tcMar>
-          </w:tcPr>
-          <w:p>
-            <w:pPr>
-              <w:spacing w:after="0" w:line="280"/>
-            </w:pPr>
-            <w:r>
-              <w:rPr>
-                <w:rFonts w:ascii="맑은 고딕" w:cs="맑은 고딕" w:eastAsia="맑은 고딕" w:hAnsi="맑은 고딕"/>
-                <w:b w:val="false"/>
-                <w:bCs w:val="false"/>
-                <w:sz w:val="18"/>
-                <w:szCs w:val="18"/>
-              </w:rPr>
-              <w:t xml:space="preserve">변환 결과를 되-래스터화해 원본과 정량 비교</w:t>
-            </w:r>
-          </w:p>
-        </w:tc>
-      </w:tr>
-      <w:tr>
-        <w:tc>
-          <w:tcPr>
-            <w:tcW w:type="dxa" w:w="2600"/>
-            <w:tcBorders>
-              <w:top w:val="single" w:color="D5DAE2" w:sz="4"/>
-              <w:left w:val="single" w:color="D5DAE2" w:sz="4"/>
-              <w:bottom w:val="single" w:color="D5DAE2" w:sz="4"/>
-              <w:right w:val="single" w:color="D5DAE2" w:sz="4"/>
-            </w:tcBorders>
-            <w:tcMar>
-              <w:top w:type="dxa" w:w="52"/>
-              <w:left w:type="dxa" w:w="92"/>
-              <w:bottom w:type="dxa" w:w="52"/>
-              <w:right w:type="dxa" w:w="92"/>
-            </w:tcMar>
-          </w:tcPr>
-          <w:p>
-            <w:pPr>
-              <w:spacing w:after="0" w:line="280"/>
-            </w:pPr>
-            <w:r>
-              <w:rPr>
-                <w:rFonts w:ascii="맑은 고딕" w:cs="맑은 고딕" w:eastAsia="맑은 고딕" w:hAnsi="맑은 고딕"/>
-                <w:sz w:val="18"/>
-                <w:szCs w:val="18"/>
-              </w:rPr>
-              <w:t xml:space="preserve">LLM 접근</w:t>
-            </w:r>
-          </w:p>
-        </w:tc>
-        <w:tc>
-          <w:tcPr>
-            <w:tcW w:type="dxa" w:w="3200"/>
-            <w:tcBorders>
-              <w:top w:val="single" w:color="D5DAE2" w:sz="4"/>
-              <w:left w:val="single" w:color="D5DAE2" w:sz="4"/>
-              <w:bottom w:val="single" w:color="D5DAE2" w:sz="4"/>
-              <w:right w:val="single" w:color="D5DAE2" w:sz="4"/>
-            </w:tcBorders>
-            <w:tcMar>
-              <w:top w:type="dxa" w:w="52"/>
-              <w:left w:type="dxa" w:w="92"/>
-              <w:bottom w:type="dxa" w:w="52"/>
-              <w:right w:type="dxa" w:w="92"/>
-            </w:tcMar>
-          </w:tcPr>
-          <w:p>
-            <w:pPr>
-              <w:spacing w:after="0" w:line="280"/>
-            </w:pPr>
-            <w:r>
-              <w:rPr>
-                <w:rFonts w:ascii="맑은 고딕" w:cs="맑은 고딕" w:eastAsia="맑은 고딕" w:hAnsi="맑은 고딕"/>
-                <w:b w:val="false"/>
-                <w:bCs w:val="false"/>
-                <w:sz w:val="18"/>
-                <w:szCs w:val="18"/>
-              </w:rPr>
-              <w:t xml:space="preserve">OpenAI 호환 API</w:t>
-            </w:r>
-          </w:p>
-        </w:tc>
-        <w:tc>
-          <w:tcPr>
-            <w:tcW w:type="dxa" w:w="3560"/>
-            <w:tcBorders>
-              <w:top w:val="single" w:color="D5DAE2" w:sz="4"/>
-              <w:left w:val="single" w:color="D5DAE2" w:sz="4"/>
-              <w:bottom w:val="single" w:color="D5DAE2" w:sz="4"/>
-              <w:right w:val="single" w:color="D5DAE2" w:sz="4"/>
-            </w:tcBorders>
-            <w:tcMar>
-              <w:top w:type="dxa" w:w="52"/>
-              <w:left w:type="dxa" w:w="92"/>
-              <w:bottom w:type="dxa" w:w="52"/>
-              <w:right w:type="dxa" w:w="92"/>
-            </w:tcMar>
-          </w:tcPr>
-          <w:p>
-            <w:pPr>
-              <w:spacing w:after="0" w:line="280"/>
-            </w:pPr>
-            <w:r>
-              <w:rPr>
-                <w:rFonts w:ascii="맑은 고딕" w:cs="맑은 고딕" w:eastAsia="맑은 고딕" w:hAnsi="맑은 고딕"/>
-                <w:b w:val="false"/>
-                <w:bCs w:val="false"/>
-                <w:sz w:val="18"/>
-                <w:szCs w:val="18"/>
-              </w:rPr>
-              <w:t xml:space="preserve">세 프로바이더가 동일 인터페이스 → 백엔드 교체 비용 0</w:t>
+              <w:t xml:space="preserve">보류 — IT 승인 및 계정 권한이 필요. 감시 폴더 트리거로 대체하고 인터페이스는 교체 가능하도록 모듈화</w:t>
             </w:r>
           </w:p>
         </w:tc>
       </w:tr>
     </w:tbl>
-    <w:p>
-      <w:r>
-        <w:br w:type="page"/>
-      </w:r>
-    </w:p>
     <w:p>
       <w:pPr>
         <w:pStyle w:val="Heading1"/>
@@ -3136,7 +3784,7 @@
           <w:sz w:val="30"/>
           <w:szCs w:val="30"/>
         </w:rPr>
-        <w:t xml:space="preserve">3. 수행 경과</w:t>
+        <w:t xml:space="preserve">4. 구현 결과</w:t>
       </w:r>
     </w:p>
     <w:p>
@@ -3149,710 +3797,9 @@
           <w:sz w:val="20"/>
           <w:szCs w:val="20"/>
         </w:rPr>
-        <w:t xml:space="preserve">기획 → 1차 구현(CLI) → 데스크톱 앱화 → 실사용 기반 개선 순으로 진행했다. 주요 마일스톤은 다음과 같다.</w:t>
-      </w:r>
-    </w:p>
-    <w:tbl>
-      <w:tblPr>
-        <w:tblW w:type="dxa" w:w="9360"/>
-        <w:tblBorders>
-          <w:top w:val="single" w:color="auto" w:sz="4"/>
-          <w:left w:val="single" w:color="auto" w:sz="4"/>
-          <w:bottom w:val="single" w:color="auto" w:sz="4"/>
-          <w:right w:val="single" w:color="auto" w:sz="4"/>
-          <w:insideH w:val="single" w:color="auto" w:sz="4"/>
-          <w:insideV w:val="single" w:color="auto" w:sz="4"/>
-        </w:tblBorders>
-      </w:tblPr>
-      <w:tblGrid>
-        <w:gridCol w:w="1500"/>
-        <w:gridCol w:w="3000"/>
-        <w:gridCol w:w="4860"/>
-      </w:tblGrid>
-      <w:tr>
-        <w:trPr>
-          <w:tblHeader/>
-        </w:trPr>
-        <w:tc>
-          <w:tcPr>
-            <w:tcW w:type="dxa" w:w="1500"/>
-            <w:tcBorders>
-              <w:top w:val="single" w:color="D5DAE2" w:sz="4"/>
-              <w:left w:val="single" w:color="D5DAE2" w:sz="4"/>
-              <w:bottom w:val="single" w:color="D5DAE2" w:sz="4"/>
-              <w:right w:val="single" w:color="D5DAE2" w:sz="4"/>
-            </w:tcBorders>
-            <w:shd w:fill="EDF1F7" w:val="clear"/>
-            <w:tcMar>
-              <w:top w:type="dxa" w:w="52"/>
-              <w:left w:type="dxa" w:w="92"/>
-              <w:bottom w:type="dxa" w:w="52"/>
-              <w:right w:type="dxa" w:w="92"/>
-            </w:tcMar>
-          </w:tcPr>
-          <w:p>
-            <w:pPr>
-              <w:spacing w:after="0" w:line="280"/>
-            </w:pPr>
-            <w:r>
-              <w:rPr>
-                <w:rFonts w:ascii="맑은 고딕" w:cs="맑은 고딕" w:eastAsia="맑은 고딕" w:hAnsi="맑은 고딕"/>
-                <w:b/>
-                <w:bCs/>
-                <w:color w:val="123979"/>
-                <w:sz w:val="18"/>
-                <w:szCs w:val="18"/>
-              </w:rPr>
-              <w:t xml:space="preserve">시기</w:t>
-            </w:r>
-          </w:p>
-        </w:tc>
-        <w:tc>
-          <w:tcPr>
-            <w:tcW w:type="dxa" w:w="3000"/>
-            <w:tcBorders>
-              <w:top w:val="single" w:color="D5DAE2" w:sz="4"/>
-              <w:left w:val="single" w:color="D5DAE2" w:sz="4"/>
-              <w:bottom w:val="single" w:color="D5DAE2" w:sz="4"/>
-              <w:right w:val="single" w:color="D5DAE2" w:sz="4"/>
-            </w:tcBorders>
-            <w:shd w:fill="EDF1F7" w:val="clear"/>
-            <w:tcMar>
-              <w:top w:type="dxa" w:w="52"/>
-              <w:left w:type="dxa" w:w="92"/>
-              <w:bottom w:type="dxa" w:w="52"/>
-              <w:right w:type="dxa" w:w="92"/>
-            </w:tcMar>
-          </w:tcPr>
-          <w:p>
-            <w:pPr>
-              <w:spacing w:after="0" w:line="280"/>
-            </w:pPr>
-            <w:r>
-              <w:rPr>
-                <w:rFonts w:ascii="맑은 고딕" w:cs="맑은 고딕" w:eastAsia="맑은 고딕" w:hAnsi="맑은 고딕"/>
-                <w:b/>
-                <w:bCs/>
-                <w:color w:val="123979"/>
-                <w:sz w:val="18"/>
-                <w:szCs w:val="18"/>
-              </w:rPr>
-              <w:t xml:space="preserve">단계</w:t>
-            </w:r>
-          </w:p>
-        </w:tc>
-        <w:tc>
-          <w:tcPr>
-            <w:tcW w:type="dxa" w:w="4860"/>
-            <w:tcBorders>
-              <w:top w:val="single" w:color="D5DAE2" w:sz="4"/>
-              <w:left w:val="single" w:color="D5DAE2" w:sz="4"/>
-              <w:bottom w:val="single" w:color="D5DAE2" w:sz="4"/>
-              <w:right w:val="single" w:color="D5DAE2" w:sz="4"/>
-            </w:tcBorders>
-            <w:shd w:fill="EDF1F7" w:val="clear"/>
-            <w:tcMar>
-              <w:top w:type="dxa" w:w="52"/>
-              <w:left w:type="dxa" w:w="92"/>
-              <w:bottom w:type="dxa" w:w="52"/>
-              <w:right w:type="dxa" w:w="92"/>
-            </w:tcMar>
-          </w:tcPr>
-          <w:p>
-            <w:pPr>
-              <w:spacing w:after="0" w:line="280"/>
-            </w:pPr>
-            <w:r>
-              <w:rPr>
-                <w:rFonts w:ascii="맑은 고딕" w:cs="맑은 고딕" w:eastAsia="맑은 고딕" w:hAnsi="맑은 고딕"/>
-                <w:b/>
-                <w:bCs/>
-                <w:color w:val="123979"/>
-                <w:sz w:val="18"/>
-                <w:szCs w:val="18"/>
-              </w:rPr>
-              <w:t xml:space="preserve">주요 내용</w:t>
-            </w:r>
-          </w:p>
-        </w:tc>
-      </w:tr>
-      <w:tr>
-        <w:tc>
-          <w:tcPr>
-            <w:tcW w:type="dxa" w:w="1500"/>
-            <w:tcBorders>
-              <w:top w:val="single" w:color="D5DAE2" w:sz="4"/>
-              <w:left w:val="single" w:color="D5DAE2" w:sz="4"/>
-              <w:bottom w:val="single" w:color="D5DAE2" w:sz="4"/>
-              <w:right w:val="single" w:color="D5DAE2" w:sz="4"/>
-            </w:tcBorders>
-            <w:tcMar>
-              <w:top w:type="dxa" w:w="52"/>
-              <w:left w:type="dxa" w:w="92"/>
-              <w:bottom w:type="dxa" w:w="52"/>
-              <w:right w:type="dxa" w:w="92"/>
-            </w:tcMar>
-          </w:tcPr>
-          <w:p>
-            <w:pPr>
-              <w:spacing w:after="0" w:line="280"/>
-            </w:pPr>
-            <w:r>
-              <w:rPr>
-                <w:rFonts w:ascii="맑은 고딕" w:cs="맑은 고딕" w:eastAsia="맑은 고딕" w:hAnsi="맑은 고딕"/>
-                <w:sz w:val="18"/>
-                <w:szCs w:val="18"/>
-              </w:rPr>
-              <w:t xml:space="preserve">07-29 ~ 07-30</w:t>
-            </w:r>
-          </w:p>
-        </w:tc>
-        <w:tc>
-          <w:tcPr>
-            <w:tcW w:type="dxa" w:w="3000"/>
-            <w:tcBorders>
-              <w:top w:val="single" w:color="D5DAE2" w:sz="4"/>
-              <w:left w:val="single" w:color="D5DAE2" w:sz="4"/>
-              <w:bottom w:val="single" w:color="D5DAE2" w:sz="4"/>
-              <w:right w:val="single" w:color="D5DAE2" w:sz="4"/>
-            </w:tcBorders>
-            <w:tcMar>
-              <w:top w:type="dxa" w:w="52"/>
-              <w:left w:type="dxa" w:w="92"/>
-              <w:bottom w:type="dxa" w:w="52"/>
-              <w:right w:type="dxa" w:w="92"/>
-            </w:tcMar>
-          </w:tcPr>
-          <w:p>
-            <w:pPr>
-              <w:spacing w:after="0" w:line="280"/>
-            </w:pPr>
-            <w:r>
-              <w:rPr>
-                <w:rFonts w:ascii="맑은 고딕" w:cs="맑은 고딕" w:eastAsia="맑은 고딕" w:hAnsi="맑은 고딕"/>
-                <w:b w:val="false"/>
-                <w:bCs w:val="false"/>
-                <w:sz w:val="18"/>
-                <w:szCs w:val="18"/>
-              </w:rPr>
-              <w:t xml:space="preserve">기획 · 설계</w:t>
-            </w:r>
-          </w:p>
-        </w:tc>
-        <w:tc>
-          <w:tcPr>
-            <w:tcW w:type="dxa" w:w="4860"/>
-            <w:tcBorders>
-              <w:top w:val="single" w:color="D5DAE2" w:sz="4"/>
-              <w:left w:val="single" w:color="D5DAE2" w:sz="4"/>
-              <w:bottom w:val="single" w:color="D5DAE2" w:sz="4"/>
-              <w:right w:val="single" w:color="D5DAE2" w:sz="4"/>
-            </w:tcBorders>
-            <w:tcMar>
-              <w:top w:type="dxa" w:w="52"/>
-              <w:left w:type="dxa" w:w="92"/>
-              <w:bottom w:type="dxa" w:w="52"/>
-              <w:right w:type="dxa" w:w="92"/>
-            </w:tcMar>
-          </w:tcPr>
-          <w:p>
-            <w:pPr>
-              <w:spacing w:after="0" w:line="280"/>
-            </w:pPr>
-            <w:r>
-              <w:rPr>
-                <w:rFonts w:ascii="맑은 고딕" w:cs="맑은 고딕" w:eastAsia="맑은 고딕" w:hAnsi="맑은 고딕"/>
-                <w:b w:val="false"/>
-                <w:bCs w:val="false"/>
-                <w:sz w:val="18"/>
-                <w:szCs w:val="18"/>
-              </w:rPr>
-              <w:t xml:space="preserve">사내 업무 조사 후 시나리오 2건 정의, 감바랩스 브랜드 테마 규격 문서화(딥네이비 #123979 / 브랜드네이비 #0038A3), 구현 계획서 작성 및 승인</w:t>
-            </w:r>
-          </w:p>
-        </w:tc>
-      </w:tr>
-      <w:tr>
-        <w:tc>
-          <w:tcPr>
-            <w:tcW w:type="dxa" w:w="1500"/>
-            <w:tcBorders>
-              <w:top w:val="single" w:color="D5DAE2" w:sz="4"/>
-              <w:left w:val="single" w:color="D5DAE2" w:sz="4"/>
-              <w:bottom w:val="single" w:color="D5DAE2" w:sz="4"/>
-              <w:right w:val="single" w:color="D5DAE2" w:sz="4"/>
-            </w:tcBorders>
-            <w:tcMar>
-              <w:top w:type="dxa" w:w="52"/>
-              <w:left w:type="dxa" w:w="92"/>
-              <w:bottom w:type="dxa" w:w="52"/>
-              <w:right w:type="dxa" w:w="92"/>
-            </w:tcMar>
-          </w:tcPr>
-          <w:p>
-            <w:pPr>
-              <w:spacing w:after="0" w:line="280"/>
-            </w:pPr>
-            <w:r>
-              <w:rPr>
-                <w:rFonts w:ascii="맑은 고딕" w:cs="맑은 고딕" w:eastAsia="맑은 고딕" w:hAnsi="맑은 고딕"/>
-                <w:sz w:val="18"/>
-                <w:szCs w:val="18"/>
-              </w:rPr>
-              <w:t xml:space="preserve">07-30 ~ 07-31</w:t>
-            </w:r>
-          </w:p>
-        </w:tc>
-        <w:tc>
-          <w:tcPr>
-            <w:tcW w:type="dxa" w:w="3000"/>
-            <w:tcBorders>
-              <w:top w:val="single" w:color="D5DAE2" w:sz="4"/>
-              <w:left w:val="single" w:color="D5DAE2" w:sz="4"/>
-              <w:bottom w:val="single" w:color="D5DAE2" w:sz="4"/>
-              <w:right w:val="single" w:color="D5DAE2" w:sz="4"/>
-            </w:tcBorders>
-            <w:tcMar>
-              <w:top w:type="dxa" w:w="52"/>
-              <w:left w:type="dxa" w:w="92"/>
-              <w:bottom w:type="dxa" w:w="52"/>
-              <w:right w:type="dxa" w:w="92"/>
-            </w:tcMar>
-          </w:tcPr>
-          <w:p>
-            <w:pPr>
-              <w:spacing w:after="0" w:line="280"/>
-            </w:pPr>
-            <w:r>
-              <w:rPr>
-                <w:rFonts w:ascii="맑은 고딕" w:cs="맑은 고딕" w:eastAsia="맑은 고딕" w:hAnsi="맑은 고딕"/>
-                <w:b w:val="false"/>
-                <w:bCs w:val="false"/>
-                <w:sz w:val="18"/>
-                <w:szCs w:val="18"/>
-              </w:rPr>
-              <w:t xml:space="preserve">1차 구현</w:t>
-            </w:r>
-          </w:p>
-        </w:tc>
-        <w:tc>
-          <w:tcPr>
-            <w:tcW w:type="dxa" w:w="4860"/>
-            <w:tcBorders>
-              <w:top w:val="single" w:color="D5DAE2" w:sz="4"/>
-              <w:left w:val="single" w:color="D5DAE2" w:sz="4"/>
-              <w:bottom w:val="single" w:color="D5DAE2" w:sz="4"/>
-              <w:right w:val="single" w:color="D5DAE2" w:sz="4"/>
-            </w:tcBorders>
-            <w:tcMar>
-              <w:top w:type="dxa" w:w="52"/>
-              <w:left w:type="dxa" w:w="92"/>
-              <w:bottom w:type="dxa" w:w="52"/>
-              <w:right w:type="dxa" w:w="92"/>
-            </w:tcMar>
-          </w:tcPr>
-          <w:p>
-            <w:pPr>
-              <w:spacing w:after="0" w:line="280"/>
-            </w:pPr>
-            <w:r>
-              <w:rPr>
-                <w:rFonts w:ascii="맑은 고딕" w:cs="맑은 고딕" w:eastAsia="맑은 고딕" w:hAnsi="맑은 고딕"/>
-                <w:b w:val="false"/>
-                <w:bCs w:val="false"/>
-                <w:sz w:val="18"/>
-                <w:szCs w:val="18"/>
-              </w:rPr>
-              <w:t xml:space="preserve">PPT 생성 엔진 · Excel 수식 보존 업데이터 · CLI 통합 엔트리포인트 구현. 시나리오 2 자동 테스트 통과. 이어서 pywebview 데스크톱 앱으로 통합(3탭 구조) — 초기 커밋</w:t>
-            </w:r>
-          </w:p>
-        </w:tc>
-      </w:tr>
-      <w:tr>
-        <w:tc>
-          <w:tcPr>
-            <w:tcW w:type="dxa" w:w="1500"/>
-            <w:tcBorders>
-              <w:top w:val="single" w:color="D5DAE2" w:sz="4"/>
-              <w:left w:val="single" w:color="D5DAE2" w:sz="4"/>
-              <w:bottom w:val="single" w:color="D5DAE2" w:sz="4"/>
-              <w:right w:val="single" w:color="D5DAE2" w:sz="4"/>
-            </w:tcBorders>
-            <w:tcMar>
-              <w:top w:type="dxa" w:w="52"/>
-              <w:left w:type="dxa" w:w="92"/>
-              <w:bottom w:type="dxa" w:w="52"/>
-              <w:right w:type="dxa" w:w="92"/>
-            </w:tcMar>
-          </w:tcPr>
-          <w:p>
-            <w:pPr>
-              <w:spacing w:after="0" w:line="280"/>
-            </w:pPr>
-            <w:r>
-              <w:rPr>
-                <w:rFonts w:ascii="맑은 고딕" w:cs="맑은 고딕" w:eastAsia="맑은 고딕" w:hAnsi="맑은 고딕"/>
-                <w:sz w:val="18"/>
-                <w:szCs w:val="18"/>
-              </w:rPr>
-              <w:t xml:space="preserve">08-03</w:t>
-            </w:r>
-          </w:p>
-        </w:tc>
-        <w:tc>
-          <w:tcPr>
-            <w:tcW w:type="dxa" w:w="3000"/>
-            <w:tcBorders>
-              <w:top w:val="single" w:color="D5DAE2" w:sz="4"/>
-              <w:left w:val="single" w:color="D5DAE2" w:sz="4"/>
-              <w:bottom w:val="single" w:color="D5DAE2" w:sz="4"/>
-              <w:right w:val="single" w:color="D5DAE2" w:sz="4"/>
-            </w:tcBorders>
-            <w:tcMar>
-              <w:top w:type="dxa" w:w="52"/>
-              <w:left w:type="dxa" w:w="92"/>
-              <w:bottom w:type="dxa" w:w="52"/>
-              <w:right w:type="dxa" w:w="92"/>
-            </w:tcMar>
-          </w:tcPr>
-          <w:p>
-            <w:pPr>
-              <w:spacing w:after="0" w:line="280"/>
-            </w:pPr>
-            <w:r>
-              <w:rPr>
-                <w:rFonts w:ascii="맑은 고딕" w:cs="맑은 고딕" w:eastAsia="맑은 고딕" w:hAnsi="맑은 고딕"/>
-                <w:b w:val="false"/>
-                <w:bCs w:val="false"/>
-                <w:sz w:val="18"/>
-                <w:szCs w:val="18"/>
-              </w:rPr>
-              <w:t xml:space="preserve">UX 1차</w:t>
-            </w:r>
-          </w:p>
-        </w:tc>
-        <w:tc>
-          <w:tcPr>
-            <w:tcW w:type="dxa" w:w="4860"/>
-            <w:tcBorders>
-              <w:top w:val="single" w:color="D5DAE2" w:sz="4"/>
-              <w:left w:val="single" w:color="D5DAE2" w:sz="4"/>
-              <w:bottom w:val="single" w:color="D5DAE2" w:sz="4"/>
-              <w:right w:val="single" w:color="D5DAE2" w:sz="4"/>
-            </w:tcBorders>
-            <w:tcMar>
-              <w:top w:type="dxa" w:w="52"/>
-              <w:left w:type="dxa" w:w="92"/>
-              <w:bottom w:type="dxa" w:w="52"/>
-              <w:right w:type="dxa" w:w="92"/>
-            </w:tcMar>
-          </w:tcPr>
-          <w:p>
-            <w:pPr>
-              <w:spacing w:after="0" w:line="280"/>
-            </w:pPr>
-            <w:r>
-              <w:rPr>
-                <w:rFonts w:ascii="맑은 고딕" w:cs="맑은 고딕" w:eastAsia="맑은 고딕" w:hAnsi="맑은 고딕"/>
-                <w:b w:val="false"/>
-                <w:bCs w:val="false"/>
-                <w:sz w:val="18"/>
-                <w:szCs w:val="18"/>
-              </w:rPr>
-              <w:t xml:space="preserve">첫 사용자 온보딩 가이드, 디자인 설정 입력 폼 도입. 인수인계 문서(Word) 작성. 벡터 변환 옵션 정비(해상도·색 단순화·중지 버튼)</w:t>
-            </w:r>
-          </w:p>
-        </w:tc>
-      </w:tr>
-      <w:tr>
-        <w:tc>
-          <w:tcPr>
-            <w:tcW w:type="dxa" w:w="1500"/>
-            <w:tcBorders>
-              <w:top w:val="single" w:color="D5DAE2" w:sz="4"/>
-              <w:left w:val="single" w:color="D5DAE2" w:sz="4"/>
-              <w:bottom w:val="single" w:color="D5DAE2" w:sz="4"/>
-              <w:right w:val="single" w:color="D5DAE2" w:sz="4"/>
-            </w:tcBorders>
-            <w:tcMar>
-              <w:top w:type="dxa" w:w="52"/>
-              <w:left w:type="dxa" w:w="92"/>
-              <w:bottom w:type="dxa" w:w="52"/>
-              <w:right w:type="dxa" w:w="92"/>
-            </w:tcMar>
-          </w:tcPr>
-          <w:p>
-            <w:pPr>
-              <w:spacing w:after="0" w:line="280"/>
-            </w:pPr>
-            <w:r>
-              <w:rPr>
-                <w:rFonts w:ascii="맑은 고딕" w:cs="맑은 고딕" w:eastAsia="맑은 고딕" w:hAnsi="맑은 고딕"/>
-                <w:sz w:val="18"/>
-                <w:szCs w:val="18"/>
-              </w:rPr>
-              <w:t xml:space="preserve">08-04</w:t>
-            </w:r>
-          </w:p>
-        </w:tc>
-        <w:tc>
-          <w:tcPr>
-            <w:tcW w:type="dxa" w:w="3000"/>
-            <w:tcBorders>
-              <w:top w:val="single" w:color="D5DAE2" w:sz="4"/>
-              <w:left w:val="single" w:color="D5DAE2" w:sz="4"/>
-              <w:bottom w:val="single" w:color="D5DAE2" w:sz="4"/>
-              <w:right w:val="single" w:color="D5DAE2" w:sz="4"/>
-            </w:tcBorders>
-            <w:tcMar>
-              <w:top w:type="dxa" w:w="52"/>
-              <w:left w:type="dxa" w:w="92"/>
-              <w:bottom w:type="dxa" w:w="52"/>
-              <w:right w:type="dxa" w:w="92"/>
-            </w:tcMar>
-          </w:tcPr>
-          <w:p>
-            <w:pPr>
-              <w:spacing w:after="0" w:line="280"/>
-            </w:pPr>
-            <w:r>
-              <w:rPr>
-                <w:rFonts w:ascii="맑은 고딕" w:cs="맑은 고딕" w:eastAsia="맑은 고딕" w:hAnsi="맑은 고딕"/>
-                <w:b w:val="false"/>
-                <w:bCs w:val="false"/>
-                <w:sz w:val="18"/>
-                <w:szCs w:val="18"/>
-              </w:rPr>
-              <w:t xml:space="preserve">실사용 개선</w:t>
-            </w:r>
-          </w:p>
-        </w:tc>
-        <w:tc>
-          <w:tcPr>
-            <w:tcW w:type="dxa" w:w="4860"/>
-            <w:tcBorders>
-              <w:top w:val="single" w:color="D5DAE2" w:sz="4"/>
-              <w:left w:val="single" w:color="D5DAE2" w:sz="4"/>
-              <w:bottom w:val="single" w:color="D5DAE2" w:sz="4"/>
-              <w:right w:val="single" w:color="D5DAE2" w:sz="4"/>
-            </w:tcBorders>
-            <w:tcMar>
-              <w:top w:type="dxa" w:w="52"/>
-              <w:left w:type="dxa" w:w="92"/>
-              <w:bottom w:type="dxa" w:w="52"/>
-              <w:right w:type="dxa" w:w="92"/>
-            </w:tcMar>
-          </w:tcPr>
-          <w:p>
-            <w:pPr>
-              <w:spacing w:after="0" w:line="280"/>
-            </w:pPr>
-            <w:r>
-              <w:rPr>
-                <w:rFonts w:ascii="맑은 고딕" w:cs="맑은 고딕" w:eastAsia="맑은 고딕" w:hAnsi="맑은 고딕"/>
-                <w:b w:val="false"/>
-                <w:bCs w:val="false"/>
-                <w:sz w:val="18"/>
-                <w:szCs w:val="18"/>
-              </w:rPr>
-              <w:t xml:space="preserve">탭 명칭 정리(PPT · Excel · SVG 변환), 디자인 폼 → 생성 프롬프트 실주입, Excel 트래커 누적 저장 및 표 구조 자동 인식, 범용 LLM용 "프롬프트 생성" 모드 추가</w:t>
-            </w:r>
-          </w:p>
-        </w:tc>
-      </w:tr>
-      <w:tr>
-        <w:tc>
-          <w:tcPr>
-            <w:tcW w:type="dxa" w:w="1500"/>
-            <w:tcBorders>
-              <w:top w:val="single" w:color="D5DAE2" w:sz="4"/>
-              <w:left w:val="single" w:color="D5DAE2" w:sz="4"/>
-              <w:bottom w:val="single" w:color="D5DAE2" w:sz="4"/>
-              <w:right w:val="single" w:color="D5DAE2" w:sz="4"/>
-            </w:tcBorders>
-            <w:tcMar>
-              <w:top w:type="dxa" w:w="52"/>
-              <w:left w:type="dxa" w:w="92"/>
-              <w:bottom w:type="dxa" w:w="52"/>
-              <w:right w:type="dxa" w:w="92"/>
-            </w:tcMar>
-          </w:tcPr>
-          <w:p>
-            <w:pPr>
-              <w:spacing w:after="0" w:line="280"/>
-            </w:pPr>
-            <w:r>
-              <w:rPr>
-                <w:rFonts w:ascii="맑은 고딕" w:cs="맑은 고딕" w:eastAsia="맑은 고딕" w:hAnsi="맑은 고딕"/>
-                <w:sz w:val="18"/>
-                <w:szCs w:val="18"/>
-              </w:rPr>
-              <w:t xml:space="preserve">08-05 ~ 08-06</w:t>
-            </w:r>
-          </w:p>
-        </w:tc>
-        <w:tc>
-          <w:tcPr>
-            <w:tcW w:type="dxa" w:w="3000"/>
-            <w:tcBorders>
-              <w:top w:val="single" w:color="D5DAE2" w:sz="4"/>
-              <w:left w:val="single" w:color="D5DAE2" w:sz="4"/>
-              <w:bottom w:val="single" w:color="D5DAE2" w:sz="4"/>
-              <w:right w:val="single" w:color="D5DAE2" w:sz="4"/>
-            </w:tcBorders>
-            <w:tcMar>
-              <w:top w:type="dxa" w:w="52"/>
-              <w:left w:type="dxa" w:w="92"/>
-              <w:bottom w:type="dxa" w:w="52"/>
-              <w:right w:type="dxa" w:w="92"/>
-            </w:tcMar>
-          </w:tcPr>
-          <w:p>
-            <w:pPr>
-              <w:spacing w:after="0" w:line="280"/>
-            </w:pPr>
-            <w:r>
-              <w:rPr>
-                <w:rFonts w:ascii="맑은 고딕" w:cs="맑은 고딕" w:eastAsia="맑은 고딕" w:hAnsi="맑은 고딕"/>
-                <w:b w:val="false"/>
-                <w:bCs w:val="false"/>
-                <w:sz w:val="18"/>
-                <w:szCs w:val="18"/>
-              </w:rPr>
-              <w:t xml:space="preserve">품질 재작업</w:t>
-            </w:r>
-          </w:p>
-        </w:tc>
-        <w:tc>
-          <w:tcPr>
-            <w:tcW w:type="dxa" w:w="4860"/>
-            <w:tcBorders>
-              <w:top w:val="single" w:color="D5DAE2" w:sz="4"/>
-              <w:left w:val="single" w:color="D5DAE2" w:sz="4"/>
-              <w:bottom w:val="single" w:color="D5DAE2" w:sz="4"/>
-              <w:right w:val="single" w:color="D5DAE2" w:sz="4"/>
-            </w:tcBorders>
-            <w:tcMar>
-              <w:top w:type="dxa" w:w="52"/>
-              <w:left w:type="dxa" w:w="92"/>
-              <w:bottom w:type="dxa" w:w="52"/>
-              <w:right w:type="dxa" w:w="92"/>
-            </w:tcMar>
-          </w:tcPr>
-          <w:p>
-            <w:pPr>
-              <w:spacing w:after="0" w:line="280"/>
-            </w:pPr>
-            <w:r>
-              <w:rPr>
-                <w:rFonts w:ascii="맑은 고딕" w:cs="맑은 고딕" w:eastAsia="맑은 고딕" w:hAnsi="맑은 고딕"/>
-                <w:b w:val="false"/>
-                <w:bCs w:val="false"/>
-                <w:sz w:val="18"/>
-                <w:szCs w:val="18"/>
-              </w:rPr>
-              <w:t xml:space="preserve">벡터 변환 전면 재작업(글자·도식 깨짐 원인 3건 규명 및 해결, 실제 후보 비교 기반 자동 튜닝 구현). Excel 영수증 엔진 및 C/C++·아두이노용 단일 헤더 로거 추가</w:t>
-            </w:r>
-          </w:p>
-        </w:tc>
-      </w:tr>
-      <w:tr>
-        <w:tc>
-          <w:tcPr>
-            <w:tcW w:type="dxa" w:w="1500"/>
-            <w:tcBorders>
-              <w:top w:val="single" w:color="D5DAE2" w:sz="4"/>
-              <w:left w:val="single" w:color="D5DAE2" w:sz="4"/>
-              <w:bottom w:val="single" w:color="D5DAE2" w:sz="4"/>
-              <w:right w:val="single" w:color="D5DAE2" w:sz="4"/>
-            </w:tcBorders>
-            <w:tcMar>
-              <w:top w:type="dxa" w:w="52"/>
-              <w:left w:type="dxa" w:w="92"/>
-              <w:bottom w:type="dxa" w:w="52"/>
-              <w:right w:type="dxa" w:w="92"/>
-            </w:tcMar>
-          </w:tcPr>
-          <w:p>
-            <w:pPr>
-              <w:spacing w:after="0" w:line="280"/>
-            </w:pPr>
-            <w:r>
-              <w:rPr>
-                <w:rFonts w:ascii="맑은 고딕" w:cs="맑은 고딕" w:eastAsia="맑은 고딕" w:hAnsi="맑은 고딕"/>
-                <w:sz w:val="18"/>
-                <w:szCs w:val="18"/>
-              </w:rPr>
-              <w:t xml:space="preserve">08-07</w:t>
-            </w:r>
-          </w:p>
-        </w:tc>
-        <w:tc>
-          <w:tcPr>
-            <w:tcW w:type="dxa" w:w="3000"/>
-            <w:tcBorders>
-              <w:top w:val="single" w:color="D5DAE2" w:sz="4"/>
-              <w:left w:val="single" w:color="D5DAE2" w:sz="4"/>
-              <w:bottom w:val="single" w:color="D5DAE2" w:sz="4"/>
-              <w:right w:val="single" w:color="D5DAE2" w:sz="4"/>
-            </w:tcBorders>
-            <w:tcMar>
-              <w:top w:type="dxa" w:w="52"/>
-              <w:left w:type="dxa" w:w="92"/>
-              <w:bottom w:type="dxa" w:w="52"/>
-              <w:right w:type="dxa" w:w="92"/>
-            </w:tcMar>
-          </w:tcPr>
-          <w:p>
-            <w:pPr>
-              <w:spacing w:after="0" w:line="280"/>
-            </w:pPr>
-            <w:r>
-              <w:rPr>
-                <w:rFonts w:ascii="맑은 고딕" w:cs="맑은 고딕" w:eastAsia="맑은 고딕" w:hAnsi="맑은 고딕"/>
-                <w:b w:val="false"/>
-                <w:bCs w:val="false"/>
-                <w:sz w:val="18"/>
-                <w:szCs w:val="18"/>
-              </w:rPr>
-              <w:t xml:space="preserve">마무리</w:t>
-            </w:r>
-          </w:p>
-        </w:tc>
-        <w:tc>
-          <w:tcPr>
-            <w:tcW w:type="dxa" w:w="4860"/>
-            <w:tcBorders>
-              <w:top w:val="single" w:color="D5DAE2" w:sz="4"/>
-              <w:left w:val="single" w:color="D5DAE2" w:sz="4"/>
-              <w:bottom w:val="single" w:color="D5DAE2" w:sz="4"/>
-              <w:right w:val="single" w:color="D5DAE2" w:sz="4"/>
-            </w:tcBorders>
-            <w:tcMar>
-              <w:top w:type="dxa" w:w="52"/>
-              <w:left w:type="dxa" w:w="92"/>
-              <w:bottom w:type="dxa" w:w="52"/>
-              <w:right w:type="dxa" w:w="92"/>
-            </w:tcMar>
-          </w:tcPr>
-          <w:p>
-            <w:pPr>
-              <w:spacing w:after="0" w:line="280"/>
-            </w:pPr>
-            <w:r>
-              <w:rPr>
-                <w:rFonts w:ascii="맑은 고딕" w:cs="맑은 고딕" w:eastAsia="맑은 고딕" w:hAnsi="맑은 고딕"/>
-                <w:b w:val="false"/>
-                <w:bCs w:val="false"/>
-                <w:sz w:val="18"/>
-                <w:szCs w:val="18"/>
-              </w:rPr>
-              <w:t xml:space="preserve">Groq 모델 목록 실시간 조회로 모델 폐기 오류 해결, PPT 레이아웃 결함 수정(표지·사진 유실·그라데이션·차트), 인수인계 문서 갱신</w:t>
-            </w:r>
-          </w:p>
-        </w:tc>
-      </w:tr>
-    </w:tbl>
+        <w:t xml:space="preserve">최종 산출물은 pywebview 기반 데스크톱 앱 1식이다. HTML/CSS/JS로 만든 UI와 Python 엔진을 브리지로 연결했고, Windows에서는 Edge WebView2로 렌더된다. 실행은 run_app.bat 더블클릭 한 번이다.</w:t>
+      </w:r>
+    </w:p>
     <w:p>
       <w:pPr>
         <w:pStyle w:val="Heading2"/>
@@ -3867,979 +3814,7 @@
           <w:sz w:val="24"/>
           <w:szCs w:val="24"/>
         </w:rPr>
-        <w:t xml:space="preserve">3.1 수행 중 방향 전환</w:t>
-      </w:r>
-    </w:p>
-    <w:p>
-      <w:pPr>
-        <w:spacing w:after="100" w:before="0" w:line="264"/>
-      </w:pPr>
-      <w:r>
-        <w:rPr>
-          <w:rFonts w:ascii="맑은 고딕" w:cs="맑은 고딕" w:eastAsia="맑은 고딕" w:hAnsi="맑은 고딕"/>
-          <w:sz w:val="20"/>
-          <w:szCs w:val="20"/>
-        </w:rPr>
-        <w:t xml:space="preserve">초기 계획 대비 다음 세 가지를 조정했다. 모두 실제 사용해 본 결과에 근거한 판단이다.</w:t>
-      </w:r>
-    </w:p>
-    <w:tbl>
-      <w:tblPr>
-        <w:tblW w:type="dxa" w:w="9360"/>
-        <w:tblBorders>
-          <w:top w:val="single" w:color="auto" w:sz="4"/>
-          <w:left w:val="single" w:color="auto" w:sz="4"/>
-          <w:bottom w:val="single" w:color="auto" w:sz="4"/>
-          <w:right w:val="single" w:color="auto" w:sz="4"/>
-          <w:insideH w:val="single" w:color="auto" w:sz="4"/>
-          <w:insideV w:val="single" w:color="auto" w:sz="4"/>
-        </w:tblBorders>
-      </w:tblPr>
-      <w:tblGrid>
-        <w:gridCol w:w="2600"/>
-        <w:gridCol w:w="3200"/>
-        <w:gridCol w:w="3560"/>
-      </w:tblGrid>
-      <w:tr>
-        <w:trPr>
-          <w:tblHeader/>
-        </w:trPr>
-        <w:tc>
-          <w:tcPr>
-            <w:tcW w:type="dxa" w:w="2600"/>
-            <w:tcBorders>
-              <w:top w:val="single" w:color="D5DAE2" w:sz="4"/>
-              <w:left w:val="single" w:color="D5DAE2" w:sz="4"/>
-              <w:bottom w:val="single" w:color="D5DAE2" w:sz="4"/>
-              <w:right w:val="single" w:color="D5DAE2" w:sz="4"/>
-            </w:tcBorders>
-            <w:shd w:fill="EDF1F7" w:val="clear"/>
-            <w:tcMar>
-              <w:top w:type="dxa" w:w="52"/>
-              <w:left w:type="dxa" w:w="92"/>
-              <w:bottom w:type="dxa" w:w="52"/>
-              <w:right w:type="dxa" w:w="92"/>
-            </w:tcMar>
-          </w:tcPr>
-          <w:p>
-            <w:pPr>
-              <w:spacing w:after="0" w:line="280"/>
-            </w:pPr>
-            <w:r>
-              <w:rPr>
-                <w:rFonts w:ascii="맑은 고딕" w:cs="맑은 고딕" w:eastAsia="맑은 고딕" w:hAnsi="맑은 고딕"/>
-                <w:b/>
-                <w:bCs/>
-                <w:color w:val="123979"/>
-                <w:sz w:val="18"/>
-                <w:szCs w:val="18"/>
-              </w:rPr>
-              <w:t xml:space="preserve">항목</w:t>
-            </w:r>
-          </w:p>
-        </w:tc>
-        <w:tc>
-          <w:tcPr>
-            <w:tcW w:type="dxa" w:w="3200"/>
-            <w:tcBorders>
-              <w:top w:val="single" w:color="D5DAE2" w:sz="4"/>
-              <w:left w:val="single" w:color="D5DAE2" w:sz="4"/>
-              <w:bottom w:val="single" w:color="D5DAE2" w:sz="4"/>
-              <w:right w:val="single" w:color="D5DAE2" w:sz="4"/>
-            </w:tcBorders>
-            <w:shd w:fill="EDF1F7" w:val="clear"/>
-            <w:tcMar>
-              <w:top w:type="dxa" w:w="52"/>
-              <w:left w:type="dxa" w:w="92"/>
-              <w:bottom w:type="dxa" w:w="52"/>
-              <w:right w:type="dxa" w:w="92"/>
-            </w:tcMar>
-          </w:tcPr>
-          <w:p>
-            <w:pPr>
-              <w:spacing w:after="0" w:line="280"/>
-            </w:pPr>
-            <w:r>
-              <w:rPr>
-                <w:rFonts w:ascii="맑은 고딕" w:cs="맑은 고딕" w:eastAsia="맑은 고딕" w:hAnsi="맑은 고딕"/>
-                <w:b/>
-                <w:bCs/>
-                <w:color w:val="123979"/>
-                <w:sz w:val="18"/>
-                <w:szCs w:val="18"/>
-              </w:rPr>
-              <w:t xml:space="preserve">초기 계획</w:t>
-            </w:r>
-          </w:p>
-        </w:tc>
-        <w:tc>
-          <w:tcPr>
-            <w:tcW w:type="dxa" w:w="3560"/>
-            <w:tcBorders>
-              <w:top w:val="single" w:color="D5DAE2" w:sz="4"/>
-              <w:left w:val="single" w:color="D5DAE2" w:sz="4"/>
-              <w:bottom w:val="single" w:color="D5DAE2" w:sz="4"/>
-              <w:right w:val="single" w:color="D5DAE2" w:sz="4"/>
-            </w:tcBorders>
-            <w:shd w:fill="EDF1F7" w:val="clear"/>
-            <w:tcMar>
-              <w:top w:type="dxa" w:w="52"/>
-              <w:left w:type="dxa" w:w="92"/>
-              <w:bottom w:type="dxa" w:w="52"/>
-              <w:right w:type="dxa" w:w="92"/>
-            </w:tcMar>
-          </w:tcPr>
-          <w:p>
-            <w:pPr>
-              <w:spacing w:after="0" w:line="280"/>
-            </w:pPr>
-            <w:r>
-              <w:rPr>
-                <w:rFonts w:ascii="맑은 고딕" w:cs="맑은 고딕" w:eastAsia="맑은 고딕" w:hAnsi="맑은 고딕"/>
-                <w:b/>
-                <w:bCs/>
-                <w:color w:val="123979"/>
-                <w:sz w:val="18"/>
-                <w:szCs w:val="18"/>
-              </w:rPr>
-              <w:t xml:space="preserve">변경 및 사유</w:t>
-            </w:r>
-          </w:p>
-        </w:tc>
-      </w:tr>
-      <w:tr>
-        <w:tc>
-          <w:tcPr>
-            <w:tcW w:type="dxa" w:w="2600"/>
-            <w:tcBorders>
-              <w:top w:val="single" w:color="D5DAE2" w:sz="4"/>
-              <w:left w:val="single" w:color="D5DAE2" w:sz="4"/>
-              <w:bottom w:val="single" w:color="D5DAE2" w:sz="4"/>
-              <w:right w:val="single" w:color="D5DAE2" w:sz="4"/>
-            </w:tcBorders>
-            <w:tcMar>
-              <w:top w:type="dxa" w:w="52"/>
-              <w:left w:type="dxa" w:w="92"/>
-              <w:bottom w:type="dxa" w:w="52"/>
-              <w:right w:type="dxa" w:w="92"/>
-            </w:tcMar>
-          </w:tcPr>
-          <w:p>
-            <w:pPr>
-              <w:spacing w:after="0" w:line="280"/>
-            </w:pPr>
-            <w:r>
-              <w:rPr>
-                <w:rFonts w:ascii="맑은 고딕" w:cs="맑은 고딕" w:eastAsia="맑은 고딕" w:hAnsi="맑은 고딕"/>
-                <w:sz w:val="18"/>
-                <w:szCs w:val="18"/>
-              </w:rPr>
-              <w:t xml:space="preserve">PPT 렌더 엔진</w:t>
-            </w:r>
-          </w:p>
-        </w:tc>
-        <w:tc>
-          <w:tcPr>
-            <w:tcW w:type="dxa" w:w="3200"/>
-            <w:tcBorders>
-              <w:top w:val="single" w:color="D5DAE2" w:sz="4"/>
-              <w:left w:val="single" w:color="D5DAE2" w:sz="4"/>
-              <w:bottom w:val="single" w:color="D5DAE2" w:sz="4"/>
-              <w:right w:val="single" w:color="D5DAE2" w:sz="4"/>
-            </w:tcBorders>
-            <w:tcMar>
-              <w:top w:type="dxa" w:w="52"/>
-              <w:left w:type="dxa" w:w="92"/>
-              <w:bottom w:type="dxa" w:w="52"/>
-              <w:right w:type="dxa" w:w="92"/>
-            </w:tcMar>
-          </w:tcPr>
-          <w:p>
-            <w:pPr>
-              <w:spacing w:after="0" w:line="280"/>
-            </w:pPr>
-            <w:r>
-              <w:rPr>
-                <w:rFonts w:ascii="맑은 고딕" w:cs="맑은 고딕" w:eastAsia="맑은 고딕" w:hAnsi="맑은 고딕"/>
-                <w:b w:val="false"/>
-                <w:bCs w:val="false"/>
-                <w:sz w:val="18"/>
-                <w:szCs w:val="18"/>
-              </w:rPr>
-              <w:t xml:space="preserve">python-pptx</w:t>
-            </w:r>
-          </w:p>
-        </w:tc>
-        <w:tc>
-          <w:tcPr>
-            <w:tcW w:type="dxa" w:w="3560"/>
-            <w:tcBorders>
-              <w:top w:val="single" w:color="D5DAE2" w:sz="4"/>
-              <w:left w:val="single" w:color="D5DAE2" w:sz="4"/>
-              <w:bottom w:val="single" w:color="D5DAE2" w:sz="4"/>
-              <w:right w:val="single" w:color="D5DAE2" w:sz="4"/>
-            </w:tcBorders>
-            <w:tcMar>
-              <w:top w:type="dxa" w:w="52"/>
-              <w:left w:type="dxa" w:w="92"/>
-              <w:bottom w:type="dxa" w:w="52"/>
-              <w:right w:type="dxa" w:w="92"/>
-            </w:tcMar>
-          </w:tcPr>
-          <w:p>
-            <w:pPr>
-              <w:spacing w:after="0" w:line="280"/>
-            </w:pPr>
-            <w:r>
-              <w:rPr>
-                <w:rFonts w:ascii="맑은 고딕" w:cs="맑은 고딕" w:eastAsia="맑은 고딕" w:hAnsi="맑은 고딕"/>
-                <w:b w:val="false"/>
-                <w:bCs w:val="false"/>
-                <w:sz w:val="18"/>
-                <w:szCs w:val="18"/>
-              </w:rPr>
-              <w:t xml:space="preserve">pptxgenjs로 교체 — 목표 품질(레이아웃 자유도, 카드·차트·그라데이션) 구현에 python-pptx는 표현력이 부족</w:t>
-            </w:r>
-          </w:p>
-        </w:tc>
-      </w:tr>
-      <w:tr>
-        <w:tc>
-          <w:tcPr>
-            <w:tcW w:type="dxa" w:w="2600"/>
-            <w:tcBorders>
-              <w:top w:val="single" w:color="D5DAE2" w:sz="4"/>
-              <w:left w:val="single" w:color="D5DAE2" w:sz="4"/>
-              <w:bottom w:val="single" w:color="D5DAE2" w:sz="4"/>
-              <w:right w:val="single" w:color="D5DAE2" w:sz="4"/>
-            </w:tcBorders>
-            <w:tcMar>
-              <w:top w:type="dxa" w:w="52"/>
-              <w:left w:type="dxa" w:w="92"/>
-              <w:bottom w:type="dxa" w:w="52"/>
-              <w:right w:type="dxa" w:w="92"/>
-            </w:tcMar>
-          </w:tcPr>
-          <w:p>
-            <w:pPr>
-              <w:spacing w:after="0" w:line="280"/>
-            </w:pPr>
-            <w:r>
-              <w:rPr>
-                <w:rFonts w:ascii="맑은 고딕" w:cs="맑은 고딕" w:eastAsia="맑은 고딕" w:hAnsi="맑은 고딕"/>
-                <w:sz w:val="18"/>
-                <w:szCs w:val="18"/>
-              </w:rPr>
-              <w:t xml:space="preserve">문서 파서</w:t>
-            </w:r>
-          </w:p>
-        </w:tc>
-        <w:tc>
-          <w:tcPr>
-            <w:tcW w:type="dxa" w:w="3200"/>
-            <w:tcBorders>
-              <w:top w:val="single" w:color="D5DAE2" w:sz="4"/>
-              <w:left w:val="single" w:color="D5DAE2" w:sz="4"/>
-              <w:bottom w:val="single" w:color="D5DAE2" w:sz="4"/>
-              <w:right w:val="single" w:color="D5DAE2" w:sz="4"/>
-            </w:tcBorders>
-            <w:tcMar>
-              <w:top w:type="dxa" w:w="52"/>
-              <w:left w:type="dxa" w:w="92"/>
-              <w:bottom w:type="dxa" w:w="52"/>
-              <w:right w:type="dxa" w:w="92"/>
-            </w:tcMar>
-          </w:tcPr>
-          <w:p>
-            <w:pPr>
-              <w:spacing w:after="0" w:line="280"/>
-            </w:pPr>
-            <w:r>
-              <w:rPr>
-                <w:rFonts w:ascii="맑은 고딕" w:cs="맑은 고딕" w:eastAsia="맑은 고딕" w:hAnsi="맑은 고딕"/>
-                <w:b w:val="false"/>
-                <w:bCs w:val="false"/>
-                <w:sz w:val="18"/>
-                <w:szCs w:val="18"/>
-              </w:rPr>
-              <w:t xml:space="preserve">Polaris AI DataInsight</w:t>
-            </w:r>
-          </w:p>
-        </w:tc>
-        <w:tc>
-          <w:tcPr>
-            <w:tcW w:type="dxa" w:w="3560"/>
-            <w:tcBorders>
-              <w:top w:val="single" w:color="D5DAE2" w:sz="4"/>
-              <w:left w:val="single" w:color="D5DAE2" w:sz="4"/>
-              <w:bottom w:val="single" w:color="D5DAE2" w:sz="4"/>
-              <w:right w:val="single" w:color="D5DAE2" w:sz="4"/>
-            </w:tcBorders>
-            <w:tcMar>
-              <w:top w:type="dxa" w:w="52"/>
-              <w:left w:type="dxa" w:w="92"/>
-              <w:bottom w:type="dxa" w:w="52"/>
-              <w:right w:type="dxa" w:w="92"/>
-            </w:tcMar>
-          </w:tcPr>
-          <w:p>
-            <w:pPr>
-              <w:spacing w:after="0" w:line="280"/>
-            </w:pPr>
-            <w:r>
-              <w:rPr>
-                <w:rFonts w:ascii="맑은 고딕" w:cs="맑은 고딕" w:eastAsia="맑은 고딕" w:hAnsi="맑은 고딕"/>
-                <w:b w:val="false"/>
-                <w:bCs w:val="false"/>
-                <w:sz w:val="18"/>
-                <w:szCs w:val="18"/>
-              </w:rPr>
-              <w:t xml:space="preserve">자체 파싱으로 대체 — 외부 API 의존 없이 md/txt/docx/pptx 입력을 처리 가능해 도입 비용과 데이터 전송을 모두 줄임</w:t>
-            </w:r>
-          </w:p>
-        </w:tc>
-      </w:tr>
-      <w:tr>
-        <w:tc>
-          <w:tcPr>
-            <w:tcW w:type="dxa" w:w="2600"/>
-            <w:tcBorders>
-              <w:top w:val="single" w:color="D5DAE2" w:sz="4"/>
-              <w:left w:val="single" w:color="D5DAE2" w:sz="4"/>
-              <w:bottom w:val="single" w:color="D5DAE2" w:sz="4"/>
-              <w:right w:val="single" w:color="D5DAE2" w:sz="4"/>
-            </w:tcBorders>
-            <w:tcMar>
-              <w:top w:type="dxa" w:w="52"/>
-              <w:left w:type="dxa" w:w="92"/>
-              <w:bottom w:type="dxa" w:w="52"/>
-              <w:right w:type="dxa" w:w="92"/>
-            </w:tcMar>
-          </w:tcPr>
-          <w:p>
-            <w:pPr>
-              <w:spacing w:after="0" w:line="280"/>
-            </w:pPr>
-            <w:r>
-              <w:rPr>
-                <w:rFonts w:ascii="맑은 고딕" w:cs="맑은 고딕" w:eastAsia="맑은 고딕" w:hAnsi="맑은 고딕"/>
-                <w:sz w:val="18"/>
-                <w:szCs w:val="18"/>
-              </w:rPr>
-              <w:t xml:space="preserve">전달 경로</w:t>
-            </w:r>
-          </w:p>
-        </w:tc>
-        <w:tc>
-          <w:tcPr>
-            <w:tcW w:type="dxa" w:w="3200"/>
-            <w:tcBorders>
-              <w:top w:val="single" w:color="D5DAE2" w:sz="4"/>
-              <w:left w:val="single" w:color="D5DAE2" w:sz="4"/>
-              <w:bottom w:val="single" w:color="D5DAE2" w:sz="4"/>
-              <w:right w:val="single" w:color="D5DAE2" w:sz="4"/>
-            </w:tcBorders>
-            <w:tcMar>
-              <w:top w:type="dxa" w:w="52"/>
-              <w:left w:type="dxa" w:w="92"/>
-              <w:bottom w:type="dxa" w:w="52"/>
-              <w:right w:type="dxa" w:w="92"/>
-            </w:tcMar>
-          </w:tcPr>
-          <w:p>
-            <w:pPr>
-              <w:spacing w:after="0" w:line="280"/>
-            </w:pPr>
-            <w:r>
-              <w:rPr>
-                <w:rFonts w:ascii="맑은 고딕" w:cs="맑은 고딕" w:eastAsia="맑은 고딕" w:hAnsi="맑은 고딕"/>
-                <w:b w:val="false"/>
-                <w:bCs w:val="false"/>
-                <w:sz w:val="18"/>
-                <w:szCs w:val="18"/>
-              </w:rPr>
-              <w:t xml:space="preserve">Teams / Outlook 자동 전달</w:t>
-            </w:r>
-          </w:p>
-        </w:tc>
-        <w:tc>
-          <w:tcPr>
-            <w:tcW w:type="dxa" w:w="3560"/>
-            <w:tcBorders>
-              <w:top w:val="single" w:color="D5DAE2" w:sz="4"/>
-              <w:left w:val="single" w:color="D5DAE2" w:sz="4"/>
-              <w:bottom w:val="single" w:color="D5DAE2" w:sz="4"/>
-              <w:right w:val="single" w:color="D5DAE2" w:sz="4"/>
-            </w:tcBorders>
-            <w:tcMar>
-              <w:top w:type="dxa" w:w="52"/>
-              <w:left w:type="dxa" w:w="92"/>
-              <w:bottom w:type="dxa" w:w="52"/>
-              <w:right w:type="dxa" w:w="92"/>
-            </w:tcMar>
-          </w:tcPr>
-          <w:p>
-            <w:pPr>
-              <w:spacing w:after="0" w:line="280"/>
-            </w:pPr>
-            <w:r>
-              <w:rPr>
-                <w:rFonts w:ascii="맑은 고딕" w:cs="맑은 고딕" w:eastAsia="맑은 고딕" w:hAnsi="맑은 고딕"/>
-                <w:b w:val="false"/>
-                <w:bCs w:val="false"/>
-                <w:sz w:val="18"/>
-                <w:szCs w:val="18"/>
-              </w:rPr>
-              <w:t xml:space="preserve">보류 — IT 승인 및 계정 권한이 필요. 감시 폴더 트리거로 대체하고 인터페이스는 교체 가능하도록 모듈화</w:t>
-            </w:r>
-          </w:p>
-        </w:tc>
-      </w:tr>
-    </w:tbl>
-    <w:p>
-      <w:r>
-        <w:br w:type="page"/>
-      </w:r>
-    </w:p>
-    <w:p>
-      <w:pPr>
-        <w:pStyle w:val="Heading1"/>
-        <w:pBdr>
-          <w:bottom w:val="single" w:color="123979" w:sz="12" w:space="6"/>
-        </w:pBdr>
-        <w:spacing w:after="160" w:before="320"/>
-      </w:pPr>
-      <w:r>
-        <w:rPr>
-          <w:rFonts w:ascii="맑은 고딕" w:cs="맑은 고딕" w:eastAsia="맑은 고딕" w:hAnsi="맑은 고딕"/>
-          <w:b/>
-          <w:bCs/>
-          <w:color w:val="123979"/>
-          <w:sz w:val="30"/>
-          <w:szCs w:val="30"/>
-        </w:rPr>
-        <w:t xml:space="preserve">4. 구현 결과</w:t>
-      </w:r>
-    </w:p>
-    <w:p>
-      <w:pPr>
-        <w:spacing w:after="100" w:before="0" w:line="264"/>
-      </w:pPr>
-      <w:r>
-        <w:rPr>
-          <w:rFonts w:ascii="맑은 고딕" w:cs="맑은 고딕" w:eastAsia="맑은 고딕" w:hAnsi="맑은 고딕"/>
-          <w:sz w:val="20"/>
-          <w:szCs w:val="20"/>
-        </w:rPr>
-        <w:t xml:space="preserve">최종 산출물은 pywebview 기반 데스크톱 앱 1식이다. HTML/CSS/JS로 만든 UI와 Python 엔진을 브리지로 연결했고, Windows에서는 Edge WebView2로 렌더된다. 실행은 run_app.bat 더블클릭 한 번이다.</w:t>
-      </w:r>
-    </w:p>
-    <w:p>
-      <w:pPr>
-        <w:pStyle w:val="Heading2"/>
-        <w:spacing w:after="110" w:before="240"/>
-      </w:pPr>
-      <w:r>
-        <w:rPr>
-          <w:rFonts w:ascii="맑은 고딕" w:cs="맑은 고딕" w:eastAsia="맑은 고딕" w:hAnsi="맑은 고딕"/>
-          <w:b/>
-          <w:bCs/>
-          <w:color w:val="0038A3"/>
-          <w:sz w:val="24"/>
-          <w:szCs w:val="24"/>
-        </w:rPr>
-        <w:t xml:space="preserve">4.1 전체 구조</w:t>
-      </w:r>
-    </w:p>
-    <w:tbl>
-      <w:tblPr>
-        <w:tblW w:type="dxa" w:w="9360"/>
-        <w:tblBorders>
-          <w:top w:val="single" w:color="auto" w:sz="4"/>
-          <w:left w:val="single" w:color="auto" w:sz="4"/>
-          <w:bottom w:val="single" w:color="auto" w:sz="4"/>
-          <w:right w:val="single" w:color="auto" w:sz="4"/>
-          <w:insideH w:val="single" w:color="auto" w:sz="4"/>
-          <w:insideV w:val="single" w:color="auto" w:sz="4"/>
-        </w:tblBorders>
-      </w:tblPr>
-      <w:tblGrid>
-        <w:gridCol w:w="2400"/>
-        <w:gridCol w:w="6960"/>
-      </w:tblGrid>
-      <w:tr>
-        <w:trPr>
-          <w:tblHeader/>
-        </w:trPr>
-        <w:tc>
-          <w:tcPr>
-            <w:tcW w:type="dxa" w:w="2400"/>
-            <w:tcBorders>
-              <w:top w:val="single" w:color="D5DAE2" w:sz="4"/>
-              <w:left w:val="single" w:color="D5DAE2" w:sz="4"/>
-              <w:bottom w:val="single" w:color="D5DAE2" w:sz="4"/>
-              <w:right w:val="single" w:color="D5DAE2" w:sz="4"/>
-            </w:tcBorders>
-            <w:shd w:fill="EDF1F7" w:val="clear"/>
-            <w:tcMar>
-              <w:top w:type="dxa" w:w="52"/>
-              <w:left w:type="dxa" w:w="92"/>
-              <w:bottom w:type="dxa" w:w="52"/>
-              <w:right w:type="dxa" w:w="92"/>
-            </w:tcMar>
-          </w:tcPr>
-          <w:p>
-            <w:pPr>
-              <w:spacing w:after="0" w:line="280"/>
-            </w:pPr>
-            <w:r>
-              <w:rPr>
-                <w:rFonts w:ascii="맑은 고딕" w:cs="맑은 고딕" w:eastAsia="맑은 고딕" w:hAnsi="맑은 고딕"/>
-                <w:b/>
-                <w:bCs/>
-                <w:color w:val="123979"/>
-                <w:sz w:val="18"/>
-                <w:szCs w:val="18"/>
-              </w:rPr>
-              <w:t xml:space="preserve">계층</w:t>
-            </w:r>
-          </w:p>
-        </w:tc>
-        <w:tc>
-          <w:tcPr>
-            <w:tcW w:type="dxa" w:w="6960"/>
-            <w:tcBorders>
-              <w:top w:val="single" w:color="D5DAE2" w:sz="4"/>
-              <w:left w:val="single" w:color="D5DAE2" w:sz="4"/>
-              <w:bottom w:val="single" w:color="D5DAE2" w:sz="4"/>
-              <w:right w:val="single" w:color="D5DAE2" w:sz="4"/>
-            </w:tcBorders>
-            <w:shd w:fill="EDF1F7" w:val="clear"/>
-            <w:tcMar>
-              <w:top w:type="dxa" w:w="52"/>
-              <w:left w:type="dxa" w:w="92"/>
-              <w:bottom w:type="dxa" w:w="52"/>
-              <w:right w:type="dxa" w:w="92"/>
-            </w:tcMar>
-          </w:tcPr>
-          <w:p>
-            <w:pPr>
-              <w:spacing w:after="0" w:line="280"/>
-            </w:pPr>
-            <w:r>
-              <w:rPr>
-                <w:rFonts w:ascii="맑은 고딕" w:cs="맑은 고딕" w:eastAsia="맑은 고딕" w:hAnsi="맑은 고딕"/>
-                <w:b/>
-                <w:bCs/>
-                <w:color w:val="123979"/>
-                <w:sz w:val="18"/>
-                <w:szCs w:val="18"/>
-              </w:rPr>
-              <w:t xml:space="preserve">구성</w:t>
-            </w:r>
-          </w:p>
-        </w:tc>
-      </w:tr>
-      <w:tr>
-        <w:tc>
-          <w:tcPr>
-            <w:tcW w:type="dxa" w:w="2400"/>
-            <w:tcBorders>
-              <w:top w:val="single" w:color="D5DAE2" w:sz="4"/>
-              <w:left w:val="single" w:color="D5DAE2" w:sz="4"/>
-              <w:bottom w:val="single" w:color="D5DAE2" w:sz="4"/>
-              <w:right w:val="single" w:color="D5DAE2" w:sz="4"/>
-            </w:tcBorders>
-            <w:tcMar>
-              <w:top w:type="dxa" w:w="52"/>
-              <w:left w:type="dxa" w:w="92"/>
-              <w:bottom w:type="dxa" w:w="52"/>
-              <w:right w:type="dxa" w:w="92"/>
-            </w:tcMar>
-          </w:tcPr>
-          <w:p>
-            <w:pPr>
-              <w:spacing w:after="0" w:line="280"/>
-            </w:pPr>
-            <w:r>
-              <w:rPr>
-                <w:rFonts w:ascii="맑은 고딕" w:cs="맑은 고딕" w:eastAsia="맑은 고딕" w:hAnsi="맑은 고딕"/>
-                <w:sz w:val="18"/>
-                <w:szCs w:val="18"/>
-              </w:rPr>
-              <w:t xml:space="preserve">UI</w:t>
-            </w:r>
-          </w:p>
-        </w:tc>
-        <w:tc>
-          <w:tcPr>
-            <w:tcW w:type="dxa" w:w="6960"/>
-            <w:tcBorders>
-              <w:top w:val="single" w:color="D5DAE2" w:sz="4"/>
-              <w:left w:val="single" w:color="D5DAE2" w:sz="4"/>
-              <w:bottom w:val="single" w:color="D5DAE2" w:sz="4"/>
-              <w:right w:val="single" w:color="D5DAE2" w:sz="4"/>
-            </w:tcBorders>
-            <w:tcMar>
-              <w:top w:type="dxa" w:w="52"/>
-              <w:left w:type="dxa" w:w="92"/>
-              <w:bottom w:type="dxa" w:w="52"/>
-              <w:right w:type="dxa" w:w="92"/>
-            </w:tcMar>
-          </w:tcPr>
-          <w:p>
-            <w:pPr>
-              <w:spacing w:after="0" w:line="280"/>
-            </w:pPr>
-            <w:r>
-              <w:rPr>
-                <w:rFonts w:ascii="맑은 고딕" w:cs="맑은 고딕" w:eastAsia="맑은 고딕" w:hAnsi="맑은 고딕"/>
-                <w:b w:val="false"/>
-                <w:bCs w:val="false"/>
-                <w:sz w:val="18"/>
-                <w:szCs w:val="18"/>
-              </w:rPr>
-              <w:t xml:space="preserve">app/ui/ — index.html, app.js, style.css (3개 탭 + 디자인 설정 폼 + 온보딩 가이드)</w:t>
-            </w:r>
-          </w:p>
-        </w:tc>
-      </w:tr>
-      <w:tr>
-        <w:tc>
-          <w:tcPr>
-            <w:tcW w:type="dxa" w:w="2400"/>
-            <w:tcBorders>
-              <w:top w:val="single" w:color="D5DAE2" w:sz="4"/>
-              <w:left w:val="single" w:color="D5DAE2" w:sz="4"/>
-              <w:bottom w:val="single" w:color="D5DAE2" w:sz="4"/>
-              <w:right w:val="single" w:color="D5DAE2" w:sz="4"/>
-            </w:tcBorders>
-            <w:tcMar>
-              <w:top w:type="dxa" w:w="52"/>
-              <w:left w:type="dxa" w:w="92"/>
-              <w:bottom w:type="dxa" w:w="52"/>
-              <w:right w:type="dxa" w:w="92"/>
-            </w:tcMar>
-          </w:tcPr>
-          <w:p>
-            <w:pPr>
-              <w:spacing w:after="0" w:line="280"/>
-            </w:pPr>
-            <w:r>
-              <w:rPr>
-                <w:rFonts w:ascii="맑은 고딕" w:cs="맑은 고딕" w:eastAsia="맑은 고딕" w:hAnsi="맑은 고딕"/>
-                <w:sz w:val="18"/>
-                <w:szCs w:val="18"/>
-              </w:rPr>
-              <w:t xml:space="preserve">브리지</w:t>
-            </w:r>
-          </w:p>
-        </w:tc>
-        <w:tc>
-          <w:tcPr>
-            <w:tcW w:type="dxa" w:w="6960"/>
-            <w:tcBorders>
-              <w:top w:val="single" w:color="D5DAE2" w:sz="4"/>
-              <w:left w:val="single" w:color="D5DAE2" w:sz="4"/>
-              <w:bottom w:val="single" w:color="D5DAE2" w:sz="4"/>
-              <w:right w:val="single" w:color="D5DAE2" w:sz="4"/>
-            </w:tcBorders>
-            <w:tcMar>
-              <w:top w:type="dxa" w:w="52"/>
-              <w:left w:type="dxa" w:w="92"/>
-              <w:bottom w:type="dxa" w:w="52"/>
-              <w:right w:type="dxa" w:w="92"/>
-            </w:tcMar>
-          </w:tcPr>
-          <w:p>
-            <w:pPr>
-              <w:spacing w:after="0" w:line="280"/>
-            </w:pPr>
-            <w:r>
-              <w:rPr>
-                <w:rFonts w:ascii="맑은 고딕" w:cs="맑은 고딕" w:eastAsia="맑은 고딕" w:hAnsi="맑은 고딕"/>
-                <w:b w:val="false"/>
-                <w:bCs w:val="false"/>
-                <w:sz w:val="18"/>
-                <w:szCs w:val="18"/>
-              </w:rPr>
-              <w:t xml:space="preserve">app/api.py — JS ↔ Python 엔드포인트 일원화 (약 35개 메서드)</w:t>
-            </w:r>
-          </w:p>
-        </w:tc>
-      </w:tr>
-      <w:tr>
-        <w:tc>
-          <w:tcPr>
-            <w:tcW w:type="dxa" w:w="2400"/>
-            <w:tcBorders>
-              <w:top w:val="single" w:color="D5DAE2" w:sz="4"/>
-              <w:left w:val="single" w:color="D5DAE2" w:sz="4"/>
-              <w:bottom w:val="single" w:color="D5DAE2" w:sz="4"/>
-              <w:right w:val="single" w:color="D5DAE2" w:sz="4"/>
-            </w:tcBorders>
-            <w:tcMar>
-              <w:top w:type="dxa" w:w="52"/>
-              <w:left w:type="dxa" w:w="92"/>
-              <w:bottom w:type="dxa" w:w="52"/>
-              <w:right w:type="dxa" w:w="92"/>
-            </w:tcMar>
-          </w:tcPr>
-          <w:p>
-            <w:pPr>
-              <w:spacing w:after="0" w:line="280"/>
-            </w:pPr>
-            <w:r>
-              <w:rPr>
-                <w:rFonts w:ascii="맑은 고딕" w:cs="맑은 고딕" w:eastAsia="맑은 고딕" w:hAnsi="맑은 고딕"/>
-                <w:sz w:val="18"/>
-                <w:szCs w:val="18"/>
-              </w:rPr>
-              <w:t xml:space="preserve">PPT 엔진</w:t>
-            </w:r>
-          </w:p>
-        </w:tc>
-        <w:tc>
-          <w:tcPr>
-            <w:tcW w:type="dxa" w:w="6960"/>
-            <w:tcBorders>
-              <w:top w:val="single" w:color="D5DAE2" w:sz="4"/>
-              <w:left w:val="single" w:color="D5DAE2" w:sz="4"/>
-              <w:bottom w:val="single" w:color="D5DAE2" w:sz="4"/>
-              <w:right w:val="single" w:color="D5DAE2" w:sz="4"/>
-            </w:tcBorders>
-            <w:tcMar>
-              <w:top w:type="dxa" w:w="52"/>
-              <w:left w:type="dxa" w:w="92"/>
-              <w:bottom w:type="dxa" w:w="52"/>
-              <w:right w:type="dxa" w:w="92"/>
-            </w:tcMar>
-          </w:tcPr>
-          <w:p>
-            <w:pPr>
-              <w:spacing w:after="0" w:line="280"/>
-            </w:pPr>
-            <w:r>
-              <w:rPr>
-                <w:rFonts w:ascii="맑은 고딕" w:cs="맑은 고딕" w:eastAsia="맑은 고딕" w:hAnsi="맑은 고딕"/>
-                <w:b w:val="false"/>
-                <w:bCs w:val="false"/>
-                <w:sz w:val="18"/>
-                <w:szCs w:val="18"/>
-              </w:rPr>
-              <w:t xml:space="preserve">app/ppt/ — ppt_engine(문서→덱), pptx_import(러프 PPT→덱), freeform_engine(코드 생성·자가수정), deck_lint(덱 결함 검사), thememgr(테마), render_deck.js(렌더)</w:t>
-            </w:r>
-          </w:p>
-        </w:tc>
-      </w:tr>
-      <w:tr>
-        <w:tc>
-          <w:tcPr>
-            <w:tcW w:type="dxa" w:w="2400"/>
-            <w:tcBorders>
-              <w:top w:val="single" w:color="D5DAE2" w:sz="4"/>
-              <w:left w:val="single" w:color="D5DAE2" w:sz="4"/>
-              <w:bottom w:val="single" w:color="D5DAE2" w:sz="4"/>
-              <w:right w:val="single" w:color="D5DAE2" w:sz="4"/>
-            </w:tcBorders>
-            <w:tcMar>
-              <w:top w:type="dxa" w:w="52"/>
-              <w:left w:type="dxa" w:w="92"/>
-              <w:bottom w:type="dxa" w:w="52"/>
-              <w:right w:type="dxa" w:w="92"/>
-            </w:tcMar>
-          </w:tcPr>
-          <w:p>
-            <w:pPr>
-              <w:spacing w:after="0" w:line="280"/>
-            </w:pPr>
-            <w:r>
-              <w:rPr>
-                <w:rFonts w:ascii="맑은 고딕" w:cs="맑은 고딕" w:eastAsia="맑은 고딕" w:hAnsi="맑은 고딕"/>
-                <w:sz w:val="18"/>
-                <w:szCs w:val="18"/>
-              </w:rPr>
-              <w:t xml:space="preserve">Excel 엔진</w:t>
-            </w:r>
-          </w:p>
-        </w:tc>
-        <w:tc>
-          <w:tcPr>
-            <w:tcW w:type="dxa" w:w="6960"/>
-            <w:tcBorders>
-              <w:top w:val="single" w:color="D5DAE2" w:sz="4"/>
-              <w:left w:val="single" w:color="D5DAE2" w:sz="4"/>
-              <w:bottom w:val="single" w:color="D5DAE2" w:sz="4"/>
-              <w:right w:val="single" w:color="D5DAE2" w:sz="4"/>
-            </w:tcBorders>
-            <w:tcMar>
-              <w:top w:type="dxa" w:w="52"/>
-              <w:left w:type="dxa" w:w="92"/>
-              <w:bottom w:type="dxa" w:w="52"/>
-              <w:right w:type="dxa" w:w="92"/>
-            </w:tcMar>
-          </w:tcPr>
-          <w:p>
-            <w:pPr>
-              <w:spacing w:after="0" w:line="280"/>
-            </w:pPr>
-            <w:r>
-              <w:rPr>
-                <w:rFonts w:ascii="맑은 고딕" w:cs="맑은 고딕" w:eastAsia="맑은 고딕" w:hAnsi="맑은 고딕"/>
-                <w:b w:val="false"/>
-                <w:bCs w:val="false"/>
-                <w:sz w:val="18"/>
-                <w:szCs w:val="18"/>
-              </w:rPr>
-              <w:t xml:space="preserve">src/excel/ — experiment_logger, excel_analysis, receipt_engine, llm_extractor, excel_updater</w:t>
-            </w:r>
-          </w:p>
-        </w:tc>
-      </w:tr>
-      <w:tr>
-        <w:tc>
-          <w:tcPr>
-            <w:tcW w:type="dxa" w:w="2400"/>
-            <w:tcBorders>
-              <w:top w:val="single" w:color="D5DAE2" w:sz="4"/>
-              <w:left w:val="single" w:color="D5DAE2" w:sz="4"/>
-              <w:bottom w:val="single" w:color="D5DAE2" w:sz="4"/>
-              <w:right w:val="single" w:color="D5DAE2" w:sz="4"/>
-            </w:tcBorders>
-            <w:tcMar>
-              <w:top w:type="dxa" w:w="52"/>
-              <w:left w:type="dxa" w:w="92"/>
-              <w:bottom w:type="dxa" w:w="52"/>
-              <w:right w:type="dxa" w:w="92"/>
-            </w:tcMar>
-          </w:tcPr>
-          <w:p>
-            <w:pPr>
-              <w:spacing w:after="0" w:line="280"/>
-            </w:pPr>
-            <w:r>
-              <w:rPr>
-                <w:rFonts w:ascii="맑은 고딕" w:cs="맑은 고딕" w:eastAsia="맑은 고딕" w:hAnsi="맑은 고딕"/>
-                <w:sz w:val="18"/>
-                <w:szCs w:val="18"/>
-              </w:rPr>
-              <w:t xml:space="preserve">벡터 엔진</w:t>
-            </w:r>
-          </w:p>
-        </w:tc>
-        <w:tc>
-          <w:tcPr>
-            <w:tcW w:type="dxa" w:w="6960"/>
-            <w:tcBorders>
-              <w:top w:val="single" w:color="D5DAE2" w:sz="4"/>
-              <w:left w:val="single" w:color="D5DAE2" w:sz="4"/>
-              <w:bottom w:val="single" w:color="D5DAE2" w:sz="4"/>
-              <w:right w:val="single" w:color="D5DAE2" w:sz="4"/>
-            </w:tcBorders>
-            <w:tcMar>
-              <w:top w:type="dxa" w:w="52"/>
-              <w:left w:type="dxa" w:w="92"/>
-              <w:bottom w:type="dxa" w:w="52"/>
-              <w:right w:type="dxa" w:w="92"/>
-            </w:tcMar>
-          </w:tcPr>
-          <w:p>
-            <w:pPr>
-              <w:spacing w:after="0" w:line="280"/>
-            </w:pPr>
-            <w:r>
-              <w:rPr>
-                <w:rFonts w:ascii="맑은 고딕" w:cs="맑은 고딕" w:eastAsia="맑은 고딕" w:hAnsi="맑은 고딕"/>
-                <w:b w:val="false"/>
-                <w:bCs w:val="false"/>
-                <w:sz w:val="18"/>
-                <w:szCs w:val="18"/>
-              </w:rPr>
-              <w:t xml:space="preserve">src/vector/ — vector_autotune(분류·튜닝), quality(품질 채점), svgmin(무손실 축소)</w:t>
-            </w:r>
-          </w:p>
-        </w:tc>
-      </w:tr>
-      <w:tr>
-        <w:tc>
-          <w:tcPr>
-            <w:tcW w:type="dxa" w:w="2400"/>
-            <w:tcBorders>
-              <w:top w:val="single" w:color="D5DAE2" w:sz="4"/>
-              <w:left w:val="single" w:color="D5DAE2" w:sz="4"/>
-              <w:bottom w:val="single" w:color="D5DAE2" w:sz="4"/>
-              <w:right w:val="single" w:color="D5DAE2" w:sz="4"/>
-            </w:tcBorders>
-            <w:tcMar>
-              <w:top w:type="dxa" w:w="52"/>
-              <w:left w:type="dxa" w:w="92"/>
-              <w:bottom w:type="dxa" w:w="52"/>
-              <w:right w:type="dxa" w:w="92"/>
-            </w:tcMar>
-          </w:tcPr>
-          <w:p>
-            <w:pPr>
-              <w:spacing w:after="0" w:line="280"/>
-            </w:pPr>
-            <w:r>
-              <w:rPr>
-                <w:rFonts w:ascii="맑은 고딕" w:cs="맑은 고딕" w:eastAsia="맑은 고딕" w:hAnsi="맑은 고딕"/>
-                <w:sz w:val="18"/>
-                <w:szCs w:val="18"/>
-              </w:rPr>
-              <w:t xml:space="preserve">LLM 계층</w:t>
-            </w:r>
-          </w:p>
-        </w:tc>
-        <w:tc>
-          <w:tcPr>
-            <w:tcW w:type="dxa" w:w="6960"/>
-            <w:tcBorders>
-              <w:top w:val="single" w:color="D5DAE2" w:sz="4"/>
-              <w:left w:val="single" w:color="D5DAE2" w:sz="4"/>
-              <w:bottom w:val="single" w:color="D5DAE2" w:sz="4"/>
-              <w:right w:val="single" w:color="D5DAE2" w:sz="4"/>
-            </w:tcBorders>
-            <w:tcMar>
-              <w:top w:type="dxa" w:w="52"/>
-              <w:left w:type="dxa" w:w="92"/>
-              <w:bottom w:type="dxa" w:w="52"/>
-              <w:right w:type="dxa" w:w="92"/>
-            </w:tcMar>
-          </w:tcPr>
-          <w:p>
-            <w:pPr>
-              <w:spacing w:after="0" w:line="280"/>
-            </w:pPr>
-            <w:r>
-              <w:rPr>
-                <w:rFonts w:ascii="맑은 고딕" w:cs="맑은 고딕" w:eastAsia="맑은 고딕" w:hAnsi="맑은 고딕"/>
-                <w:b w:val="false"/>
-                <w:bCs w:val="false"/>
-                <w:sz w:val="18"/>
-                <w:szCs w:val="18"/>
-              </w:rPr>
-              <w:t xml:space="preserve">src/common/llm_client.py — Groq · Ollama · OpenAI 통합 팩토리</w:t>
-            </w:r>
-          </w:p>
-        </w:tc>
-      </w:tr>
-    </w:tbl>
-    <w:p>
-      <w:pPr>
-        <w:pStyle w:val="Heading2"/>
-        <w:spacing w:after="110" w:before="240"/>
-      </w:pPr>
-      <w:r>
-        <w:rPr>
-          <w:rFonts w:ascii="맑은 고딕" w:cs="맑은 고딕" w:eastAsia="맑은 고딕" w:hAnsi="맑은 고딕"/>
-          <w:b/>
-          <w:bCs/>
-          <w:color w:val="0038A3"/>
-          <w:sz w:val="24"/>
-          <w:szCs w:val="24"/>
-        </w:rPr>
-        <w:t xml:space="preserve">4.2 기능 1 — PPT 자동 생성</w:t>
+        <w:t xml:space="preserve">4.1 PPT 자동 생성</w:t>
       </w:r>
     </w:p>
     <w:p>
@@ -5381,6 +4356,67 @@
     </w:tbl>
     <w:p>
       <w:pPr>
+        <w:spacing w:after="60" w:before="180"/>
+        <w:jc w:val="center"/>
+      </w:pPr>
+      <w:r>
+        <w:drawing>
+          <wp:inline distT="0" distB="0" distL="0" distR="0">
+            <wp:extent cx="5943600" cy="5629275"/>
+            <wp:effectExtent t="0" r="0" b="0" l="0"/>
+            <wp:docPr id="1" name="" descr="" title=""/>
+            <wp:cNvGraphicFramePr>
+              <a:graphicFrameLocks xmlns:a="http://schemas.openxmlformats.org/drawingml/2006/main" noChangeAspect="1"/>
+            </wp:cNvGraphicFramePr>
+            <a:graphic xmlns:a="http://schemas.openxmlformats.org/drawingml/2006/main">
+              <a:graphicData uri="http://schemas.openxmlformats.org/drawingml/2006/picture">
+                <pic:pic xmlns:pic="http://schemas.openxmlformats.org/drawingml/2006/picture">
+                  <pic:nvPicPr>
+                    <pic:cNvPr id="0" name="" descr=""/>
+                    <pic:cNvPicPr>
+                      <a:picLocks noChangeAspect="1" noChangeArrowheads="1"/>
+                    </pic:cNvPicPr>
+                  </pic:nvPicPr>
+                  <pic:blipFill>
+                    <a:blip r:embed="rId9" cstate="none"/>
+                    <a:srcRect/>
+                    <a:stretch>
+                      <a:fillRect/>
+                    </a:stretch>
+                  </pic:blipFill>
+                  <pic:spPr bwMode="auto">
+                    <a:xfrm>
+                      <a:off x="0" y="0"/>
+                      <a:ext cx="5943600" cy="5629275"/>
+                    </a:xfrm>
+                    <a:prstGeom prst="rect">
+                      <a:avLst/>
+                    </a:prstGeom>
+                  </pic:spPr>
+                </pic:pic>
+              </a:graphicData>
+            </a:graphic>
+          </wp:inline>
+        </w:drawing>
+      </w:r>
+    </w:p>
+    <w:p>
+      <w:pPr>
+        <w:spacing w:after="220"/>
+        <w:jc w:val="center"/>
+      </w:pPr>
+      <w:r>
+        <w:rPr>
+          <w:rFonts w:ascii="맑은 고딕" w:cs="맑은 고딕" w:eastAsia="맑은 고딕" w:hAnsi="맑은 고딕"/>
+          <w:color w:val="5A6472"/>
+          <w:sz w:val="17"/>
+          <w:szCs w:val="17"/>
+        </w:rPr>
+        <w:t xml:space="preserve">그림 2. PPT 생성 파이프라인 — 모델 급에 따라 두 경로로 갈린다</w:t>
+      </w:r>
+    </w:p>
+    <w:p>
+      <w:pPr>
         <w:pStyle w:val="Heading3"/>
         <w:spacing w:after="80" w:before="180"/>
       </w:pPr>
@@ -5406,7 +4442,273 @@
           <w:sz w:val="20"/>
           <w:szCs w:val="20"/>
         </w:rPr>
-        <w:t xml:space="preserve">네 모드가 공유하는 입력 폼으로, 발표 목적·비율·컬러·배경·폰트·참고자료·자유 디렉션을 항목별로 입력받는다. 입력값은 두 경로로 생성에 반영된다.</w:t>
+        <w:t xml:space="preserve">네 모드가 공유하는 입력 폼으로 발표 목적·비율·컬러·배경·폰트·참고자료·자유 디렉션을 받는다. 색·폰트·배경은 임시 테마가 되어 렌더러에 직접 전달되고, 목적·디렉션·참고자료 본문은 디자인 브리프로 묶여 LLM 프롬프트에 주입된다. 참고 이미지를 첨부하면 대표 색을 추출해 강조색·배경색·글자색을 자동 배색한다.</w:t>
+      </w:r>
+    </w:p>
+    <w:p>
+      <w:pPr>
+        <w:spacing w:after="100" w:before="0" w:line="264"/>
+      </w:pPr>
+      <w:r>
+        <w:rPr>
+          <w:rFonts w:ascii="맑은 고딕" w:cs="맑은 고딕" w:eastAsia="맑은 고딕" w:hAnsi="맑은 고딕"/>
+          <w:sz w:val="20"/>
+          <w:szCs w:val="20"/>
+        </w:rPr>
+        <w:t xml:space="preserve">지원 레이아웃은 표지, 목차, 본문 불릿, 지표 카드, 2열 비교와 도넛 차트, 막대+추세선 차트, 이미지 배치, 그라데이션 배경, 마무리 슬라이드다. 텍스트 분량에 맞춰 폰트 크기를 자동 계산해 박스 밖으로 넘치지 않게 처리한다.</w:t>
+      </w:r>
+    </w:p>
+    <w:p>
+      <w:pPr>
+        <w:pStyle w:val="Heading2"/>
+        <w:spacing w:after="110" w:before="240"/>
+      </w:pPr>
+      <w:r>
+        <w:rPr>
+          <w:rFonts w:ascii="맑은 고딕" w:cs="맑은 고딕" w:eastAsia="맑은 고딕" w:hAnsi="맑은 고딕"/>
+          <w:b/>
+          <w:bCs/>
+          <w:color w:val="0038A3"/>
+          <w:sz w:val="24"/>
+          <w:szCs w:val="24"/>
+        </w:rPr>
+        <w:t xml:space="preserve">4.2 Excel 업무 자동화</w:t>
+      </w:r>
+    </w:p>
+    <w:p>
+      <w:pPr>
+        <w:spacing w:after="100" w:before="0" w:line="264"/>
+      </w:pPr>
+      <w:r>
+        <w:rPr>
+          <w:rFonts w:ascii="맑은 고딕" w:cs="맑은 고딕" w:eastAsia="맑은 고딕" w:hAnsi="맑은 고딕"/>
+          <w:sz w:val="20"/>
+          <w:szCs w:val="20"/>
+        </w:rPr>
+        <w:t xml:space="preserve">반복 비중이 큰 세 가지 작업을 자동화했다. 어느 경우에도 기존 수식과 차트는 손상되지 않는다.</w:t>
+      </w:r>
+    </w:p>
+    <w:p>
+      <w:pPr>
+        <w:spacing w:after="60" w:before="180"/>
+        <w:jc w:val="center"/>
+      </w:pPr>
+      <w:r>
+        <w:drawing>
+          <wp:inline distT="0" distB="0" distL="0" distR="0">
+            <wp:extent cx="5943600" cy="2895600"/>
+            <wp:effectExtent t="0" r="0" b="0" l="0"/>
+            <wp:docPr id="1" name="" descr="" title=""/>
+            <wp:cNvGraphicFramePr>
+              <a:graphicFrameLocks xmlns:a="http://schemas.openxmlformats.org/drawingml/2006/main" noChangeAspect="1"/>
+            </wp:cNvGraphicFramePr>
+            <a:graphic xmlns:a="http://schemas.openxmlformats.org/drawingml/2006/main">
+              <a:graphicData uri="http://schemas.openxmlformats.org/drawingml/2006/picture">
+                <pic:pic xmlns:pic="http://schemas.openxmlformats.org/drawingml/2006/picture">
+                  <pic:nvPicPr>
+                    <pic:cNvPr id="0" name="" descr=""/>
+                    <pic:cNvPicPr>
+                      <a:picLocks noChangeAspect="1" noChangeArrowheads="1"/>
+                    </pic:cNvPicPr>
+                  </pic:nvPicPr>
+                  <pic:blipFill>
+                    <a:blip r:embed="rId10" cstate="none"/>
+                    <a:srcRect/>
+                    <a:stretch>
+                      <a:fillRect/>
+                    </a:stretch>
+                  </pic:blipFill>
+                  <pic:spPr bwMode="auto">
+                    <a:xfrm>
+                      <a:off x="0" y="0"/>
+                      <a:ext cx="5943600" cy="2895600"/>
+                    </a:xfrm>
+                    <a:prstGeom prst="rect">
+                      <a:avLst/>
+                    </a:prstGeom>
+                  </pic:spPr>
+                </pic:pic>
+              </a:graphicData>
+            </a:graphic>
+          </wp:inline>
+        </w:drawing>
+      </w:r>
+    </w:p>
+    <w:p>
+      <w:pPr>
+        <w:spacing w:after="220"/>
+        <w:jc w:val="center"/>
+      </w:pPr>
+      <w:r>
+        <w:rPr>
+          <w:rFonts w:ascii="맑은 고딕" w:cs="맑은 고딕" w:eastAsia="맑은 고딕" w:hAnsi="맑은 고딕"/>
+          <w:color w:val="5A6472"/>
+          <w:sz w:val="17"/>
+          <w:szCs w:val="17"/>
+        </w:rPr>
+        <w:t xml:space="preserve">그림 3. Excel 자동화 3종</w:t>
+      </w:r>
+    </w:p>
+    <w:p>
+      <w:pPr>
+        <w:spacing w:after="100" w:before="0" w:line="264"/>
+      </w:pPr>
+      <w:r>
+        <w:rPr>
+          <w:rFonts w:ascii="맑은 고딕" w:cs="맑은 고딕" w:eastAsia="맑은 고딕" w:hAnsi="맑은 고딕"/>
+          <w:sz w:val="20"/>
+          <w:szCs w:val="20"/>
+        </w:rPr>
+        <w:t xml:space="preserve">실험 기록은 </w:t>
+      </w:r>
+      <w:r>
+        <w:rPr>
+          <w:rFonts w:ascii="맑은 고딕" w:cs="맑은 고딕" w:eastAsia="맑은 고딕" w:hAnsi="맑은 고딕"/>
+          <w:b/>
+          <w:bCs/>
+          <w:sz w:val="20"/>
+          <w:szCs w:val="20"/>
+        </w:rPr>
+        <w:t xml:space="preserve">로거 한 줄</w:t>
+      </w:r>
+      <w:r>
+        <w:rPr>
+          <w:rFonts w:ascii="맑은 고딕" w:cs="맑은 고딕" w:eastAsia="맑은 고딕" w:hAnsi="맑은 고딕"/>
+          <w:sz w:val="20"/>
+          <w:szCs w:val="20"/>
+        </w:rPr>
+        <w:t xml:space="preserve">만 넣으면 되도록 만들었다. Python은 gamba_log.py를, C/C++·아두이노는 의존성 없는 단일 헤더 gamba_log.h를 제공해 임베디드 환경에서도 동일하게 쓸 수 있다. 자연어로 대시보드 셀을 고치는 기능도 엔진은 완성되어 자동 테스트를 통과했으나, 현재 UI에는 노출하지 않고 코드로 보존 중이다.</w:t>
+      </w:r>
+    </w:p>
+    <w:p>
+      <w:pPr>
+        <w:pStyle w:val="Heading2"/>
+        <w:spacing w:after="110" w:before="240"/>
+      </w:pPr>
+      <w:r>
+        <w:rPr>
+          <w:rFonts w:ascii="맑은 고딕" w:cs="맑은 고딕" w:eastAsia="맑은 고딕" w:hAnsi="맑은 고딕"/>
+          <w:b/>
+          <w:bCs/>
+          <w:color w:val="0038A3"/>
+          <w:sz w:val="24"/>
+          <w:szCs w:val="24"/>
+        </w:rPr>
+        <w:t xml:space="preserve">4.3 SVG 벡터 변환</w:t>
+      </w:r>
+    </w:p>
+    <w:p>
+      <w:pPr>
+        <w:spacing w:after="100" w:before="0" w:line="264"/>
+      </w:pPr>
+      <w:r>
+        <w:rPr>
+          <w:rFonts w:ascii="맑은 고딕" w:cs="맑은 고딕" w:eastAsia="맑은 고딕" w:hAnsi="맑은 고딕"/>
+          <w:sz w:val="20"/>
+          <w:szCs w:val="20"/>
+        </w:rPr>
+        <w:t xml:space="preserve">발표자료와 기술 문서에 들어가는 도식·로고를 해상도 손실 없는 벡터로 변환한다. 검증된 오픈소스 세 개가 전처리·변환·검증 단계를 각각 맡고, 무엇을 어떤 설정으로 시도하고 무엇을 채택할지는 자체 코드가 정한다. 변환은 별도 프로세스에서 실행되어 언제든 중지할 수 있다.</w:t>
+      </w:r>
+    </w:p>
+    <w:p>
+      <w:pPr>
+        <w:spacing w:after="60" w:before="180"/>
+        <w:jc w:val="center"/>
+      </w:pPr>
+      <w:r>
+        <w:drawing>
+          <wp:inline distT="0" distB="0" distL="0" distR="0">
+            <wp:extent cx="5943600" cy="4924425"/>
+            <wp:effectExtent t="0" r="0" b="0" l="0"/>
+            <wp:docPr id="1" name="" descr="" title=""/>
+            <wp:cNvGraphicFramePr>
+              <a:graphicFrameLocks xmlns:a="http://schemas.openxmlformats.org/drawingml/2006/main" noChangeAspect="1"/>
+            </wp:cNvGraphicFramePr>
+            <a:graphic xmlns:a="http://schemas.openxmlformats.org/drawingml/2006/main">
+              <a:graphicData uri="http://schemas.openxmlformats.org/drawingml/2006/picture">
+                <pic:pic xmlns:pic="http://schemas.openxmlformats.org/drawingml/2006/picture">
+                  <pic:nvPicPr>
+                    <pic:cNvPr id="0" name="" descr=""/>
+                    <pic:cNvPicPr>
+                      <a:picLocks noChangeAspect="1" noChangeArrowheads="1"/>
+                    </pic:cNvPicPr>
+                  </pic:nvPicPr>
+                  <pic:blipFill>
+                    <a:blip r:embed="rId11" cstate="none"/>
+                    <a:srcRect/>
+                    <a:stretch>
+                      <a:fillRect/>
+                    </a:stretch>
+                  </pic:blipFill>
+                  <pic:spPr bwMode="auto">
+                    <a:xfrm>
+                      <a:off x="0" y="0"/>
+                      <a:ext cx="5943600" cy="4924425"/>
+                    </a:xfrm>
+                    <a:prstGeom prst="rect">
+                      <a:avLst/>
+                    </a:prstGeom>
+                  </pic:spPr>
+                </pic:pic>
+              </a:graphicData>
+            </a:graphic>
+          </wp:inline>
+        </w:drawing>
+      </w:r>
+    </w:p>
+    <w:p>
+      <w:pPr>
+        <w:spacing w:after="220"/>
+        <w:jc w:val="center"/>
+      </w:pPr>
+      <w:r>
+        <w:rPr>
+          <w:rFonts w:ascii="맑은 고딕" w:cs="맑은 고딕" w:eastAsia="맑은 고딕" w:hAnsi="맑은 고딕"/>
+          <w:color w:val="5A6472"/>
+          <w:sz w:val="17"/>
+          <w:szCs w:val="17"/>
+        </w:rPr>
+        <w:t xml:space="preserve">그림 4. SVG 변환 파이프라인 — 오픈소스 3개 조합</w:t>
+      </w:r>
+    </w:p>
+    <w:p>
+      <w:pPr>
+        <w:spacing w:after="100" w:before="0" w:line="264"/>
+      </w:pPr>
+      <w:r>
+        <w:rPr>
+          <w:rFonts w:ascii="맑은 고딕" w:cs="맑은 고딕" w:eastAsia="맑은 고딕" w:hAnsi="맑은 고딕"/>
+          <w:b/>
+          <w:bCs/>
+          <w:sz w:val="20"/>
+          <w:szCs w:val="20"/>
+        </w:rPr>
+        <w:t xml:space="preserve">사진에 대한 정직한 안내: </w:t>
+      </w:r>
+      <w:r>
+        <w:rPr>
+          <w:rFonts w:ascii="맑은 고딕" w:cs="맑은 고딕" w:eastAsia="맑은 고딕" w:hAnsi="맑은 고딕"/>
+          <w:sz w:val="20"/>
+          <w:szCs w:val="20"/>
+        </w:rPr>
+        <w:t xml:space="preserve">사진을 벡터로 바꾸면 색 경계를 전부 좌표로 저장하므로 원본보다 파일이 커지고 디테일은 떨어진다. 앱은 결과가 원본의 두 배를 넘으면 원본 사용을 권고한다. 로고와 도식은 원본에 가까운 품질로 더 작은 용량으로 나온다.</w:t>
+      </w:r>
+    </w:p>
+    <w:p>
+      <w:pPr>
+        <w:pStyle w:val="Heading2"/>
+        <w:spacing w:after="110" w:before="240"/>
+      </w:pPr>
+      <w:r>
+        <w:rPr>
+          <w:rFonts w:ascii="맑은 고딕" w:cs="맑은 고딕" w:eastAsia="맑은 고딕" w:hAnsi="맑은 고딕"/>
+          <w:b/>
+          <w:bCs/>
+          <w:color w:val="0038A3"/>
+          <w:sz w:val="24"/>
+          <w:szCs w:val="24"/>
+        </w:rPr>
+        <w:t xml:space="preserve">4.4 공통 인프라</w:t>
       </w:r>
     </w:p>
     <w:p>
@@ -5421,10 +4723,20 @@
       <w:r>
         <w:rPr>
           <w:rFonts w:ascii="맑은 고딕" w:cs="맑은 고딕" w:eastAsia="맑은 고딕" w:hAnsi="맑은 고딕"/>
+          <w:b/>
+          <w:bCs/>
           <w:sz w:val="20"/>
           <w:szCs w:val="20"/>
         </w:rPr>
-        <w:t xml:space="preserve">색·폰트·배경·그라데이션 → 임시 테마로 변환되어 렌더러에 직접 전달</w:t>
+        <w:t xml:space="preserve">LLM 백엔드 통합: </w:t>
+      </w:r>
+      <w:r>
+        <w:rPr>
+          <w:rFonts w:ascii="맑은 고딕" w:cs="맑은 고딕" w:eastAsia="맑은 고딕" w:hAnsi="맑은 고딕"/>
+          <w:sz w:val="20"/>
+          <w:szCs w:val="20"/>
+        </w:rPr>
+        <w:t xml:space="preserve">Groq(llama-3.3-70b-versatile 기본, qwen-2.5-coder-32b·deepseek-r1 선택 가능) · Ollama(qwen2.5 7b/3b) · OpenAI를 하나의 팩토리로 통합. 사이드바에서 프로바이더와 모델을 즉시 교체할 수 있으며, 모델 목록은 API에서 실시간 조회해 폐기된 모델로 인한 오류를 방지한다.</w:t>
       </w:r>
     </w:p>
     <w:p>
@@ -5439,10 +4751,20 @@
       <w:r>
         <w:rPr>
           <w:rFonts w:ascii="맑은 고딕" w:cs="맑은 고딕" w:eastAsia="맑은 고딕" w:hAnsi="맑은 고딕"/>
+          <w:b/>
+          <w:bCs/>
           <w:sz w:val="20"/>
           <w:szCs w:val="20"/>
         </w:rPr>
-        <w:t xml:space="preserve">목적·자유 디렉션·참고자료 본문 → 디자인 브리프로 묶여 LLM 프롬프트에 주입</w:t>
+        <w:t xml:space="preserve">테마 시스템: </w:t>
+      </w:r>
+      <w:r>
+        <w:rPr>
+          <w:rFonts w:ascii="맑은 고딕" w:cs="맑은 고딕" w:eastAsia="맑은 고딕" w:hAnsi="맑은 고딕"/>
+          <w:sz w:val="20"/>
+          <w:szCs w:val="20"/>
+        </w:rPr>
+        <w:t xml:space="preserve">내장 테마(gamba / light / none)에 더해 커스텀 테마 업로드·제작을 지원한다. 테마는 JSON 파일로 저장되어 팀원 간 공유가 가능하다.</w:t>
       </w:r>
     </w:p>
     <w:p>
@@ -5457,527 +4779,12 @@
       <w:r>
         <w:rPr>
           <w:rFonts w:ascii="맑은 고딕" w:cs="맑은 고딕" w:eastAsia="맑은 고딕" w:hAnsi="맑은 고딕"/>
-          <w:sz w:val="20"/>
-          <w:szCs w:val="20"/>
-        </w:rPr>
-        <w:t xml:space="preserve">참고 이미지를 첨부하면 Pillow 색 양자화로 대표 색을 추출해 강조색·배경색·글자색을 자동 배색</w:t>
-      </w:r>
-    </w:p>
-    <w:p>
-      <w:pPr>
-        <w:pStyle w:val="Heading3"/>
-        <w:spacing w:after="80" w:before="180"/>
-      </w:pPr>
-      <w:r>
-        <w:rPr>
-          <w:rFonts w:ascii="맑은 고딕" w:cs="맑은 고딕" w:eastAsia="맑은 고딕" w:hAnsi="맑은 고딕"/>
-          <w:b/>
-          <w:bCs/>
-          <w:color w:val="2B3440"/>
-          <w:sz w:val="21"/>
-          <w:szCs w:val="21"/>
-        </w:rPr>
-        <w:t xml:space="preserve">지원 레이아웃</w:t>
-      </w:r>
-    </w:p>
-    <w:p>
-      <w:pPr>
-        <w:spacing w:after="100" w:before="0" w:line="264"/>
-      </w:pPr>
-      <w:r>
-        <w:rPr>
-          <w:rFonts w:ascii="맑은 고딕" w:cs="맑은 고딕" w:eastAsia="맑은 고딕" w:hAnsi="맑은 고딕"/>
-          <w:sz w:val="20"/>
-          <w:szCs w:val="20"/>
-        </w:rPr>
-        <w:t xml:space="preserve">표지, 목차, 본문 불릿, 지표 카드(metrics), 2열 비교(compare)와 도넛 차트, 막대+추세선 차트, 이미지 배치, 그라데이션 배경, 마무리 슬라이드. 텍스트 분량에 맞춰 폰트 크기를 자동 계산하여 박스 밖으로 넘치지 않게 처리한다.</w:t>
-      </w:r>
-    </w:p>
-    <w:p>
-      <w:pPr>
-        <w:pStyle w:val="Heading2"/>
-        <w:spacing w:after="110" w:before="240"/>
-      </w:pPr>
-      <w:r>
-        <w:rPr>
-          <w:rFonts w:ascii="맑은 고딕" w:cs="맑은 고딕" w:eastAsia="맑은 고딕" w:hAnsi="맑은 고딕"/>
-          <w:b/>
-          <w:bCs/>
-          <w:color w:val="0038A3"/>
-          <w:sz w:val="24"/>
-          <w:szCs w:val="24"/>
-        </w:rPr>
-        <w:t xml:space="preserve">4.3 기능 2 — Excel 업무 자동화</w:t>
-      </w:r>
-    </w:p>
-    <w:tbl>
-      <w:tblPr>
-        <w:tblW w:type="dxa" w:w="9360"/>
-        <w:tblBorders>
-          <w:top w:val="single" w:color="auto" w:sz="4"/>
-          <w:left w:val="single" w:color="auto" w:sz="4"/>
-          <w:bottom w:val="single" w:color="auto" w:sz="4"/>
-          <w:right w:val="single" w:color="auto" w:sz="4"/>
-          <w:insideH w:val="single" w:color="auto" w:sz="4"/>
-          <w:insideV w:val="single" w:color="auto" w:sz="4"/>
-        </w:tblBorders>
-      </w:tblPr>
-      <w:tblGrid>
-        <w:gridCol w:w="2400"/>
-        <w:gridCol w:w="6960"/>
-      </w:tblGrid>
-      <w:tr>
-        <w:trPr>
-          <w:tblHeader/>
-        </w:trPr>
-        <w:tc>
-          <w:tcPr>
-            <w:tcW w:type="dxa" w:w="2400"/>
-            <w:tcBorders>
-              <w:top w:val="single" w:color="D5DAE2" w:sz="4"/>
-              <w:left w:val="single" w:color="D5DAE2" w:sz="4"/>
-              <w:bottom w:val="single" w:color="D5DAE2" w:sz="4"/>
-              <w:right w:val="single" w:color="D5DAE2" w:sz="4"/>
-            </w:tcBorders>
-            <w:shd w:fill="EDF1F7" w:val="clear"/>
-            <w:tcMar>
-              <w:top w:type="dxa" w:w="52"/>
-              <w:left w:type="dxa" w:w="92"/>
-              <w:bottom w:type="dxa" w:w="52"/>
-              <w:right w:type="dxa" w:w="92"/>
-            </w:tcMar>
-          </w:tcPr>
-          <w:p>
-            <w:pPr>
-              <w:spacing w:after="0" w:line="280"/>
-            </w:pPr>
-            <w:r>
-              <w:rPr>
-                <w:rFonts w:ascii="맑은 고딕" w:cs="맑은 고딕" w:eastAsia="맑은 고딕" w:hAnsi="맑은 고딕"/>
-                <w:b/>
-                <w:bCs/>
-                <w:color w:val="123979"/>
-                <w:sz w:val="18"/>
-                <w:szCs w:val="18"/>
-              </w:rPr>
-              <w:t xml:space="preserve">기능</w:t>
-            </w:r>
-          </w:p>
-        </w:tc>
-        <w:tc>
-          <w:tcPr>
-            <w:tcW w:type="dxa" w:w="6960"/>
-            <w:tcBorders>
-              <w:top w:val="single" w:color="D5DAE2" w:sz="4"/>
-              <w:left w:val="single" w:color="D5DAE2" w:sz="4"/>
-              <w:bottom w:val="single" w:color="D5DAE2" w:sz="4"/>
-              <w:right w:val="single" w:color="D5DAE2" w:sz="4"/>
-            </w:tcBorders>
-            <w:shd w:fill="EDF1F7" w:val="clear"/>
-            <w:tcMar>
-              <w:top w:type="dxa" w:w="52"/>
-              <w:left w:type="dxa" w:w="92"/>
-              <w:bottom w:type="dxa" w:w="52"/>
-              <w:right w:type="dxa" w:w="92"/>
-            </w:tcMar>
-          </w:tcPr>
-          <w:p>
-            <w:pPr>
-              <w:spacing w:after="0" w:line="280"/>
-            </w:pPr>
-            <w:r>
-              <w:rPr>
-                <w:rFonts w:ascii="맑은 고딕" w:cs="맑은 고딕" w:eastAsia="맑은 고딕" w:hAnsi="맑은 고딕"/>
-                <w:b/>
-                <w:bCs/>
-                <w:color w:val="123979"/>
-                <w:sz w:val="18"/>
-                <w:szCs w:val="18"/>
-              </w:rPr>
-              <w:t xml:space="preserve">내용</w:t>
-            </w:r>
-          </w:p>
-        </w:tc>
-      </w:tr>
-      <w:tr>
-        <w:tc>
-          <w:tcPr>
-            <w:tcW w:type="dxa" w:w="2400"/>
-            <w:tcBorders>
-              <w:top w:val="single" w:color="D5DAE2" w:sz="4"/>
-              <w:left w:val="single" w:color="D5DAE2" w:sz="4"/>
-              <w:bottom w:val="single" w:color="D5DAE2" w:sz="4"/>
-              <w:right w:val="single" w:color="D5DAE2" w:sz="4"/>
-            </w:tcBorders>
-            <w:tcMar>
-              <w:top w:type="dxa" w:w="52"/>
-              <w:left w:type="dxa" w:w="92"/>
-              <w:bottom w:type="dxa" w:w="52"/>
-              <w:right w:type="dxa" w:w="92"/>
-            </w:tcMar>
-          </w:tcPr>
-          <w:p>
-            <w:pPr>
-              <w:spacing w:after="0" w:line="280"/>
-            </w:pPr>
-            <w:r>
-              <w:rPr>
-                <w:rFonts w:ascii="맑은 고딕" w:cs="맑은 고딕" w:eastAsia="맑은 고딕" w:hAnsi="맑은 고딕"/>
-                <w:sz w:val="18"/>
-                <w:szCs w:val="18"/>
-              </w:rPr>
-              <w:t xml:space="preserve">실험 기록 자동화</w:t>
-            </w:r>
-          </w:p>
-        </w:tc>
-        <w:tc>
-          <w:tcPr>
-            <w:tcW w:type="dxa" w:w="6960"/>
-            <w:tcBorders>
-              <w:top w:val="single" w:color="D5DAE2" w:sz="4"/>
-              <w:left w:val="single" w:color="D5DAE2" w:sz="4"/>
-              <w:bottom w:val="single" w:color="D5DAE2" w:sz="4"/>
-              <w:right w:val="single" w:color="D5DAE2" w:sz="4"/>
-            </w:tcBorders>
-            <w:tcMar>
-              <w:top w:type="dxa" w:w="52"/>
-              <w:left w:type="dxa" w:w="92"/>
-              <w:bottom w:type="dxa" w:w="52"/>
-              <w:right w:type="dxa" w:w="92"/>
-            </w:tcMar>
-          </w:tcPr>
-          <w:p>
-            <w:pPr>
-              <w:spacing w:after="60" w:line="280"/>
-            </w:pPr>
-            <w:r>
-              <w:rPr>
-                <w:rFonts w:ascii="맑은 고딕" w:cs="맑은 고딕" w:eastAsia="맑은 고딕" w:hAnsi="맑은 고딕"/>
-                <w:b w:val="false"/>
-                <w:bCs w:val="false"/>
-                <w:sz w:val="18"/>
-                <w:szCs w:val="18"/>
-              </w:rPr>
-              <w:t xml:space="preserve">실험 스크립트에 로거 한 줄을 넣으면 실행 결과가 트래커 엑셀에 누적되고 차트가 자동 갱신된다.</w:t>
-            </w:r>
-          </w:p>
-          <w:p>
-            <w:pPr>
-              <w:spacing w:after="0" w:line="280"/>
-            </w:pPr>
-            <w:r>
-              <w:rPr>
-                <w:rFonts w:ascii="맑은 고딕" w:cs="맑은 고딕" w:eastAsia="맑은 고딕" w:hAnsi="맑은 고딕"/>
-                <w:b w:val="false"/>
-                <w:bCs w:val="false"/>
-                <w:sz w:val="18"/>
-                <w:szCs w:val="18"/>
-              </w:rPr>
-              <w:t xml:space="preserve">Python은 gamba_log.py, C/C++·아두이노는 의존성 없는 단일 헤더 gamba_log.h를 제공해 임베디드 환경에서도 동일하게 쓸 수 있다.</w:t>
-            </w:r>
-          </w:p>
-        </w:tc>
-      </w:tr>
-      <w:tr>
-        <w:tc>
-          <w:tcPr>
-            <w:tcW w:type="dxa" w:w="2400"/>
-            <w:tcBorders>
-              <w:top w:val="single" w:color="D5DAE2" w:sz="4"/>
-              <w:left w:val="single" w:color="D5DAE2" w:sz="4"/>
-              <w:bottom w:val="single" w:color="D5DAE2" w:sz="4"/>
-              <w:right w:val="single" w:color="D5DAE2" w:sz="4"/>
-            </w:tcBorders>
-            <w:tcMar>
-              <w:top w:type="dxa" w:w="52"/>
-              <w:left w:type="dxa" w:w="92"/>
-              <w:bottom w:type="dxa" w:w="52"/>
-              <w:right w:type="dxa" w:w="92"/>
-            </w:tcMar>
-          </w:tcPr>
-          <w:p>
-            <w:pPr>
-              <w:spacing w:after="0" w:line="280"/>
-            </w:pPr>
-            <w:r>
-              <w:rPr>
-                <w:rFonts w:ascii="맑은 고딕" w:cs="맑은 고딕" w:eastAsia="맑은 고딕" w:hAnsi="맑은 고딕"/>
-                <w:sz w:val="18"/>
-                <w:szCs w:val="18"/>
-              </w:rPr>
-              <w:t xml:space="preserve">데이터 분석·차트</w:t>
-            </w:r>
-          </w:p>
-        </w:tc>
-        <w:tc>
-          <w:tcPr>
-            <w:tcW w:type="dxa" w:w="6960"/>
-            <w:tcBorders>
-              <w:top w:val="single" w:color="D5DAE2" w:sz="4"/>
-              <w:left w:val="single" w:color="D5DAE2" w:sz="4"/>
-              <w:bottom w:val="single" w:color="D5DAE2" w:sz="4"/>
-              <w:right w:val="single" w:color="D5DAE2" w:sz="4"/>
-            </w:tcBorders>
-            <w:tcMar>
-              <w:top w:type="dxa" w:w="52"/>
-              <w:left w:type="dxa" w:w="92"/>
-              <w:bottom w:type="dxa" w:w="52"/>
-              <w:right w:type="dxa" w:w="92"/>
-            </w:tcMar>
-          </w:tcPr>
-          <w:p>
-            <w:pPr>
-              <w:spacing w:after="60" w:line="280"/>
-            </w:pPr>
-            <w:r>
-              <w:rPr>
-                <w:rFonts w:ascii="맑은 고딕" w:cs="맑은 고딕" w:eastAsia="맑은 고딕" w:hAnsi="맑은 고딕"/>
-                <w:b w:val="false"/>
-                <w:bCs w:val="false"/>
-                <w:sz w:val="18"/>
-                <w:szCs w:val="18"/>
-              </w:rPr>
-              <w:t xml:space="preserve">pandas로 엑셀을 읽어 LLM이 요약·추세·이상치를 정리하고 차트를 생성한다.</w:t>
-            </w:r>
-          </w:p>
-          <w:p>
-            <w:pPr>
-              <w:spacing w:after="0" w:line="280"/>
-            </w:pPr>
-            <w:r>
-              <w:rPr>
-                <w:rFonts w:ascii="맑은 고딕" w:cs="맑은 고딕" w:eastAsia="맑은 고딕" w:hAnsi="맑은 고딕"/>
-                <w:b w:val="false"/>
-                <w:bCs w:val="false"/>
-                <w:sz w:val="18"/>
-                <w:szCs w:val="18"/>
-              </w:rPr>
-              <w:t xml:space="preserve">표의 헤더가 1행이 아닌 실무형 시트도 구조를 자동 인식한다.</w:t>
-            </w:r>
-          </w:p>
-        </w:tc>
-      </w:tr>
-      <w:tr>
-        <w:tc>
-          <w:tcPr>
-            <w:tcW w:type="dxa" w:w="2400"/>
-            <w:tcBorders>
-              <w:top w:val="single" w:color="D5DAE2" w:sz="4"/>
-              <w:left w:val="single" w:color="D5DAE2" w:sz="4"/>
-              <w:bottom w:val="single" w:color="D5DAE2" w:sz="4"/>
-              <w:right w:val="single" w:color="D5DAE2" w:sz="4"/>
-            </w:tcBorders>
-            <w:tcMar>
-              <w:top w:type="dxa" w:w="52"/>
-              <w:left w:type="dxa" w:w="92"/>
-              <w:bottom w:type="dxa" w:w="52"/>
-              <w:right w:type="dxa" w:w="92"/>
-            </w:tcMar>
-          </w:tcPr>
-          <w:p>
-            <w:pPr>
-              <w:spacing w:after="0" w:line="280"/>
-            </w:pPr>
-            <w:r>
-              <w:rPr>
-                <w:rFonts w:ascii="맑은 고딕" w:cs="맑은 고딕" w:eastAsia="맑은 고딕" w:hAnsi="맑은 고딕"/>
-                <w:sz w:val="18"/>
-                <w:szCs w:val="18"/>
-              </w:rPr>
-              <w:t xml:space="preserve">간이 영수증 작성</w:t>
-            </w:r>
-          </w:p>
-        </w:tc>
-        <w:tc>
-          <w:tcPr>
-            <w:tcW w:type="dxa" w:w="6960"/>
-            <w:tcBorders>
-              <w:top w:val="single" w:color="D5DAE2" w:sz="4"/>
-              <w:left w:val="single" w:color="D5DAE2" w:sz="4"/>
-              <w:bottom w:val="single" w:color="D5DAE2" w:sz="4"/>
-              <w:right w:val="single" w:color="D5DAE2" w:sz="4"/>
-            </w:tcBorders>
-            <w:tcMar>
-              <w:top w:type="dxa" w:w="52"/>
-              <w:left w:type="dxa" w:w="92"/>
-              <w:bottom w:type="dxa" w:w="52"/>
-              <w:right w:type="dxa" w:w="92"/>
-            </w:tcMar>
-          </w:tcPr>
-          <w:p>
-            <w:pPr>
-              <w:spacing w:after="0" w:line="280"/>
-            </w:pPr>
-            <w:r>
-              <w:rPr>
-                <w:rFonts w:ascii="맑은 고딕" w:cs="맑은 고딕" w:eastAsia="맑은 고딕" w:hAnsi="맑은 고딕"/>
-                <w:b w:val="false"/>
-                <w:bCs w:val="false"/>
-                <w:sz w:val="18"/>
-                <w:szCs w:val="18"/>
-              </w:rPr>
-              <w:t xml:space="preserve">자연어로 적은 결제 내역을 LLM이 파싱해 사내 표준 영수증 양식에 채워 넣는다. 합계 수식은 보존된다.</w:t>
-            </w:r>
-          </w:p>
-        </w:tc>
-      </w:tr>
-      <w:tr>
-        <w:tc>
-          <w:tcPr>
-            <w:tcW w:type="dxa" w:w="2400"/>
-            <w:tcBorders>
-              <w:top w:val="single" w:color="D5DAE2" w:sz="4"/>
-              <w:left w:val="single" w:color="D5DAE2" w:sz="4"/>
-              <w:bottom w:val="single" w:color="D5DAE2" w:sz="4"/>
-              <w:right w:val="single" w:color="D5DAE2" w:sz="4"/>
-            </w:tcBorders>
-            <w:tcMar>
-              <w:top w:type="dxa" w:w="52"/>
-              <w:left w:type="dxa" w:w="92"/>
-              <w:bottom w:type="dxa" w:w="52"/>
-              <w:right w:type="dxa" w:w="92"/>
-            </w:tcMar>
-          </w:tcPr>
-          <w:p>
-            <w:pPr>
-              <w:spacing w:after="0" w:line="280"/>
-            </w:pPr>
-            <w:r>
-              <w:rPr>
-                <w:rFonts w:ascii="맑은 고딕" w:cs="맑은 고딕" w:eastAsia="맑은 고딕" w:hAnsi="맑은 고딕"/>
-                <w:sz w:val="18"/>
-                <w:szCs w:val="18"/>
-              </w:rPr>
-              <w:t xml:space="preserve">대시보드 셀 수정</w:t>
-            </w:r>
-          </w:p>
-        </w:tc>
-        <w:tc>
-          <w:tcPr>
-            <w:tcW w:type="dxa" w:w="6960"/>
-            <w:tcBorders>
-              <w:top w:val="single" w:color="D5DAE2" w:sz="4"/>
-              <w:left w:val="single" w:color="D5DAE2" w:sz="4"/>
-              <w:bottom w:val="single" w:color="D5DAE2" w:sz="4"/>
-              <w:right w:val="single" w:color="D5DAE2" w:sz="4"/>
-            </w:tcBorders>
-            <w:tcMar>
-              <w:top w:type="dxa" w:w="52"/>
-              <w:left w:type="dxa" w:w="92"/>
-              <w:bottom w:type="dxa" w:w="52"/>
-              <w:right w:type="dxa" w:w="92"/>
-            </w:tcMar>
-          </w:tcPr>
-          <w:p>
-            <w:pPr>
-              <w:spacing w:after="60" w:line="280"/>
-            </w:pPr>
-            <w:r>
-              <w:rPr>
-                <w:rFonts w:ascii="맑은 고딕" w:cs="맑은 고딕" w:eastAsia="맑은 고딕" w:hAnsi="맑은 고딕"/>
-                <w:b w:val="false"/>
-                <w:bCs w:val="false"/>
-                <w:sz w:val="18"/>
-                <w:szCs w:val="18"/>
-              </w:rPr>
-              <w:t xml:space="preserve">자연어 요청 → 대상 셀 추론 → 수식·차트 보존 수정. 엔진은 완성되어 자동 테스트로 검증되었으나,</w:t>
-            </w:r>
-          </w:p>
-          <w:p>
-            <w:pPr>
-              <w:spacing w:after="0" w:line="280"/>
-            </w:pPr>
-            <w:r>
-              <w:rPr>
-                <w:rFonts w:ascii="맑은 고딕" w:cs="맑은 고딕" w:eastAsia="맑은 고딕" w:hAnsi="맑은 고딕"/>
-                <w:b w:val="false"/>
-                <w:bCs w:val="false"/>
-                <w:sz w:val="18"/>
-                <w:szCs w:val="18"/>
-              </w:rPr>
-              <w:t xml:space="preserve">현재 UI에는 노출하지 않고 코드로 보존 중이다.</w:t>
-            </w:r>
-          </w:p>
-        </w:tc>
-      </w:tr>
-    </w:tbl>
-    <w:p>
-      <w:pPr>
-        <w:pBdr>
-          <w:left w:val="single" w:color="0038A3" w:sz="18" w:space="8"/>
-        </w:pBdr>
-        <w:shd w:fill="F4F7FB" w:val="clear"/>
-        <w:spacing w:after="170" w:before="140" w:line="264"/>
-        <w:ind w:left="200" w:right="200"/>
-      </w:pPr>
-      <w:r>
-        <w:rPr>
-          <w:rFonts w:ascii="맑은 고딕" w:cs="맑은 고딕" w:eastAsia="맑은 고딕" w:hAnsi="맑은 고딕"/>
-          <w:b/>
-          <w:bCs/>
-          <w:color w:val="123979"/>
-          <w:sz w:val="20"/>
-          <w:szCs w:val="20"/>
-        </w:rPr>
-        <w:t xml:space="preserve">수식 보존 방식: </w:t>
-      </w:r>
-      <w:r>
-        <w:rPr>
-          <w:rFonts w:ascii="맑은 고딕" w:cs="맑은 고딕" w:eastAsia="맑은 고딕" w:hAnsi="맑은 고딕"/>
-          <w:sz w:val="20"/>
-          <w:szCs w:val="20"/>
-        </w:rPr>
-        <w:t xml:space="preserve">openpyxl을 data_only=False로 로드해 수식 문자열 자체를 유지하고, 수정 대상이 수식 셀인 경우 덮어쓰지 않도록 가드를 두었다. 차트 객체는 워크시트에 붙은 채로 재저장된다.</w:t>
-      </w:r>
-    </w:p>
-    <w:p>
-      <w:pPr>
-        <w:pStyle w:val="Heading2"/>
-        <w:spacing w:after="110" w:before="240"/>
-      </w:pPr>
-      <w:r>
-        <w:rPr>
-          <w:rFonts w:ascii="맑은 고딕" w:cs="맑은 고딕" w:eastAsia="맑은 고딕" w:hAnsi="맑은 고딕"/>
-          <w:b/>
-          <w:bCs/>
-          <w:color w:val="0038A3"/>
-          <w:sz w:val="24"/>
-          <w:szCs w:val="24"/>
-        </w:rPr>
-        <w:t xml:space="preserve">4.4 기능 3 — SVG 벡터 변환</w:t>
-      </w:r>
-    </w:p>
-    <w:p>
-      <w:pPr>
-        <w:spacing w:after="100" w:before="0" w:line="264"/>
-      </w:pPr>
-      <w:r>
-        <w:rPr>
-          <w:rFonts w:ascii="맑은 고딕" w:cs="맑은 고딕" w:eastAsia="맑은 고딕" w:hAnsi="맑은 고딕"/>
-          <w:sz w:val="20"/>
-          <w:szCs w:val="20"/>
-        </w:rPr>
-        <w:t xml:space="preserve">발표자료와 기술 문서에 들어가는 도식·로고를 해상도 손실 없는 벡터로 변환한다. 변환은 별도 프로세스에서 실행되어 언제든 중지 버튼으로 취소할 수 있다.</w:t>
-      </w:r>
-    </w:p>
-    <w:p>
-      <w:pPr>
-        <w:pStyle w:val="ListParagraph"/>
-        <w:numPr>
-          <w:ilvl w:val="0"/>
-          <w:numId w:val="2"/>
-        </w:numPr>
-        <w:spacing w:after="70" w:line="264"/>
-      </w:pPr>
-      <w:r>
-        <w:rPr>
-          <w:rFonts w:ascii="맑은 고딕" w:cs="맑은 고딕" w:eastAsia="맑은 고딕" w:hAnsi="맑은 고딕"/>
           <w:b/>
           <w:bCs/>
           <w:sz w:val="20"/>
           <w:szCs w:val="20"/>
         </w:rPr>
-        <w:t xml:space="preserve">유형별 자동 튜닝: </w:t>
+        <w:t xml:space="preserve">이미지 검색: </w:t>
       </w:r>
       <w:r>
         <w:rPr>
@@ -5985,220 +4792,7 @@
           <w:sz w:val="20"/>
           <w:szCs w:val="20"/>
         </w:rPr>
-        <w:t xml:space="preserve">이미지를 흑백 선화 · 컬러 도식 · 로고 · 사진 네 유형으로 분류하고 유형에 맞는 전처리와 변환 파라미터를 적용한다. 선화는 이진화 후 흑백 모드로, 컬러 도식은 확대 후 색을 보존한 채 변환한다.</w:t>
-      </w:r>
-    </w:p>
-    <w:p>
-      <w:pPr>
-        <w:pStyle w:val="ListParagraph"/>
-        <w:numPr>
-          <w:ilvl w:val="0"/>
-          <w:numId w:val="2"/>
-        </w:numPr>
-        <w:spacing w:after="70" w:line="264"/>
-      </w:pPr>
-      <w:r>
-        <w:rPr>
-          <w:rFonts w:ascii="맑은 고딕" w:cs="맑은 고딕" w:eastAsia="맑은 고딕" w:hAnsi="맑은 고딕"/>
-          <w:b/>
-          <w:bCs/>
-          <w:sz w:val="20"/>
-          <w:szCs w:val="20"/>
-        </w:rPr>
-        <w:t xml:space="preserve">품질 기반 최적안 채택: </w:t>
-      </w:r>
-      <w:r>
-        <w:rPr>
-          <w:rFonts w:ascii="맑은 고딕" w:cs="맑은 고딕" w:eastAsia="맑은 고딕" w:hAnsi="맑은 고딕"/>
-          <w:sz w:val="20"/>
-          <w:szCs w:val="20"/>
-        </w:rPr>
-        <w:t xml:space="preserve">후보 파라미터 서너 개로 실제 변환한 뒤 점수가 가장 높은 결과를 고른다. 품질이 비슷하면 파일이 작은 쪽을 선택한다.</w:t>
-      </w:r>
-    </w:p>
-    <w:p>
-      <w:pPr>
-        <w:pStyle w:val="ListParagraph"/>
-        <w:numPr>
-          <w:ilvl w:val="0"/>
-          <w:numId w:val="2"/>
-        </w:numPr>
-        <w:spacing w:after="70" w:line="264"/>
-      </w:pPr>
-      <w:r>
-        <w:rPr>
-          <w:rFonts w:ascii="맑은 고딕" w:cs="맑은 고딕" w:eastAsia="맑은 고딕" w:hAnsi="맑은 고딕"/>
-          <w:b/>
-          <w:bCs/>
-          <w:sz w:val="20"/>
-          <w:szCs w:val="20"/>
-        </w:rPr>
-        <w:t xml:space="preserve">정량 채점: </w:t>
-      </w:r>
-      <w:r>
-        <w:rPr>
-          <w:rFonts w:ascii="맑은 고딕" w:cs="맑은 고딕" w:eastAsia="맑은 고딕" w:hAnsi="맑은 고딕"/>
-          <w:sz w:val="20"/>
-          <w:szCs w:val="20"/>
-        </w:rPr>
-        <w:t xml:space="preserve">결과 SVG를 resvg로 되-래스터화해 원본과 비교한다. SSIM에 더해 획 보존율을 함께 재는데, 픽셀 단위로만 재면 글자 하나가 통째로 사라져도 점수가 거의 움직이지 않기 때문에 획 덩어리 단위로 센다. 측정 도구가 없는 환경에서는 점수를 표시하지 않는다(추정치를 지어내지 않음).</w:t>
-      </w:r>
-    </w:p>
-    <w:p>
-      <w:pPr>
-        <w:pStyle w:val="ListParagraph"/>
-        <w:numPr>
-          <w:ilvl w:val="0"/>
-          <w:numId w:val="2"/>
-        </w:numPr>
-        <w:spacing w:after="70" w:line="264"/>
-      </w:pPr>
-      <w:r>
-        <w:rPr>
-          <w:rFonts w:ascii="맑은 고딕" w:cs="맑은 고딕" w:eastAsia="맑은 고딕" w:hAnsi="맑은 고딕"/>
-          <w:b/>
-          <w:bCs/>
-          <w:sz w:val="20"/>
-          <w:szCs w:val="20"/>
-        </w:rPr>
-        <w:t xml:space="preserve">부가 기능: </w:t>
-      </w:r>
-      <w:r>
-        <w:rPr>
-          <w:rFonts w:ascii="맑은 고딕" w:cs="맑은 고딕" w:eastAsia="맑은 고딕" w:hAnsi="맑은 고딕"/>
-          <w:sz w:val="20"/>
-          <w:szCs w:val="20"/>
-        </w:rPr>
-        <w:t xml:space="preserve">배경 제거(rembg), HEIC/AVIF/WebP 입력, 투명 배경 보존, 좌표 표기 무손실 축소(약 7% 용량 절감).</w:t>
-      </w:r>
-    </w:p>
-    <w:p>
-      <w:pPr>
-        <w:spacing w:after="100" w:before="0" w:line="264"/>
-      </w:pPr>
-      <w:r>
-        <w:rPr>
-          <w:rFonts w:ascii="맑은 고딕" w:cs="맑은 고딕" w:eastAsia="맑은 고딕" w:hAnsi="맑은 고딕"/>
-          <w:b/>
-          <w:bCs/>
-          <w:sz w:val="20"/>
-          <w:szCs w:val="20"/>
-        </w:rPr>
-        <w:t xml:space="preserve">사진에 대한 정직한 안내: </w:t>
-      </w:r>
-      <w:r>
-        <w:rPr>
-          <w:rFonts w:ascii="맑은 고딕" w:cs="맑은 고딕" w:eastAsia="맑은 고딕" w:hAnsi="맑은 고딕"/>
-          <w:sz w:val="20"/>
-          <w:szCs w:val="20"/>
-        </w:rPr>
-        <w:t xml:space="preserve">사진을 벡터로 바꾸면 색 경계를 전부 좌표로 저장하므로 원본보다 파일이 커지고 디테일은 떨어진다. 앱은 결과가 원본의 두 배를 넘으면 원본 사용을 권고한다. 로고와 도식은 원본에 가까운 품질로 더 작은 용량으로 나온다.</w:t>
-      </w:r>
-    </w:p>
-    <w:p>
-      <w:pPr>
-        <w:pStyle w:val="Heading2"/>
-        <w:spacing w:after="110" w:before="240"/>
-      </w:pPr>
-      <w:r>
-        <w:rPr>
-          <w:rFonts w:ascii="맑은 고딕" w:cs="맑은 고딕" w:eastAsia="맑은 고딕" w:hAnsi="맑은 고딕"/>
-          <w:b/>
-          <w:bCs/>
-          <w:color w:val="0038A3"/>
-          <w:sz w:val="24"/>
-          <w:szCs w:val="24"/>
-        </w:rPr>
-        <w:t xml:space="preserve">4.5 공통 인프라</w:t>
-      </w:r>
-    </w:p>
-    <w:p>
-      <w:pPr>
-        <w:pStyle w:val="ListParagraph"/>
-        <w:numPr>
-          <w:ilvl w:val="0"/>
-          <w:numId w:val="2"/>
-        </w:numPr>
-        <w:spacing w:after="70" w:line="264"/>
-      </w:pPr>
-      <w:r>
-        <w:rPr>
-          <w:rFonts w:ascii="맑은 고딕" w:cs="맑은 고딕" w:eastAsia="맑은 고딕" w:hAnsi="맑은 고딕"/>
-          <w:b/>
-          <w:bCs/>
-          <w:sz w:val="20"/>
-          <w:szCs w:val="20"/>
-        </w:rPr>
-        <w:t xml:space="preserve">LLM 백엔드 통합: </w:t>
-      </w:r>
-      <w:r>
-        <w:rPr>
-          <w:rFonts w:ascii="맑은 고딕" w:cs="맑은 고딕" w:eastAsia="맑은 고딕" w:hAnsi="맑은 고딕"/>
-          <w:sz w:val="20"/>
-          <w:szCs w:val="20"/>
-        </w:rPr>
-        <w:t xml:space="preserve">Groq(llama-3.3-70b-versatile 기본, qwen-2.5-coder-32b·deepseek-r1 선택 가능) · Ollama(qwen2.5 7b/3b) · OpenAI를 하나의 팩토리로 통합. 사이드바에서 프로바이더와 모델을 즉시 교체할 수 있으며, 모델 목록은 API에서 실시간 조회해 폐기된 모델로 인한 오류를 방지한다.</w:t>
-      </w:r>
-    </w:p>
-    <w:p>
-      <w:pPr>
-        <w:pStyle w:val="ListParagraph"/>
-        <w:numPr>
-          <w:ilvl w:val="0"/>
-          <w:numId w:val="2"/>
-        </w:numPr>
-        <w:spacing w:after="70" w:line="264"/>
-      </w:pPr>
-      <w:r>
-        <w:rPr>
-          <w:rFonts w:ascii="맑은 고딕" w:cs="맑은 고딕" w:eastAsia="맑은 고딕" w:hAnsi="맑은 고딕"/>
-          <w:b/>
-          <w:bCs/>
-          <w:sz w:val="20"/>
-          <w:szCs w:val="20"/>
-        </w:rPr>
-        <w:t xml:space="preserve">테마 시스템: </w:t>
-      </w:r>
-      <w:r>
-        <w:rPr>
-          <w:rFonts w:ascii="맑은 고딕" w:cs="맑은 고딕" w:eastAsia="맑은 고딕" w:hAnsi="맑은 고딕"/>
-          <w:sz w:val="20"/>
-          <w:szCs w:val="20"/>
-        </w:rPr>
-        <w:t xml:space="preserve">내장 테마(gamba / light / none)에 더해 커스텀 테마 업로드·제작을 지원한다. 테마는 JSON 파일로 저장되어 팀원 간 공유가 가능하다.</w:t>
-      </w:r>
-    </w:p>
-    <w:p>
-      <w:pPr>
-        <w:pStyle w:val="ListParagraph"/>
-        <w:numPr>
-          <w:ilvl w:val="0"/>
-          <w:numId w:val="2"/>
-        </w:numPr>
-        <w:spacing w:after="70" w:line="264"/>
-      </w:pPr>
-      <w:r>
-        <w:rPr>
-          <w:rFonts w:ascii="맑은 고딕" w:cs="맑은 고딕" w:eastAsia="맑은 고딕" w:hAnsi="맑은 고딕"/>
-          <w:b/>
-          <w:bCs/>
-          <w:sz w:val="20"/>
-          <w:szCs w:val="20"/>
-        </w:rPr>
-        <w:t xml:space="preserve">이미지 검색: </w:t>
-      </w:r>
-      <w:r>
-        <w:rPr>
-          <w:rFonts w:ascii="맑은 고딕" w:cs="맑은 고딕" w:eastAsia="맑은 고딕" w:hAnsi="맑은 고딕"/>
-          <w:sz w:val="20"/>
-          <w:szCs w:val="20"/>
-        </w:rPr>
         <w:t xml:space="preserve">Pexels API 키가 있으면 Pexels를, 없으면 키가 필요 없는 Openverse(CC 라이선스)를 사용한다.</w:t>
-      </w:r>
-    </w:p>
-    <w:p>
-      <w:r>
-        <w:br w:type="page"/>
       </w:r>
     </w:p>
     <w:p>
@@ -6667,614 +5261,9 @@
           <w:sz w:val="20"/>
           <w:szCs w:val="20"/>
         </w:rPr>
-        <w:t xml:space="preserve">보고 기간 막바지에 freeform 방침을 실제 동작 단계까지 완성했다. 고정 템플릿(6개 레이아웃 유형)으로는 입력이 달라도 결국 비슷한 덱이 나오는 한계가 있어, 강한 모델에게 pptxgenjs 코드를 직접 쓰게 하고 그 결과를 코드로 검사하는 구조를 만들었다.</w:t>
-      </w:r>
-    </w:p>
-    <w:tbl>
-      <w:tblPr>
-        <w:tblW w:type="dxa" w:w="9360"/>
-        <w:tblBorders>
-          <w:top w:val="single" w:color="auto" w:sz="4"/>
-          <w:left w:val="single" w:color="auto" w:sz="4"/>
-          <w:bottom w:val="single" w:color="auto" w:sz="4"/>
-          <w:right w:val="single" w:color="auto" w:sz="4"/>
-          <w:insideH w:val="single" w:color="auto" w:sz="4"/>
-          <w:insideV w:val="single" w:color="auto" w:sz="4"/>
-        </w:tblBorders>
-      </w:tblPr>
-      <w:tblGrid>
-        <w:gridCol w:w="1500"/>
-        <w:gridCol w:w="2400"/>
-        <w:gridCol w:w="5460"/>
-      </w:tblGrid>
-      <w:tr>
-        <w:trPr>
-          <w:tblHeader/>
-        </w:trPr>
-        <w:tc>
-          <w:tcPr>
-            <w:tcW w:type="dxa" w:w="1500"/>
-            <w:tcBorders>
-              <w:top w:val="single" w:color="D5DAE2" w:sz="4"/>
-              <w:left w:val="single" w:color="D5DAE2" w:sz="4"/>
-              <w:bottom w:val="single" w:color="D5DAE2" w:sz="4"/>
-              <w:right w:val="single" w:color="D5DAE2" w:sz="4"/>
-            </w:tcBorders>
-            <w:shd w:fill="EDF1F7" w:val="clear"/>
-            <w:tcMar>
-              <w:top w:type="dxa" w:w="52"/>
-              <w:left w:type="dxa" w:w="92"/>
-              <w:bottom w:type="dxa" w:w="52"/>
-              <w:right w:type="dxa" w:w="92"/>
-            </w:tcMar>
-          </w:tcPr>
-          <w:p>
-            <w:pPr>
-              <w:spacing w:after="0" w:line="280"/>
-            </w:pPr>
-            <w:r>
-              <w:rPr>
-                <w:rFonts w:ascii="맑은 고딕" w:cs="맑은 고딕" w:eastAsia="맑은 고딕" w:hAnsi="맑은 고딕"/>
-                <w:b/>
-                <w:bCs/>
-                <w:color w:val="123979"/>
-                <w:sz w:val="18"/>
-                <w:szCs w:val="18"/>
-              </w:rPr>
-              <w:t xml:space="preserve">단계</w:t>
-            </w:r>
-          </w:p>
-        </w:tc>
-        <w:tc>
-          <w:tcPr>
-            <w:tcW w:type="dxa" w:w="2400"/>
-            <w:tcBorders>
-              <w:top w:val="single" w:color="D5DAE2" w:sz="4"/>
-              <w:left w:val="single" w:color="D5DAE2" w:sz="4"/>
-              <w:bottom w:val="single" w:color="D5DAE2" w:sz="4"/>
-              <w:right w:val="single" w:color="D5DAE2" w:sz="4"/>
-            </w:tcBorders>
-            <w:shd w:fill="EDF1F7" w:val="clear"/>
-            <w:tcMar>
-              <w:top w:type="dxa" w:w="52"/>
-              <w:left w:type="dxa" w:w="92"/>
-              <w:bottom w:type="dxa" w:w="52"/>
-              <w:right w:type="dxa" w:w="92"/>
-            </w:tcMar>
-          </w:tcPr>
-          <w:p>
-            <w:pPr>
-              <w:spacing w:after="0" w:line="280"/>
-            </w:pPr>
-            <w:r>
-              <w:rPr>
-                <w:rFonts w:ascii="맑은 고딕" w:cs="맑은 고딕" w:eastAsia="맑은 고딕" w:hAnsi="맑은 고딕"/>
-                <w:b/>
-                <w:bCs/>
-                <w:color w:val="123979"/>
-                <w:sz w:val="18"/>
-                <w:szCs w:val="18"/>
-              </w:rPr>
-              <w:t xml:space="preserve">담당</w:t>
-            </w:r>
-          </w:p>
-        </w:tc>
-        <w:tc>
-          <w:tcPr>
-            <w:tcW w:type="dxa" w:w="5460"/>
-            <w:tcBorders>
-              <w:top w:val="single" w:color="D5DAE2" w:sz="4"/>
-              <w:left w:val="single" w:color="D5DAE2" w:sz="4"/>
-              <w:bottom w:val="single" w:color="D5DAE2" w:sz="4"/>
-              <w:right w:val="single" w:color="D5DAE2" w:sz="4"/>
-            </w:tcBorders>
-            <w:shd w:fill="EDF1F7" w:val="clear"/>
-            <w:tcMar>
-              <w:top w:type="dxa" w:w="52"/>
-              <w:left w:type="dxa" w:w="92"/>
-              <w:bottom w:type="dxa" w:w="52"/>
-              <w:right w:type="dxa" w:w="92"/>
-            </w:tcMar>
-          </w:tcPr>
-          <w:p>
-            <w:pPr>
-              <w:spacing w:after="0" w:line="280"/>
-            </w:pPr>
-            <w:r>
-              <w:rPr>
-                <w:rFonts w:ascii="맑은 고딕" w:cs="맑은 고딕" w:eastAsia="맑은 고딕" w:hAnsi="맑은 고딕"/>
-                <w:b/>
-                <w:bCs/>
-                <w:color w:val="123979"/>
-                <w:sz w:val="18"/>
-                <w:szCs w:val="18"/>
-              </w:rPr>
-              <w:t xml:space="preserve">내용</w:t>
-            </w:r>
-          </w:p>
-        </w:tc>
-      </w:tr>
-      <w:tr>
-        <w:tc>
-          <w:tcPr>
-            <w:tcW w:type="dxa" w:w="1500"/>
-            <w:tcBorders>
-              <w:top w:val="single" w:color="D5DAE2" w:sz="4"/>
-              <w:left w:val="single" w:color="D5DAE2" w:sz="4"/>
-              <w:bottom w:val="single" w:color="D5DAE2" w:sz="4"/>
-              <w:right w:val="single" w:color="D5DAE2" w:sz="4"/>
-            </w:tcBorders>
-            <w:tcMar>
-              <w:top w:type="dxa" w:w="52"/>
-              <w:left w:type="dxa" w:w="92"/>
-              <w:bottom w:type="dxa" w:w="52"/>
-              <w:right w:type="dxa" w:w="92"/>
-            </w:tcMar>
-          </w:tcPr>
-          <w:p>
-            <w:pPr>
-              <w:spacing w:after="0" w:line="280"/>
-            </w:pPr>
-            <w:r>
-              <w:rPr>
-                <w:rFonts w:ascii="맑은 고딕" w:cs="맑은 고딕" w:eastAsia="맑은 고딕" w:hAnsi="맑은 고딕"/>
-                <w:sz w:val="18"/>
-                <w:szCs w:val="18"/>
-              </w:rPr>
-              <w:t xml:space="preserve">① 기획</w:t>
-            </w:r>
-          </w:p>
-        </w:tc>
-        <w:tc>
-          <w:tcPr>
-            <w:tcW w:type="dxa" w:w="2400"/>
-            <w:tcBorders>
-              <w:top w:val="single" w:color="D5DAE2" w:sz="4"/>
-              <w:left w:val="single" w:color="D5DAE2" w:sz="4"/>
-              <w:bottom w:val="single" w:color="D5DAE2" w:sz="4"/>
-              <w:right w:val="single" w:color="D5DAE2" w:sz="4"/>
-            </w:tcBorders>
-            <w:tcMar>
-              <w:top w:type="dxa" w:w="52"/>
-              <w:left w:type="dxa" w:w="92"/>
-              <w:bottom w:type="dxa" w:w="52"/>
-              <w:right w:type="dxa" w:w="92"/>
-            </w:tcMar>
-          </w:tcPr>
-          <w:p>
-            <w:pPr>
-              <w:spacing w:after="0" w:line="280"/>
-            </w:pPr>
-            <w:r>
-              <w:rPr>
-                <w:rFonts w:ascii="맑은 고딕" w:cs="맑은 고딕" w:eastAsia="맑은 고딕" w:hAnsi="맑은 고딕"/>
-                <w:b w:val="false"/>
-                <w:bCs w:val="false"/>
-                <w:sz w:val="18"/>
-                <w:szCs w:val="18"/>
-              </w:rPr>
-              <w:t xml:space="preserve">한국어 이해 모델</w:t>
-            </w:r>
-          </w:p>
-        </w:tc>
-        <w:tc>
-          <w:tcPr>
-            <w:tcW w:type="dxa" w:w="5460"/>
-            <w:tcBorders>
-              <w:top w:val="single" w:color="D5DAE2" w:sz="4"/>
-              <w:left w:val="single" w:color="D5DAE2" w:sz="4"/>
-              <w:bottom w:val="single" w:color="D5DAE2" w:sz="4"/>
-              <w:right w:val="single" w:color="D5DAE2" w:sz="4"/>
-            </w:tcBorders>
-            <w:tcMar>
-              <w:top w:type="dxa" w:w="52"/>
-              <w:left w:type="dxa" w:w="92"/>
-              <w:bottom w:type="dxa" w:w="52"/>
-              <w:right w:type="dxa" w:w="92"/>
-            </w:tcMar>
-          </w:tcPr>
-          <w:p>
-            <w:pPr>
-              <w:spacing w:after="0" w:line="280"/>
-            </w:pPr>
-            <w:r>
-              <w:rPr>
-                <w:rFonts w:ascii="맑은 고딕" w:cs="맑은 고딕" w:eastAsia="맑은 고딕" w:hAnsi="맑은 고딕"/>
-                <w:b w:val="false"/>
-                <w:bCs w:val="false"/>
-                <w:sz w:val="18"/>
-                <w:szCs w:val="18"/>
-              </w:rPr>
-              <w:t xml:space="preserve">문서를 읽고 슬라이드 구성·레이아웃·차트 데이터를 JSON 기획안으로 만든다.</w:t>
-            </w:r>
-          </w:p>
-        </w:tc>
-      </w:tr>
-      <w:tr>
-        <w:tc>
-          <w:tcPr>
-            <w:tcW w:type="dxa" w:w="1500"/>
-            <w:tcBorders>
-              <w:top w:val="single" w:color="D5DAE2" w:sz="4"/>
-              <w:left w:val="single" w:color="D5DAE2" w:sz="4"/>
-              <w:bottom w:val="single" w:color="D5DAE2" w:sz="4"/>
-              <w:right w:val="single" w:color="D5DAE2" w:sz="4"/>
-            </w:tcBorders>
-            <w:tcMar>
-              <w:top w:type="dxa" w:w="52"/>
-              <w:left w:type="dxa" w:w="92"/>
-              <w:bottom w:type="dxa" w:w="52"/>
-              <w:right w:type="dxa" w:w="92"/>
-            </w:tcMar>
-          </w:tcPr>
-          <w:p>
-            <w:pPr>
-              <w:spacing w:after="0" w:line="280"/>
-            </w:pPr>
-            <w:r>
-              <w:rPr>
-                <w:rFonts w:ascii="맑은 고딕" w:cs="맑은 고딕" w:eastAsia="맑은 고딕" w:hAnsi="맑은 고딕"/>
-                <w:sz w:val="18"/>
-                <w:szCs w:val="18"/>
-              </w:rPr>
-              <w:t xml:space="preserve">② 코드 생성</w:t>
-            </w:r>
-          </w:p>
-        </w:tc>
-        <w:tc>
-          <w:tcPr>
-            <w:tcW w:type="dxa" w:w="2400"/>
-            <w:tcBorders>
-              <w:top w:val="single" w:color="D5DAE2" w:sz="4"/>
-              <w:left w:val="single" w:color="D5DAE2" w:sz="4"/>
-              <w:bottom w:val="single" w:color="D5DAE2" w:sz="4"/>
-              <w:right w:val="single" w:color="D5DAE2" w:sz="4"/>
-            </w:tcBorders>
-            <w:tcMar>
-              <w:top w:type="dxa" w:w="52"/>
-              <w:left w:type="dxa" w:w="92"/>
-              <w:bottom w:type="dxa" w:w="52"/>
-              <w:right w:type="dxa" w:w="92"/>
-            </w:tcMar>
-          </w:tcPr>
-          <w:p>
-            <w:pPr>
-              <w:spacing w:after="0" w:line="280"/>
-            </w:pPr>
-            <w:r>
-              <w:rPr>
-                <w:rFonts w:ascii="맑은 고딕" w:cs="맑은 고딕" w:eastAsia="맑은 고딕" w:hAnsi="맑은 고딕"/>
-                <w:b w:val="false"/>
-                <w:bCs w:val="false"/>
-                <w:sz w:val="18"/>
-                <w:szCs w:val="18"/>
-              </w:rPr>
-              <w:t xml:space="preserve">코드 특화 모델</w:t>
-            </w:r>
-          </w:p>
-        </w:tc>
-        <w:tc>
-          <w:tcPr>
-            <w:tcW w:type="dxa" w:w="5460"/>
-            <w:tcBorders>
-              <w:top w:val="single" w:color="D5DAE2" w:sz="4"/>
-              <w:left w:val="single" w:color="D5DAE2" w:sz="4"/>
-              <w:bottom w:val="single" w:color="D5DAE2" w:sz="4"/>
-              <w:right w:val="single" w:color="D5DAE2" w:sz="4"/>
-            </w:tcBorders>
-            <w:tcMar>
-              <w:top w:type="dxa" w:w="52"/>
-              <w:left w:type="dxa" w:w="92"/>
-              <w:bottom w:type="dxa" w:w="52"/>
-              <w:right w:type="dxa" w:w="92"/>
-            </w:tcMar>
-          </w:tcPr>
-          <w:p>
-            <w:pPr>
-              <w:spacing w:after="0" w:line="280"/>
-            </w:pPr>
-            <w:r>
-              <w:rPr>
-                <w:rFonts w:ascii="맑은 고딕" w:cs="맑은 고딕" w:eastAsia="맑은 고딕" w:hAnsi="맑은 고딕"/>
-                <w:b w:val="false"/>
-                <w:bCs w:val="false"/>
-                <w:sz w:val="18"/>
-                <w:szCs w:val="18"/>
-              </w:rPr>
-              <w:t xml:space="preserve">기획안을 받아 pptxgenjs 코드를 작성한다. 기획(한국어 이해)과 코드 작성은 요구 능력이 달라 모델을 나눴다.</w:t>
-            </w:r>
-          </w:p>
-        </w:tc>
-      </w:tr>
-      <w:tr>
-        <w:tc>
-          <w:tcPr>
-            <w:tcW w:type="dxa" w:w="1500"/>
-            <w:tcBorders>
-              <w:top w:val="single" w:color="D5DAE2" w:sz="4"/>
-              <w:left w:val="single" w:color="D5DAE2" w:sz="4"/>
-              <w:bottom w:val="single" w:color="D5DAE2" w:sz="4"/>
-              <w:right w:val="single" w:color="D5DAE2" w:sz="4"/>
-            </w:tcBorders>
-            <w:tcMar>
-              <w:top w:type="dxa" w:w="52"/>
-              <w:left w:type="dxa" w:w="92"/>
-              <w:bottom w:type="dxa" w:w="52"/>
-              <w:right w:type="dxa" w:w="92"/>
-            </w:tcMar>
-          </w:tcPr>
-          <w:p>
-            <w:pPr>
-              <w:spacing w:after="0" w:line="280"/>
-            </w:pPr>
-            <w:r>
-              <w:rPr>
-                <w:rFonts w:ascii="맑은 고딕" w:cs="맑은 고딕" w:eastAsia="맑은 고딕" w:hAnsi="맑은 고딕"/>
-                <w:sz w:val="18"/>
-                <w:szCs w:val="18"/>
-              </w:rPr>
-              <w:t xml:space="preserve">③ 실행</w:t>
-            </w:r>
-          </w:p>
-        </w:tc>
-        <w:tc>
-          <w:tcPr>
-            <w:tcW w:type="dxa" w:w="2400"/>
-            <w:tcBorders>
-              <w:top w:val="single" w:color="D5DAE2" w:sz="4"/>
-              <w:left w:val="single" w:color="D5DAE2" w:sz="4"/>
-              <w:bottom w:val="single" w:color="D5DAE2" w:sz="4"/>
-              <w:right w:val="single" w:color="D5DAE2" w:sz="4"/>
-            </w:tcBorders>
-            <w:tcMar>
-              <w:top w:type="dxa" w:w="52"/>
-              <w:left w:type="dxa" w:w="92"/>
-              <w:bottom w:type="dxa" w:w="52"/>
-              <w:right w:type="dxa" w:w="92"/>
-            </w:tcMar>
-          </w:tcPr>
-          <w:p>
-            <w:pPr>
-              <w:spacing w:after="0" w:line="280"/>
-            </w:pPr>
-            <w:r>
-              <w:rPr>
-                <w:rFonts w:ascii="맑은 고딕" w:cs="맑은 고딕" w:eastAsia="맑은 고딕" w:hAnsi="맑은 고딕"/>
-                <w:b w:val="false"/>
-                <w:bCs w:val="false"/>
-                <w:sz w:val="18"/>
-                <w:szCs w:val="18"/>
-              </w:rPr>
-              <w:t xml:space="preserve">node</w:t>
-            </w:r>
-          </w:p>
-        </w:tc>
-        <w:tc>
-          <w:tcPr>
-            <w:tcW w:type="dxa" w:w="5460"/>
-            <w:tcBorders>
-              <w:top w:val="single" w:color="D5DAE2" w:sz="4"/>
-              <w:left w:val="single" w:color="D5DAE2" w:sz="4"/>
-              <w:bottom w:val="single" w:color="D5DAE2" w:sz="4"/>
-              <w:right w:val="single" w:color="D5DAE2" w:sz="4"/>
-            </w:tcBorders>
-            <w:tcMar>
-              <w:top w:type="dxa" w:w="52"/>
-              <w:left w:type="dxa" w:w="92"/>
-              <w:bottom w:type="dxa" w:w="52"/>
-              <w:right w:type="dxa" w:w="92"/>
-            </w:tcMar>
-          </w:tcPr>
-          <w:p>
-            <w:pPr>
-              <w:spacing w:after="0" w:line="280"/>
-            </w:pPr>
-            <w:r>
-              <w:rPr>
-                <w:rFonts w:ascii="맑은 고딕" w:cs="맑은 고딕" w:eastAsia="맑은 고딕" w:hAnsi="맑은 고딕"/>
-                <w:b w:val="false"/>
-                <w:bCs w:val="false"/>
-                <w:sz w:val="18"/>
-                <w:szCs w:val="18"/>
-              </w:rPr>
-              <w:t xml:space="preserve">생성된 코드를 실행해 .pptx를 만든다. 실행 자체가 실패하면 오류 메시지를 그대로 지적으로 넘긴다.</w:t>
-            </w:r>
-          </w:p>
-        </w:tc>
-      </w:tr>
-      <w:tr>
-        <w:tc>
-          <w:tcPr>
-            <w:tcW w:type="dxa" w:w="1500"/>
-            <w:tcBorders>
-              <w:top w:val="single" w:color="D5DAE2" w:sz="4"/>
-              <w:left w:val="single" w:color="D5DAE2" w:sz="4"/>
-              <w:bottom w:val="single" w:color="D5DAE2" w:sz="4"/>
-              <w:right w:val="single" w:color="D5DAE2" w:sz="4"/>
-            </w:tcBorders>
-            <w:tcMar>
-              <w:top w:type="dxa" w:w="52"/>
-              <w:left w:type="dxa" w:w="92"/>
-              <w:bottom w:type="dxa" w:w="52"/>
-              <w:right w:type="dxa" w:w="92"/>
-            </w:tcMar>
-          </w:tcPr>
-          <w:p>
-            <w:pPr>
-              <w:spacing w:after="0" w:line="280"/>
-            </w:pPr>
-            <w:r>
-              <w:rPr>
-                <w:rFonts w:ascii="맑은 고딕" w:cs="맑은 고딕" w:eastAsia="맑은 고딕" w:hAnsi="맑은 고딕"/>
-                <w:sz w:val="18"/>
-                <w:szCs w:val="18"/>
-              </w:rPr>
-              <w:t xml:space="preserve">④ 검사</w:t>
-            </w:r>
-          </w:p>
-        </w:tc>
-        <w:tc>
-          <w:tcPr>
-            <w:tcW w:type="dxa" w:w="2400"/>
-            <w:tcBorders>
-              <w:top w:val="single" w:color="D5DAE2" w:sz="4"/>
-              <w:left w:val="single" w:color="D5DAE2" w:sz="4"/>
-              <w:bottom w:val="single" w:color="D5DAE2" w:sz="4"/>
-              <w:right w:val="single" w:color="D5DAE2" w:sz="4"/>
-            </w:tcBorders>
-            <w:tcMar>
-              <w:top w:type="dxa" w:w="52"/>
-              <w:left w:type="dxa" w:w="92"/>
-              <w:bottom w:type="dxa" w:w="52"/>
-              <w:right w:type="dxa" w:w="92"/>
-            </w:tcMar>
-          </w:tcPr>
-          <w:p>
-            <w:pPr>
-              <w:spacing w:after="0" w:line="280"/>
-            </w:pPr>
-            <w:r>
-              <w:rPr>
-                <w:rFonts w:ascii="맑은 고딕" w:cs="맑은 고딕" w:eastAsia="맑은 고딕" w:hAnsi="맑은 고딕"/>
-                <w:b w:val="false"/>
-                <w:bCs w:val="false"/>
-                <w:sz w:val="18"/>
-                <w:szCs w:val="18"/>
-              </w:rPr>
-              <w:t xml:space="preserve">deck_lint.py</w:t>
-            </w:r>
-          </w:p>
-        </w:tc>
-        <w:tc>
-          <w:tcPr>
-            <w:tcW w:type="dxa" w:w="5460"/>
-            <w:tcBorders>
-              <w:top w:val="single" w:color="D5DAE2" w:sz="4"/>
-              <w:left w:val="single" w:color="D5DAE2" w:sz="4"/>
-              <w:bottom w:val="single" w:color="D5DAE2" w:sz="4"/>
-              <w:right w:val="single" w:color="D5DAE2" w:sz="4"/>
-            </w:tcBorders>
-            <w:tcMar>
-              <w:top w:type="dxa" w:w="52"/>
-              <w:left w:type="dxa" w:w="92"/>
-              <w:bottom w:type="dxa" w:w="52"/>
-              <w:right w:type="dxa" w:w="92"/>
-            </w:tcMar>
-          </w:tcPr>
-          <w:p>
-            <w:pPr>
-              <w:spacing w:after="0" w:line="280"/>
-            </w:pPr>
-            <w:r>
-              <w:rPr>
-                <w:rFonts w:ascii="맑은 고딕" w:cs="맑은 고딕" w:eastAsia="맑은 고딕" w:hAnsi="맑은 고딕"/>
-                <w:b w:val="false"/>
-                <w:bCs w:val="false"/>
-                <w:sz w:val="18"/>
-                <w:szCs w:val="18"/>
-              </w:rPr>
-              <w:t xml:space="preserve">만들어진 덱을 python-pptx로 열어 기하 결함과 기획안 일치 여부를 검사한다.</w:t>
-            </w:r>
-          </w:p>
-        </w:tc>
-      </w:tr>
-      <w:tr>
-        <w:tc>
-          <w:tcPr>
-            <w:tcW w:type="dxa" w:w="1500"/>
-            <w:tcBorders>
-              <w:top w:val="single" w:color="D5DAE2" w:sz="4"/>
-              <w:left w:val="single" w:color="D5DAE2" w:sz="4"/>
-              <w:bottom w:val="single" w:color="D5DAE2" w:sz="4"/>
-              <w:right w:val="single" w:color="D5DAE2" w:sz="4"/>
-            </w:tcBorders>
-            <w:tcMar>
-              <w:top w:type="dxa" w:w="52"/>
-              <w:left w:type="dxa" w:w="92"/>
-              <w:bottom w:type="dxa" w:w="52"/>
-              <w:right w:type="dxa" w:w="92"/>
-            </w:tcMar>
-          </w:tcPr>
-          <w:p>
-            <w:pPr>
-              <w:spacing w:after="0" w:line="280"/>
-            </w:pPr>
-            <w:r>
-              <w:rPr>
-                <w:rFonts w:ascii="맑은 고딕" w:cs="맑은 고딕" w:eastAsia="맑은 고딕" w:hAnsi="맑은 고딕"/>
-                <w:sz w:val="18"/>
-                <w:szCs w:val="18"/>
-              </w:rPr>
-              <w:t xml:space="preserve">⑤ 자가수정</w:t>
-            </w:r>
-          </w:p>
-        </w:tc>
-        <w:tc>
-          <w:tcPr>
-            <w:tcW w:type="dxa" w:w="2400"/>
-            <w:tcBorders>
-              <w:top w:val="single" w:color="D5DAE2" w:sz="4"/>
-              <w:left w:val="single" w:color="D5DAE2" w:sz="4"/>
-              <w:bottom w:val="single" w:color="D5DAE2" w:sz="4"/>
-              <w:right w:val="single" w:color="D5DAE2" w:sz="4"/>
-            </w:tcBorders>
-            <w:tcMar>
-              <w:top w:type="dxa" w:w="52"/>
-              <w:left w:type="dxa" w:w="92"/>
-              <w:bottom w:type="dxa" w:w="52"/>
-              <w:right w:type="dxa" w:w="92"/>
-            </w:tcMar>
-          </w:tcPr>
-          <w:p>
-            <w:pPr>
-              <w:spacing w:after="0" w:line="280"/>
-            </w:pPr>
-            <w:r>
-              <w:rPr>
-                <w:rFonts w:ascii="맑은 고딕" w:cs="맑은 고딕" w:eastAsia="맑은 고딕" w:hAnsi="맑은 고딕"/>
-                <w:b w:val="false"/>
-                <w:bCs w:val="false"/>
-                <w:sz w:val="18"/>
-                <w:szCs w:val="18"/>
-              </w:rPr>
-              <w:t xml:space="preserve">코드 특화 모델</w:t>
-            </w:r>
-          </w:p>
-        </w:tc>
-        <w:tc>
-          <w:tcPr>
-            <w:tcW w:type="dxa" w:w="5460"/>
-            <w:tcBorders>
-              <w:top w:val="single" w:color="D5DAE2" w:sz="4"/>
-              <w:left w:val="single" w:color="D5DAE2" w:sz="4"/>
-              <w:bottom w:val="single" w:color="D5DAE2" w:sz="4"/>
-              <w:right w:val="single" w:color="D5DAE2" w:sz="4"/>
-            </w:tcBorders>
-            <w:tcMar>
-              <w:top w:type="dxa" w:w="52"/>
-              <w:left w:type="dxa" w:w="92"/>
-              <w:bottom w:type="dxa" w:w="52"/>
-              <w:right w:type="dxa" w:w="92"/>
-            </w:tcMar>
-          </w:tcPr>
-          <w:p>
-            <w:pPr>
-              <w:spacing w:after="0" w:line="280"/>
-            </w:pPr>
-            <w:r>
-              <w:rPr>
-                <w:rFonts w:ascii="맑은 고딕" w:cs="맑은 고딕" w:eastAsia="맑은 고딕" w:hAnsi="맑은 고딕"/>
-                <w:b w:val="false"/>
-                <w:bCs w:val="false"/>
-                <w:sz w:val="18"/>
-                <w:szCs w:val="18"/>
-              </w:rPr>
-              <w:t xml:space="preserve">지적 목록을 돌려주고 코드를 다시 쓰게 한다. 최대 3회. 끝까지 결함이 남으면 채택하지 않고 템플릿 경로로 폴백한다.</w:t>
-            </w:r>
-          </w:p>
-        </w:tc>
-      </w:tr>
-    </w:tbl>
+        <w:t xml:space="preserve">고정 템플릿(6개 레이아웃 유형)으로는 입력이 달라도 결국 비슷한 덱이 나온다. 보고 기간 막바지에 이 한계를 넘기 위해, 강한 모델에게 pptxgenjs 코드를 직접 쓰게 하고 그 결과를 코드로 검사하는 경로를 완성했다(그림 2의 오른쪽 경로).</w:t>
+      </w:r>
+    </w:p>
     <w:p>
       <w:pPr>
         <w:spacing w:after="100" w:before="0" w:line="264"/>
@@ -7285,7 +5274,7 @@
           <w:sz w:val="20"/>
           <w:szCs w:val="20"/>
         </w:rPr>
-        <w:t xml:space="preserve">검사기(deck_lint.py)가 잡는 항목: </w:t>
+        <w:t xml:space="preserve">검사기 deck_lint.py가 잡는 항목은 </w:t>
       </w:r>
       <w:r>
         <w:rPr>
@@ -7303,7 +5292,7 @@
           <w:sz w:val="20"/>
           <w:szCs w:val="20"/>
         </w:rPr>
-        <w:t xml:space="preserve">.</w:t>
+        <w:t xml:space="preserve">다. 지적 목록은 그대로 모델에 대한 재수정 지시가 된다.</w:t>
       </w:r>
     </w:p>
     <w:p>
@@ -7345,7 +5334,7 @@
           <w:sz w:val="20"/>
           <w:szCs w:val="20"/>
         </w:rPr>
-        <w:t xml:space="preserve">구현 과정에서 회차마다 대화를 누적했더니 3회차쯤에서 Groq 무료 티어의 분당 토큰 한도를 넘겨 요청이 거부됐다. 지금은 회차마다 [지시 + 직전 코드 + 지적 사항]만 보내 문맥을 압축한다. 또한 한 키가 한도에 걸리면 다음 키로 자동 전환되도록 API 키를 여러 개 등록할 수 있게 했다.</w:t>
+        <w:t xml:space="preserve">구현 과정에서 회차마다 대화를 누적했더니 3회차쯤에서 Groq 무료 티어의 분당 토큰 한도를 넘겨 요청이 거부됐다. 지금은 회차마다 [지시 + 직전 코드 + 지적 사항]만 보내 문맥을 압축하고, 한 키가 한도에 걸리면 다음 키로 자동 전환되도록 API 키를 여러 개 등록할 수 있게 했다.</w:t>
       </w:r>
     </w:p>
     <w:p>
@@ -7358,7 +5347,7 @@
           <w:sz w:val="20"/>
           <w:szCs w:val="20"/>
         </w:rPr>
-        <w:t xml:space="preserve">안전장치는 그대로 유지했다. template 방침에서는 렌더러가 고정되어 있어 모델이 만든 코드를 아예 실행하지 않으며, freeform 방침에서만 생성 코드를 실행한다. 검증되지 않은 자유 설계보다 안정적인 템플릿 결과가 낫다는 판단으로, 3회 안에 결함이 사라지지 않으면 자유 설계 결과를 버린다. 어느 경로든 최종 산출물은 사람이 확인한 뒤 사용한다.</w:t>
+        <w:t xml:space="preserve">안전장치는 그대로 유지했다. template 방침에서는 모델이 만든 코드를 아예 실행하지 않는다. 검증되지 않은 자유 설계보다 안정적인 템플릿 결과가 낫다는 판단으로, 3회 안에 결함이 사라지지 않으면 자유 설계 결과를 버린다.</w:t>
       </w:r>
     </w:p>
     <w:p>
@@ -7389,11 +5378,6 @@
           <w:szCs w:val="20"/>
         </w:rPr>
         <w:t xml:space="preserve">벡터 변환 품질 채점은 측정 도구(Node·resvg)가 없는 환경에서는 점수를 표시하지 않도록 했다. 계산할 수 없는 값을 그럴듯한 숫자로 채우면 사용자가 잘못된 판단을 하게 되기 때문이다. 같은 이유로 SSIM 단독이 아닌 획 보존율을 병행 지표로 추가했다.</w:t>
-      </w:r>
-    </w:p>
-    <w:p>
-      <w:r>
-        <w:br w:type="page"/>
       </w:r>
     </w:p>
     <w:p>
@@ -8136,11 +6120,6 @@
       </w:r>
     </w:p>
     <w:p>
-      <w:r>
-        <w:br w:type="page"/>
-      </w:r>
-    </w:p>
-    <w:p>
       <w:pPr>
         <w:pStyle w:val="Heading1"/>
         <w:pBdr>
@@ -9366,11 +7345,6 @@
       </w:r>
     </w:p>
     <w:p>
-      <w:r>
-        <w:br w:type="page"/>
-      </w:r>
-    </w:p>
-    <w:p>
       <w:pPr>
         <w:pStyle w:val="Heading1"/>
         <w:pBdr>
@@ -9387,7 +7361,20 @@
           <w:sz w:val="30"/>
           <w:szCs w:val="30"/>
         </w:rPr>
-        <w:t xml:space="preserve">8. 한계 및 리스크</w:t>
+        <w:t xml:space="preserve">8. 한계와 향후 계획</w:t>
+      </w:r>
+    </w:p>
+    <w:p>
+      <w:pPr>
+        <w:spacing w:after="100" w:before="0" w:line="264"/>
+      </w:pPr>
+      <w:r>
+        <w:rPr>
+          <w:rFonts w:ascii="맑은 고딕" w:cs="맑은 고딕" w:eastAsia="맑은 고딕" w:hAnsi="맑은 고딕"/>
+          <w:sz w:val="20"/>
+          <w:szCs w:val="20"/>
+        </w:rPr>
+        <w:t xml:space="preserve">현재 알고 있는 한계와, 각각에 대해 무엇을 하면 되는지를 함께 적는다.</w:t>
       </w:r>
     </w:p>
     <w:tbl>
@@ -9403,9 +7390,9 @@
         </w:tblBorders>
       </w:tblPr>
       <w:tblGrid>
-        <w:gridCol w:w="2400"/>
-        <w:gridCol w:w="3480"/>
-        <w:gridCol w:w="3480"/>
+        <w:gridCol w:w="2300"/>
+        <w:gridCol w:w="3430"/>
+        <w:gridCol w:w="3630"/>
       </w:tblGrid>
       <w:tr>
         <w:trPr>
@@ -9413,7 +7400,7 @@
         </w:trPr>
         <w:tc>
           <w:tcPr>
-            <w:tcW w:type="dxa" w:w="2400"/>
+            <w:tcW w:type="dxa" w:w="2300"/>
             <w:tcBorders>
               <w:top w:val="single" w:color="D5DAE2" w:sz="4"/>
               <w:left w:val="single" w:color="D5DAE2" w:sz="4"/>
@@ -9447,7 +7434,7 @@
         </w:tc>
         <w:tc>
           <w:tcPr>
-            <w:tcW w:type="dxa" w:w="3480"/>
+            <w:tcW w:type="dxa" w:w="3430"/>
             <w:tcBorders>
               <w:top w:val="single" w:color="D5DAE2" w:sz="4"/>
               <w:left w:val="single" w:color="D5DAE2" w:sz="4"/>
@@ -9475,13 +7462,13 @@
                 <w:sz w:val="18"/>
                 <w:szCs w:val="18"/>
               </w:rPr>
-              <w:t xml:space="preserve">내용</w:t>
-            </w:r>
-          </w:p>
-        </w:tc>
-        <w:tc>
-          <w:tcPr>
-            <w:tcW w:type="dxa" w:w="3480"/>
+              <w:t xml:space="preserve">한계</w:t>
+            </w:r>
+          </w:p>
+        </w:tc>
+        <w:tc>
+          <w:tcPr>
+            <w:tcW w:type="dxa" w:w="3630"/>
             <w:tcBorders>
               <w:top w:val="single" w:color="D5DAE2" w:sz="4"/>
               <w:left w:val="single" w:color="D5DAE2" w:sz="4"/>
@@ -9509,7 +7496,7 @@
                 <w:sz w:val="18"/>
                 <w:szCs w:val="18"/>
               </w:rPr>
-              <w:t xml:space="preserve">대응 방향</w:t>
+              <w:t xml:space="preserve">대응 / 향후 계획</w:t>
             </w:r>
           </w:p>
         </w:tc>
@@ -9517,7 +7504,7 @@
       <w:tr>
         <w:tc>
           <w:tcPr>
-            <w:tcW w:type="dxa" w:w="2400"/>
+            <w:tcW w:type="dxa" w:w="2300"/>
             <w:tcBorders>
               <w:top w:val="single" w:color="D5DAE2" w:sz="4"/>
               <w:left w:val="single" w:color="D5DAE2" w:sz="4"/>
@@ -9547,65 +7534,65 @@
         </w:tc>
         <w:tc>
           <w:tcPr>
-            <w:tcW w:type="dxa" w:w="3480"/>
-            <w:tcBorders>
-              <w:top w:val="single" w:color="D5DAE2" w:sz="4"/>
-              <w:left w:val="single" w:color="D5DAE2" w:sz="4"/>
-              <w:bottom w:val="single" w:color="D5DAE2" w:sz="4"/>
-              <w:right w:val="single" w:color="D5DAE2" w:sz="4"/>
-            </w:tcBorders>
-            <w:tcMar>
-              <w:top w:type="dxa" w:w="52"/>
-              <w:left w:type="dxa" w:w="92"/>
-              <w:bottom w:type="dxa" w:w="52"/>
-              <w:right w:type="dxa" w:w="92"/>
-            </w:tcMar>
-          </w:tcPr>
-          <w:p>
-            <w:pPr>
-              <w:spacing w:after="0" w:line="280"/>
-            </w:pPr>
-            <w:r>
-              <w:rPr>
-                <w:rFonts w:ascii="맑은 고딕" w:cs="맑은 고딕" w:eastAsia="맑은 고딕" w:hAnsi="맑은 고딕"/>
-                <w:b w:val="false"/>
-                <w:bCs w:val="false"/>
-                <w:sz w:val="18"/>
-                <w:szCs w:val="18"/>
-              </w:rPr>
-              <w:t xml:space="preserve">3b는 새 입력에서 붕괴, 7b는 1회 생성에 약 5분. 목표 품질에는 고성능 모델 필요</w:t>
-            </w:r>
-          </w:p>
-        </w:tc>
-        <w:tc>
-          <w:tcPr>
-            <w:tcW w:type="dxa" w:w="3480"/>
-            <w:tcBorders>
-              <w:top w:val="single" w:color="D5DAE2" w:sz="4"/>
-              <w:left w:val="single" w:color="D5DAE2" w:sz="4"/>
-              <w:bottom w:val="single" w:color="D5DAE2" w:sz="4"/>
-              <w:right w:val="single" w:color="D5DAE2" w:sz="4"/>
-            </w:tcBorders>
-            <w:tcMar>
-              <w:top w:type="dxa" w:w="52"/>
-              <w:left w:type="dxa" w:w="92"/>
-              <w:bottom w:type="dxa" w:w="52"/>
-              <w:right w:type="dxa" w:w="92"/>
-            </w:tcMar>
-          </w:tcPr>
-          <w:p>
-            <w:pPr>
-              <w:spacing w:after="0" w:line="280"/>
-            </w:pPr>
-            <w:r>
-              <w:rPr>
-                <w:rFonts w:ascii="맑은 고딕" w:cs="맑은 고딕" w:eastAsia="맑은 고딕" w:hAnsi="맑은 고딕"/>
-                <w:b w:val="false"/>
-                <w:bCs w:val="false"/>
-                <w:sz w:val="18"/>
-                <w:szCs w:val="18"/>
-              </w:rPr>
-              <w:t xml:space="preserve">사내 GPU 서버 또는 회사 GPT 계정 확보. 확보 시 코드 수정 없이 freeform 방침 자동 적용</w:t>
+            <w:tcW w:type="dxa" w:w="3430"/>
+            <w:tcBorders>
+              <w:top w:val="single" w:color="D5DAE2" w:sz="4"/>
+              <w:left w:val="single" w:color="D5DAE2" w:sz="4"/>
+              <w:bottom w:val="single" w:color="D5DAE2" w:sz="4"/>
+              <w:right w:val="single" w:color="D5DAE2" w:sz="4"/>
+            </w:tcBorders>
+            <w:tcMar>
+              <w:top w:type="dxa" w:w="52"/>
+              <w:left w:type="dxa" w:w="92"/>
+              <w:bottom w:type="dxa" w:w="52"/>
+              <w:right w:type="dxa" w:w="92"/>
+            </w:tcMar>
+          </w:tcPr>
+          <w:p>
+            <w:pPr>
+              <w:spacing w:after="0" w:line="280"/>
+            </w:pPr>
+            <w:r>
+              <w:rPr>
+                <w:rFonts w:ascii="맑은 고딕" w:cs="맑은 고딕" w:eastAsia="맑은 고딕" w:hAnsi="맑은 고딕"/>
+                <w:b w:val="false"/>
+                <w:bCs w:val="false"/>
+                <w:sz w:val="18"/>
+                <w:szCs w:val="18"/>
+              </w:rPr>
+              <w:t xml:space="preserve">3b는 새 입력에서 붕괴, 7b는 1회 생성에 약 5분. 목표 품질에는 고성능 모델이 필요하다</w:t>
+            </w:r>
+          </w:p>
+        </w:tc>
+        <w:tc>
+          <w:tcPr>
+            <w:tcW w:type="dxa" w:w="3630"/>
+            <w:tcBorders>
+              <w:top w:val="single" w:color="D5DAE2" w:sz="4"/>
+              <w:left w:val="single" w:color="D5DAE2" w:sz="4"/>
+              <w:bottom w:val="single" w:color="D5DAE2" w:sz="4"/>
+              <w:right w:val="single" w:color="D5DAE2" w:sz="4"/>
+            </w:tcBorders>
+            <w:tcMar>
+              <w:top w:type="dxa" w:w="52"/>
+              <w:left w:type="dxa" w:w="92"/>
+              <w:bottom w:type="dxa" w:w="52"/>
+              <w:right w:type="dxa" w:w="92"/>
+            </w:tcMar>
+          </w:tcPr>
+          <w:p>
+            <w:pPr>
+              <w:spacing w:after="0" w:line="280"/>
+            </w:pPr>
+            <w:r>
+              <w:rPr>
+                <w:rFonts w:ascii="맑은 고딕" w:cs="맑은 고딕" w:eastAsia="맑은 고딕" w:hAnsi="맑은 고딕"/>
+                <w:b w:val="false"/>
+                <w:bCs w:val="false"/>
+                <w:sz w:val="18"/>
+                <w:szCs w:val="18"/>
+              </w:rPr>
+              <w:t xml:space="preserve">사내 GPU 서버 또는 회사 GPT 계정 확보. 확보하면 코드 수정 없이 freeform 방침이 자동 적용된다</w:t>
             </w:r>
           </w:p>
         </w:tc>
@@ -9613,95 +7600,95 @@
       <w:tr>
         <w:tc>
           <w:tcPr>
-            <w:tcW w:type="dxa" w:w="2400"/>
-            <w:tcBorders>
-              <w:top w:val="single" w:color="D5DAE2" w:sz="4"/>
-              <w:left w:val="single" w:color="D5DAE2" w:sz="4"/>
-              <w:bottom w:val="single" w:color="D5DAE2" w:sz="4"/>
-              <w:right w:val="single" w:color="D5DAE2" w:sz="4"/>
-            </w:tcBorders>
-            <w:tcMar>
-              <w:top w:type="dxa" w:w="52"/>
-              <w:left w:type="dxa" w:w="92"/>
-              <w:bottom w:type="dxa" w:w="52"/>
-              <w:right w:type="dxa" w:w="92"/>
-            </w:tcMar>
-          </w:tcPr>
-          <w:p>
-            <w:pPr>
-              <w:spacing w:after="0" w:line="280"/>
-            </w:pPr>
-            <w:r>
-              <w:rPr>
-                <w:rFonts w:ascii="맑은 고딕" w:cs="맑은 고딕" w:eastAsia="맑은 고딕" w:hAnsi="맑은 고딕"/>
-                <w:sz w:val="18"/>
-                <w:szCs w:val="18"/>
-              </w:rPr>
-              <w:t xml:space="preserve">업무 시스템 미연동</w:t>
-            </w:r>
-          </w:p>
-        </w:tc>
-        <w:tc>
-          <w:tcPr>
-            <w:tcW w:type="dxa" w:w="3480"/>
-            <w:tcBorders>
-              <w:top w:val="single" w:color="D5DAE2" w:sz="4"/>
-              <w:left w:val="single" w:color="D5DAE2" w:sz="4"/>
-              <w:bottom w:val="single" w:color="D5DAE2" w:sz="4"/>
-              <w:right w:val="single" w:color="D5DAE2" w:sz="4"/>
-            </w:tcBorders>
-            <w:tcMar>
-              <w:top w:type="dxa" w:w="52"/>
-              <w:left w:type="dxa" w:w="92"/>
-              <w:bottom w:type="dxa" w:w="52"/>
-              <w:right w:type="dxa" w:w="92"/>
-            </w:tcMar>
-          </w:tcPr>
-          <w:p>
-            <w:pPr>
-              <w:spacing w:after="0" w:line="280"/>
-            </w:pPr>
-            <w:r>
-              <w:rPr>
-                <w:rFonts w:ascii="맑은 고딕" w:cs="맑은 고딕" w:eastAsia="맑은 고딕" w:hAnsi="맑은 고딕"/>
-                <w:b w:val="false"/>
-                <w:bCs w:val="false"/>
-                <w:sz w:val="18"/>
-                <w:szCs w:val="18"/>
-              </w:rPr>
-              <w:t xml:space="preserve">Teams·Outlook 자동 전달 미구현 (IT 승인 필요)</w:t>
-            </w:r>
-          </w:p>
-        </w:tc>
-        <w:tc>
-          <w:tcPr>
-            <w:tcW w:type="dxa" w:w="3480"/>
-            <w:tcBorders>
-              <w:top w:val="single" w:color="D5DAE2" w:sz="4"/>
-              <w:left w:val="single" w:color="D5DAE2" w:sz="4"/>
-              <w:bottom w:val="single" w:color="D5DAE2" w:sz="4"/>
-              <w:right w:val="single" w:color="D5DAE2" w:sz="4"/>
-            </w:tcBorders>
-            <w:tcMar>
-              <w:top w:type="dxa" w:w="52"/>
-              <w:left w:type="dxa" w:w="92"/>
-              <w:bottom w:type="dxa" w:w="52"/>
-              <w:right w:type="dxa" w:w="92"/>
-            </w:tcMar>
-          </w:tcPr>
-          <w:p>
-            <w:pPr>
-              <w:spacing w:after="0" w:line="280"/>
-            </w:pPr>
-            <w:r>
-              <w:rPr>
-                <w:rFonts w:ascii="맑은 고딕" w:cs="맑은 고딕" w:eastAsia="맑은 고딕" w:hAnsi="맑은 고딕"/>
-                <w:b w:val="false"/>
-                <w:bCs w:val="false"/>
-                <w:sz w:val="18"/>
-                <w:szCs w:val="18"/>
-              </w:rPr>
-              <w:t xml:space="preserve">감시 폴더 트리거로 대체 운용 중. 인터페이스가 모듈화되어 있어 승인 시 교체만 하면 됨</w:t>
+            <w:tcW w:type="dxa" w:w="2300"/>
+            <w:tcBorders>
+              <w:top w:val="single" w:color="D5DAE2" w:sz="4"/>
+              <w:left w:val="single" w:color="D5DAE2" w:sz="4"/>
+              <w:bottom w:val="single" w:color="D5DAE2" w:sz="4"/>
+              <w:right w:val="single" w:color="D5DAE2" w:sz="4"/>
+            </w:tcBorders>
+            <w:tcMar>
+              <w:top w:type="dxa" w:w="52"/>
+              <w:left w:type="dxa" w:w="92"/>
+              <w:bottom w:type="dxa" w:w="52"/>
+              <w:right w:type="dxa" w:w="92"/>
+            </w:tcMar>
+          </w:tcPr>
+          <w:p>
+            <w:pPr>
+              <w:spacing w:after="0" w:line="280"/>
+            </w:pPr>
+            <w:r>
+              <w:rPr>
+                <w:rFonts w:ascii="맑은 고딕" w:cs="맑은 고딕" w:eastAsia="맑은 고딕" w:hAnsi="맑은 고딕"/>
+                <w:sz w:val="18"/>
+                <w:szCs w:val="18"/>
+              </w:rPr>
+              <w:t xml:space="preserve">자유 설계 폴백률</w:t>
+            </w:r>
+          </w:p>
+        </w:tc>
+        <w:tc>
+          <w:tcPr>
+            <w:tcW w:type="dxa" w:w="3430"/>
+            <w:tcBorders>
+              <w:top w:val="single" w:color="D5DAE2" w:sz="4"/>
+              <w:left w:val="single" w:color="D5DAE2" w:sz="4"/>
+              <w:bottom w:val="single" w:color="D5DAE2" w:sz="4"/>
+              <w:right w:val="single" w:color="D5DAE2" w:sz="4"/>
+            </w:tcBorders>
+            <w:tcMar>
+              <w:top w:type="dxa" w:w="52"/>
+              <w:left w:type="dxa" w:w="92"/>
+              <w:bottom w:type="dxa" w:w="52"/>
+              <w:right w:type="dxa" w:w="92"/>
+            </w:tcMar>
+          </w:tcPr>
+          <w:p>
+            <w:pPr>
+              <w:spacing w:after="0" w:line="280"/>
+            </w:pPr>
+            <w:r>
+              <w:rPr>
+                <w:rFonts w:ascii="맑은 고딕" w:cs="맑은 고딕" w:eastAsia="맑은 고딕" w:hAnsi="맑은 고딕"/>
+                <w:b w:val="false"/>
+                <w:bCs w:val="false"/>
+                <w:sz w:val="18"/>
+                <w:szCs w:val="18"/>
+              </w:rPr>
+              <w:t xml:space="preserve">3회 안에 검사를 통과하지 못하면 템플릿으로 폴백된다. 폴백 빈도는 아직 집계하지 않았다</w:t>
+            </w:r>
+          </w:p>
+        </w:tc>
+        <w:tc>
+          <w:tcPr>
+            <w:tcW w:type="dxa" w:w="3630"/>
+            <w:tcBorders>
+              <w:top w:val="single" w:color="D5DAE2" w:sz="4"/>
+              <w:left w:val="single" w:color="D5DAE2" w:sz="4"/>
+              <w:bottom w:val="single" w:color="D5DAE2" w:sz="4"/>
+              <w:right w:val="single" w:color="D5DAE2" w:sz="4"/>
+            </w:tcBorders>
+            <w:tcMar>
+              <w:top w:type="dxa" w:w="52"/>
+              <w:left w:type="dxa" w:w="92"/>
+              <w:bottom w:type="dxa" w:w="52"/>
+              <w:right w:type="dxa" w:w="92"/>
+            </w:tcMar>
+          </w:tcPr>
+          <w:p>
+            <w:pPr>
+              <w:spacing w:after="0" w:line="280"/>
+            </w:pPr>
+            <w:r>
+              <w:rPr>
+                <w:rFonts w:ascii="맑은 고딕" w:cs="맑은 고딕" w:eastAsia="맑은 고딕" w:hAnsi="맑은 고딕"/>
+                <w:b w:val="false"/>
+                <w:bCs w:val="false"/>
+                <w:sz w:val="18"/>
+                <w:szCs w:val="18"/>
+              </w:rPr>
+              <w:t xml:space="preserve">실사용 로그로 폴백률을 측정하고, 자주 걸리는 결함 유형을 프롬프트에 미리 반영</w:t>
             </w:r>
           </w:p>
         </w:tc>
@@ -9709,95 +7696,95 @@
       <w:tr>
         <w:tc>
           <w:tcPr>
-            <w:tcW w:type="dxa" w:w="2400"/>
-            <w:tcBorders>
-              <w:top w:val="single" w:color="D5DAE2" w:sz="4"/>
-              <w:left w:val="single" w:color="D5DAE2" w:sz="4"/>
-              <w:bottom w:val="single" w:color="D5DAE2" w:sz="4"/>
-              <w:right w:val="single" w:color="D5DAE2" w:sz="4"/>
-            </w:tcBorders>
-            <w:tcMar>
-              <w:top w:type="dxa" w:w="52"/>
-              <w:left w:type="dxa" w:w="92"/>
-              <w:bottom w:type="dxa" w:w="52"/>
-              <w:right w:type="dxa" w:w="92"/>
-            </w:tcMar>
-          </w:tcPr>
-          <w:p>
-            <w:pPr>
-              <w:spacing w:after="0" w:line="280"/>
-            </w:pPr>
-            <w:r>
-              <w:rPr>
-                <w:rFonts w:ascii="맑은 고딕" w:cs="맑은 고딕" w:eastAsia="맑은 고딕" w:hAnsi="맑은 고딕"/>
-                <w:sz w:val="18"/>
-                <w:szCs w:val="18"/>
-              </w:rPr>
-              <w:t xml:space="preserve">배포 형태</w:t>
-            </w:r>
-          </w:p>
-        </w:tc>
-        <w:tc>
-          <w:tcPr>
-            <w:tcW w:type="dxa" w:w="3480"/>
-            <w:tcBorders>
-              <w:top w:val="single" w:color="D5DAE2" w:sz="4"/>
-              <w:left w:val="single" w:color="D5DAE2" w:sz="4"/>
-              <w:bottom w:val="single" w:color="D5DAE2" w:sz="4"/>
-              <w:right w:val="single" w:color="D5DAE2" w:sz="4"/>
-            </w:tcBorders>
-            <w:tcMar>
-              <w:top w:type="dxa" w:w="52"/>
-              <w:left w:type="dxa" w:w="92"/>
-              <w:bottom w:type="dxa" w:w="52"/>
-              <w:right w:type="dxa" w:w="92"/>
-            </w:tcMar>
-          </w:tcPr>
-          <w:p>
-            <w:pPr>
-              <w:spacing w:after="0" w:line="280"/>
-            </w:pPr>
-            <w:r>
-              <w:rPr>
-                <w:rFonts w:ascii="맑은 고딕" w:cs="맑은 고딕" w:eastAsia="맑은 고딕" w:hAnsi="맑은 고딕"/>
-                <w:b w:val="false"/>
-                <w:bCs w:val="false"/>
-                <w:sz w:val="18"/>
-                <w:szCs w:val="18"/>
-              </w:rPr>
-              <w:t xml:space="preserve">현재 Python 실행 환경이 필요해 비개발자 PC에 그대로 배포하기 어려움</w:t>
-            </w:r>
-          </w:p>
-        </w:tc>
-        <w:tc>
-          <w:tcPr>
-            <w:tcW w:type="dxa" w:w="3480"/>
-            <w:tcBorders>
-              <w:top w:val="single" w:color="D5DAE2" w:sz="4"/>
-              <w:left w:val="single" w:color="D5DAE2" w:sz="4"/>
-              <w:bottom w:val="single" w:color="D5DAE2" w:sz="4"/>
-              <w:right w:val="single" w:color="D5DAE2" w:sz="4"/>
-            </w:tcBorders>
-            <w:tcMar>
-              <w:top w:type="dxa" w:w="52"/>
-              <w:left w:type="dxa" w:w="92"/>
-              <w:bottom w:type="dxa" w:w="52"/>
-              <w:right w:type="dxa" w:w="92"/>
-            </w:tcMar>
-          </w:tcPr>
-          <w:p>
-            <w:pPr>
-              <w:spacing w:after="0" w:line="280"/>
-            </w:pPr>
-            <w:r>
-              <w:rPr>
-                <w:rFonts w:ascii="맑은 고딕" w:cs="맑은 고딕" w:eastAsia="맑은 고딕" w:hAnsi="맑은 고딕"/>
-                <w:b w:val="false"/>
-                <w:bCs w:val="false"/>
-                <w:sz w:val="18"/>
-                <w:szCs w:val="18"/>
-              </w:rPr>
-              <w:t xml:space="preserve">PyInstaller로 .exe 패키징 (백로그)</w:t>
+            <w:tcW w:type="dxa" w:w="2300"/>
+            <w:tcBorders>
+              <w:top w:val="single" w:color="D5DAE2" w:sz="4"/>
+              <w:left w:val="single" w:color="D5DAE2" w:sz="4"/>
+              <w:bottom w:val="single" w:color="D5DAE2" w:sz="4"/>
+              <w:right w:val="single" w:color="D5DAE2" w:sz="4"/>
+            </w:tcBorders>
+            <w:tcMar>
+              <w:top w:type="dxa" w:w="52"/>
+              <w:left w:type="dxa" w:w="92"/>
+              <w:bottom w:type="dxa" w:w="52"/>
+              <w:right w:type="dxa" w:w="92"/>
+            </w:tcMar>
+          </w:tcPr>
+          <w:p>
+            <w:pPr>
+              <w:spacing w:after="0" w:line="280"/>
+            </w:pPr>
+            <w:r>
+              <w:rPr>
+                <w:rFonts w:ascii="맑은 고딕" w:cs="맑은 고딕" w:eastAsia="맑은 고딕" w:hAnsi="맑은 고딕"/>
+                <w:sz w:val="18"/>
+                <w:szCs w:val="18"/>
+              </w:rPr>
+              <w:t xml:space="preserve">업무 시스템 미연동</w:t>
+            </w:r>
+          </w:p>
+        </w:tc>
+        <w:tc>
+          <w:tcPr>
+            <w:tcW w:type="dxa" w:w="3430"/>
+            <w:tcBorders>
+              <w:top w:val="single" w:color="D5DAE2" w:sz="4"/>
+              <w:left w:val="single" w:color="D5DAE2" w:sz="4"/>
+              <w:bottom w:val="single" w:color="D5DAE2" w:sz="4"/>
+              <w:right w:val="single" w:color="D5DAE2" w:sz="4"/>
+            </w:tcBorders>
+            <w:tcMar>
+              <w:top w:type="dxa" w:w="52"/>
+              <w:left w:type="dxa" w:w="92"/>
+              <w:bottom w:type="dxa" w:w="52"/>
+              <w:right w:type="dxa" w:w="92"/>
+            </w:tcMar>
+          </w:tcPr>
+          <w:p>
+            <w:pPr>
+              <w:spacing w:after="0" w:line="280"/>
+            </w:pPr>
+            <w:r>
+              <w:rPr>
+                <w:rFonts w:ascii="맑은 고딕" w:cs="맑은 고딕" w:eastAsia="맑은 고딕" w:hAnsi="맑은 고딕"/>
+                <w:b w:val="false"/>
+                <w:bCs w:val="false"/>
+                <w:sz w:val="18"/>
+                <w:szCs w:val="18"/>
+              </w:rPr>
+              <w:t xml:space="preserve">Teams·Outlook 자동 전달 미구현 (IT 승인 필요)</w:t>
+            </w:r>
+          </w:p>
+        </w:tc>
+        <w:tc>
+          <w:tcPr>
+            <w:tcW w:type="dxa" w:w="3630"/>
+            <w:tcBorders>
+              <w:top w:val="single" w:color="D5DAE2" w:sz="4"/>
+              <w:left w:val="single" w:color="D5DAE2" w:sz="4"/>
+              <w:bottom w:val="single" w:color="D5DAE2" w:sz="4"/>
+              <w:right w:val="single" w:color="D5DAE2" w:sz="4"/>
+            </w:tcBorders>
+            <w:tcMar>
+              <w:top w:type="dxa" w:w="52"/>
+              <w:left w:type="dxa" w:w="92"/>
+              <w:bottom w:type="dxa" w:w="52"/>
+              <w:right w:type="dxa" w:w="92"/>
+            </w:tcMar>
+          </w:tcPr>
+          <w:p>
+            <w:pPr>
+              <w:spacing w:after="0" w:line="280"/>
+            </w:pPr>
+            <w:r>
+              <w:rPr>
+                <w:rFonts w:ascii="맑은 고딕" w:cs="맑은 고딕" w:eastAsia="맑은 고딕" w:hAnsi="맑은 고딕"/>
+                <w:b w:val="false"/>
+                <w:bCs w:val="false"/>
+                <w:sz w:val="18"/>
+                <w:szCs w:val="18"/>
+              </w:rPr>
+              <w:t xml:space="preserve">감시 폴더 트리거로 대체 운용 중. 인터페이스가 모듈화되어 있어 승인 시 교체만 하면 된다</w:t>
             </w:r>
           </w:p>
         </w:tc>
@@ -9805,95 +7792,95 @@
       <w:tr>
         <w:tc>
           <w:tcPr>
-            <w:tcW w:type="dxa" w:w="2400"/>
-            <w:tcBorders>
-              <w:top w:val="single" w:color="D5DAE2" w:sz="4"/>
-              <w:left w:val="single" w:color="D5DAE2" w:sz="4"/>
-              <w:bottom w:val="single" w:color="D5DAE2" w:sz="4"/>
-              <w:right w:val="single" w:color="D5DAE2" w:sz="4"/>
-            </w:tcBorders>
-            <w:tcMar>
-              <w:top w:type="dxa" w:w="52"/>
-              <w:left w:type="dxa" w:w="92"/>
-              <w:bottom w:type="dxa" w:w="52"/>
-              <w:right w:type="dxa" w:w="92"/>
-            </w:tcMar>
-          </w:tcPr>
-          <w:p>
-            <w:pPr>
-              <w:spacing w:after="0" w:line="280"/>
-            </w:pPr>
-            <w:r>
-              <w:rPr>
-                <w:rFonts w:ascii="맑은 고딕" w:cs="맑은 고딕" w:eastAsia="맑은 고딕" w:hAnsi="맑은 고딕"/>
-                <w:sz w:val="18"/>
-                <w:szCs w:val="18"/>
-              </w:rPr>
-              <w:t xml:space="preserve">사진 벡터화</w:t>
-            </w:r>
-          </w:p>
-        </w:tc>
-        <w:tc>
-          <w:tcPr>
-            <w:tcW w:type="dxa" w:w="3480"/>
-            <w:tcBorders>
-              <w:top w:val="single" w:color="D5DAE2" w:sz="4"/>
-              <w:left w:val="single" w:color="D5DAE2" w:sz="4"/>
-              <w:bottom w:val="single" w:color="D5DAE2" w:sz="4"/>
-              <w:right w:val="single" w:color="D5DAE2" w:sz="4"/>
-            </w:tcBorders>
-            <w:tcMar>
-              <w:top w:type="dxa" w:w="52"/>
-              <w:left w:type="dxa" w:w="92"/>
-              <w:bottom w:type="dxa" w:w="52"/>
-              <w:right w:type="dxa" w:w="92"/>
-            </w:tcMar>
-          </w:tcPr>
-          <w:p>
-            <w:pPr>
-              <w:spacing w:after="0" w:line="280"/>
-            </w:pPr>
-            <w:r>
-              <w:rPr>
-                <w:rFonts w:ascii="맑은 고딕" w:cs="맑은 고딕" w:eastAsia="맑은 고딕" w:hAnsi="맑은 고딕"/>
-                <w:b w:val="false"/>
-                <w:bCs w:val="false"/>
-                <w:sz w:val="18"/>
-                <w:szCs w:val="18"/>
-              </w:rPr>
-              <w:t xml:space="preserve">사진은 벡터 변환 시 품질이 떨어지고 용량이 커짐</w:t>
-            </w:r>
-          </w:p>
-        </w:tc>
-        <w:tc>
-          <w:tcPr>
-            <w:tcW w:type="dxa" w:w="3480"/>
-            <w:tcBorders>
-              <w:top w:val="single" w:color="D5DAE2" w:sz="4"/>
-              <w:left w:val="single" w:color="D5DAE2" w:sz="4"/>
-              <w:bottom w:val="single" w:color="D5DAE2" w:sz="4"/>
-              <w:right w:val="single" w:color="D5DAE2" w:sz="4"/>
-            </w:tcBorders>
-            <w:tcMar>
-              <w:top w:type="dxa" w:w="52"/>
-              <w:left w:type="dxa" w:w="92"/>
-              <w:bottom w:type="dxa" w:w="52"/>
-              <w:right w:type="dxa" w:w="92"/>
-            </w:tcMar>
-          </w:tcPr>
-          <w:p>
-            <w:pPr>
-              <w:spacing w:after="0" w:line="280"/>
-            </w:pPr>
-            <w:r>
-              <w:rPr>
-                <w:rFonts w:ascii="맑은 고딕" w:cs="맑은 고딕" w:eastAsia="맑은 고딕" w:hAnsi="맑은 고딕"/>
-                <w:b w:val="false"/>
-                <w:bCs w:val="false"/>
-                <w:sz w:val="18"/>
-                <w:szCs w:val="18"/>
-              </w:rPr>
-              <w:t xml:space="preserve">기술적 한계로 해결 불가. 앱이 원본 사용을 권고하도록 처리</w:t>
+            <w:tcW w:type="dxa" w:w="2300"/>
+            <w:tcBorders>
+              <w:top w:val="single" w:color="D5DAE2" w:sz="4"/>
+              <w:left w:val="single" w:color="D5DAE2" w:sz="4"/>
+              <w:bottom w:val="single" w:color="D5DAE2" w:sz="4"/>
+              <w:right w:val="single" w:color="D5DAE2" w:sz="4"/>
+            </w:tcBorders>
+            <w:tcMar>
+              <w:top w:type="dxa" w:w="52"/>
+              <w:left w:type="dxa" w:w="92"/>
+              <w:bottom w:type="dxa" w:w="52"/>
+              <w:right w:type="dxa" w:w="92"/>
+            </w:tcMar>
+          </w:tcPr>
+          <w:p>
+            <w:pPr>
+              <w:spacing w:after="0" w:line="280"/>
+            </w:pPr>
+            <w:r>
+              <w:rPr>
+                <w:rFonts w:ascii="맑은 고딕" w:cs="맑은 고딕" w:eastAsia="맑은 고딕" w:hAnsi="맑은 고딕"/>
+                <w:sz w:val="18"/>
+                <w:szCs w:val="18"/>
+              </w:rPr>
+              <w:t xml:space="preserve">배포 형태</w:t>
+            </w:r>
+          </w:p>
+        </w:tc>
+        <w:tc>
+          <w:tcPr>
+            <w:tcW w:type="dxa" w:w="3430"/>
+            <w:tcBorders>
+              <w:top w:val="single" w:color="D5DAE2" w:sz="4"/>
+              <w:left w:val="single" w:color="D5DAE2" w:sz="4"/>
+              <w:bottom w:val="single" w:color="D5DAE2" w:sz="4"/>
+              <w:right w:val="single" w:color="D5DAE2" w:sz="4"/>
+            </w:tcBorders>
+            <w:tcMar>
+              <w:top w:type="dxa" w:w="52"/>
+              <w:left w:type="dxa" w:w="92"/>
+              <w:bottom w:type="dxa" w:w="52"/>
+              <w:right w:type="dxa" w:w="92"/>
+            </w:tcMar>
+          </w:tcPr>
+          <w:p>
+            <w:pPr>
+              <w:spacing w:after="0" w:line="280"/>
+            </w:pPr>
+            <w:r>
+              <w:rPr>
+                <w:rFonts w:ascii="맑은 고딕" w:cs="맑은 고딕" w:eastAsia="맑은 고딕" w:hAnsi="맑은 고딕"/>
+                <w:b w:val="false"/>
+                <w:bCs w:val="false"/>
+                <w:sz w:val="18"/>
+                <w:szCs w:val="18"/>
+              </w:rPr>
+              <w:t xml:space="preserve">Python 실행 환경이 필요해 비개발자 PC에 그대로 배포하기 어렵다</w:t>
+            </w:r>
+          </w:p>
+        </w:tc>
+        <w:tc>
+          <w:tcPr>
+            <w:tcW w:type="dxa" w:w="3630"/>
+            <w:tcBorders>
+              <w:top w:val="single" w:color="D5DAE2" w:sz="4"/>
+              <w:left w:val="single" w:color="D5DAE2" w:sz="4"/>
+              <w:bottom w:val="single" w:color="D5DAE2" w:sz="4"/>
+              <w:right w:val="single" w:color="D5DAE2" w:sz="4"/>
+            </w:tcBorders>
+            <w:tcMar>
+              <w:top w:type="dxa" w:w="52"/>
+              <w:left w:type="dxa" w:w="92"/>
+              <w:bottom w:type="dxa" w:w="52"/>
+              <w:right w:type="dxa" w:w="92"/>
+            </w:tcMar>
+          </w:tcPr>
+          <w:p>
+            <w:pPr>
+              <w:spacing w:after="0" w:line="280"/>
+            </w:pPr>
+            <w:r>
+              <w:rPr>
+                <w:rFonts w:ascii="맑은 고딕" w:cs="맑은 고딕" w:eastAsia="맑은 고딕" w:hAnsi="맑은 고딕"/>
+                <w:b w:val="false"/>
+                <w:bCs w:val="false"/>
+                <w:sz w:val="18"/>
+                <w:szCs w:val="18"/>
+              </w:rPr>
+              <w:t xml:space="preserve">PyInstaller로 .exe 패키징</w:t>
             </w:r>
           </w:p>
         </w:tc>
@@ -9901,95 +7888,95 @@
       <w:tr>
         <w:tc>
           <w:tcPr>
-            <w:tcW w:type="dxa" w:w="2400"/>
-            <w:tcBorders>
-              <w:top w:val="single" w:color="D5DAE2" w:sz="4"/>
-              <w:left w:val="single" w:color="D5DAE2" w:sz="4"/>
-              <w:bottom w:val="single" w:color="D5DAE2" w:sz="4"/>
-              <w:right w:val="single" w:color="D5DAE2" w:sz="4"/>
-            </w:tcBorders>
-            <w:tcMar>
-              <w:top w:type="dxa" w:w="52"/>
-              <w:left w:type="dxa" w:w="92"/>
-              <w:bottom w:type="dxa" w:w="52"/>
-              <w:right w:type="dxa" w:w="92"/>
-            </w:tcMar>
-          </w:tcPr>
-          <w:p>
-            <w:pPr>
-              <w:spacing w:after="0" w:line="280"/>
-            </w:pPr>
-            <w:r>
-              <w:rPr>
-                <w:rFonts w:ascii="맑은 고딕" w:cs="맑은 고딕" w:eastAsia="맑은 고딕" w:hAnsi="맑은 고딕"/>
-                <w:sz w:val="18"/>
-                <w:szCs w:val="18"/>
-              </w:rPr>
-              <w:t xml:space="preserve">자유 설계 성공률</w:t>
-            </w:r>
-          </w:p>
-        </w:tc>
-        <w:tc>
-          <w:tcPr>
-            <w:tcW w:type="dxa" w:w="3480"/>
-            <w:tcBorders>
-              <w:top w:val="single" w:color="D5DAE2" w:sz="4"/>
-              <w:left w:val="single" w:color="D5DAE2" w:sz="4"/>
-              <w:bottom w:val="single" w:color="D5DAE2" w:sz="4"/>
-              <w:right w:val="single" w:color="D5DAE2" w:sz="4"/>
-            </w:tcBorders>
-            <w:tcMar>
-              <w:top w:type="dxa" w:w="52"/>
-              <w:left w:type="dxa" w:w="92"/>
-              <w:bottom w:type="dxa" w:w="52"/>
-              <w:right w:type="dxa" w:w="92"/>
-            </w:tcMar>
-          </w:tcPr>
-          <w:p>
-            <w:pPr>
-              <w:spacing w:after="0" w:line="280"/>
-            </w:pPr>
-            <w:r>
-              <w:rPr>
-                <w:rFonts w:ascii="맑은 고딕" w:cs="맑은 고딕" w:eastAsia="맑은 고딕" w:hAnsi="맑은 고딕"/>
-                <w:b w:val="false"/>
-                <w:bCs w:val="false"/>
-                <w:sz w:val="18"/>
-                <w:szCs w:val="18"/>
-              </w:rPr>
-              <w:t xml:space="preserve">모델이 쓴 코드가 3회 안에 검사를 통과하지 못하면 템플릿으로 폴백된다. 폴백 빈도는 아직 통계로 집계하지 않았다.</w:t>
-            </w:r>
-          </w:p>
-        </w:tc>
-        <w:tc>
-          <w:tcPr>
-            <w:tcW w:type="dxa" w:w="3480"/>
-            <w:tcBorders>
-              <w:top w:val="single" w:color="D5DAE2" w:sz="4"/>
-              <w:left w:val="single" w:color="D5DAE2" w:sz="4"/>
-              <w:bottom w:val="single" w:color="D5DAE2" w:sz="4"/>
-              <w:right w:val="single" w:color="D5DAE2" w:sz="4"/>
-            </w:tcBorders>
-            <w:tcMar>
-              <w:top w:type="dxa" w:w="52"/>
-              <w:left w:type="dxa" w:w="92"/>
-              <w:bottom w:type="dxa" w:w="52"/>
-              <w:right w:type="dxa" w:w="92"/>
-            </w:tcMar>
-          </w:tcPr>
-          <w:p>
-            <w:pPr>
-              <w:spacing w:after="0" w:line="280"/>
-            </w:pPr>
-            <w:r>
-              <w:rPr>
-                <w:rFonts w:ascii="맑은 고딕" w:cs="맑은 고딕" w:eastAsia="맑은 고딕" w:hAnsi="맑은 고딕"/>
-                <w:b w:val="false"/>
-                <w:bCs w:val="false"/>
-                <w:sz w:val="18"/>
-                <w:szCs w:val="18"/>
-              </w:rPr>
-              <w:t xml:space="preserve">실사용 로그를 모아 폴백률을 측정하고, 자주 걸리는 결함 유형을 프롬프트에 미리 반영</w:t>
+            <w:tcW w:type="dxa" w:w="2300"/>
+            <w:tcBorders>
+              <w:top w:val="single" w:color="D5DAE2" w:sz="4"/>
+              <w:left w:val="single" w:color="D5DAE2" w:sz="4"/>
+              <w:bottom w:val="single" w:color="D5DAE2" w:sz="4"/>
+              <w:right w:val="single" w:color="D5DAE2" w:sz="4"/>
+            </w:tcBorders>
+            <w:tcMar>
+              <w:top w:type="dxa" w:w="52"/>
+              <w:left w:type="dxa" w:w="92"/>
+              <w:bottom w:type="dxa" w:w="52"/>
+              <w:right w:type="dxa" w:w="92"/>
+            </w:tcMar>
+          </w:tcPr>
+          <w:p>
+            <w:pPr>
+              <w:spacing w:after="0" w:line="280"/>
+            </w:pPr>
+            <w:r>
+              <w:rPr>
+                <w:rFonts w:ascii="맑은 고딕" w:cs="맑은 고딕" w:eastAsia="맑은 고딕" w:hAnsi="맑은 고딕"/>
+                <w:sz w:val="18"/>
+                <w:szCs w:val="18"/>
+              </w:rPr>
+              <w:t xml:space="preserve">시각 QA</w:t>
+            </w:r>
+          </w:p>
+        </w:tc>
+        <w:tc>
+          <w:tcPr>
+            <w:tcW w:type="dxa" w:w="3430"/>
+            <w:tcBorders>
+              <w:top w:val="single" w:color="D5DAE2" w:sz="4"/>
+              <w:left w:val="single" w:color="D5DAE2" w:sz="4"/>
+              <w:bottom w:val="single" w:color="D5DAE2" w:sz="4"/>
+              <w:right w:val="single" w:color="D5DAE2" w:sz="4"/>
+            </w:tcBorders>
+            <w:tcMar>
+              <w:top w:type="dxa" w:w="52"/>
+              <w:left w:type="dxa" w:w="92"/>
+              <w:bottom w:type="dxa" w:w="52"/>
+              <w:right w:type="dxa" w:w="92"/>
+            </w:tcMar>
+          </w:tcPr>
+          <w:p>
+            <w:pPr>
+              <w:spacing w:after="0" w:line="280"/>
+            </w:pPr>
+            <w:r>
+              <w:rPr>
+                <w:rFonts w:ascii="맑은 고딕" w:cs="맑은 고딕" w:eastAsia="맑은 고딕" w:hAnsi="맑은 고딕"/>
+                <w:b w:val="false"/>
+                <w:bCs w:val="false"/>
+                <w:sz w:val="18"/>
+                <w:szCs w:val="18"/>
+              </w:rPr>
+              <w:t xml:space="preserve">기하 결함은 코드로 잡지만 "보기 좋은가"의 최종 판단은 사람 몫이다</w:t>
+            </w:r>
+          </w:p>
+        </w:tc>
+        <w:tc>
+          <w:tcPr>
+            <w:tcW w:type="dxa" w:w="3630"/>
+            <w:tcBorders>
+              <w:top w:val="single" w:color="D5DAE2" w:sz="4"/>
+              <w:left w:val="single" w:color="D5DAE2" w:sz="4"/>
+              <w:bottom w:val="single" w:color="D5DAE2" w:sz="4"/>
+              <w:right w:val="single" w:color="D5DAE2" w:sz="4"/>
+            </w:tcBorders>
+            <w:tcMar>
+              <w:top w:type="dxa" w:w="52"/>
+              <w:left w:type="dxa" w:w="92"/>
+              <w:bottom w:type="dxa" w:w="52"/>
+              <w:right w:type="dxa" w:w="92"/>
+            </w:tcMar>
+          </w:tcPr>
+          <w:p>
+            <w:pPr>
+              <w:spacing w:after="0" w:line="280"/>
+            </w:pPr>
+            <w:r>
+              <w:rPr>
+                <w:rFonts w:ascii="맑은 고딕" w:cs="맑은 고딕" w:eastAsia="맑은 고딕" w:hAnsi="맑은 고딕"/>
+                <w:b w:val="false"/>
+                <w:bCs w:val="false"/>
+                <w:sz w:val="18"/>
+                <w:szCs w:val="18"/>
+              </w:rPr>
+              <w:t xml:space="preserve">LibreOffice 렌더-비교를 생성 루프에 편입해 기하 검사와 함께 자동 수행</w:t>
             </w:r>
           </w:p>
         </w:tc>
@@ -9997,7 +7984,103 @@
       <w:tr>
         <w:tc>
           <w:tcPr>
-            <w:tcW w:type="dxa" w:w="2400"/>
+            <w:tcW w:type="dxa" w:w="2300"/>
+            <w:tcBorders>
+              <w:top w:val="single" w:color="D5DAE2" w:sz="4"/>
+              <w:left w:val="single" w:color="D5DAE2" w:sz="4"/>
+              <w:bottom w:val="single" w:color="D5DAE2" w:sz="4"/>
+              <w:right w:val="single" w:color="D5DAE2" w:sz="4"/>
+            </w:tcBorders>
+            <w:tcMar>
+              <w:top w:type="dxa" w:w="52"/>
+              <w:left w:type="dxa" w:w="92"/>
+              <w:bottom w:type="dxa" w:w="52"/>
+              <w:right w:type="dxa" w:w="92"/>
+            </w:tcMar>
+          </w:tcPr>
+          <w:p>
+            <w:pPr>
+              <w:spacing w:after="0" w:line="280"/>
+            </w:pPr>
+            <w:r>
+              <w:rPr>
+                <w:rFonts w:ascii="맑은 고딕" w:cs="맑은 고딕" w:eastAsia="맑은 고딕" w:hAnsi="맑은 고딕"/>
+                <w:sz w:val="18"/>
+                <w:szCs w:val="18"/>
+              </w:rPr>
+              <w:t xml:space="preserve">사진 벡터화</w:t>
+            </w:r>
+          </w:p>
+        </w:tc>
+        <w:tc>
+          <w:tcPr>
+            <w:tcW w:type="dxa" w:w="3430"/>
+            <w:tcBorders>
+              <w:top w:val="single" w:color="D5DAE2" w:sz="4"/>
+              <w:left w:val="single" w:color="D5DAE2" w:sz="4"/>
+              <w:bottom w:val="single" w:color="D5DAE2" w:sz="4"/>
+              <w:right w:val="single" w:color="D5DAE2" w:sz="4"/>
+            </w:tcBorders>
+            <w:tcMar>
+              <w:top w:type="dxa" w:w="52"/>
+              <w:left w:type="dxa" w:w="92"/>
+              <w:bottom w:type="dxa" w:w="52"/>
+              <w:right w:type="dxa" w:w="92"/>
+            </w:tcMar>
+          </w:tcPr>
+          <w:p>
+            <w:pPr>
+              <w:spacing w:after="0" w:line="280"/>
+            </w:pPr>
+            <w:r>
+              <w:rPr>
+                <w:rFonts w:ascii="맑은 고딕" w:cs="맑은 고딕" w:eastAsia="맑은 고딕" w:hAnsi="맑은 고딕"/>
+                <w:b w:val="false"/>
+                <w:bCs w:val="false"/>
+                <w:sz w:val="18"/>
+                <w:szCs w:val="18"/>
+              </w:rPr>
+              <w:t xml:space="preserve">사진은 벡터로 바꾸면 품질이 떨어지고 용량이 커진다</w:t>
+            </w:r>
+          </w:p>
+        </w:tc>
+        <w:tc>
+          <w:tcPr>
+            <w:tcW w:type="dxa" w:w="3630"/>
+            <w:tcBorders>
+              <w:top w:val="single" w:color="D5DAE2" w:sz="4"/>
+              <w:left w:val="single" w:color="D5DAE2" w:sz="4"/>
+              <w:bottom w:val="single" w:color="D5DAE2" w:sz="4"/>
+              <w:right w:val="single" w:color="D5DAE2" w:sz="4"/>
+            </w:tcBorders>
+            <w:tcMar>
+              <w:top w:type="dxa" w:w="52"/>
+              <w:left w:type="dxa" w:w="92"/>
+              <w:bottom w:type="dxa" w:w="52"/>
+              <w:right w:type="dxa" w:w="92"/>
+            </w:tcMar>
+          </w:tcPr>
+          <w:p>
+            <w:pPr>
+              <w:spacing w:after="0" w:line="280"/>
+            </w:pPr>
+            <w:r>
+              <w:rPr>
+                <w:rFonts w:ascii="맑은 고딕" w:cs="맑은 고딕" w:eastAsia="맑은 고딕" w:hAnsi="맑은 고딕"/>
+                <w:b w:val="false"/>
+                <w:bCs w:val="false"/>
+                <w:sz w:val="18"/>
+                <w:szCs w:val="18"/>
+              </w:rPr>
+              <w:t xml:space="preserve">기술적 한계로 해결 불가. 앱이 원본 사용을 권고하도록 처리했다</w:t>
+            </w:r>
+          </w:p>
+        </w:tc>
+      </w:tr>
+      <w:tr>
+        <w:tc>
+          <w:tcPr>
+            <w:tcW w:type="dxa" w:w="2300"/>
             <w:tcBorders>
               <w:top w:val="single" w:color="D5DAE2" w:sz="4"/>
               <w:left w:val="single" w:color="D5DAE2" w:sz="4"/>
@@ -10027,65 +8110,65 @@
         </w:tc>
         <w:tc>
           <w:tcPr>
-            <w:tcW w:type="dxa" w:w="3480"/>
-            <w:tcBorders>
-              <w:top w:val="single" w:color="D5DAE2" w:sz="4"/>
-              <w:left w:val="single" w:color="D5DAE2" w:sz="4"/>
-              <w:bottom w:val="single" w:color="D5DAE2" w:sz="4"/>
-              <w:right w:val="single" w:color="D5DAE2" w:sz="4"/>
-            </w:tcBorders>
-            <w:tcMar>
-              <w:top w:type="dxa" w:w="52"/>
-              <w:left w:type="dxa" w:w="92"/>
-              <w:bottom w:type="dxa" w:w="52"/>
-              <w:right w:type="dxa" w:w="92"/>
-            </w:tcMar>
-          </w:tcPr>
-          <w:p>
-            <w:pPr>
-              <w:spacing w:after="0" w:line="280"/>
-            </w:pPr>
-            <w:r>
-              <w:rPr>
-                <w:rFonts w:ascii="맑은 고딕" w:cs="맑은 고딕" w:eastAsia="맑은 고딕" w:hAnsi="맑은 고딕"/>
-                <w:b w:val="false"/>
-                <w:bCs w:val="false"/>
-                <w:sz w:val="18"/>
-                <w:szCs w:val="18"/>
-              </w:rPr>
-              <w:t xml:space="preserve">같은 입력에도 생성 결과가 매번 달라질 수 있음</w:t>
-            </w:r>
-          </w:p>
-        </w:tc>
-        <w:tc>
-          <w:tcPr>
-            <w:tcW w:type="dxa" w:w="3480"/>
-            <w:tcBorders>
-              <w:top w:val="single" w:color="D5DAE2" w:sz="4"/>
-              <w:left w:val="single" w:color="D5DAE2" w:sz="4"/>
-              <w:bottom w:val="single" w:color="D5DAE2" w:sz="4"/>
-              <w:right w:val="single" w:color="D5DAE2" w:sz="4"/>
-            </w:tcBorders>
-            <w:tcMar>
-              <w:top w:type="dxa" w:w="52"/>
-              <w:left w:type="dxa" w:w="92"/>
-              <w:bottom w:type="dxa" w:w="52"/>
-              <w:right w:type="dxa" w:w="92"/>
-            </w:tcMar>
-          </w:tcPr>
-          <w:p>
-            <w:pPr>
-              <w:spacing w:after="0" w:line="280"/>
-            </w:pPr>
-            <w:r>
-              <w:rPr>
-                <w:rFonts w:ascii="맑은 고딕" w:cs="맑은 고딕" w:eastAsia="맑은 고딕" w:hAnsi="맑은 고딕"/>
-                <w:b w:val="false"/>
-                <w:bCs w:val="false"/>
-                <w:sz w:val="18"/>
-                <w:szCs w:val="18"/>
-              </w:rPr>
-              <w:t xml:space="preserve">Human-in-the-loop 유지. 형식·수식은 코드가 보장하므로 편차는 내용 구성에 한정됨</w:t>
+            <w:tcW w:type="dxa" w:w="3430"/>
+            <w:tcBorders>
+              <w:top w:val="single" w:color="D5DAE2" w:sz="4"/>
+              <w:left w:val="single" w:color="D5DAE2" w:sz="4"/>
+              <w:bottom w:val="single" w:color="D5DAE2" w:sz="4"/>
+              <w:right w:val="single" w:color="D5DAE2" w:sz="4"/>
+            </w:tcBorders>
+            <w:tcMar>
+              <w:top w:type="dxa" w:w="52"/>
+              <w:left w:type="dxa" w:w="92"/>
+              <w:bottom w:type="dxa" w:w="52"/>
+              <w:right w:type="dxa" w:w="92"/>
+            </w:tcMar>
+          </w:tcPr>
+          <w:p>
+            <w:pPr>
+              <w:spacing w:after="0" w:line="280"/>
+            </w:pPr>
+            <w:r>
+              <w:rPr>
+                <w:rFonts w:ascii="맑은 고딕" w:cs="맑은 고딕" w:eastAsia="맑은 고딕" w:hAnsi="맑은 고딕"/>
+                <w:b w:val="false"/>
+                <w:bCs w:val="false"/>
+                <w:sz w:val="18"/>
+                <w:szCs w:val="18"/>
+              </w:rPr>
+              <w:t xml:space="preserve">같은 입력에도 생성 결과가 매번 달라질 수 있다</w:t>
+            </w:r>
+          </w:p>
+        </w:tc>
+        <w:tc>
+          <w:tcPr>
+            <w:tcW w:type="dxa" w:w="3630"/>
+            <w:tcBorders>
+              <w:top w:val="single" w:color="D5DAE2" w:sz="4"/>
+              <w:left w:val="single" w:color="D5DAE2" w:sz="4"/>
+              <w:bottom w:val="single" w:color="D5DAE2" w:sz="4"/>
+              <w:right w:val="single" w:color="D5DAE2" w:sz="4"/>
+            </w:tcBorders>
+            <w:tcMar>
+              <w:top w:type="dxa" w:w="52"/>
+              <w:left w:type="dxa" w:w="92"/>
+              <w:bottom w:type="dxa" w:w="52"/>
+              <w:right w:type="dxa" w:w="92"/>
+            </w:tcMar>
+          </w:tcPr>
+          <w:p>
+            <w:pPr>
+              <w:spacing w:after="0" w:line="280"/>
+            </w:pPr>
+            <w:r>
+              <w:rPr>
+                <w:rFonts w:ascii="맑은 고딕" w:cs="맑은 고딕" w:eastAsia="맑은 고딕" w:hAnsi="맑은 고딕"/>
+                <w:b w:val="false"/>
+                <w:bCs w:val="false"/>
+                <w:sz w:val="18"/>
+                <w:szCs w:val="18"/>
+              </w:rPr>
+              <w:t xml:space="preserve">사람 확인 단계 유지. 형식·수식은 코드가 보장하므로 편차는 내용 구성에 한정된다</w:t>
             </w:r>
           </w:p>
         </w:tc>
@@ -10093,22 +8176,15 @@
     </w:tbl>
     <w:p>
       <w:pPr>
-        <w:pStyle w:val="Heading1"/>
-        <w:pBdr>
-          <w:bottom w:val="single" w:color="123979" w:sz="12" w:space="6"/>
-        </w:pBdr>
-        <w:spacing w:after="160" w:before="320"/>
-      </w:pPr>
-      <w:r>
-        <w:rPr>
-          <w:rFonts w:ascii="맑은 고딕" w:cs="맑은 고딕" w:eastAsia="맑은 고딕" w:hAnsi="맑은 고딕"/>
-          <w:b/>
-          <w:bCs/>
-          <w:color w:val="123979"/>
-          <w:sz w:val="30"/>
-          <w:szCs w:val="30"/>
-        </w:rPr>
-        <w:t xml:space="preserve">9. 향후 계획 및 제안</w:t>
+        <w:spacing w:after="100" w:before="0" w:line="264"/>
+      </w:pPr>
+      <w:r>
+        <w:rPr>
+          <w:rFonts w:ascii="맑은 고딕" w:cs="맑은 고딕" w:eastAsia="맑은 고딕" w:hAnsi="맑은 고딕"/>
+          <w:sz w:val="20"/>
+          <w:szCs w:val="20"/>
+        </w:rPr>
+        <w:t xml:space="preserve">그 밖에 SVG 변환은 실제 앱 창에서의 중지 버튼·미리보기 동작 확인과 컬러 도식 용량 감소(같은 색 인접 경로 병합)가, 기능 확장으로는 Word(docx) 탭 추가가 남아 있다.</w:t>
       </w:r>
     </w:p>
     <w:p>
@@ -10125,167 +8201,7 @@
           <w:sz w:val="24"/>
           <w:szCs w:val="24"/>
         </w:rPr>
-        <w:t xml:space="preserve">9.1 단기 (기능 완성도)</w:t>
-      </w:r>
-    </w:p>
-    <w:p>
-      <w:pPr>
-        <w:pStyle w:val="ListParagraph"/>
-        <w:numPr>
-          <w:ilvl w:val="0"/>
-          <w:numId w:val="2"/>
-        </w:numPr>
-        <w:spacing w:after="70" w:line="264"/>
-      </w:pPr>
-      <w:r>
-        <w:rPr>
-          <w:rFonts w:ascii="맑은 고딕" w:cs="맑은 고딕" w:eastAsia="맑은 고딕" w:hAnsi="맑은 고딕"/>
-          <w:sz w:val="20"/>
-          <w:szCs w:val="20"/>
-        </w:rPr>
-        <w:t xml:space="preserve">SVG 변환: 실제 앱 창에서 중지 버튼·미리보기 동작 확인, 컬러 도식 SVG 용량 감소(같은 색 인접 경로 병합)</w:t>
-      </w:r>
-    </w:p>
-    <w:p>
-      <w:pPr>
-        <w:pStyle w:val="ListParagraph"/>
-        <w:numPr>
-          <w:ilvl w:val="0"/>
-          <w:numId w:val="2"/>
-        </w:numPr>
-        <w:spacing w:after="70" w:line="264"/>
-      </w:pPr>
-      <w:r>
-        <w:rPr>
-          <w:rFonts w:ascii="맑은 고딕" w:cs="맑은 고딕" w:eastAsia="맑은 고딕" w:hAnsi="맑은 고딕"/>
-          <w:sz w:val="20"/>
-          <w:szCs w:val="20"/>
-        </w:rPr>
-        <w:t xml:space="preserve">PPT: 자유 설계 폴백률 측정 및 자주 걸리는 결함 유형의 프롬프트 선반영, 7b 모델의 설계 실수 추가 완화</w:t>
-      </w:r>
-    </w:p>
-    <w:p>
-      <w:pPr>
-        <w:pStyle w:val="ListParagraph"/>
-        <w:numPr>
-          <w:ilvl w:val="0"/>
-          <w:numId w:val="2"/>
-        </w:numPr>
-        <w:spacing w:after="70" w:line="264"/>
-      </w:pPr>
-      <w:r>
-        <w:rPr>
-          <w:rFonts w:ascii="맑은 고딕" w:cs="맑은 고딕" w:eastAsia="맑은 고딕" w:hAnsi="맑은 고딕"/>
-          <w:sz w:val="20"/>
-          <w:szCs w:val="20"/>
-        </w:rPr>
-        <w:t xml:space="preserve">시각 QA: LibreOffice 렌더-비교를 생성 루프에 편입해 기하 검사와 함께 자동 수행</w:t>
-      </w:r>
-    </w:p>
-    <w:p>
-      <w:pPr>
-        <w:pStyle w:val="Heading2"/>
-        <w:spacing w:after="110" w:before="240"/>
-      </w:pPr>
-      <w:r>
-        <w:rPr>
-          <w:rFonts w:ascii="맑은 고딕" w:cs="맑은 고딕" w:eastAsia="맑은 고딕" w:hAnsi="맑은 고딕"/>
-          <w:b/>
-          <w:bCs/>
-          <w:color w:val="0038A3"/>
-          <w:sz w:val="24"/>
-          <w:szCs w:val="24"/>
-        </w:rPr>
-        <w:t xml:space="preserve">9.2 중기 (사내 도입)</w:t>
-      </w:r>
-    </w:p>
-    <w:p>
-      <w:pPr>
-        <w:pStyle w:val="ListParagraph"/>
-        <w:numPr>
-          <w:ilvl w:val="0"/>
-          <w:numId w:val="3"/>
-        </w:numPr>
-        <w:spacing w:after="70" w:line="264"/>
-      </w:pPr>
-      <w:r>
-        <w:rPr>
-          <w:rFonts w:ascii="맑은 고딕" w:cs="맑은 고딕" w:eastAsia="맑은 고딕" w:hAnsi="맑은 고딕"/>
-          <w:sz w:val="20"/>
-          <w:szCs w:val="20"/>
-        </w:rPr>
-        <w:t xml:space="preserve">PyInstaller로 .exe 패키징 — 비개발자도 설치 없이 실행</w:t>
-      </w:r>
-    </w:p>
-    <w:p>
-      <w:pPr>
-        <w:pStyle w:val="ListParagraph"/>
-        <w:numPr>
-          <w:ilvl w:val="0"/>
-          <w:numId w:val="3"/>
-        </w:numPr>
-        <w:spacing w:after="70" w:line="264"/>
-      </w:pPr>
-      <w:r>
-        <w:rPr>
-          <w:rFonts w:ascii="맑은 고딕" w:cs="맑은 고딕" w:eastAsia="맑은 고딕" w:hAnsi="맑은 고딕"/>
-          <w:sz w:val="20"/>
-          <w:szCs w:val="20"/>
-        </w:rPr>
-        <w:t xml:space="preserve">사내 LLM 서버 1대 구축 후 경량 클라이언트 배포 — 각 PC에 모델 설치 불필요</w:t>
-      </w:r>
-    </w:p>
-    <w:p>
-      <w:pPr>
-        <w:pStyle w:val="ListParagraph"/>
-        <w:numPr>
-          <w:ilvl w:val="0"/>
-          <w:numId w:val="3"/>
-        </w:numPr>
-        <w:spacing w:after="70" w:line="264"/>
-      </w:pPr>
-      <w:r>
-        <w:rPr>
-          <w:rFonts w:ascii="맑은 고딕" w:cs="맑은 고딕" w:eastAsia="맑은 고딕" w:hAnsi="맑은 고딕"/>
-          <w:sz w:val="20"/>
-          <w:szCs w:val="20"/>
-        </w:rPr>
-        <w:t xml:space="preserve">IT 승인 후 Teams·Outlook 연동으로 트리거 교체 — 엔진과 확인 로직은 그대로 재사용</w:t>
-      </w:r>
-    </w:p>
-    <w:p>
-      <w:pPr>
-        <w:pStyle w:val="ListParagraph"/>
-        <w:numPr>
-          <w:ilvl w:val="0"/>
-          <w:numId w:val="3"/>
-        </w:numPr>
-        <w:spacing w:after="70" w:line="264"/>
-      </w:pPr>
-      <w:r>
-        <w:rPr>
-          <w:rFonts w:ascii="맑은 고딕" w:cs="맑은 고딕" w:eastAsia="맑은 고딕" w:hAnsi="맑은 고딕"/>
-          <w:sz w:val="20"/>
-          <w:szCs w:val="20"/>
-        </w:rPr>
-        <w:t xml:space="preserve">Word(docx) 탭 추가 — 보고서·기술 문서 자동화로 범위 확장</w:t>
-      </w:r>
-    </w:p>
-    <w:p>
-      <w:pPr>
-        <w:pStyle w:val="Heading2"/>
-        <w:spacing w:after="110" w:before="240"/>
-      </w:pPr>
-      <w:r>
-        <w:rPr>
-          <w:rFonts w:ascii="맑은 고딕" w:cs="맑은 고딕" w:eastAsia="맑은 고딕" w:hAnsi="맑은 고딕"/>
-          <w:b/>
-          <w:bCs/>
-          <w:color w:val="0038A3"/>
-          <w:sz w:val="24"/>
-          <w:szCs w:val="24"/>
-        </w:rPr>
-        <w:t xml:space="preserve">9.3 도입을 위해 필요한 의사결정</w:t>
+        <w:t xml:space="preserve">8.1 도입을 위해 필요한 의사결정</w:t>
       </w:r>
     </w:p>
     <w:p>
@@ -11003,6 +8919,19 @@
         <w:t xml:space="preserve">B. 파일 및 모듈 맵</w:t>
       </w:r>
     </w:p>
+    <w:p>
+      <w:pPr>
+        <w:spacing w:after="100" w:before="0" w:line="264"/>
+      </w:pPr>
+      <w:r>
+        <w:rPr>
+          <w:rFonts w:ascii="맑은 고딕" w:cs="맑은 고딕" w:eastAsia="맑은 고딕" w:hAnsi="맑은 고딕"/>
+          <w:sz w:val="20"/>
+          <w:szCs w:val="20"/>
+        </w:rPr>
+        <w:t xml:space="preserve">핵심 진입점만 적는다. 전체 목록과 각 모듈의 주의사항은 인수인계 문서에 정리해 두었다.</w:t>
+      </w:r>
+    </w:p>
     <w:tbl>
       <w:tblPr>
         <w:tblW w:type="dxa" w:w="9360"/>
@@ -11119,7 +9048,7 @@
                 <w:sz w:val="18"/>
                 <w:szCs w:val="18"/>
               </w:rPr>
-              <w:t xml:space="preserve">app/main_app.py</w:t>
+              <w:t xml:space="preserve">app/main_app.py · app/api.py</w:t>
             </w:r>
           </w:p>
         </w:tc>
@@ -11151,7 +9080,7 @@
                 <w:sz w:val="18"/>
                 <w:szCs w:val="18"/>
               </w:rPr>
-              <w:t xml:space="preserve">pywebview 진입점 (창 생성)</w:t>
+              <w:t xml:space="preserve">pywebview 진입점 / JS ↔ Python 브리지 (모든 기능의 엔드포인트)</w:t>
             </w:r>
           </w:p>
         </w:tc>
@@ -11183,7 +9112,7 @@
                 <w:sz w:val="18"/>
                 <w:szCs w:val="18"/>
               </w:rPr>
-              <w:t xml:space="preserve">app/api.py</w:t>
+              <w:t xml:space="preserve">app/ui/</w:t>
             </w:r>
           </w:p>
         </w:tc>
@@ -11215,7 +9144,7 @@
                 <w:sz w:val="18"/>
                 <w:szCs w:val="18"/>
               </w:rPr>
-              <w:t xml:space="preserve">JS ↔ Python 브리지. 모든 기능의 엔드포인트</w:t>
+              <w:t xml:space="preserve">index.html, app.js, style.css</w:t>
             </w:r>
           </w:p>
         </w:tc>
@@ -11247,7 +9176,7 @@
                 <w:sz w:val="18"/>
                 <w:szCs w:val="18"/>
               </w:rPr>
-              <w:t xml:space="preserve">app/ui/</w:t>
+              <w:t xml:space="preserve">app/ppt/render_deck.js</w:t>
             </w:r>
           </w:p>
         </w:tc>
@@ -11279,7 +9208,7 @@
                 <w:sz w:val="18"/>
                 <w:szCs w:val="18"/>
               </w:rPr>
-              <w:t xml:space="preserve">index.html, app.js, style.css</w:t>
+              <w:t xml:space="preserve">pptxgenjs 렌더러 (테마 · 레이아웃 · 자동 글자크기)</w:t>
             </w:r>
           </w:p>
         </w:tc>
@@ -11311,7 +9240,7 @@
                 <w:sz w:val="18"/>
                 <w:szCs w:val="18"/>
               </w:rPr>
-              <w:t xml:space="preserve">app/ppt/render_deck.js</w:t>
+              <w:t xml:space="preserve">app/ppt/freeform_engine.py</w:t>
             </w:r>
           </w:p>
         </w:tc>
@@ -11343,7 +9272,7 @@
                 <w:sz w:val="18"/>
                 <w:szCs w:val="18"/>
               </w:rPr>
-              <w:t xml:space="preserve">pptxgenjs 렌더러 (테마·레이아웃·자동 글자크기)</w:t>
+              <w:t xml:space="preserve">기획 → 코드 생성 → 실행 → 검사 → 자가수정 → 실패 시 템플릿 폴백</w:t>
             </w:r>
           </w:p>
         </w:tc>
@@ -11375,7 +9304,7 @@
                 <w:sz w:val="18"/>
                 <w:szCs w:val="18"/>
               </w:rPr>
-              <w:t xml:space="preserve">app/ppt/freeform_engine.py</w:t>
+              <w:t xml:space="preserve">app/ppt/deck_lint.py</w:t>
             </w:r>
           </w:p>
         </w:tc>
@@ -11407,7 +9336,7 @@
                 <w:sz w:val="18"/>
                 <w:szCs w:val="18"/>
               </w:rPr>
-              <w:t xml:space="preserve">기획 → 코드 생성 → 실행 → 검사 → 자가수정(최대 3회) → 실패 시 템플릿 폴백</w:t>
+              <w:t xml:space="preserve">덱의 기하 결함 · 기획안 일치 검사 (자가수정 루프의 판정 근거)</w:t>
             </w:r>
           </w:p>
         </w:tc>
@@ -11439,7 +9368,7 @@
                 <w:sz w:val="18"/>
                 <w:szCs w:val="18"/>
               </w:rPr>
-              <w:t xml:space="preserve">app/ppt/deck_lint.py</w:t>
+              <w:t xml:space="preserve">src/excel/ · src/vector/</w:t>
             </w:r>
           </w:p>
         </w:tc>
@@ -11471,7 +9400,7 @@
                 <w:sz w:val="18"/>
                 <w:szCs w:val="18"/>
               </w:rPr>
-              <w:t xml:space="preserve">생성된 덱의 기하 결함·기획안 일치 여부 검사 (자가수정 루프의 판정 근거)</w:t>
+              <w:t xml:space="preserve">Excel 자동화 3종 / SVG 변환 엔진 (자동 튜닝 · 품질 채점 · 무손실 축소)</w:t>
             </w:r>
           </w:p>
         </w:tc>
@@ -11503,7 +9432,7 @@
                 <w:sz w:val="18"/>
                 <w:szCs w:val="18"/>
               </w:rPr>
-              <w:t xml:space="preserve">app/ppt/freeform_helpers.js</w:t>
+              <w:t xml:space="preserve">src/common/llm_client.py</w:t>
             </w:r>
           </w:p>
         </w:tc>
@@ -11535,7 +9464,7 @@
                 <w:sz w:val="18"/>
                 <w:szCs w:val="18"/>
               </w:rPr>
-              <w:t xml:space="preserve">모델이 생성한 코드가 호출하는 렌더 헬퍼(차트·이미지·카드)</w:t>
+              <w:t xml:space="preserve">Groq · Ollama · OpenAI 통합 클라이언트 (키 다중 등록 · 자동 전환)</w:t>
             </w:r>
           </w:p>
         </w:tc>
@@ -11567,7 +9496,7 @@
                 <w:sz w:val="18"/>
                 <w:szCs w:val="18"/>
               </w:rPr>
-              <w:t xml:space="preserve">app/ppt/*.py</w:t>
+              <w:t xml:space="preserve">tests/test_scenario_2.py</w:t>
             </w:r>
           </w:p>
         </w:tc>
@@ -11599,327 +9528,7 @@
                 <w:sz w:val="18"/>
                 <w:szCs w:val="18"/>
               </w:rPr>
-              <w:t xml:space="preserve">ppt_engine, pptx_import, thememgr, image_search, gradient, design_policy</w:t>
-            </w:r>
-          </w:p>
-        </w:tc>
-      </w:tr>
-      <w:tr>
-        <w:tc>
-          <w:tcPr>
-            <w:tcW w:type="dxa" w:w="3000"/>
-            <w:tcBorders>
-              <w:top w:val="single" w:color="D5DAE2" w:sz="4"/>
-              <w:left w:val="single" w:color="D5DAE2" w:sz="4"/>
-              <w:bottom w:val="single" w:color="D5DAE2" w:sz="4"/>
-              <w:right w:val="single" w:color="D5DAE2" w:sz="4"/>
-            </w:tcBorders>
-            <w:tcMar>
-              <w:top w:type="dxa" w:w="52"/>
-              <w:left w:type="dxa" w:w="92"/>
-              <w:bottom w:type="dxa" w:w="52"/>
-              <w:right w:type="dxa" w:w="92"/>
-            </w:tcMar>
-          </w:tcPr>
-          <w:p>
-            <w:pPr>
-              <w:spacing w:after="0" w:line="280"/>
-            </w:pPr>
-            <w:r>
-              <w:rPr>
-                <w:rFonts w:ascii="맑은 고딕" w:cs="맑은 고딕" w:eastAsia="맑은 고딕" w:hAnsi="맑은 고딕"/>
-                <w:sz w:val="18"/>
-                <w:szCs w:val="18"/>
-              </w:rPr>
-              <w:t xml:space="preserve">src/excel/</w:t>
-            </w:r>
-          </w:p>
-        </w:tc>
-        <w:tc>
-          <w:tcPr>
-            <w:tcW w:type="dxa" w:w="6360"/>
-            <w:tcBorders>
-              <w:top w:val="single" w:color="D5DAE2" w:sz="4"/>
-              <w:left w:val="single" w:color="D5DAE2" w:sz="4"/>
-              <w:bottom w:val="single" w:color="D5DAE2" w:sz="4"/>
-              <w:right w:val="single" w:color="D5DAE2" w:sz="4"/>
-            </w:tcBorders>
-            <w:tcMar>
-              <w:top w:type="dxa" w:w="52"/>
-              <w:left w:type="dxa" w:w="92"/>
-              <w:bottom w:type="dxa" w:w="52"/>
-              <w:right w:type="dxa" w:w="92"/>
-            </w:tcMar>
-          </w:tcPr>
-          <w:p>
-            <w:pPr>
-              <w:spacing w:after="0" w:line="280"/>
-            </w:pPr>
-            <w:r>
-              <w:rPr>
-                <w:rFonts w:ascii="맑은 고딕" w:cs="맑은 고딕" w:eastAsia="맑은 고딕" w:hAnsi="맑은 고딕"/>
-                <w:b w:val="false"/>
-                <w:bCs w:val="false"/>
-                <w:sz w:val="18"/>
-                <w:szCs w:val="18"/>
-              </w:rPr>
-              <w:t xml:space="preserve">experiment_logger, excel_analysis, receipt_engine, llm_extractor, excel_updater</w:t>
-            </w:r>
-          </w:p>
-        </w:tc>
-      </w:tr>
-      <w:tr>
-        <w:tc>
-          <w:tcPr>
-            <w:tcW w:type="dxa" w:w="3000"/>
-            <w:tcBorders>
-              <w:top w:val="single" w:color="D5DAE2" w:sz="4"/>
-              <w:left w:val="single" w:color="D5DAE2" w:sz="4"/>
-              <w:bottom w:val="single" w:color="D5DAE2" w:sz="4"/>
-              <w:right w:val="single" w:color="D5DAE2" w:sz="4"/>
-            </w:tcBorders>
-            <w:tcMar>
-              <w:top w:type="dxa" w:w="52"/>
-              <w:left w:type="dxa" w:w="92"/>
-              <w:bottom w:type="dxa" w:w="52"/>
-              <w:right w:type="dxa" w:w="92"/>
-            </w:tcMar>
-          </w:tcPr>
-          <w:p>
-            <w:pPr>
-              <w:spacing w:after="0" w:line="280"/>
-            </w:pPr>
-            <w:r>
-              <w:rPr>
-                <w:rFonts w:ascii="맑은 고딕" w:cs="맑은 고딕" w:eastAsia="맑은 고딕" w:hAnsi="맑은 고딕"/>
-                <w:sz w:val="18"/>
-                <w:szCs w:val="18"/>
-              </w:rPr>
-              <w:t xml:space="preserve">src/vector/</w:t>
-            </w:r>
-          </w:p>
-        </w:tc>
-        <w:tc>
-          <w:tcPr>
-            <w:tcW w:type="dxa" w:w="6360"/>
-            <w:tcBorders>
-              <w:top w:val="single" w:color="D5DAE2" w:sz="4"/>
-              <w:left w:val="single" w:color="D5DAE2" w:sz="4"/>
-              <w:bottom w:val="single" w:color="D5DAE2" w:sz="4"/>
-              <w:right w:val="single" w:color="D5DAE2" w:sz="4"/>
-            </w:tcBorders>
-            <w:tcMar>
-              <w:top w:type="dxa" w:w="52"/>
-              <w:left w:type="dxa" w:w="92"/>
-              <w:bottom w:type="dxa" w:w="52"/>
-              <w:right w:type="dxa" w:w="92"/>
-            </w:tcMar>
-          </w:tcPr>
-          <w:p>
-            <w:pPr>
-              <w:spacing w:after="0" w:line="280"/>
-            </w:pPr>
-            <w:r>
-              <w:rPr>
-                <w:rFonts w:ascii="맑은 고딕" w:cs="맑은 고딕" w:eastAsia="맑은 고딕" w:hAnsi="맑은 고딕"/>
-                <w:b w:val="false"/>
-                <w:bCs w:val="false"/>
-                <w:sz w:val="18"/>
-                <w:szCs w:val="18"/>
-              </w:rPr>
-              <w:t xml:space="preserve">vector_autotune, quality, svgmin</w:t>
-            </w:r>
-          </w:p>
-        </w:tc>
-      </w:tr>
-      <w:tr>
-        <w:tc>
-          <w:tcPr>
-            <w:tcW w:type="dxa" w:w="3000"/>
-            <w:tcBorders>
-              <w:top w:val="single" w:color="D5DAE2" w:sz="4"/>
-              <w:left w:val="single" w:color="D5DAE2" w:sz="4"/>
-              <w:bottom w:val="single" w:color="D5DAE2" w:sz="4"/>
-              <w:right w:val="single" w:color="D5DAE2" w:sz="4"/>
-            </w:tcBorders>
-            <w:tcMar>
-              <w:top w:type="dxa" w:w="52"/>
-              <w:left w:type="dxa" w:w="92"/>
-              <w:bottom w:type="dxa" w:w="52"/>
-              <w:right w:type="dxa" w:w="92"/>
-            </w:tcMar>
-          </w:tcPr>
-          <w:p>
-            <w:pPr>
-              <w:spacing w:after="0" w:line="280"/>
-            </w:pPr>
-            <w:r>
-              <w:rPr>
-                <w:rFonts w:ascii="맑은 고딕" w:cs="맑은 고딕" w:eastAsia="맑은 고딕" w:hAnsi="맑은 고딕"/>
-                <w:sz w:val="18"/>
-                <w:szCs w:val="18"/>
-              </w:rPr>
-              <w:t xml:space="preserve">src/common/llm_client.py</w:t>
-            </w:r>
-          </w:p>
-        </w:tc>
-        <w:tc>
-          <w:tcPr>
-            <w:tcW w:type="dxa" w:w="6360"/>
-            <w:tcBorders>
-              <w:top w:val="single" w:color="D5DAE2" w:sz="4"/>
-              <w:left w:val="single" w:color="D5DAE2" w:sz="4"/>
-              <w:bottom w:val="single" w:color="D5DAE2" w:sz="4"/>
-              <w:right w:val="single" w:color="D5DAE2" w:sz="4"/>
-            </w:tcBorders>
-            <w:tcMar>
-              <w:top w:type="dxa" w:w="52"/>
-              <w:left w:type="dxa" w:w="92"/>
-              <w:bottom w:type="dxa" w:w="52"/>
-              <w:right w:type="dxa" w:w="92"/>
-            </w:tcMar>
-          </w:tcPr>
-          <w:p>
-            <w:pPr>
-              <w:spacing w:after="0" w:line="280"/>
-            </w:pPr>
-            <w:r>
-              <w:rPr>
-                <w:rFonts w:ascii="맑은 고딕" w:cs="맑은 고딕" w:eastAsia="맑은 고딕" w:hAnsi="맑은 고딕"/>
-                <w:b w:val="false"/>
-                <w:bCs w:val="false"/>
-                <w:sz w:val="18"/>
-                <w:szCs w:val="18"/>
-              </w:rPr>
-              <w:t xml:space="preserve">Groq · Ollama · OpenAI 통합 클라이언트 (API 키 다중 등록 · 한도 초과 시 자동 전환)</w:t>
-            </w:r>
-          </w:p>
-        </w:tc>
-      </w:tr>
-      <w:tr>
-        <w:tc>
-          <w:tcPr>
-            <w:tcW w:type="dxa" w:w="3000"/>
-            <w:tcBorders>
-              <w:top w:val="single" w:color="D5DAE2" w:sz="4"/>
-              <w:left w:val="single" w:color="D5DAE2" w:sz="4"/>
-              <w:bottom w:val="single" w:color="D5DAE2" w:sz="4"/>
-              <w:right w:val="single" w:color="D5DAE2" w:sz="4"/>
-            </w:tcBorders>
-            <w:tcMar>
-              <w:top w:type="dxa" w:w="52"/>
-              <w:left w:type="dxa" w:w="92"/>
-              <w:bottom w:type="dxa" w:w="52"/>
-              <w:right w:type="dxa" w:w="92"/>
-            </w:tcMar>
-          </w:tcPr>
-          <w:p>
-            <w:pPr>
-              <w:spacing w:after="0" w:line="280"/>
-            </w:pPr>
-            <w:r>
-              <w:rPr>
-                <w:rFonts w:ascii="맑은 고딕" w:cs="맑은 고딕" w:eastAsia="맑은 고딕" w:hAnsi="맑은 고딕"/>
-                <w:sz w:val="18"/>
-                <w:szCs w:val="18"/>
-              </w:rPr>
-              <w:t xml:space="preserve">ppt-skill/</w:t>
-            </w:r>
-          </w:p>
-        </w:tc>
-        <w:tc>
-          <w:tcPr>
-            <w:tcW w:type="dxa" w:w="6360"/>
-            <w:tcBorders>
-              <w:top w:val="single" w:color="D5DAE2" w:sz="4"/>
-              <w:left w:val="single" w:color="D5DAE2" w:sz="4"/>
-              <w:bottom w:val="single" w:color="D5DAE2" w:sz="4"/>
-              <w:right w:val="single" w:color="D5DAE2" w:sz="4"/>
-            </w:tcBorders>
-            <w:tcMar>
-              <w:top w:type="dxa" w:w="52"/>
-              <w:left w:type="dxa" w:w="92"/>
-              <w:bottom w:type="dxa" w:w="52"/>
-              <w:right w:type="dxa" w:w="92"/>
-            </w:tcMar>
-          </w:tcPr>
-          <w:p>
-            <w:pPr>
-              <w:spacing w:after="0" w:line="280"/>
-            </w:pPr>
-            <w:r>
-              <w:rPr>
-                <w:rFonts w:ascii="맑은 고딕" w:cs="맑은 고딕" w:eastAsia="맑은 고딕" w:hAnsi="맑은 고딕"/>
-                <w:b w:val="false"/>
-                <w:bCs w:val="false"/>
-                <w:sz w:val="18"/>
-                <w:szCs w:val="18"/>
-              </w:rPr>
-              <w:t xml:space="preserve">브랜드 에셋 및 스킬 가이드</w:t>
-            </w:r>
-          </w:p>
-        </w:tc>
-      </w:tr>
-      <w:tr>
-        <w:tc>
-          <w:tcPr>
-            <w:tcW w:type="dxa" w:w="3000"/>
-            <w:tcBorders>
-              <w:top w:val="single" w:color="D5DAE2" w:sz="4"/>
-              <w:left w:val="single" w:color="D5DAE2" w:sz="4"/>
-              <w:bottom w:val="single" w:color="D5DAE2" w:sz="4"/>
-              <w:right w:val="single" w:color="D5DAE2" w:sz="4"/>
-            </w:tcBorders>
-            <w:tcMar>
-              <w:top w:type="dxa" w:w="52"/>
-              <w:left w:type="dxa" w:w="92"/>
-              <w:bottom w:type="dxa" w:w="52"/>
-              <w:right w:type="dxa" w:w="92"/>
-            </w:tcMar>
-          </w:tcPr>
-          <w:p>
-            <w:pPr>
-              <w:spacing w:after="0" w:line="280"/>
-            </w:pPr>
-            <w:r>
-              <w:rPr>
-                <w:rFonts w:ascii="맑은 고딕" w:cs="맑은 고딕" w:eastAsia="맑은 고딕" w:hAnsi="맑은 고딕"/>
-                <w:sz w:val="18"/>
-                <w:szCs w:val="18"/>
-              </w:rPr>
-              <w:t xml:space="preserve">tests/test_scenario_2.py</w:t>
-            </w:r>
-          </w:p>
-        </w:tc>
-        <w:tc>
-          <w:tcPr>
-            <w:tcW w:type="dxa" w:w="6360"/>
-            <w:tcBorders>
-              <w:top w:val="single" w:color="D5DAE2" w:sz="4"/>
-              <w:left w:val="single" w:color="D5DAE2" w:sz="4"/>
-              <w:bottom w:val="single" w:color="D5DAE2" w:sz="4"/>
-              <w:right w:val="single" w:color="D5DAE2" w:sz="4"/>
-            </w:tcBorders>
-            <w:tcMar>
-              <w:top w:type="dxa" w:w="52"/>
-              <w:left w:type="dxa" w:w="92"/>
-              <w:bottom w:type="dxa" w:w="52"/>
-              <w:right w:type="dxa" w:w="92"/>
-            </w:tcMar>
-          </w:tcPr>
-          <w:p>
-            <w:pPr>
-              <w:spacing w:after="0" w:line="280"/>
-            </w:pPr>
-            <w:r>
-              <w:rPr>
-                <w:rFonts w:ascii="맑은 고딕" w:cs="맑은 고딕" w:eastAsia="맑은 고딕" w:hAnsi="맑은 고딕"/>
-                <w:b w:val="false"/>
-                <w:bCs w:val="false"/>
-                <w:sz w:val="18"/>
-                <w:szCs w:val="18"/>
-              </w:rPr>
-              <w:t xml:space="preserve">Excel 수식·차트 보존 자동 테스트</w:t>
+              <w:t xml:space="preserve">Excel 수식 · 차트 보존 자동 테스트</w:t>
             </w:r>
           </w:p>
         </w:tc>
